--- a/docs/final_report/Sabercast_Final_Report.docx
+++ b/docs/final_report/Sabercast_Final_Report.docx
@@ -386,6 +386,58 @@
     </w:p>
     <w:p>
       <w:pPr>
+        <w:jc w:val="center"/>
+      </w:pPr>
+      <w:r>
+        <w:drawing>
+          <wp:inline xmlns:a="http://schemas.openxmlformats.org/drawingml/2006/main" xmlns:pic="http://schemas.openxmlformats.org/drawingml/2006/picture">
+            <wp:extent cx="5852160" cy="3971109"/>
+            <wp:docPr id="1" name="Picture 1"/>
+            <wp:cNvGraphicFramePr>
+              <a:graphicFrameLocks noChangeAspect="1"/>
+            </wp:cNvGraphicFramePr>
+            <a:graphic>
+              <a:graphicData uri="http://schemas.openxmlformats.org/drawingml/2006/picture">
+                <pic:pic>
+                  <pic:nvPicPr>
+                    <pic:cNvPr id="0" name="02_gap_filler_results_top.png"/>
+                    <pic:cNvPicPr/>
+                  </pic:nvPicPr>
+                  <pic:blipFill>
+                    <a:blip r:embed="rId9"/>
+                    <a:stretch>
+                      <a:fillRect/>
+                    </a:stretch>
+                  </pic:blipFill>
+                  <pic:spPr>
+                    <a:xfrm>
+                      <a:off x="0" y="0"/>
+                      <a:ext cx="5852160" cy="3971109"/>
+                    </a:xfrm>
+                    <a:prstGeom prst="rect"/>
+                  </pic:spPr>
+                </pic:pic>
+              </a:graphicData>
+            </a:graphic>
+          </wp:inline>
+        </w:drawing>
+      </w:r>
+    </w:p>
+    <w:p>
+      <w:pPr>
+        <w:jc w:val="center"/>
+      </w:pPr>
+      <w:r>
+        <w:rPr>
+          <w:i/>
+          <w:color w:val="555555"/>
+          <w:sz w:val="18"/>
+        </w:rPr>
+        <w:t>Figure 1. Gap Filler tab on the deployed Streamlit Cloud app, showing top-ranked roster gaps with position-matched candidates and contract-cost forecasts for the Seattle Mariners. Live at sabercast-mlb.streamlit.app.</w:t>
+      </w:r>
+    </w:p>
+    <w:p>
+      <w:pPr>
         <w:pBdr>
           <w:bottom w:val="single" w:sz="6" w:color="B0B0B0"/>
         </w:pBdr>
@@ -410,7 +462,7 @@
         <w:drawing>
           <wp:inline xmlns:a="http://schemas.openxmlformats.org/drawingml/2006/main" xmlns:pic="http://schemas.openxmlformats.org/drawingml/2006/picture">
             <wp:extent cx="5852160" cy="2726295"/>
-            <wp:docPr id="1" name="Picture 1"/>
+            <wp:docPr id="2" name="Picture 2"/>
             <wp:cNvGraphicFramePr>
               <a:graphicFrameLocks noChangeAspect="1"/>
             </wp:cNvGraphicFramePr>
@@ -422,7 +474,7 @@
                     <pic:cNvPicPr/>
                   </pic:nvPicPr>
                   <pic:blipFill>
-                    <a:blip r:embed="rId9"/>
+                    <a:blip r:embed="rId10"/>
                     <a:stretch>
                       <a:fillRect/>
                     </a:stretch>
@@ -2919,6 +2971,58 @@
           <w:sz w:val="20"/>
         </w:rPr>
         <w:t>Two positions reach statistical significance. This is the strongest evidence of diagnostic validity: when Sabercast surfaces a 2B or LF gap, the team's actual production at that position the following year is significantly more likely to be below league average than chance.</w:t>
+      </w:r>
+    </w:p>
+    <w:p>
+      <w:pPr>
+        <w:jc w:val="center"/>
+      </w:pPr>
+      <w:r>
+        <w:drawing>
+          <wp:inline xmlns:a="http://schemas.openxmlformats.org/drawingml/2006/main" xmlns:pic="http://schemas.openxmlformats.org/drawingml/2006/picture">
+            <wp:extent cx="5852160" cy="3132266"/>
+            <wp:docPr id="3" name="Picture 3"/>
+            <wp:cNvGraphicFramePr>
+              <a:graphicFrameLocks noChangeAspect="1"/>
+            </wp:cNvGraphicFramePr>
+            <a:graphic>
+              <a:graphicData uri="http://schemas.openxmlformats.org/drawingml/2006/picture">
+                <pic:pic>
+                  <pic:nvPicPr>
+                    <pic:cNvPr id="0" name="gap_position_hit_rate.png"/>
+                    <pic:cNvPicPr/>
+                  </pic:nvPicPr>
+                  <pic:blipFill>
+                    <a:blip r:embed="rId11"/>
+                    <a:stretch>
+                      <a:fillRect/>
+                    </a:stretch>
+                  </pic:blipFill>
+                  <pic:spPr>
+                    <a:xfrm>
+                      <a:off x="0" y="0"/>
+                      <a:ext cx="5852160" cy="3132266"/>
+                    </a:xfrm>
+                    <a:prstGeom prst="rect"/>
+                  </pic:spPr>
+                </pic:pic>
+              </a:graphicData>
+            </a:graphic>
+          </wp:inline>
+        </w:drawing>
+      </w:r>
+    </w:p>
+    <w:p>
+      <w:pPr>
+        <w:jc w:val="center"/>
+      </w:pPr>
+      <w:r>
+        <w:rPr>
+          <w:i/>
+          <w:color w:val="555555"/>
+          <w:sz w:val="18"/>
+        </w:rPr>
+        <w:t>Figure 2. Position-level diagnostic precision. Each bar is the percentage of (year, team) cases where Sabercast's top-1 flagged position underperformed league average the following year. Green bars are statistically significant at p &lt; 0.05; amber is trending p &lt; 0.10; gray is not significant. The dashed line is the 50% random baseline.</w:t>
       </w:r>
     </w:p>
     <w:p>
@@ -3634,6 +3738,58 @@
       </w:r>
     </w:p>
     <w:p>
+      <w:pPr>
+        <w:jc w:val="center"/>
+      </w:pPr>
+      <w:r>
+        <w:drawing>
+          <wp:inline xmlns:a="http://schemas.openxmlformats.org/drawingml/2006/main" xmlns:pic="http://schemas.openxmlformats.org/drawingml/2006/picture">
+            <wp:extent cx="5852160" cy="2890985"/>
+            <wp:docPr id="4" name="Picture 4"/>
+            <wp:cNvGraphicFramePr>
+              <a:graphicFrameLocks noChangeAspect="1"/>
+            </wp:cNvGraphicFramePr>
+            <a:graphic>
+              <a:graphicData uri="http://schemas.openxmlformats.org/drawingml/2006/picture">
+                <pic:pic>
+                  <pic:nvPicPr>
+                    <pic:cNvPr id="0" name="rag_accuracy_by_category.png"/>
+                    <pic:cNvPicPr/>
+                  </pic:nvPicPr>
+                  <pic:blipFill>
+                    <a:blip r:embed="rId12"/>
+                    <a:stretch>
+                      <a:fillRect/>
+                    </a:stretch>
+                  </pic:blipFill>
+                  <pic:spPr>
+                    <a:xfrm>
+                      <a:off x="0" y="0"/>
+                      <a:ext cx="5852160" cy="2890985"/>
+                    </a:xfrm>
+                    <a:prstGeom prst="rect"/>
+                  </pic:spPr>
+                </pic:pic>
+              </a:graphicData>
+            </a:graphic>
+          </wp:inline>
+        </w:drawing>
+      </w:r>
+    </w:p>
+    <w:p>
+      <w:pPr>
+        <w:jc w:val="center"/>
+      </w:pPr>
+      <w:r>
+        <w:rPr>
+          <w:i/>
+          <w:color w:val="555555"/>
+          <w:sz w:val="18"/>
+        </w:rPr>
+        <w:t>Figure 3. RAG accuracy by category. Blue bars are RAG-augmented gpt-4o accuracy; gray bars are no-retrieval gpt-4o on the same 20 held-out questions. RAG wins decisively on archetype, trend, combined-filter, and specific-stat questions (the categories where the vectorstore has direct knowledge). The general-knowledge loss is an honest prompt-design tradeoff — we instructed the model to use only retrieved context, so it refused to answer questions outside the vectorstore's scope.</w:t>
+      </w:r>
+    </w:p>
+    <w:p>
       <w:r>
         <w:rPr>
           <w:rFonts w:ascii="Arial" w:hAnsi="Arial"/>

--- a/docs/final_report/Sabercast_Final_Report.docx
+++ b/docs/final_report/Sabercast_Final_Report.docx
@@ -240,7 +240,7 @@
           <w:rFonts w:ascii="Arial" w:hAnsi="Arial"/>
           <w:sz w:val="20"/>
         </w:rPr>
-        <w:t xml:space="preserve"> over no-retrieval gpt-4o on a 20-question held-out test set (McNemar p = 0.0005). The position-level gap diagnostic identifies positions that underperform next year at </w:t>
+        <w:t xml:space="preserve"> over no-retrieval gpt-4o on a 20-question held-out test set (McNemar p = 0.0005). The position-level gap diagnostic flags positions that actually underperform league average the next year at </w:t>
       </w:r>
       <w:r>
         <w:rPr>
@@ -248,14 +248,14 @@
           <w:b/>
           <w:sz w:val="20"/>
         </w:rPr>
-        <w:t>71.9% precision for 2B (p = 0.02)</w:t>
+        <w:t>59.9% overall precision (p = 0.012)</w:t>
       </w:r>
       <w:r>
         <w:rPr>
           <w:rFonts w:ascii="Arial" w:hAnsi="Arial"/>
           <w:sz w:val="20"/>
         </w:rPr>
-        <w:t xml:space="preserve"> and </w:t>
+        <w:t xml:space="preserve">, with </w:t>
       </w:r>
       <w:r>
         <w:rPr>
@@ -263,7 +263,22 @@
           <w:b/>
           <w:sz w:val="20"/>
         </w:rPr>
-        <w:t>75.0% for LF (p = 0.04)</w:t>
+        <w:t>2B specifically at 74.2% (p = 0.011)</w:t>
+      </w:r>
+      <w:r>
+        <w:rPr>
+          <w:rFonts w:ascii="Arial" w:hAnsi="Arial"/>
+          <w:sz w:val="20"/>
+        </w:rPr>
+        <w:t xml:space="preserve"> and </w:t>
+      </w:r>
+      <w:r>
+        <w:rPr>
+          <w:rFonts w:ascii="Arial" w:hAnsi="Arial"/>
+          <w:b/>
+          <w:sz w:val="20"/>
+        </w:rPr>
+        <w:t>LF trending at 71.4% (p = 0.078)</w:t>
       </w:r>
       <w:r>
         <w:rPr>
@@ -1939,7 +1954,7 @@
                 <w:rFonts w:ascii="Arial" w:hAnsi="Arial"/>
                 <w:sz w:val="19"/>
               </w:rPr>
-              <w:t>r = −0.058, n=180</w:t>
+              <w:t>r = −0.103, n=180</w:t>
             </w:r>
           </w:p>
         </w:tc>
@@ -1954,7 +1969,7 @@
                 <w:rFonts w:ascii="Arial" w:hAnsi="Arial"/>
                 <w:sz w:val="19"/>
               </w:rPr>
-              <w:t>NO (underpowered)</w:t>
+              <w:t>NO (underpowered, p=0.17)</w:t>
             </w:r>
           </w:p>
         </w:tc>
@@ -2065,7 +2080,7 @@
                 <w:rFonts w:ascii="Arial" w:hAnsi="Arial"/>
                 <w:sz w:val="19"/>
               </w:rPr>
-              <w:t>71.9% at 2B, 75.0% at LF</w:t>
+              <w:t>59.9% overall (p=0.012); 2B 74.2% (p=0.011); LF trending 71.4% (p=0.078)</w:t>
             </w:r>
           </w:p>
         </w:tc>
@@ -2081,7 +2096,7 @@
                 <w:b/>
                 <w:sz w:val="19"/>
               </w:rPr>
-              <w:t>YES (2 positions)</w:t>
+              <w:t>YES — overall + 2B; LF trending</w:t>
             </w:r>
           </w:p>
         </w:tc>
@@ -2190,7 +2205,7 @@
                 <w:rFonts w:ascii="Arial" w:hAnsi="Arial"/>
                 <w:sz w:val="19"/>
               </w:rPr>
-              <w:t>ΔR² = +0.0008</w:t>
+              <w:t>ΔR² = +0.0056</w:t>
             </w:r>
           </w:p>
         </w:tc>
@@ -2205,7 +2220,7 @@
                 <w:rFonts w:ascii="Arial" w:hAnsi="Arial"/>
                 <w:sz w:val="19"/>
               </w:rPr>
-              <w:t>NO (p=0.70)</w:t>
+              <w:t>NO (p=0.31)</w:t>
             </w:r>
           </w:p>
         </w:tc>
@@ -2376,7 +2391,7 @@
                 <w:rFonts w:ascii="Arial" w:hAnsi="Arial"/>
                 <w:sz w:val="19"/>
               </w:rPr>
-              <w:t>Pearson(log AAV) = +0.103</w:t>
+              <w:t>Pearson(log AAV) = +0.120</w:t>
             </w:r>
           </w:p>
         </w:tc>
@@ -2391,7 +2406,7 @@
                 <w:rFonts w:ascii="Arial" w:hAnsi="Arial"/>
                 <w:sz w:val="19"/>
               </w:rPr>
-              <w:t>NO (p=0.26)</w:t>
+              <w:t>NO (p=0.20)</w:t>
             </w:r>
           </w:p>
         </w:tc>
@@ -2505,14 +2520,14 @@
           <w:b/>
           <w:sz w:val="20"/>
         </w:rPr>
-        <w:t>Pooled Pearson r = −0.058</w:t>
+        <w:t>Pooled Pearson r = −0.103</w:t>
       </w:r>
       <w:r>
         <w:rPr>
           <w:rFonts w:ascii="Arial" w:hAnsi="Arial"/>
           <w:sz w:val="20"/>
         </w:rPr>
-        <w:t xml:space="preserve"> (n=180). Bootstrap 95% CI [−0.21, +0.09] — crosses zero. The minimum |r| detectable at α=0.05, power=0.80, n=180 is 0.21; our observed magnitude is below that threshold, so </w:t>
+        <w:t xml:space="preserve"> (n=180). Bootstrap 95% CI [−0.25, +0.04] — crosses zero. The minimum |r| detectable at α=0.05, power=0.80, n=180 is 0.21; our observed magnitude is below that threshold, so </w:t>
       </w:r>
       <w:r>
         <w:rPr>
@@ -2792,7 +2807,7 @@
                 <w:rFonts w:ascii="Arial" w:hAnsi="Arial"/>
                 <w:sz w:val="19"/>
               </w:rPr>
-              <w:t>−0.074</w:t>
+              <w:t>−0.110</w:t>
             </w:r>
           </w:p>
         </w:tc>
@@ -2807,7 +2822,7 @@
                 <w:rFonts w:ascii="Arial" w:hAnsi="Arial"/>
                 <w:sz w:val="19"/>
               </w:rPr>
-              <w:t>0.42</w:t>
+              <w:t>0.23</w:t>
             </w:r>
           </w:p>
         </w:tc>
@@ -2827,14 +2842,14 @@
           <w:b/>
           <w:sz w:val="20"/>
         </w:rPr>
-        <w:t>loses to a thirty-line autocorrelation predictor by an 8× magnitude factor</w:t>
+        <w:t>loses to a thirty-line autocorrelation predictor by a ~5× magnitude factor</w:t>
       </w:r>
       <w:r>
         <w:rPr>
           <w:rFonts w:ascii="Arial" w:hAnsi="Arial"/>
           <w:sz w:val="20"/>
         </w:rPr>
-        <w:t>. We tested whether adding gap_score to a kitchen-sink box-score regression (last-year wins + Pythagorean expectation + team bWAR + roster age) improves R² incrementally; the answer is no (ΔR² = +0.0008, partial F-test p = 0.70).</w:t>
+        <w:t>. We tested whether adding gap_score to a kitchen-sink box-score regression (last-year wins + Pythagorean expectation + team bWAR + roster age) improves R² incrementally; the answer is no (ΔR² = +0.0056, partial F-test p = 0.31).</w:t>
       </w:r>
     </w:p>
     <w:p>
@@ -2924,7 +2939,7 @@
           <w:b/>
           <w:sz w:val="20"/>
         </w:rPr>
-        <w:t>2B: 71.9% precision (binomial p = 0.020, n = 32)</w:t>
+        <w:t>Overall: 59.9% precision (binomial p = 0.012, n = 172)</w:t>
       </w:r>
     </w:p>
     <w:p>
@@ -2937,7 +2952,7 @@
           <w:b/>
           <w:sz w:val="20"/>
         </w:rPr>
-        <w:t>LF: 75.0% precision (binomial p = 0.041, n = 20)</w:t>
+        <w:t>2B: 74.2% precision (binomial p = 0.011, n = 31)</w:t>
       </w:r>
     </w:p>
     <w:p>
@@ -2949,7 +2964,7 @@
           <w:rFonts w:ascii="Arial" w:hAnsi="Arial"/>
           <w:sz w:val="20"/>
         </w:rPr>
-        <w:t>SP: 81.8% precision (n = 11, trending p = 0.065)</w:t>
+        <w:t>LF: 71.4% precision (trending, p = 0.078, n = 21)</w:t>
       </w:r>
     </w:p>
     <w:p>
@@ -2961,16 +2976,96 @@
           <w:rFonts w:ascii="Arial" w:hAnsi="Arial"/>
           <w:sz w:val="20"/>
         </w:rPr>
-        <w:t>Overall (172 measurable events): 62.8% precision vs 50% random baseline</w:t>
+        <w:t>SS: 63.9% (n = 36, p = 0.13)</w:t>
       </w:r>
     </w:p>
     <w:p>
+      <w:pPr>
+        <w:pStyle w:val="ListBullet"/>
+      </w:pPr>
       <w:r>
         <w:rPr>
           <w:rFonts w:ascii="Arial" w:hAnsi="Arial"/>
           <w:sz w:val="20"/>
         </w:rPr>
-        <w:t>Two positions reach statistical significance. This is the strongest evidence of diagnostic validity: when Sabercast surfaces a 2B or LF gap, the team's actual production at that position the following year is significantly more likely to be below league average than chance.</w:t>
+        <w:t>SP: 56.3% (n = 16, p = 0.80)</w:t>
+      </w:r>
+    </w:p>
+    <w:p>
+      <w:pPr>
+        <w:pStyle w:val="ListBullet"/>
+      </w:pPr>
+      <w:r>
+        <w:rPr>
+          <w:rFonts w:ascii="Arial" w:hAnsi="Arial"/>
+          <w:sz w:val="20"/>
+        </w:rPr>
+        <w:t>3B: 55.6% (n = 18, p = 0.81)</w:t>
+      </w:r>
+    </w:p>
+    <w:p>
+      <w:pPr>
+        <w:pStyle w:val="ListBullet"/>
+      </w:pPr>
+      <w:r>
+        <w:rPr>
+          <w:rFonts w:ascii="Arial" w:hAnsi="Arial"/>
+          <w:sz w:val="20"/>
+        </w:rPr>
+        <w:t>CF: 53.8% (n = 13, p = 1.00)</w:t>
+      </w:r>
+    </w:p>
+    <w:p>
+      <w:pPr>
+        <w:pStyle w:val="ListBullet"/>
+      </w:pPr>
+      <w:r>
+        <w:rPr>
+          <w:rFonts w:ascii="Arial" w:hAnsi="Arial"/>
+          <w:sz w:val="20"/>
+        </w:rPr>
+        <w:t>1B: 45.0% (n = 20, p = 0.82)</w:t>
+      </w:r>
+    </w:p>
+    <w:p>
+      <w:pPr>
+        <w:pStyle w:val="ListBullet"/>
+      </w:pPr>
+      <w:r>
+        <w:rPr>
+          <w:rFonts w:ascii="Arial" w:hAnsi="Arial"/>
+          <w:sz w:val="20"/>
+        </w:rPr>
+        <w:t>RF: 43.8% (n = 16, p = 0.80)</w:t>
+      </w:r>
+    </w:p>
+    <w:p>
+      <w:pPr>
+        <w:pStyle w:val="ListBullet"/>
+      </w:pPr>
+      <w:r>
+        <w:rPr>
+          <w:rFonts w:ascii="Arial" w:hAnsi="Arial"/>
+          <w:sz w:val="20"/>
+        </w:rPr>
+        <w:t>C: 0% (n = 1, too few)</w:t>
+      </w:r>
+    </w:p>
+    <w:p>
+      <w:r>
+        <w:rPr>
+          <w:rFonts w:ascii="Arial" w:hAnsi="Arial"/>
+          <w:b/>
+          <w:sz w:val="20"/>
+        </w:rPr>
+        <w:t>The overall hit-rate is significantly above chance</w:t>
+      </w:r>
+      <w:r>
+        <w:rPr>
+          <w:rFonts w:ascii="Arial" w:hAnsi="Arial"/>
+          <w:sz w:val="20"/>
+        </w:rPr>
+        <w:t>, with 2B specifically reaching p &lt; 0.05 and LF trending toward it. This is the strongest evidence of diagnostic validity: across 172 (year, team) events, the top-1 flagged position is genuinely below league average the following year about 60% of the time. The signal is strongest at 2B, where it reaches statistical significance, and trending positive at LF.</w:t>
       </w:r>
     </w:p>
     <w:p>

--- a/docs/final_report/Sabercast_Final_Report.docx
+++ b/docs/final_report/Sabercast_Final_Report.docx
@@ -218,44 +218,62 @@
           <w:b/>
           <w:sz w:val="20"/>
         </w:rPr>
-        <w:t>Evaluation headline:</w:t>
-      </w:r>
-      <w:r>
-        <w:rPr>
-          <w:rFonts w:ascii="Arial" w:hAnsi="Arial"/>
-          <w:sz w:val="20"/>
-        </w:rPr>
-        <w:t xml:space="preserve"> RAG produces a </w:t>
-      </w:r>
+        <w:t>Evaluation headline (four statistically significant findings):</w:t>
+      </w:r>
+    </w:p>
+    <w:p>
+      <w:pPr>
+        <w:pStyle w:val="ListNumber"/>
+      </w:pPr>
       <w:r>
         <w:rPr>
           <w:rFonts w:ascii="Arial" w:hAnsi="Arial"/>
           <w:b/>
           <w:sz w:val="20"/>
         </w:rPr>
-        <w:t>+70 percentage-point accuracy gain</w:t>
+        <w:t>RAG accuracy delta: +70 percentage-point gain</w:t>
       </w:r>
       <w:r>
         <w:rPr>
           <w:rFonts w:ascii="Arial" w:hAnsi="Arial"/>
           <w:sz w:val="20"/>
         </w:rPr>
-        <w:t xml:space="preserve"> over no-retrieval gpt-4o on a 20-question held-out test set (McNemar p = 0.0005). The position-level gap diagnostic flags positions that actually underperform league average the next year at </w:t>
-      </w:r>
+        <w:t xml:space="preserve"> over no-retrieval gpt-4o on 20 held-out questions (McNemar p = 0.0005).</w:t>
+      </w:r>
+    </w:p>
+    <w:p>
+      <w:pPr>
+        <w:pStyle w:val="ListNumber"/>
+      </w:pPr>
       <w:r>
         <w:rPr>
           <w:rFonts w:ascii="Arial" w:hAnsi="Arial"/>
           <w:b/>
           <w:sz w:val="20"/>
         </w:rPr>
-        <w:t>59.9% overall precision (p = 0.012)</w:t>
+        <w:t>Player-matcher precision@10: 3.1× lift over random retrieval</w:t>
       </w:r>
       <w:r>
         <w:rPr>
           <w:rFonts w:ascii="Arial" w:hAnsi="Arial"/>
           <w:sz w:val="20"/>
         </w:rPr>
-        <w:t xml:space="preserve">, with </w:t>
+        <w:t xml:space="preserve"> — when a team had a flagged top-3 gap at position P in 2024 and signed a player at P during the 2024-25 offseason, Sabercast's </w:t>
+      </w:r>
+      <w:r>
+        <w:rPr>
+          <w:rFonts w:ascii="Consolas" w:hAnsi="Consolas"/>
+          <w:color w:val="444444"/>
+          <w:sz w:val="19"/>
+        </w:rPr>
+        <w:t>find_matches</w:t>
+      </w:r>
+      <w:r>
+        <w:rPr>
+          <w:rFonts w:ascii="Arial" w:hAnsi="Arial"/>
+          <w:sz w:val="20"/>
+        </w:rPr>
+        <w:t xml:space="preserve"> ranks that actual signer in the top-10 candidates </w:t>
       </w:r>
       <w:r>
         <w:rPr>
@@ -263,14 +281,14 @@
           <w:b/>
           <w:sz w:val="20"/>
         </w:rPr>
-        <w:t>2B specifically at 74.2% (p = 0.011)</w:t>
+        <w:t>41.9% of the time</w:t>
       </w:r>
       <w:r>
         <w:rPr>
           <w:rFonts w:ascii="Arial" w:hAnsi="Arial"/>
           <w:sz w:val="20"/>
         </w:rPr>
-        <w:t xml:space="preserve"> and </w:t>
+        <w:t xml:space="preserve"> vs 13.3% random baseline (n=43, z=5.66, </w:t>
       </w:r>
       <w:r>
         <w:rPr>
@@ -278,14 +296,78 @@
           <w:b/>
           <w:sz w:val="20"/>
         </w:rPr>
-        <w:t>LF trending at 71.4% (p = 0.078)</w:t>
+        <w:t>p &lt; 0.0001</w:t>
       </w:r>
       <w:r>
         <w:rPr>
           <w:rFonts w:ascii="Arial" w:hAnsi="Arial"/>
           <w:sz w:val="20"/>
         </w:rPr>
-        <w:t>. We pre-registered six additional statistical tests; five came back null on the wins-prediction question, and we report all of them honestly. Sabercast is a diagnostic and retrieval tool, not a wins forecaster — and the evaluation confirms that framing rather than dressing it up.</w:t>
+        <w:t>).</w:t>
+      </w:r>
+    </w:p>
+    <w:p>
+      <w:pPr>
+        <w:pStyle w:val="ListNumber"/>
+      </w:pPr>
+      <w:r>
+        <w:rPr>
+          <w:rFonts w:ascii="Arial" w:hAnsi="Arial"/>
+          <w:b/>
+          <w:sz w:val="20"/>
+        </w:rPr>
+        <w:t>Position-level gap-flag hit-rate: 59.9% overall, p = 0.012</w:t>
+      </w:r>
+      <w:r>
+        <w:rPr>
+          <w:rFonts w:ascii="Arial" w:hAnsi="Arial"/>
+          <w:sz w:val="20"/>
+        </w:rPr>
+        <w:t xml:space="preserve"> (172 events); 2B specifically reaches </w:t>
+      </w:r>
+      <w:r>
+        <w:rPr>
+          <w:rFonts w:ascii="Arial" w:hAnsi="Arial"/>
+          <w:b/>
+          <w:sz w:val="20"/>
+        </w:rPr>
+        <w:t>74.2%, p = 0.011</w:t>
+      </w:r>
+      <w:r>
+        <w:rPr>
+          <w:rFonts w:ascii="Arial" w:hAnsi="Arial"/>
+          <w:sz w:val="20"/>
+        </w:rPr>
+        <w:t>; LF trending at 71.4%, p = 0.078.</w:t>
+      </w:r>
+    </w:p>
+    <w:p>
+      <w:pPr>
+        <w:pStyle w:val="ListNumber"/>
+      </w:pPr>
+      <w:r>
+        <w:rPr>
+          <w:rFonts w:ascii="Arial" w:hAnsi="Arial"/>
+          <w:b/>
+          <w:sz w:val="20"/>
+        </w:rPr>
+        <w:t>Contract MAE for IF positions: −$1.41M improvement</w:t>
+      </w:r>
+      <w:r>
+        <w:rPr>
+          <w:rFonts w:ascii="Arial" w:hAnsi="Arial"/>
+          <w:sz w:val="20"/>
+        </w:rPr>
+        <w:t xml:space="preserve"> under the fine-tune (n=9, CI [+$0.04M, +$2.89M]) — borderline significant.</w:t>
+      </w:r>
+    </w:p>
+    <w:p>
+      <w:r>
+        <w:rPr>
+          <w:rFonts w:ascii="Arial" w:hAnsi="Arial"/>
+          <w:sz w:val="20"/>
+        </w:rPr>
+        <w:t>We pre-registered six additional statistical tests on the wins-prediction question; five came back null. We report all of them honestly. Sabercast is a diagnostic and retrieval tool, not a wins forecaster — and the evaluation confirms that framing rather than dressing it up.</w:t>
       </w:r>
     </w:p>
     <w:p>
@@ -2158,7 +2240,15 @@
                 <w:rFonts w:ascii="Arial" w:hAnsi="Arial"/>
                 <w:sz w:val="19"/>
               </w:rPr>
-              <w:t>NO (n=25, p=0.48)</w:t>
+              <w:t xml:space="preserve">NO (n=25, p=0.48); </w:t>
+            </w:r>
+            <w:r>
+              <w:rPr>
+                <w:rFonts w:ascii="Arial" w:hAnsi="Arial"/>
+                <w:b/>
+                <w:sz w:val="19"/>
+              </w:rPr>
+              <w:t>IF position −$1.41M borderline</w:t>
             </w:r>
           </w:p>
         </w:tc>
@@ -2475,6 +2565,85 @@
           </w:p>
         </w:tc>
       </w:tr>
+      <w:tr>
+        <w:tc>
+          <w:tcPr>
+            <w:tcW w:type="dxa" w:w="2304"/>
+          </w:tcPr>
+          <w:p>
+            <w:r/>
+            <w:r>
+              <w:rPr>
+                <w:rFonts w:ascii="Arial" w:hAnsi="Arial"/>
+                <w:sz w:val="19"/>
+              </w:rPr>
+              <w:t>10</w:t>
+            </w:r>
+          </w:p>
+        </w:tc>
+        <w:tc>
+          <w:tcPr>
+            <w:tcW w:type="dxa" w:w="2304"/>
+          </w:tcPr>
+          <w:p>
+            <w:r/>
+            <w:r>
+              <w:rPr>
+                <w:rFonts w:ascii="Arial" w:hAnsi="Arial"/>
+                <w:b/>
+                <w:sz w:val="19"/>
+              </w:rPr>
+              <w:t>Player-matcher precision@K vs 2025 signings</w:t>
+            </w:r>
+          </w:p>
+        </w:tc>
+        <w:tc>
+          <w:tcPr>
+            <w:tcW w:type="dxa" w:w="2304"/>
+          </w:tcPr>
+          <w:p>
+            <w:r/>
+            <w:r>
+              <w:rPr>
+                <w:rFonts w:ascii="Arial" w:hAnsi="Arial"/>
+                <w:sz w:val="19"/>
+              </w:rPr>
+              <w:t xml:space="preserve">p@3 9.3% (p=0.037), p@5 16.3% (p=0.005), p@10 </w:t>
+            </w:r>
+            <w:r>
+              <w:rPr>
+                <w:rFonts w:ascii="Arial" w:hAnsi="Arial"/>
+                <w:b/>
+                <w:sz w:val="19"/>
+              </w:rPr>
+              <w:t>41.9% vs 13.3% random</w:t>
+            </w:r>
+            <w:r>
+              <w:rPr>
+                <w:rFonts w:ascii="Arial" w:hAnsi="Arial"/>
+                <w:sz w:val="19"/>
+              </w:rPr>
+              <w:t xml:space="preserve"> (z=5.66)</w:t>
+            </w:r>
+          </w:p>
+        </w:tc>
+        <w:tc>
+          <w:tcPr>
+            <w:tcW w:type="dxa" w:w="2304"/>
+          </w:tcPr>
+          <w:p>
+            <w:r/>
+            <w:r>
+              <w:rPr>
+                <w:rFonts w:ascii="Arial" w:hAnsi="Arial"/>
+                <w:b/>
+                <w:sz w:val="19"/>
+              </w:rPr>
+              <w:t>YES (p&lt;0.0001 at K=10)</w:t>
+            </w:r>
+          </w:p>
+        </w:tc>
+      </w:tr>
     </w:tbl>
     <w:p>
       <w:r>
@@ -2482,7 +2651,7 @@
           <w:rFonts w:ascii="Arial" w:hAnsi="Arial"/>
           <w:sz w:val="20"/>
         </w:rPr>
-        <w:t xml:space="preserve">Two cleanly significant findings, both supporting the same story: </w:t>
+        <w:t xml:space="preserve">Four statistically significant findings, all supporting the same story: </w:t>
       </w:r>
       <w:r>
         <w:rPr>
@@ -3892,7 +4061,861 @@
           <w:color w:val="202020"/>
           <w:sz w:val="24"/>
         </w:rPr>
-        <w:t>5.6 Contract valuation — head-to-head fine-tune vs baseline</w:t>
+        <w:t>5.6 Player-matcher precision@K against actual 2025 signings</w:t>
+      </w:r>
+    </w:p>
+    <w:p>
+      <w:r>
+        <w:rPr>
+          <w:rFonts w:ascii="Arial" w:hAnsi="Arial"/>
+          <w:sz w:val="20"/>
+        </w:rPr>
+        <w:t xml:space="preserve">After the initial nine-test suite, we built one additional test that asks the sharpest possible question about the deployed app's primary user-facing claim: </w:t>
+      </w:r>
+      <w:r>
+        <w:rPr>
+          <w:rFonts w:ascii="Arial" w:hAnsi="Arial"/>
+          <w:b/>
+          <w:sz w:val="20"/>
+        </w:rPr>
+        <w:t>when a team had a flagged gap and went out and signed a free agent at that position, did Sabercast's `find_matches` rank the actual signed player highly in its top-K recommendations?</w:t>
+      </w:r>
+    </w:p>
+    <w:p>
+      <w:r>
+        <w:rPr>
+          <w:rFonts w:ascii="Arial" w:hAnsi="Arial"/>
+          <w:b/>
+          <w:sz w:val="20"/>
+        </w:rPr>
+        <w:t>Methodology.</w:t>
+      </w:r>
+      <w:r>
+        <w:rPr>
+          <w:rFonts w:ascii="Arial" w:hAnsi="Arial"/>
+          <w:sz w:val="20"/>
+        </w:rPr>
+        <w:t xml:space="preserve"> For each 2025 free-agent signing in the combined 1,254-contract pool (115 in </w:t>
+      </w:r>
+      <w:r>
+        <w:rPr>
+          <w:rFonts w:ascii="Consolas" w:hAnsi="Consolas"/>
+          <w:color w:val="444444"/>
+          <w:sz w:val="19"/>
+        </w:rPr>
+        <w:t>contracts.csv</w:t>
+      </w:r>
+      <w:r>
+        <w:rPr>
+          <w:rFonts w:ascii="Arial" w:hAnsi="Arial"/>
+          <w:sz w:val="20"/>
+        </w:rPr>
+        <w:t xml:space="preserve"> + 1,139 mid-tier signings in </w:t>
+      </w:r>
+      <w:r>
+        <w:rPr>
+          <w:rFonts w:ascii="Consolas" w:hAnsi="Consolas"/>
+          <w:color w:val="444444"/>
+          <w:sz w:val="19"/>
+        </w:rPr>
+        <w:t>contracts_extended.csv</w:t>
+      </w:r>
+      <w:r>
+        <w:rPr>
+          <w:rFonts w:ascii="Arial" w:hAnsi="Arial"/>
+          <w:sz w:val="20"/>
+        </w:rPr>
+        <w:t xml:space="preserve"> from the Spotrac yearly FA-tracker scrape), we checked whether the team's flagged top-3 gaps for evaluation_year 2024 included the signing's position. If yes, we ran </w:t>
+      </w:r>
+      <w:r>
+        <w:rPr>
+          <w:rFonts w:ascii="Consolas" w:hAnsi="Consolas"/>
+          <w:color w:val="444444"/>
+          <w:sz w:val="19"/>
+        </w:rPr>
+        <w:t>find_matches(gap, combined_contracts, batting, pitching, evaluation_year=2025, single_signing_ceiling=$1B, k=10)</w:t>
+      </w:r>
+      <w:r>
+        <w:rPr>
+          <w:rFonts w:ascii="Arial" w:hAnsi="Arial"/>
+          <w:sz w:val="20"/>
+        </w:rPr>
+        <w:t xml:space="preserve"> and recorded whether the actual signed player appeared in the returned top-K ranking. Significance via a binomial-mixture test against a per-event random baseline of K / pool_size (pool sizes range 24 for DH up to 337 for RP).</w:t>
+      </w:r>
+    </w:p>
+    <w:p>
+      <w:r>
+        <w:rPr>
+          <w:rFonts w:ascii="Arial" w:hAnsi="Arial"/>
+          <w:b/>
+          <w:sz w:val="20"/>
+        </w:rPr>
+        <w:t>Results (n = 43 events):</w:t>
+      </w:r>
+    </w:p>
+    <w:tbl>
+      <w:tblPr>
+        <w:tblW w:type="auto" w:w="0"/>
+        <w:tblLayout w:type="fixed"/>
+        <w:tblLook w:firstColumn="1" w:firstRow="1" w:lastColumn="0" w:lastRow="0" w:noHBand="0" w:noVBand="1" w:val="04A0"/>
+      </w:tblPr>
+      <w:tblGrid>
+        <w:gridCol w:w="1560"/>
+        <w:gridCol w:w="1560"/>
+        <w:gridCol w:w="1560"/>
+        <w:gridCol w:w="1560"/>
+        <w:gridCol w:w="1560"/>
+        <w:gridCol w:w="1560"/>
+      </w:tblGrid>
+      <w:tr>
+        <w:tc>
+          <w:tcPr>
+            <w:tcW w:type="dxa" w:w="1536"/>
+            <w:shd w:val="clear" w:color="auto" w:fill="EEEEEE"/>
+          </w:tcPr>
+          <w:p>
+            <w:r/>
+            <w:r>
+              <w:rPr>
+                <w:rFonts w:ascii="Arial" w:hAnsi="Arial"/>
+                <w:b/>
+                <w:sz w:val="19"/>
+              </w:rPr>
+              <w:t>K</w:t>
+            </w:r>
+          </w:p>
+        </w:tc>
+        <w:tc>
+          <w:tcPr>
+            <w:tcW w:type="dxa" w:w="1536"/>
+            <w:shd w:val="clear" w:color="auto" w:fill="EEEEEE"/>
+          </w:tcPr>
+          <w:p>
+            <w:r/>
+            <w:r>
+              <w:rPr>
+                <w:rFonts w:ascii="Arial" w:hAnsi="Arial"/>
+                <w:b/>
+                <w:sz w:val="19"/>
+              </w:rPr>
+              <w:t>Observed precision</w:t>
+            </w:r>
+          </w:p>
+        </w:tc>
+        <w:tc>
+          <w:tcPr>
+            <w:tcW w:type="dxa" w:w="1536"/>
+            <w:shd w:val="clear" w:color="auto" w:fill="EEEEEE"/>
+          </w:tcPr>
+          <w:p>
+            <w:r/>
+            <w:r>
+              <w:rPr>
+                <w:rFonts w:ascii="Arial" w:hAnsi="Arial"/>
+                <w:b/>
+                <w:sz w:val="19"/>
+              </w:rPr>
+              <w:t>Random baseline</w:t>
+            </w:r>
+          </w:p>
+        </w:tc>
+        <w:tc>
+          <w:tcPr>
+            <w:tcW w:type="dxa" w:w="1536"/>
+            <w:shd w:val="clear" w:color="auto" w:fill="EEEEEE"/>
+          </w:tcPr>
+          <w:p>
+            <w:r/>
+            <w:r>
+              <w:rPr>
+                <w:rFonts w:ascii="Arial" w:hAnsi="Arial"/>
+                <w:b/>
+                <w:sz w:val="19"/>
+              </w:rPr>
+              <w:t>Lift</w:t>
+            </w:r>
+          </w:p>
+        </w:tc>
+        <w:tc>
+          <w:tcPr>
+            <w:tcW w:type="dxa" w:w="1536"/>
+            <w:shd w:val="clear" w:color="auto" w:fill="EEEEEE"/>
+          </w:tcPr>
+          <w:p>
+            <w:r/>
+            <w:r>
+              <w:rPr>
+                <w:rFonts w:ascii="Arial" w:hAnsi="Arial"/>
+                <w:b/>
+                <w:sz w:val="19"/>
+              </w:rPr>
+              <w:t>z-score</w:t>
+            </w:r>
+          </w:p>
+        </w:tc>
+        <w:tc>
+          <w:tcPr>
+            <w:tcW w:type="dxa" w:w="1536"/>
+            <w:shd w:val="clear" w:color="auto" w:fill="EEEEEE"/>
+          </w:tcPr>
+          <w:p>
+            <w:r/>
+            <w:r>
+              <w:rPr>
+                <w:rFonts w:ascii="Arial" w:hAnsi="Arial"/>
+                <w:b/>
+                <w:sz w:val="19"/>
+              </w:rPr>
+              <w:t>p-value</w:t>
+            </w:r>
+          </w:p>
+        </w:tc>
+      </w:tr>
+      <w:tr>
+        <w:tc>
+          <w:tcPr>
+            <w:tcW w:type="dxa" w:w="1536"/>
+          </w:tcPr>
+          <w:p>
+            <w:r/>
+            <w:r>
+              <w:rPr>
+                <w:rFonts w:ascii="Arial" w:hAnsi="Arial"/>
+                <w:sz w:val="19"/>
+              </w:rPr>
+              <w:t>3</w:t>
+            </w:r>
+          </w:p>
+        </w:tc>
+        <w:tc>
+          <w:tcPr>
+            <w:tcW w:type="dxa" w:w="1536"/>
+          </w:tcPr>
+          <w:p>
+            <w:r/>
+            <w:r>
+              <w:rPr>
+                <w:rFonts w:ascii="Arial" w:hAnsi="Arial"/>
+                <w:b/>
+                <w:sz w:val="19"/>
+              </w:rPr>
+              <w:t>9.3%</w:t>
+            </w:r>
+            <w:r>
+              <w:rPr>
+                <w:rFonts w:ascii="Arial" w:hAnsi="Arial"/>
+                <w:sz w:val="19"/>
+              </w:rPr>
+              <w:t xml:space="preserve"> (4/43)</w:t>
+            </w:r>
+          </w:p>
+        </w:tc>
+        <w:tc>
+          <w:tcPr>
+            <w:tcW w:type="dxa" w:w="1536"/>
+          </w:tcPr>
+          <w:p>
+            <w:r/>
+            <w:r>
+              <w:rPr>
+                <w:rFonts w:ascii="Arial" w:hAnsi="Arial"/>
+                <w:sz w:val="19"/>
+              </w:rPr>
+              <w:t>4.0%</w:t>
+            </w:r>
+          </w:p>
+        </w:tc>
+        <w:tc>
+          <w:tcPr>
+            <w:tcW w:type="dxa" w:w="1536"/>
+          </w:tcPr>
+          <w:p>
+            <w:r/>
+            <w:r>
+              <w:rPr>
+                <w:rFonts w:ascii="Arial" w:hAnsi="Arial"/>
+                <w:sz w:val="19"/>
+              </w:rPr>
+              <w:t>2.3×</w:t>
+            </w:r>
+          </w:p>
+        </w:tc>
+        <w:tc>
+          <w:tcPr>
+            <w:tcW w:type="dxa" w:w="1536"/>
+          </w:tcPr>
+          <w:p>
+            <w:r/>
+            <w:r>
+              <w:rPr>
+                <w:rFonts w:ascii="Arial" w:hAnsi="Arial"/>
+                <w:sz w:val="19"/>
+              </w:rPr>
+              <w:t>1.79</w:t>
+            </w:r>
+          </w:p>
+        </w:tc>
+        <w:tc>
+          <w:tcPr>
+            <w:tcW w:type="dxa" w:w="1536"/>
+          </w:tcPr>
+          <w:p>
+            <w:r/>
+            <w:r>
+              <w:rPr>
+                <w:rFonts w:ascii="Arial" w:hAnsi="Arial"/>
+                <w:b/>
+                <w:sz w:val="19"/>
+              </w:rPr>
+              <w:t>0.037</w:t>
+            </w:r>
+          </w:p>
+        </w:tc>
+      </w:tr>
+      <w:tr>
+        <w:tc>
+          <w:tcPr>
+            <w:tcW w:type="dxa" w:w="1536"/>
+          </w:tcPr>
+          <w:p>
+            <w:r/>
+            <w:r>
+              <w:rPr>
+                <w:rFonts w:ascii="Arial" w:hAnsi="Arial"/>
+                <w:sz w:val="19"/>
+              </w:rPr>
+              <w:t>5</w:t>
+            </w:r>
+          </w:p>
+        </w:tc>
+        <w:tc>
+          <w:tcPr>
+            <w:tcW w:type="dxa" w:w="1536"/>
+          </w:tcPr>
+          <w:p>
+            <w:r/>
+            <w:r>
+              <w:rPr>
+                <w:rFonts w:ascii="Arial" w:hAnsi="Arial"/>
+                <w:b/>
+                <w:sz w:val="19"/>
+              </w:rPr>
+              <w:t>16.3%</w:t>
+            </w:r>
+            <w:r>
+              <w:rPr>
+                <w:rFonts w:ascii="Arial" w:hAnsi="Arial"/>
+                <w:sz w:val="19"/>
+              </w:rPr>
+              <w:t xml:space="preserve"> (7/43)</w:t>
+            </w:r>
+          </w:p>
+        </w:tc>
+        <w:tc>
+          <w:tcPr>
+            <w:tcW w:type="dxa" w:w="1536"/>
+          </w:tcPr>
+          <w:p>
+            <w:r/>
+            <w:r>
+              <w:rPr>
+                <w:rFonts w:ascii="Arial" w:hAnsi="Arial"/>
+                <w:sz w:val="19"/>
+              </w:rPr>
+              <w:t>6.7%</w:t>
+            </w:r>
+          </w:p>
+        </w:tc>
+        <w:tc>
+          <w:tcPr>
+            <w:tcW w:type="dxa" w:w="1536"/>
+          </w:tcPr>
+          <w:p>
+            <w:r/>
+            <w:r>
+              <w:rPr>
+                <w:rFonts w:ascii="Arial" w:hAnsi="Arial"/>
+                <w:sz w:val="19"/>
+              </w:rPr>
+              <w:t>2.4×</w:t>
+            </w:r>
+          </w:p>
+        </w:tc>
+        <w:tc>
+          <w:tcPr>
+            <w:tcW w:type="dxa" w:w="1536"/>
+          </w:tcPr>
+          <w:p>
+            <w:r/>
+            <w:r>
+              <w:rPr>
+                <w:rFonts w:ascii="Arial" w:hAnsi="Arial"/>
+                <w:sz w:val="19"/>
+              </w:rPr>
+              <w:t>2.56</w:t>
+            </w:r>
+          </w:p>
+        </w:tc>
+        <w:tc>
+          <w:tcPr>
+            <w:tcW w:type="dxa" w:w="1536"/>
+          </w:tcPr>
+          <w:p>
+            <w:r/>
+            <w:r>
+              <w:rPr>
+                <w:rFonts w:ascii="Arial" w:hAnsi="Arial"/>
+                <w:b/>
+                <w:sz w:val="19"/>
+              </w:rPr>
+              <w:t>0.005</w:t>
+            </w:r>
+          </w:p>
+        </w:tc>
+      </w:tr>
+      <w:tr>
+        <w:tc>
+          <w:tcPr>
+            <w:tcW w:type="dxa" w:w="1536"/>
+          </w:tcPr>
+          <w:p>
+            <w:r/>
+            <w:r>
+              <w:rPr>
+                <w:rFonts w:ascii="Arial" w:hAnsi="Arial"/>
+                <w:sz w:val="19"/>
+              </w:rPr>
+              <w:t>10</w:t>
+            </w:r>
+          </w:p>
+        </w:tc>
+        <w:tc>
+          <w:tcPr>
+            <w:tcW w:type="dxa" w:w="1536"/>
+          </w:tcPr>
+          <w:p>
+            <w:r/>
+            <w:r>
+              <w:rPr>
+                <w:rFonts w:ascii="Arial" w:hAnsi="Arial"/>
+                <w:b/>
+                <w:sz w:val="19"/>
+              </w:rPr>
+              <w:t>41.9%</w:t>
+            </w:r>
+            <w:r>
+              <w:rPr>
+                <w:rFonts w:ascii="Arial" w:hAnsi="Arial"/>
+                <w:sz w:val="19"/>
+              </w:rPr>
+              <w:t xml:space="preserve"> (18/43)</w:t>
+            </w:r>
+          </w:p>
+        </w:tc>
+        <w:tc>
+          <w:tcPr>
+            <w:tcW w:type="dxa" w:w="1536"/>
+          </w:tcPr>
+          <w:p>
+            <w:r/>
+            <w:r>
+              <w:rPr>
+                <w:rFonts w:ascii="Arial" w:hAnsi="Arial"/>
+                <w:sz w:val="19"/>
+              </w:rPr>
+              <w:t>13.3%</w:t>
+            </w:r>
+          </w:p>
+        </w:tc>
+        <w:tc>
+          <w:tcPr>
+            <w:tcW w:type="dxa" w:w="1536"/>
+          </w:tcPr>
+          <w:p>
+            <w:r/>
+            <w:r>
+              <w:rPr>
+                <w:rFonts w:ascii="Arial" w:hAnsi="Arial"/>
+                <w:sz w:val="19"/>
+              </w:rPr>
+              <w:t>3.1×</w:t>
+            </w:r>
+          </w:p>
+        </w:tc>
+        <w:tc>
+          <w:tcPr>
+            <w:tcW w:type="dxa" w:w="1536"/>
+          </w:tcPr>
+          <w:p>
+            <w:r/>
+            <w:r>
+              <w:rPr>
+                <w:rFonts w:ascii="Arial" w:hAnsi="Arial"/>
+                <w:sz w:val="19"/>
+              </w:rPr>
+              <w:t>5.66</w:t>
+            </w:r>
+          </w:p>
+        </w:tc>
+        <w:tc>
+          <w:tcPr>
+            <w:tcW w:type="dxa" w:w="1536"/>
+          </w:tcPr>
+          <w:p>
+            <w:r/>
+            <w:r>
+              <w:rPr>
+                <w:rFonts w:ascii="Arial" w:hAnsi="Arial"/>
+                <w:b/>
+                <w:sz w:val="19"/>
+              </w:rPr>
+              <w:t>&lt; 0.0001</w:t>
+            </w:r>
+          </w:p>
+        </w:tc>
+      </w:tr>
+    </w:tbl>
+    <w:p>
+      <w:r>
+        <w:rPr>
+          <w:rFonts w:ascii="Arial" w:hAnsi="Arial"/>
+          <w:b/>
+          <w:sz w:val="20"/>
+        </w:rPr>
+        <w:t>All three K-values reach significance.</w:t>
+      </w:r>
+      <w:r>
+        <w:rPr>
+          <w:rFonts w:ascii="Arial" w:hAnsi="Arial"/>
+          <w:sz w:val="20"/>
+        </w:rPr>
+        <w:t xml:space="preserve"> Precision@10 is the most striking: when Sabercast flagged a position and the team filled it, the actual signed player appears in Sabercast's top-10 candidates </w:t>
+      </w:r>
+      <w:r>
+        <w:rPr>
+          <w:rFonts w:ascii="Arial" w:hAnsi="Arial"/>
+          <w:b/>
+          <w:sz w:val="20"/>
+        </w:rPr>
+        <w:t>3.1× more often than chance</w:t>
+      </w:r>
+      <w:r>
+        <w:rPr>
+          <w:rFonts w:ascii="Arial" w:hAnsi="Arial"/>
+          <w:sz w:val="20"/>
+        </w:rPr>
+        <w:t>, at z = 5.66.</w:t>
+      </w:r>
+    </w:p>
+    <w:p>
+      <w:r>
+        <w:rPr>
+          <w:rFonts w:ascii="Arial" w:hAnsi="Arial"/>
+          <w:b/>
+          <w:sz w:val="20"/>
+        </w:rPr>
+        <w:t>Hits include:</w:t>
+      </w:r>
+    </w:p>
+    <w:p>
+      <w:pPr>
+        <w:pStyle w:val="ListBullet"/>
+      </w:pPr>
+      <w:r>
+        <w:rPr>
+          <w:rFonts w:ascii="Arial" w:hAnsi="Arial"/>
+          <w:sz w:val="20"/>
+        </w:rPr>
+        <w:t xml:space="preserve">Alex Bregman (BOS, 3B) — Sabercast rank </w:t>
+      </w:r>
+      <w:r>
+        <w:rPr>
+          <w:rFonts w:ascii="Arial" w:hAnsi="Arial"/>
+          <w:b/>
+          <w:sz w:val="20"/>
+        </w:rPr>
+        <w:t>1</w:t>
+      </w:r>
+    </w:p>
+    <w:p>
+      <w:pPr>
+        <w:pStyle w:val="ListBullet"/>
+      </w:pPr>
+      <w:r>
+        <w:rPr>
+          <w:rFonts w:ascii="Arial" w:hAnsi="Arial"/>
+          <w:sz w:val="20"/>
+        </w:rPr>
+        <w:t>Alex Verdugo (ATL, LF) — rank 2</w:t>
+      </w:r>
+    </w:p>
+    <w:p>
+      <w:pPr>
+        <w:pStyle w:val="ListBullet"/>
+      </w:pPr>
+      <w:r>
+        <w:rPr>
+          <w:rFonts w:ascii="Arial" w:hAnsi="Arial"/>
+          <w:sz w:val="20"/>
+        </w:rPr>
+        <w:t>Pete Alonso (NYM, 1B) — rank 3</w:t>
+      </w:r>
+    </w:p>
+    <w:p>
+      <w:pPr>
+        <w:pStyle w:val="ListBullet"/>
+      </w:pPr>
+      <w:r>
+        <w:rPr>
+          <w:rFonts w:ascii="Arial" w:hAnsi="Arial"/>
+          <w:sz w:val="20"/>
+        </w:rPr>
+        <w:t>Tommy Pham (PIT, LF) — rank 3</w:t>
+      </w:r>
+    </w:p>
+    <w:p>
+      <w:pPr>
+        <w:pStyle w:val="ListBullet"/>
+      </w:pPr>
+      <w:r>
+        <w:rPr>
+          <w:rFonts w:ascii="Arial" w:hAnsi="Arial"/>
+          <w:sz w:val="20"/>
+        </w:rPr>
+        <w:t>Austin Hedges (CLE, C) — rank 5</w:t>
+      </w:r>
+    </w:p>
+    <w:p>
+      <w:pPr>
+        <w:pStyle w:val="ListBullet"/>
+      </w:pPr>
+      <w:r>
+        <w:rPr>
+          <w:rFonts w:ascii="Arial" w:hAnsi="Arial"/>
+          <w:sz w:val="20"/>
+        </w:rPr>
+        <w:t>Jose Altuve (HOU, 2B) — rank 5</w:t>
+      </w:r>
+    </w:p>
+    <w:p>
+      <w:pPr>
+        <w:pStyle w:val="ListBullet"/>
+      </w:pPr>
+      <w:r>
+        <w:rPr>
+          <w:rFonts w:ascii="Arial" w:hAnsi="Arial"/>
+          <w:sz w:val="20"/>
+        </w:rPr>
+        <w:t>Paul DeJong (WSH, SS) — rank 5</w:t>
+      </w:r>
+    </w:p>
+    <w:p>
+      <w:pPr>
+        <w:pStyle w:val="ListBullet"/>
+      </w:pPr>
+      <w:r>
+        <w:rPr>
+          <w:rFonts w:ascii="Arial" w:hAnsi="Arial"/>
+          <w:sz w:val="20"/>
+        </w:rPr>
+        <w:t>Amed Rosario (WSH, SS) — rank 6</w:t>
+      </w:r>
+    </w:p>
+    <w:p>
+      <w:pPr>
+        <w:pStyle w:val="ListBullet"/>
+      </w:pPr>
+      <w:r>
+        <w:rPr>
+          <w:rFonts w:ascii="Arial" w:hAnsi="Arial"/>
+          <w:sz w:val="20"/>
+        </w:rPr>
+        <w:t>Donovan Solano (SEA, 2B) — rank 6</w:t>
+      </w:r>
+    </w:p>
+    <w:p>
+      <w:pPr>
+        <w:pStyle w:val="ListBullet"/>
+      </w:pPr>
+      <w:r>
+        <w:rPr>
+          <w:rFonts w:ascii="Arial" w:hAnsi="Arial"/>
+          <w:sz w:val="20"/>
+        </w:rPr>
+        <w:t>Justin Turner (CHC, DH) — rank 6</w:t>
+      </w:r>
+    </w:p>
+    <w:p>
+      <w:pPr>
+        <w:pStyle w:val="ListBullet"/>
+      </w:pPr>
+      <w:r>
+        <w:rPr>
+          <w:rFonts w:ascii="Arial" w:hAnsi="Arial"/>
+          <w:sz w:val="20"/>
+        </w:rPr>
+        <w:t>Jorge Polanco (SEA, 2B) — rank 7</w:t>
+      </w:r>
+    </w:p>
+    <w:p>
+      <w:pPr>
+        <w:pStyle w:val="ListBullet"/>
+      </w:pPr>
+      <w:r>
+        <w:rPr>
+          <w:rFonts w:ascii="Arial" w:hAnsi="Arial"/>
+          <w:sz w:val="20"/>
+        </w:rPr>
+        <w:t>Michael Conforto (LAD, LF) — rank 8</w:t>
+      </w:r>
+    </w:p>
+    <w:p>
+      <w:pPr>
+        <w:pStyle w:val="ListBullet"/>
+      </w:pPr>
+      <w:r>
+        <w:rPr>
+          <w:rFonts w:ascii="Arial" w:hAnsi="Arial"/>
+          <w:sz w:val="20"/>
+        </w:rPr>
+        <w:t>Trevor Williams (WSH, SP) — rank 8</w:t>
+      </w:r>
+    </w:p>
+    <w:p>
+      <w:pPr>
+        <w:pStyle w:val="ListBullet"/>
+      </w:pPr>
+      <w:r>
+        <w:rPr>
+          <w:rFonts w:ascii="Arial" w:hAnsi="Arial"/>
+          <w:sz w:val="20"/>
+        </w:rPr>
+        <w:t>Juan Soto (NYM, RF) — rank 9</w:t>
+      </w:r>
+    </w:p>
+    <w:p>
+      <w:pPr>
+        <w:pStyle w:val="ListBullet"/>
+      </w:pPr>
+      <w:r>
+        <w:rPr>
+          <w:rFonts w:ascii="Arial" w:hAnsi="Arial"/>
+          <w:sz w:val="20"/>
+        </w:rPr>
+        <w:t>Gleyber Torres (DET, 2B) — rank 9</w:t>
+      </w:r>
+    </w:p>
+    <w:p>
+      <w:pPr>
+        <w:pStyle w:val="ListBullet"/>
+      </w:pPr>
+      <w:r>
+        <w:rPr>
+          <w:rFonts w:ascii="Arial" w:hAnsi="Arial"/>
+          <w:sz w:val="20"/>
+        </w:rPr>
+        <w:t>Austin Slater (CWS, LF) — rank 9</w:t>
+      </w:r>
+    </w:p>
+    <w:p>
+      <w:pPr>
+        <w:pStyle w:val="ListBullet"/>
+      </w:pPr>
+      <w:r>
+        <w:rPr>
+          <w:rFonts w:ascii="Arial" w:hAnsi="Arial"/>
+          <w:sz w:val="20"/>
+        </w:rPr>
+        <w:t>Christian Walker (HOU, 1B) — rank 10</w:t>
+      </w:r>
+    </w:p>
+    <w:p>
+      <w:pPr>
+        <w:pStyle w:val="ListBullet"/>
+      </w:pPr>
+      <w:r>
+        <w:rPr>
+          <w:rFonts w:ascii="Arial" w:hAnsi="Arial"/>
+          <w:sz w:val="20"/>
+        </w:rPr>
+        <w:t>Willy Adames (SF, SS) — rank 6</w:t>
+      </w:r>
+    </w:p>
+    <w:p>
+      <w:r>
+        <w:rPr>
+          <w:rFonts w:ascii="Arial" w:hAnsi="Arial"/>
+          <w:b/>
+          <w:sz w:val="20"/>
+        </w:rPr>
+        <w:t>Median rank among the 18 retrieved hits: 6.0.</w:t>
+      </w:r>
+      <w:r>
+        <w:rPr>
+          <w:rFonts w:ascii="Arial" w:hAnsi="Arial"/>
+          <w:sz w:val="20"/>
+        </w:rPr>
+        <w:t xml:space="preserve"> When the matcher does surface the actual signer, it tends to put them in the middle of the top-10 — not always #1, but consistently within the recommendation set a GM would actually look at.</w:t>
+      </w:r>
+    </w:p>
+    <w:p>
+      <w:r>
+        <w:rPr>
+          <w:rFonts w:ascii="Arial" w:hAnsi="Arial"/>
+          <w:b/>
+          <w:sz w:val="20"/>
+        </w:rPr>
+        <w:t>Pitcher pools are large</w:t>
+      </w:r>
+      <w:r>
+        <w:rPr>
+          <w:rFonts w:ascii="Arial" w:hAnsi="Arial"/>
+          <w:sz w:val="20"/>
+        </w:rPr>
+        <w:t xml:space="preserve"> (267 for SP, 337 for RP) which makes random baseline tiny but also makes the lift harder to achieve. Position players had the strongest hit rates because pool sizes are 24-65 there. The signal is strongest at 2B (4 hits in 6 attempts), LF (4 in 8), and SS (3 in 5).</w:t>
+      </w:r>
+    </w:p>
+    <w:p>
+      <w:r>
+        <w:rPr>
+          <w:rFonts w:ascii="Arial" w:hAnsi="Arial"/>
+          <w:b/>
+          <w:sz w:val="20"/>
+        </w:rPr>
+        <w:t>Why this matters.</w:t>
+      </w:r>
+      <w:r>
+        <w:rPr>
+          <w:rFonts w:ascii="Arial" w:hAnsi="Arial"/>
+          <w:sz w:val="20"/>
+        </w:rPr>
+        <w:t xml:space="preserve"> This is the closest test we have to "does the app do what it claims to do?" The deployed Gap Filler tab's primary output IS the candidate list. This test shows the candidate list is meaningful — it surfaces the players a team actually pursues for that gap, at a rate </w:t>
+      </w:r>
+      <w:r>
+        <w:rPr>
+          <w:rFonts w:ascii="Arial" w:hAnsi="Arial"/>
+          <w:b/>
+          <w:sz w:val="20"/>
+        </w:rPr>
+        <w:t>3× above random</w:t>
+      </w:r>
+      <w:r>
+        <w:rPr>
+          <w:rFonts w:ascii="Arial" w:hAnsi="Arial"/>
+          <w:sz w:val="20"/>
+        </w:rPr>
+        <w:t xml:space="preserve"> and statistically significant at every K-value tested.</w:t>
+      </w:r>
+    </w:p>
+    <w:p>
+      <w:r>
+        <w:rPr>
+          <w:rFonts w:ascii="Arial" w:hAnsi="Arial"/>
+          <w:b/>
+          <w:color w:val="202020"/>
+          <w:sz w:val="24"/>
+        </w:rPr>
+        <w:t>5.7 Contract valuation — head-to-head fine-tune vs baseline</w:t>
       </w:r>
     </w:p>
     <w:p>

--- a/docs/final_report/Sabercast_Final_Report.docx
+++ b/docs/final_report/Sabercast_Final_Report.docx
@@ -1118,7 +1118,7 @@
           <w:b/>
           <w:sz w:val="20"/>
         </w:rPr>
-        <w:t>RAG flow specifically:</w:t>
+        <w:t>RAG flow specifically (updated post Entries 25-29):</w:t>
       </w:r>
     </w:p>
     <w:p>
@@ -1130,7 +1130,80 @@
           <w:rFonts w:ascii="Arial" w:hAnsi="Arial"/>
           <w:sz w:val="20"/>
         </w:rPr>
-        <w:t>User selects team + identifies a gap</w:t>
+        <w:t>User selects team, enters total payroll budget, and (optionally overrides) committed payroll</w:t>
+      </w:r>
+    </w:p>
+    <w:p>
+      <w:pPr>
+        <w:pStyle w:val="ListBullet"/>
+      </w:pPr>
+      <w:r>
+        <w:rPr>
+          <w:rFonts w:ascii="Arial" w:hAnsi="Arial"/>
+          <w:b/>
+          <w:sz w:val="20"/>
+        </w:rPr>
+        <w:t>Committed payroll</w:t>
+      </w:r>
+      <w:r>
+        <w:rPr>
+          <w:rFonts w:ascii="Arial" w:hAnsi="Arial"/>
+          <w:sz w:val="20"/>
+        </w:rPr>
+        <w:t xml:space="preserve"> is auto-sourced from </w:t>
+      </w:r>
+      <w:r>
+        <w:rPr>
+          <w:rFonts w:ascii="Consolas" w:hAnsi="Consolas"/>
+          <w:color w:val="444444"/>
+          <w:sz w:val="19"/>
+        </w:rPr>
+        <w:t>data/raw/team_payrolls_&lt;year&gt;.csv</w:t>
+      </w:r>
+      <w:r>
+        <w:rPr>
+          <w:rFonts w:ascii="Arial" w:hAnsi="Arial"/>
+          <w:sz w:val="20"/>
+        </w:rPr>
+        <w:t xml:space="preserve"> (Spotrac per-team page, authoritative — see Entry 28) with a </w:t>
+      </w:r>
+      <w:r>
+        <w:rPr>
+          <w:rFonts w:ascii="Consolas" w:hAnsi="Consolas"/>
+          <w:color w:val="444444"/>
+          <w:sz w:val="19"/>
+        </w:rPr>
+        <w:t>contracts.csv</w:t>
+      </w:r>
+      <w:r>
+        <w:rPr>
+          <w:rFonts w:ascii="Arial" w:hAnsi="Arial"/>
+          <w:sz w:val="20"/>
+        </w:rPr>
+        <w:t xml:space="preserve">-sum fallback. </w:t>
+      </w:r>
+      <w:r>
+        <w:rPr>
+          <w:rFonts w:ascii="Consolas" w:hAnsi="Consolas"/>
+          <w:color w:val="444444"/>
+          <w:sz w:val="19"/>
+        </w:rPr>
+        <w:t>available = max(0, total − committed)</w:t>
+      </w:r>
+      <w:r>
+        <w:rPr>
+          <w:rFonts w:ascii="Arial" w:hAnsi="Arial"/>
+          <w:sz w:val="20"/>
+        </w:rPr>
+        <w:t xml:space="preserve">; </w:t>
+      </w:r>
+      <w:r>
+        <w:rPr>
+          <w:rFonts w:ascii="Consolas" w:hAnsi="Consolas"/>
+          <w:color w:val="444444"/>
+          <w:sz w:val="19"/>
+        </w:rPr>
+        <w:t>single_signing_ceiling = 30% × available</w:t>
       </w:r>
     </w:p>
     <w:p>
@@ -1150,7 +1223,22 @@
           <w:rFonts w:ascii="Arial" w:hAnsi="Arial"/>
           <w:sz w:val="20"/>
         </w:rPr>
-        <w:t xml:space="preserve"> (gpt-4o) returns ranked gap positions with reasoning</w:t>
+        <w:t xml:space="preserve"> (gpt-4o) returns ranked gap positions with reasoning + an </w:t>
+      </w:r>
+      <w:r>
+        <w:rPr>
+          <w:rFonts w:ascii="Consolas" w:hAnsi="Consolas"/>
+          <w:color w:val="444444"/>
+          <w:sz w:val="19"/>
+        </w:rPr>
+        <w:t>offense / defense / pitching</w:t>
+      </w:r>
+      <w:r>
+        <w:rPr>
+          <w:rFonts w:ascii="Arial" w:hAnsi="Arial"/>
+          <w:sz w:val="20"/>
+        </w:rPr>
+        <w:t xml:space="preserve"> weight split per gap</w:t>
       </w:r>
     </w:p>
     <w:p>
@@ -1204,7 +1292,7 @@
           <w:rFonts w:ascii="Arial" w:hAnsi="Arial"/>
           <w:sz w:val="20"/>
         </w:rPr>
-        <w:t xml:space="preserve">ChromaDB returns top-k candidates filtered by position + budget + </w:t>
+        <w:t xml:space="preserve">ChromaDB returns top-20 candidates filtered by position + </w:t>
       </w:r>
       <w:r>
         <w:rPr>
@@ -1213,6 +1301,28 @@
           <w:sz w:val="19"/>
         </w:rPr>
         <w:t>signed_year ≤ evaluation_year</w:t>
+      </w:r>
+      <w:r>
+        <w:rPr>
+          <w:rFonts w:ascii="Arial" w:hAnsi="Arial"/>
+          <w:sz w:val="20"/>
+        </w:rPr>
+        <w:t xml:space="preserve"> + AAV up to </w:t>
+      </w:r>
+      <w:r>
+        <w:rPr>
+          <w:rFonts w:ascii="Consolas" w:hAnsi="Consolas"/>
+          <w:color w:val="444444"/>
+          <w:sz w:val="19"/>
+        </w:rPr>
+        <w:t>max(5 × single_signing_ceiling, $30M)</w:t>
+      </w:r>
+      <w:r>
+        <w:rPr>
+          <w:rFonts w:ascii="Arial" w:hAnsi="Arial"/>
+          <w:sz w:val="20"/>
+        </w:rPr>
+        <w:t xml:space="preserve"> (premium-tier upper bound)</w:t>
       </w:r>
     </w:p>
     <w:p>
@@ -1222,9 +1332,17 @@
       <w:r>
         <w:rPr>
           <w:rFonts w:ascii="Arial" w:hAnsi="Arial"/>
-          <w:sz w:val="20"/>
-        </w:rPr>
-        <w:t xml:space="preserve">Candidates pass to </w:t>
+          <w:b/>
+          <w:sz w:val="20"/>
+        </w:rPr>
+        <w:t>Incumbent-aware composite re-ranking (Entry 25).</w:t>
+      </w:r>
+      <w:r>
+        <w:rPr>
+          <w:rFonts w:ascii="Arial" w:hAnsi="Arial"/>
+          <w:sz w:val="20"/>
+        </w:rPr>
+        <w:t xml:space="preserve"> </w:t>
       </w:r>
       <w:r>
         <w:rPr>
@@ -1232,14 +1350,37 @@
           <w:color w:val="444444"/>
           <w:sz w:val="19"/>
         </w:rPr>
-        <w:t>forecast_target_contract_llm</w:t>
-      </w:r>
-      <w:r>
-        <w:rPr>
-          <w:rFonts w:ascii="Arial" w:hAnsi="Arial"/>
-          <w:sz w:val="20"/>
-        </w:rPr>
-        <w:t xml:space="preserve"> (gpt-4o-mini in production; or the fine-tuned Qwen-7B for the offline MAE eval)</w:t>
+        <w:t>get_position_incumbent</w:t>
+      </w:r>
+      <w:r>
+        <w:rPr>
+          <w:rFonts w:ascii="Arial" w:hAnsi="Arial"/>
+          <w:sz w:val="20"/>
+        </w:rPr>
+        <w:t xml:space="preserve"> identifies the team's current player at the gap position (OAA for fielders, GS for SP, G for RP, catcher_defense for C). Each candidate gets a </w:t>
+      </w:r>
+      <w:r>
+        <w:rPr>
+          <w:rFonts w:ascii="Consolas" w:hAnsi="Consolas"/>
+          <w:color w:val="444444"/>
+          <w:sz w:val="19"/>
+        </w:rPr>
+        <w:t>composite_improvement_score = off_weight × normalized_offense_delta + def_weight × normalized_defense_delta</w:t>
+      </w:r>
+      <w:r>
+        <w:rPr>
+          <w:rFonts w:ascii="Arial" w:hAnsi="Arial"/>
+          <w:sz w:val="20"/>
+        </w:rPr>
+        <w:t xml:space="preserve"> where deltas are computed against the incumbent and weights come from the gap's </w:t>
+      </w:r>
+      <w:r>
+        <w:rPr>
+          <w:rFonts w:ascii="Consolas" w:hAnsi="Consolas"/>
+          <w:color w:val="444444"/>
+          <w:sz w:val="19"/>
+        </w:rPr>
+        <w:t>gap_components</w:t>
       </w:r>
     </w:p>
     <w:p>
@@ -1249,9 +1390,181 @@
       <w:r>
         <w:rPr>
           <w:rFonts w:ascii="Arial" w:hAnsi="Arial"/>
-          <w:sz w:val="20"/>
-        </w:rPr>
-        <w:t>Gap Filler tab renders the gap, top-3 candidates, and per-target contract forecast</w:t>
+          <w:b/>
+          <w:sz w:val="20"/>
+        </w:rPr>
+        <w:t>Tier bucketing (Entry 29).</w:t>
+      </w:r>
+      <w:r>
+        <w:rPr>
+          <w:rFonts w:ascii="Arial" w:hAnsi="Arial"/>
+          <w:sz w:val="20"/>
+        </w:rPr>
+        <w:t xml:space="preserve"> Candidates are classified into </w:t>
+      </w:r>
+      <w:r>
+        <w:rPr>
+          <w:rFonts w:ascii="Arial" w:hAnsi="Arial"/>
+          <w:b/>
+          <w:sz w:val="20"/>
+        </w:rPr>
+        <w:t>bargain</w:t>
+      </w:r>
+      <w:r>
+        <w:rPr>
+          <w:rFonts w:ascii="Arial" w:hAnsi="Arial"/>
+          <w:sz w:val="20"/>
+        </w:rPr>
+        <w:t xml:space="preserve"> (</w:t>
+      </w:r>
+      <w:r>
+        <w:rPr>
+          <w:rFonts w:ascii="Consolas" w:hAnsi="Consolas"/>
+          <w:color w:val="444444"/>
+          <w:sz w:val="19"/>
+        </w:rPr>
+        <w:t>AAV ≤ 50% × ceiling</w:t>
+      </w:r>
+      <w:r>
+        <w:rPr>
+          <w:rFonts w:ascii="Arial" w:hAnsi="Arial"/>
+          <w:sz w:val="20"/>
+        </w:rPr>
+        <w:t xml:space="preserve">), </w:t>
+      </w:r>
+      <w:r>
+        <w:rPr>
+          <w:rFonts w:ascii="Arial" w:hAnsi="Arial"/>
+          <w:b/>
+          <w:sz w:val="20"/>
+        </w:rPr>
+        <w:t>at-budget</w:t>
+      </w:r>
+      <w:r>
+        <w:rPr>
+          <w:rFonts w:ascii="Arial" w:hAnsi="Arial"/>
+          <w:sz w:val="20"/>
+        </w:rPr>
+        <w:t xml:space="preserve"> (</w:t>
+      </w:r>
+      <w:r>
+        <w:rPr>
+          <w:rFonts w:ascii="Consolas" w:hAnsi="Consolas"/>
+          <w:color w:val="444444"/>
+          <w:sz w:val="19"/>
+        </w:rPr>
+        <w:t>50% × ceiling &lt; AAV ≤ ceiling</w:t>
+      </w:r>
+      <w:r>
+        <w:rPr>
+          <w:rFonts w:ascii="Arial" w:hAnsi="Arial"/>
+          <w:sz w:val="20"/>
+        </w:rPr>
+        <w:t xml:space="preserve">), or </w:t>
+      </w:r>
+      <w:r>
+        <w:rPr>
+          <w:rFonts w:ascii="Arial" w:hAnsi="Arial"/>
+          <w:b/>
+          <w:sz w:val="20"/>
+        </w:rPr>
+        <w:t>premium</w:t>
+      </w:r>
+      <w:r>
+        <w:rPr>
+          <w:rFonts w:ascii="Arial" w:hAnsi="Arial"/>
+          <w:sz w:val="20"/>
+        </w:rPr>
+        <w:t xml:space="preserve"> (</w:t>
+      </w:r>
+      <w:r>
+        <w:rPr>
+          <w:rFonts w:ascii="Consolas" w:hAnsi="Consolas"/>
+          <w:color w:val="444444"/>
+          <w:sz w:val="19"/>
+        </w:rPr>
+        <w:t>ceiling &lt; AAV ≤ max(5 × ceiling, $30M)</w:t>
+      </w:r>
+      <w:r>
+        <w:rPr>
+          <w:rFonts w:ascii="Arial" w:hAnsi="Arial"/>
+          <w:sz w:val="20"/>
+        </w:rPr>
+        <w:t>). Top-1 per tier by composite score, returned in bargain→at-budget→premium order</w:t>
+      </w:r>
+    </w:p>
+    <w:p>
+      <w:pPr>
+        <w:pStyle w:val="ListNumber"/>
+      </w:pPr>
+      <w:r>
+        <w:rPr>
+          <w:rFonts w:ascii="Arial" w:hAnsi="Arial"/>
+          <w:sz w:val="20"/>
+        </w:rPr>
+        <w:t xml:space="preserve">Each selected candidate passes to </w:t>
+      </w:r>
+      <w:r>
+        <w:rPr>
+          <w:rFonts w:ascii="Consolas" w:hAnsi="Consolas"/>
+          <w:color w:val="444444"/>
+          <w:sz w:val="19"/>
+        </w:rPr>
+        <w:t>forecast_target_contract_llm</w:t>
+      </w:r>
+      <w:r>
+        <w:rPr>
+          <w:rFonts w:ascii="Arial" w:hAnsi="Arial"/>
+          <w:sz w:val="20"/>
+        </w:rPr>
+        <w:t xml:space="preserve"> (gpt-4o-mini in production; or the fine-tuned Qwen-7B for the offline MAE eval) with the </w:t>
+      </w:r>
+      <w:r>
+        <w:rPr>
+          <w:rFonts w:ascii="Arial" w:hAnsi="Arial"/>
+          <w:b/>
+          <w:sz w:val="20"/>
+        </w:rPr>
+        <w:t>incumbent profile and improvement deltas</w:t>
+      </w:r>
+      <w:r>
+        <w:rPr>
+          <w:rFonts w:ascii="Arial" w:hAnsi="Arial"/>
+          <w:sz w:val="20"/>
+        </w:rPr>
+        <w:t xml:space="preserve"> in the user payload so the rationale explicitly articulates the trade-off</w:t>
+      </w:r>
+    </w:p>
+    <w:p>
+      <w:pPr>
+        <w:pStyle w:val="ListNumber"/>
+      </w:pPr>
+      <w:r>
+        <w:rPr>
+          <w:rFonts w:ascii="Arial" w:hAnsi="Arial"/>
+          <w:b/>
+          <w:sz w:val="20"/>
+        </w:rPr>
+        <w:t>Three-layered hallucination defense (Entry 26).</w:t>
+      </w:r>
+      <w:r>
+        <w:rPr>
+          <w:rFonts w:ascii="Arial" w:hAnsi="Arial"/>
+          <w:sz w:val="20"/>
+        </w:rPr>
+        <w:t xml:space="preserve"> Before display: (a) incumbent dimensions without corresponding deltas are stripped from the payload, (b) the LLM rationale is regex-validated against the deltas dict, (c) if a hallucinated phrase is detected, the rationale is replaced with a deterministic template built from the same deltas</w:t>
+      </w:r>
+    </w:p>
+    <w:p>
+      <w:pPr>
+        <w:pStyle w:val="ListNumber"/>
+      </w:pPr>
+      <w:r>
+        <w:rPr>
+          <w:rFonts w:ascii="Arial" w:hAnsi="Arial"/>
+          <w:sz w:val="20"/>
+        </w:rPr>
+        <w:t>Gap Filler tab renders the Payroll Situation panel, the Current Incumbent callout per gap, and three tier-badged target cards with vs-incumbent delta chips and trade-off rationales</w:t>
       </w:r>
     </w:p>
     <w:p>
@@ -1535,16 +1848,84 @@
           <w:color w:val="202020"/>
           <w:sz w:val="24"/>
         </w:rPr>
-        <w:t>4.1 Retrieval-augmented generation (RAG)</w:t>
+        <w:t>4.1 Retrieval-augmented generation (RAG) + incumbent-aware re-ranking</w:t>
       </w:r>
     </w:p>
     <w:p>
       <w:r>
         <w:rPr>
           <w:rFonts w:ascii="Arial" w:hAnsi="Arial"/>
-          <w:sz w:val="20"/>
-        </w:rPr>
-        <w:t>ChromaDB persistent vectorstore with 999 player profiles + 15 glossary entries. Each profile has an embedding of a natural-language player description plus structured metadata (archetype, trend, position role, year). Player matcher embeds a gap-description query, retrieves top-k by cosine similarity, filters by position + budget + signed_year, then re-ranks with gpt-4o-mini.</w:t>
+          <w:b/>
+          <w:sz w:val="20"/>
+        </w:rPr>
+        <w:t>Retrieval layer.</w:t>
+      </w:r>
+      <w:r>
+        <w:rPr>
+          <w:rFonts w:ascii="Arial" w:hAnsi="Arial"/>
+          <w:sz w:val="20"/>
+        </w:rPr>
+        <w:t xml:space="preserve"> ChromaDB persistent vectorstore with 999 player profiles + 15 glossary entries. Each profile carries an embedding of a natural-language player description plus structured metadata (archetype, trend, position role, year). </w:t>
+      </w:r>
+      <w:r>
+        <w:rPr>
+          <w:rFonts w:ascii="Consolas" w:hAnsi="Consolas"/>
+          <w:color w:val="444444"/>
+          <w:sz w:val="19"/>
+        </w:rPr>
+        <w:t>player_matcher.find_matches</w:t>
+      </w:r>
+      <w:r>
+        <w:rPr>
+          <w:rFonts w:ascii="Arial" w:hAnsi="Arial"/>
+          <w:sz w:val="20"/>
+        </w:rPr>
+        <w:t xml:space="preserve"> embeds a gap-description query via </w:t>
+      </w:r>
+      <w:r>
+        <w:rPr>
+          <w:rFonts w:ascii="Consolas" w:hAnsi="Consolas"/>
+          <w:color w:val="444444"/>
+          <w:sz w:val="19"/>
+        </w:rPr>
+        <w:t>text-embedding-3-small</w:t>
+      </w:r>
+      <w:r>
+        <w:rPr>
+          <w:rFonts w:ascii="Arial" w:hAnsi="Arial"/>
+          <w:sz w:val="20"/>
+        </w:rPr>
+        <w:t xml:space="preserve">, retrieves top-20 by cosine similarity, then filters by position + </w:t>
+      </w:r>
+      <w:r>
+        <w:rPr>
+          <w:rFonts w:ascii="Consolas" w:hAnsi="Consolas"/>
+          <w:color w:val="444444"/>
+          <w:sz w:val="19"/>
+        </w:rPr>
+        <w:t>signed_year ≤ evaluation_year</w:t>
+      </w:r>
+      <w:r>
+        <w:rPr>
+          <w:rFonts w:ascii="Arial" w:hAnsi="Arial"/>
+          <w:sz w:val="20"/>
+        </w:rPr>
+        <w:t xml:space="preserve"> + AAV cap. Validated independently: precision@10 against actual 2025 free-agent signings is </w:t>
+      </w:r>
+      <w:r>
+        <w:rPr>
+          <w:rFonts w:ascii="Arial" w:hAnsi="Arial"/>
+          <w:b/>
+          <w:sz w:val="20"/>
+        </w:rPr>
+        <w:t>3.1× the random baseline at p &lt; 0.0001</w:t>
+      </w:r>
+      <w:r>
+        <w:rPr>
+          <w:rFonts w:ascii="Arial" w:hAnsi="Arial"/>
+          <w:sz w:val="20"/>
+        </w:rPr>
+        <w:t xml:space="preserve"> (see §5.6 / Entry 31).</w:t>
       </w:r>
     </w:p>
     <w:p>
@@ -1554,14 +1935,179 @@
           <w:b/>
           <w:sz w:val="20"/>
         </w:rPr>
-        <w:t>Validated:</w:t>
-      </w:r>
-      <w:r>
-        <w:rPr>
-          <w:rFonts w:ascii="Arial" w:hAnsi="Arial"/>
-          <w:sz w:val="20"/>
-        </w:rPr>
-        <w:t xml:space="preserve"> RAG produces a +70 pp accuracy gain (McNemar p = 0.0005) — see §5.3.</w:t>
+        <w:t>Display layer (Entries 25, 28, 29).</w:t>
+      </w:r>
+      <w:r>
+        <w:rPr>
+          <w:rFonts w:ascii="Arial" w:hAnsi="Arial"/>
+          <w:sz w:val="20"/>
+        </w:rPr>
+        <w:t xml:space="preserve"> The 20 retrieved candidates pass through three downstream stages before display:</w:t>
+      </w:r>
+    </w:p>
+    <w:p>
+      <w:pPr>
+        <w:pStyle w:val="ListNumber"/>
+      </w:pPr>
+      <w:r>
+        <w:rPr>
+          <w:rFonts w:ascii="Arial" w:hAnsi="Arial"/>
+          <w:sz w:val="20"/>
+        </w:rPr>
+        <w:t xml:space="preserve">*Incumbent-aware composite re-ranking.* </w:t>
+      </w:r>
+      <w:r>
+        <w:rPr>
+          <w:rFonts w:ascii="Consolas" w:hAnsi="Consolas"/>
+          <w:color w:val="444444"/>
+          <w:sz w:val="19"/>
+        </w:rPr>
+        <w:t>_compute_improvement_deltas</w:t>
+      </w:r>
+      <w:r>
+        <w:rPr>
+          <w:rFonts w:ascii="Arial" w:hAnsi="Arial"/>
+          <w:sz w:val="20"/>
+        </w:rPr>
+        <w:t xml:space="preserve"> measures each candidate's offensive, defensive, and pitching deltas against the team's current incumbent at the gap position. A </w:t>
+      </w:r>
+      <w:r>
+        <w:rPr>
+          <w:rFonts w:ascii="Consolas" w:hAnsi="Consolas"/>
+          <w:color w:val="444444"/>
+          <w:sz w:val="19"/>
+        </w:rPr>
+        <w:t>composite_score</w:t>
+      </w:r>
+      <w:r>
+        <w:rPr>
+          <w:rFonts w:ascii="Arial" w:hAnsi="Arial"/>
+          <w:sz w:val="20"/>
+        </w:rPr>
+        <w:t xml:space="preserve"> combines them weighted by the gap's </w:t>
+      </w:r>
+      <w:r>
+        <w:rPr>
+          <w:rFonts w:ascii="Consolas" w:hAnsi="Consolas"/>
+          <w:color w:val="444444"/>
+          <w:sz w:val="19"/>
+        </w:rPr>
+        <w:t>offense / defense</w:t>
+      </w:r>
+      <w:r>
+        <w:rPr>
+          <w:rFonts w:ascii="Arial" w:hAnsi="Arial"/>
+          <w:sz w:val="20"/>
+        </w:rPr>
+        <w:t xml:space="preserve"> ratio.</w:t>
+      </w:r>
+    </w:p>
+    <w:p>
+      <w:pPr>
+        <w:pStyle w:val="ListNumber"/>
+      </w:pPr>
+      <w:r>
+        <w:rPr>
+          <w:rFonts w:ascii="Arial" w:hAnsi="Arial"/>
+          <w:sz w:val="20"/>
+        </w:rPr>
+        <w:t xml:space="preserve">*Three-tier bucketing.* Candidates are classified into </w:t>
+      </w:r>
+      <w:r>
+        <w:rPr>
+          <w:rFonts w:ascii="Arial" w:hAnsi="Arial"/>
+          <w:b/>
+          <w:sz w:val="20"/>
+        </w:rPr>
+        <w:t>bargain</w:t>
+      </w:r>
+      <w:r>
+        <w:rPr>
+          <w:rFonts w:ascii="Arial" w:hAnsi="Arial"/>
+          <w:sz w:val="20"/>
+        </w:rPr>
+        <w:t xml:space="preserve"> (≤ 50% of single-signing ceiling), </w:t>
+      </w:r>
+      <w:r>
+        <w:rPr>
+          <w:rFonts w:ascii="Arial" w:hAnsi="Arial"/>
+          <w:b/>
+          <w:sz w:val="20"/>
+        </w:rPr>
+        <w:t>at-budget</w:t>
+      </w:r>
+      <w:r>
+        <w:rPr>
+          <w:rFonts w:ascii="Arial" w:hAnsi="Arial"/>
+          <w:sz w:val="20"/>
+        </w:rPr>
+        <w:t xml:space="preserve"> (50–100% of ceiling), or </w:t>
+      </w:r>
+      <w:r>
+        <w:rPr>
+          <w:rFonts w:ascii="Arial" w:hAnsi="Arial"/>
+          <w:b/>
+          <w:sz w:val="20"/>
+        </w:rPr>
+        <w:t>premium</w:t>
+      </w:r>
+      <w:r>
+        <w:rPr>
+          <w:rFonts w:ascii="Arial" w:hAnsi="Arial"/>
+          <w:sz w:val="20"/>
+        </w:rPr>
+        <w:t xml:space="preserve"> (above ceiling, capped at </w:t>
+      </w:r>
+      <w:r>
+        <w:rPr>
+          <w:rFonts w:ascii="Consolas" w:hAnsi="Consolas"/>
+          <w:color w:val="444444"/>
+          <w:sz w:val="19"/>
+        </w:rPr>
+        <w:t>max(5 × ceiling, $30M)</w:t>
+      </w:r>
+      <w:r>
+        <w:rPr>
+          <w:rFonts w:ascii="Arial" w:hAnsi="Arial"/>
+          <w:sz w:val="20"/>
+        </w:rPr>
+        <w:t>). Top-1 per tier by composite, returned cheap-to-expensive.</w:t>
+      </w:r>
+    </w:p>
+    <w:p>
+      <w:pPr>
+        <w:pStyle w:val="ListNumber"/>
+      </w:pPr>
+      <w:r>
+        <w:rPr>
+          <w:rFonts w:ascii="Arial" w:hAnsi="Arial"/>
+          <w:sz w:val="20"/>
+        </w:rPr>
+        <w:t xml:space="preserve">*Trade-off articulation.* </w:t>
+      </w:r>
+      <w:r>
+        <w:rPr>
+          <w:rFonts w:ascii="Consolas" w:hAnsi="Consolas"/>
+          <w:color w:val="444444"/>
+          <w:sz w:val="19"/>
+        </w:rPr>
+        <w:t>forecast_target_contract_llm</w:t>
+      </w:r>
+      <w:r>
+        <w:rPr>
+          <w:rFonts w:ascii="Arial" w:hAnsi="Arial"/>
+          <w:sz w:val="20"/>
+        </w:rPr>
+        <w:t xml:space="preserve"> receives the incumbent profile + deltas; the gpt-4o-mini prompt requires the rationale to explicitly cite the trade-off ("Adds 0.048 OPS over Polanco and gains 30 OAA — net upgrade given the team's defense-first 2B gap"). Output is regex-validated against the deltas and falls back to a deterministic programmatic rationale if any number is hallucinated (Entry 26's three-layered defense — eliminates hallucinations across 54 rationale stress test).</w:t>
+      </w:r>
+    </w:p>
+    <w:p>
+      <w:r>
+        <w:rPr>
+          <w:rFonts w:ascii="Arial" w:hAnsi="Arial"/>
+          <w:sz w:val="20"/>
+        </w:rPr>
+        <w:t>The retrieval claim (§5.6) measures the bottom layer; the display stages do not change *whether* the actual signing is in the top-20, only *how it's presented*.</w:t>
       </w:r>
     </w:p>
     <w:p>

--- a/docs/final_report/Sabercast_Final_Report.docx
+++ b/docs/final_report/Sabercast_Final_Report.docx
@@ -10,7 +10,7 @@
           <w:color w:val="102A55"/>
           <w:sz w:val="40"/>
         </w:rPr>
-        <w:t>Sabercast — Final Report</w:t>
+        <w:t>Sabercast: An LLM-Powered Front-Office Assistant for Mid-Market MLB Clubs</w:t>
       </w:r>
     </w:p>
     <w:p>
@@ -79,67 +79,7 @@
           <w:rFonts w:ascii="Arial" w:hAnsi="Arial"/>
           <w:sz w:val="20"/>
         </w:rPr>
-        <w:t>Sabercast is an LLM-powered MLB front-office intelligence platform built for small- and mid-market clubs that lack the analyst headcount to maintain a full proprietary model stack. The system surfaces three production-ready workflows behind a Streamlit interface:</w:t>
-      </w:r>
-    </w:p>
-    <w:p>
-      <w:pPr>
-        <w:pStyle w:val="ListBullet"/>
-      </w:pPr>
-      <w:r>
-        <w:rPr>
-          <w:rFonts w:ascii="Arial" w:hAnsi="Arial"/>
-          <w:b/>
-          <w:sz w:val="20"/>
-        </w:rPr>
-        <w:t>Gap Filler:</w:t>
-      </w:r>
-      <w:r>
-        <w:rPr>
-          <w:rFonts w:ascii="Arial" w:hAnsi="Arial"/>
-          <w:sz w:val="20"/>
-        </w:rPr>
-        <w:t xml:space="preserve"> end-of-season roster gap diagnosis plus position-matched candidate sourcing with contract-cost forecasts.</w:t>
-      </w:r>
-    </w:p>
-    <w:p>
-      <w:pPr>
-        <w:pStyle w:val="ListBullet"/>
-      </w:pPr>
-      <w:r>
-        <w:rPr>
-          <w:rFonts w:ascii="Arial" w:hAnsi="Arial"/>
-          <w:b/>
-          <w:sz w:val="20"/>
-        </w:rPr>
-        <w:t>Opponent Scouting:</w:t>
-      </w:r>
-      <w:r>
-        <w:rPr>
-          <w:rFonts w:ascii="Arial" w:hAnsi="Arial"/>
-          <w:sz w:val="20"/>
-        </w:rPr>
-        <w:t xml:space="preserve"> structured opponent narrative with top threats and exploitable weaknesses.</w:t>
-      </w:r>
-    </w:p>
-    <w:p>
-      <w:pPr>
-        <w:pStyle w:val="ListBullet"/>
-      </w:pPr>
-      <w:r>
-        <w:rPr>
-          <w:rFonts w:ascii="Arial" w:hAnsi="Arial"/>
-          <w:b/>
-          <w:sz w:val="20"/>
-        </w:rPr>
-        <w:t>Roster Builder:</w:t>
-      </w:r>
-      <w:r>
-        <w:rPr>
-          <w:rFonts w:ascii="Arial" w:hAnsi="Arial"/>
-          <w:sz w:val="20"/>
-        </w:rPr>
-        <w:t xml:space="preserve"> day-to-day lineup construction against a chosen opponent using the existing roster.</w:t>
+        <w:t>Sabercast is an end-to-end LLM-powered decision-support application for Major League Baseball front offices that lack the analyst headcount of large-market clubs. The deployed prototype answers three of the highest-frequency questions a general manager asks an internal analyst: where are our biggest roster gaps and who can we afford to fill them with, how should we approach a specific opponent tomorrow, and what is the best lineup we can put on the field today. Each workflow combines public data ingestion, retrieval-augmented generation, structured LLM reasoning, and a fine-tuned contract valuation model behind a clean Streamlit interface.</w:t>
       </w:r>
     </w:p>
     <w:p>
@@ -148,67 +88,7 @@
           <w:rFonts w:ascii="Arial" w:hAnsi="Arial"/>
           <w:sz w:val="20"/>
         </w:rPr>
-        <w:t>The build wove together six distinct data sources (Baseball Reference batting/pitching via pybaseball, Spotrac contracts, Statcast Outs-Above-Average and sprint speed, Statcast catcher pop time, B-R team standings, B-R bWAR archives) plus four LLM-driven layers (</w:t>
-      </w:r>
-      <w:r>
-        <w:rPr>
-          <w:rFonts w:ascii="Consolas" w:hAnsi="Consolas"/>
-          <w:color w:val="444444"/>
-          <w:sz w:val="19"/>
-        </w:rPr>
-        <w:t>gpt-4o</w:t>
-      </w:r>
-      <w:r>
-        <w:rPr>
-          <w:rFonts w:ascii="Arial" w:hAnsi="Arial"/>
-          <w:sz w:val="20"/>
-        </w:rPr>
-        <w:t xml:space="preserve"> for narrative reasoning, </w:t>
-      </w:r>
-      <w:r>
-        <w:rPr>
-          <w:rFonts w:ascii="Consolas" w:hAnsi="Consolas"/>
-          <w:color w:val="444444"/>
-          <w:sz w:val="19"/>
-        </w:rPr>
-        <w:t>gpt-4o-mini</w:t>
-      </w:r>
-      <w:r>
-        <w:rPr>
-          <w:rFonts w:ascii="Arial" w:hAnsi="Arial"/>
-          <w:sz w:val="20"/>
-        </w:rPr>
-        <w:t xml:space="preserve"> for structured pricing and forecasts, </w:t>
-      </w:r>
-      <w:r>
-        <w:rPr>
-          <w:rFonts w:ascii="Consolas" w:hAnsi="Consolas"/>
-          <w:color w:val="444444"/>
-          <w:sz w:val="19"/>
-        </w:rPr>
-        <w:t>text-embedding-3-small</w:t>
-      </w:r>
-      <w:r>
-        <w:rPr>
-          <w:rFonts w:ascii="Arial" w:hAnsi="Arial"/>
-          <w:sz w:val="20"/>
-        </w:rPr>
-        <w:t xml:space="preserve"> for RAG retrieval, and a Together-hosted fine-tuned </w:t>
-      </w:r>
-      <w:r>
-        <w:rPr>
-          <w:rFonts w:ascii="Consolas" w:hAnsi="Consolas"/>
-          <w:color w:val="444444"/>
-          <w:sz w:val="19"/>
-        </w:rPr>
-        <w:t>Qwen 2.5 7B</w:t>
-      </w:r>
-      <w:r>
-        <w:rPr>
-          <w:rFonts w:ascii="Arial" w:hAnsi="Arial"/>
-          <w:sz w:val="20"/>
-        </w:rPr>
-        <w:t xml:space="preserve"> for contract valuation eval). The pipeline absorbed three mid-build LLM-platform constraints (OpenAI deprecating self-serve fine-tuning, Together moving small models off the serverless tier, Together flagging custom fine-tunes as non-serverless) and shipped a deployed application with a quantitatively-validated retrieval layer.</w:t>
+        <w:t>The system shipped as a working production prototype rather than a research notebook. Anyone can visit the live URL, pick a team, and get a structured report in under fifteen seconds. The build absorbed three separate mid-project LLM platform constraints (OpenAI deprecating self-serve fine-tuning, Together AI moving small models off the serverless tier, then flagging custom fine-tunes as dedicated-endpoint only) and routed around all of them.</w:t>
       </w:r>
     </w:p>
     <w:p>
@@ -218,7 +98,7 @@
           <w:b/>
           <w:sz w:val="20"/>
         </w:rPr>
-        <w:t>Evaluation headline (four statistically significant findings):</w:t>
+        <w:t>Five statistically significant evaluation findings anchor the project's claims:</w:t>
       </w:r>
     </w:p>
     <w:p>
@@ -231,14 +111,14 @@
           <w:b/>
           <w:sz w:val="20"/>
         </w:rPr>
-        <w:t>RAG accuracy delta: +70 percentage-point gain</w:t>
+        <w:t>RAG accuracy delta of +70 percentage points</w:t>
       </w:r>
       <w:r>
         <w:rPr>
           <w:rFonts w:ascii="Arial" w:hAnsi="Arial"/>
           <w:sz w:val="20"/>
         </w:rPr>
-        <w:t xml:space="preserve"> over no-retrieval gpt-4o on 20 held-out questions (McNemar p = 0.0005).</w:t>
+        <w:t xml:space="preserve"> over a no-retrieval gpt-4o baseline on twenty held-out player-profile questions (15% → 85%, McNemar p = 0.0005).</w:t>
       </w:r>
     </w:p>
     <w:p>
@@ -251,59 +131,14 @@
           <w:b/>
           <w:sz w:val="20"/>
         </w:rPr>
-        <w:t>Player-matcher precision@10: 3.1× lift over random retrieval</w:t>
+        <w:t>Player-matcher retrieval precision@10 of 3.1× the random baseline.</w:t>
       </w:r>
       <w:r>
         <w:rPr>
           <w:rFonts w:ascii="Arial" w:hAnsi="Arial"/>
           <w:sz w:val="20"/>
         </w:rPr>
-        <w:t xml:space="preserve"> — when a team had a flagged top-3 gap at position P in 2024 and signed a player at P during the 2024-25 offseason, Sabercast's </w:t>
-      </w:r>
-      <w:r>
-        <w:rPr>
-          <w:rFonts w:ascii="Consolas" w:hAnsi="Consolas"/>
-          <w:color w:val="444444"/>
-          <w:sz w:val="19"/>
-        </w:rPr>
-        <w:t>find_matches</w:t>
-      </w:r>
-      <w:r>
-        <w:rPr>
-          <w:rFonts w:ascii="Arial" w:hAnsi="Arial"/>
-          <w:sz w:val="20"/>
-        </w:rPr>
-        <w:t xml:space="preserve"> ranks that actual signer in the top-10 candidates </w:t>
-      </w:r>
-      <w:r>
-        <w:rPr>
-          <w:rFonts w:ascii="Arial" w:hAnsi="Arial"/>
-          <w:b/>
-          <w:sz w:val="20"/>
-        </w:rPr>
-        <w:t>41.9% of the time</w:t>
-      </w:r>
-      <w:r>
-        <w:rPr>
-          <w:rFonts w:ascii="Arial" w:hAnsi="Arial"/>
-          <w:sz w:val="20"/>
-        </w:rPr>
-        <w:t xml:space="preserve"> vs 13.3% random baseline (n=43, z=5.66, </w:t>
-      </w:r>
-      <w:r>
-        <w:rPr>
-          <w:rFonts w:ascii="Arial" w:hAnsi="Arial"/>
-          <w:b/>
-          <w:sz w:val="20"/>
-        </w:rPr>
-        <w:t>p &lt; 0.0001</w:t>
-      </w:r>
-      <w:r>
-        <w:rPr>
-          <w:rFonts w:ascii="Arial" w:hAnsi="Arial"/>
-          <w:sz w:val="20"/>
-        </w:rPr>
-        <w:t>).</w:t>
+        <w:t xml:space="preserve"> When a team had a top-3 flagged gap and signed an actual free agent at that position, Sabercast's vectorstore retrieval surfaces that signer in its top-10 candidates 41.9% of the time versus 13.3% random chance (n=43, p &lt; 0.0001).</w:t>
       </w:r>
     </w:p>
     <w:p>
@@ -316,29 +151,14 @@
           <w:b/>
           <w:sz w:val="20"/>
         </w:rPr>
-        <w:t>Position-level gap-flag hit-rate: 59.9% overall, p = 0.012</w:t>
+        <w:t>Full-pipeline precision@3 of 2.3× random</w:t>
       </w:r>
       <w:r>
         <w:rPr>
           <w:rFonts w:ascii="Arial" w:hAnsi="Arial"/>
           <w:sz w:val="20"/>
         </w:rPr>
-        <w:t xml:space="preserve"> (172 events); 2B specifically reaches </w:t>
-      </w:r>
-      <w:r>
-        <w:rPr>
-          <w:rFonts w:ascii="Arial" w:hAnsi="Arial"/>
-          <w:b/>
-          <w:sz w:val="20"/>
-        </w:rPr>
-        <w:t>74.2%, p = 0.011</w:t>
-      </w:r>
-      <w:r>
-        <w:rPr>
-          <w:rFonts w:ascii="Arial" w:hAnsi="Arial"/>
-          <w:sz w:val="20"/>
-        </w:rPr>
-        <w:t>; LF trending at 71.4%, p = 0.078.</w:t>
+        <w:t xml:space="preserve"> on the same event set after the deployed orchestrator's tier-bucketing and composite re-ranking (9.3% vs 4.0%, p = 0.037).</w:t>
       </w:r>
     </w:p>
     <w:p>
@@ -351,14 +171,34 @@
           <w:b/>
           <w:sz w:val="20"/>
         </w:rPr>
-        <w:t>Contract MAE for IF positions: −$1.41M improvement</w:t>
+        <w:t>Position-level gap-flag hit rate of 59.9% overall</w:t>
       </w:r>
       <w:r>
         <w:rPr>
           <w:rFonts w:ascii="Arial" w:hAnsi="Arial"/>
           <w:sz w:val="20"/>
         </w:rPr>
-        <w:t xml:space="preserve"> under the fine-tune (n=9, CI [+$0.04M, +$2.89M]) — borderline significant.</w:t>
+        <w:t xml:space="preserve"> (binomial p = 0.012, n = 172 events); second base specifically reaches 74.2% (p = 0.011).</w:t>
+      </w:r>
+    </w:p>
+    <w:p>
+      <w:pPr>
+        <w:pStyle w:val="ListNumber"/>
+      </w:pPr>
+      <w:r>
+        <w:rPr>
+          <w:rFonts w:ascii="Arial" w:hAnsi="Arial"/>
+          <w:b/>
+          <w:sz w:val="20"/>
+        </w:rPr>
+        <w:t>Contract valuation MAE improvement of $1.41M at infield positions</w:t>
+      </w:r>
+      <w:r>
+        <w:rPr>
+          <w:rFonts w:ascii="Arial" w:hAnsi="Arial"/>
+          <w:sz w:val="20"/>
+        </w:rPr>
+        <w:t xml:space="preserve"> via Together-hosted Qwen 2.5 7B fine-tune (n=9, 95% CI [+$0.04M, +$2.89M], borderline significant).</w:t>
       </w:r>
     </w:p>
     <w:p>
@@ -367,7 +207,7 @@
           <w:rFonts w:ascii="Arial" w:hAnsi="Arial"/>
           <w:sz w:val="20"/>
         </w:rPr>
-        <w:t>We pre-registered six additional statistical tests on the wins-prediction question; five came back null. We report all of them honestly. Sabercast is a diagnostic and retrieval tool, not a wins forecaster — and the evaluation confirms that framing rather than dressing it up.</w:t>
+        <w:t>The team also pre-registered six additional statistical tests on the harder question of whether the diagnostic score predicts team wins. Five came back null, and the report says so plainly. Sabercast functions as a diagnostic and retrieval tool, not as a season-level wins forecaster, and the evaluation supports that framing rather than dressing it up.</w:t>
       </w:r>
     </w:p>
     <w:p>
@@ -385,7 +225,18 @@
           <w:color w:val="202020"/>
           <w:sz w:val="30"/>
         </w:rPr>
-        <w:t>2. Business framing</w:t>
+        <w:t>2. Business problem and motivation</w:t>
+      </w:r>
+    </w:p>
+    <w:p>
+      <w:r>
+        <w:rPr>
+          <w:rFonts w:ascii="Arial" w:hAnsi="Arial"/>
+          <w:b/>
+          <w:color w:val="202020"/>
+          <w:sz w:val="24"/>
+        </w:rPr>
+        <w:t>2.1 The analyst-headcount bottleneck</w:t>
       </w:r>
     </w:p>
     <w:p>
@@ -394,7 +245,7 @@
           <w:rFonts w:ascii="Arial" w:hAnsi="Arial"/>
           <w:sz w:val="20"/>
         </w:rPr>
-        <w:t xml:space="preserve">Real MLB front offices spend $5–15M per year on quantitative analyst headcount and proprietary infrastructure (Steamer / ZiPS / FanGraphs Depth Charts integrations, in-house WAR derivations, custom scouting databases). Front offices at clubs like Tampa Bay, Cleveland, Milwaukee, and Pittsburgh have used heavy quantitative orientations to compete against payrolls three to five times their own. The bottleneck for replicating that capability at smaller-budget clubs is </w:t>
+        <w:t xml:space="preserve">Modern MLB front offices have bifurcated. Large-market clubs maintain analyst departments of 15 to 25 people, with proprietary Steamer or ZiPS projection integrations, custom WAR derivations, in-house Statcast aggregation pipelines, and dedicated R&amp;D engineers. Annual quantitative spend runs from $5 million to $15 million at the top of the league. Smaller-market clubs that compete on payroll constraints, including Tampa Bay, Cleveland, Milwaukee, and Pittsburgh, have historically punched above their weight by being early adopters of analytics. The bottleneck for the next tier of clubs (front offices operating with $130 million to $220 million payrolls) is not data access. Statcast publishes nearly every metric Tampa uses. The bottleneck is </w:t>
       </w:r>
       <w:r>
         <w:rPr>
@@ -409,7 +260,7 @@
           <w:rFonts w:ascii="Arial" w:hAnsi="Arial"/>
           <w:sz w:val="20"/>
         </w:rPr>
-        <w:t>, not data.</w:t>
+        <w:t>: hours spent reformatting, aggregating, and writing up answers to questions a GM asks in the hallway.</w:t>
       </w:r>
     </w:p>
     <w:p>
@@ -418,22 +269,7 @@
           <w:rFonts w:ascii="Arial" w:hAnsi="Arial"/>
           <w:sz w:val="20"/>
         </w:rPr>
-        <w:t xml:space="preserve">Sabercast targets the second tier: front offices with $130–220M payrolls that want analyst leverage but cannot justify a 20-person R&amp;D shop. It exists to </w:t>
-      </w:r>
-      <w:r>
-        <w:rPr>
-          <w:rFonts w:ascii="Arial" w:hAnsi="Arial"/>
-          <w:b/>
-          <w:sz w:val="20"/>
-        </w:rPr>
-        <w:t>compress the time between a front-office question and a defensible quantitative answer.</w:t>
-      </w:r>
-      <w:r>
-        <w:rPr>
-          <w:rFonts w:ascii="Arial" w:hAnsi="Arial"/>
-          <w:sz w:val="20"/>
-        </w:rPr>
-        <w:t xml:space="preserve"> The three workflows correspond to the three highest-frequency questions actually asked of an analyst:</w:t>
+        <w:t>Sabercast targets exactly that tier. The product exists to compress the time between a front-office question and a defensible quantitative answer, with public data and a thin team behind it. The three workflows correspond to the three highest-frequency analyst questions in a typical week:</w:t>
       </w:r>
     </w:p>
     <w:p>
@@ -445,7 +281,22 @@
           <w:rFonts w:ascii="Arial" w:hAnsi="Arial"/>
           <w:sz w:val="20"/>
         </w:rPr>
-        <w:t>*"Where are our biggest roster gaps and who's available to fill them?"* → Gap Filler</w:t>
+        <w:t xml:space="preserve">"Where are our biggest roster gaps, and who can we afford to fill them with?" answered by the </w:t>
+      </w:r>
+      <w:r>
+        <w:rPr>
+          <w:rFonts w:ascii="Arial" w:hAnsi="Arial"/>
+          <w:b/>
+          <w:sz w:val="20"/>
+        </w:rPr>
+        <w:t>Gap Filler</w:t>
+      </w:r>
+      <w:r>
+        <w:rPr>
+          <w:rFonts w:ascii="Arial" w:hAnsi="Arial"/>
+          <w:sz w:val="20"/>
+        </w:rPr>
+        <w:t xml:space="preserve"> tab.</w:t>
       </w:r>
     </w:p>
     <w:p>
@@ -457,7 +308,22 @@
           <w:rFonts w:ascii="Arial" w:hAnsi="Arial"/>
           <w:sz w:val="20"/>
         </w:rPr>
-        <w:t>*"What do we need to know about the team we're playing tomorrow?"* → Opponent Scouting</w:t>
+        <w:t xml:space="preserve">"What do we need to know about the team we're playing tomorrow?" answered by the </w:t>
+      </w:r>
+      <w:r>
+        <w:rPr>
+          <w:rFonts w:ascii="Arial" w:hAnsi="Arial"/>
+          <w:b/>
+          <w:sz w:val="20"/>
+        </w:rPr>
+        <w:t>Opponent Scouting</w:t>
+      </w:r>
+      <w:r>
+        <w:rPr>
+          <w:rFonts w:ascii="Arial" w:hAnsi="Arial"/>
+          <w:sz w:val="20"/>
+        </w:rPr>
+        <w:t xml:space="preserve"> tab.</w:t>
       </w:r>
     </w:p>
     <w:p>
@@ -469,7 +335,22 @@
           <w:rFonts w:ascii="Arial" w:hAnsi="Arial"/>
           <w:sz w:val="20"/>
         </w:rPr>
-        <w:t>*"Given today's available roster, what's our best lineup against this opponent?"* → Roster Builder</w:t>
+        <w:t xml:space="preserve">"Given today's available roster, what's our best lineup against this opponent?" answered by the </w:t>
+      </w:r>
+      <w:r>
+        <w:rPr>
+          <w:rFonts w:ascii="Arial" w:hAnsi="Arial"/>
+          <w:b/>
+          <w:sz w:val="20"/>
+        </w:rPr>
+        <w:t>Roster Builder</w:t>
+      </w:r>
+      <w:r>
+        <w:rPr>
+          <w:rFonts w:ascii="Arial" w:hAnsi="Arial"/>
+          <w:sz w:val="20"/>
+        </w:rPr>
+        <w:t xml:space="preserve"> tab.</w:t>
       </w:r>
     </w:p>
     <w:p>
@@ -478,7 +359,47 @@
           <w:rFonts w:ascii="Arial" w:hAnsi="Arial"/>
           <w:sz w:val="20"/>
         </w:rPr>
-        <w:t>Each is answered by composing public-data ingestion + LLM-driven structured reasoning + retrieval-augmented player matching, all in under fifteen seconds of wall time. The deployed Streamlit app is the actual deliverable — not a research notebook.</w:t>
+        <w:t>Each tab returns a structured, citation-grounded report in roughly ten to fifteen seconds of wall-clock time, against the same authoritative data sources a real front office uses.</w:t>
+      </w:r>
+    </w:p>
+    <w:p>
+      <w:r>
+        <w:rPr>
+          <w:rFonts w:ascii="Arial" w:hAnsi="Arial"/>
+          <w:b/>
+          <w:color w:val="202020"/>
+          <w:sz w:val="24"/>
+        </w:rPr>
+        <w:t>2.2 Why an LLM, not just a spreadsheet</w:t>
+      </w:r>
+    </w:p>
+    <w:p>
+      <w:r>
+        <w:rPr>
+          <w:rFonts w:ascii="Arial" w:hAnsi="Arial"/>
+          <w:sz w:val="20"/>
+        </w:rPr>
+        <w:t>The natural objection is that a competent analyst with Excel and pybaseball could build any of these. That objection misses what the LLM brings: structured reasoning across heterogeneous numeric inputs at conversational speed. A traditional analytics dashboard surfaces metrics. Sabercast turns metrics into narrative recommendations a GM can act on, complete with explicit trade-off articulation. When the Gap Filler suggests Marcus Semien as a premium-tier second base target for Seattle, the rationale field reads: "Adds 0.048 OPS over Polanco and gains 30 OAA, net upgrade given the team's defense-first 2B gap." The numbers come from deterministic delta computations the user can verify. The framing comes from the LLM. That is the combination this course is about.</w:t>
+      </w:r>
+    </w:p>
+    <w:p>
+      <w:r>
+        <w:rPr>
+          <w:rFonts w:ascii="Arial" w:hAnsi="Arial"/>
+          <w:b/>
+          <w:color w:val="202020"/>
+          <w:sz w:val="24"/>
+        </w:rPr>
+        <w:t>2.3 Business value, made concrete</w:t>
+      </w:r>
+    </w:p>
+    <w:p>
+      <w:r>
+        <w:rPr>
+          <w:rFonts w:ascii="Arial" w:hAnsi="Arial"/>
+          <w:sz w:val="20"/>
+        </w:rPr>
+        <w:t>A mid-market club's analyst team running this workflow internally would burn perhaps six analyst-hours per opponent scouting report, ten per gap-filler synthesis, and four per matchup-specific lineup decision. Sabercast collapses each to a fifteen-second LLM call against a pre-built data layer. At an analyst loaded cost of $150 per hour, the recurring annual savings for a club running ten scouting reports per series and three gap-fill exercises per offseason is on the order of $200,000 in analyst time freed for higher-leverage work. The product does not replace the analyst. It removes the most repetitive parts of the job so the analyst can focus on the questions that actually require judgment.</w:t>
       </w:r>
     </w:p>
     <w:p>
@@ -530,7 +451,7 @@
           <w:color w:val="555555"/>
           <w:sz w:val="18"/>
         </w:rPr>
-        <w:t>Figure 1. Gap Filler tab on the deployed Streamlit Cloud app, showing top-ranked roster gaps with position-matched candidates and contract-cost forecasts for the Seattle Mariners. Live at sabercast-mlb.streamlit.app.</w:t>
+        <w:t>Figure 1. The deployed Gap Filler tab for the Seattle Mariners. The Payroll Situation panel surfaces committed-vs-available payroll math, the Current Incumbent callout identifies who would be displaced, and three tier-badged target cards (bargain / at-budget / premium) carry vs-incumbent delta chips and trade-off rationales.</w:t>
       </w:r>
     </w:p>
     <w:p>
@@ -607,656 +528,117 @@
       <w:r>
         <w:rPr>
           <w:rFonts w:ascii="Arial" w:hAnsi="Arial"/>
+          <w:b/>
+          <w:color w:val="202020"/>
+          <w:sz w:val="24"/>
+        </w:rPr>
+        <w:t>3.1 Model-to-task mapping</w:t>
+      </w:r>
+    </w:p>
+    <w:p>
+      <w:r>
+        <w:rPr>
+          <w:rFonts w:ascii="Arial" w:hAnsi="Arial"/>
           <w:sz w:val="20"/>
         </w:rPr>
-        <w:t xml:space="preserve">The full architecture is in </w:t>
+        <w:t>The system uses four distinct LLM-class models, each chosen deliberately for a different task and cost tier. Figure 2 below makes the assignments explicit. The same data flows through a single retrieval-augmented pipeline before branching to whichever model handles the reasoning step.</w:t>
+      </w:r>
+    </w:p>
+    <w:p>
+      <w:pPr>
+        <w:jc w:val="center"/>
+      </w:pPr>
+      <w:r>
+        <w:drawing>
+          <wp:inline xmlns:a="http://schemas.openxmlformats.org/drawingml/2006/main" xmlns:pic="http://schemas.openxmlformats.org/drawingml/2006/picture">
+            <wp:extent cx="5852160" cy="2726295"/>
+            <wp:docPr id="3" name="Picture 3"/>
+            <wp:cNvGraphicFramePr>
+              <a:graphicFrameLocks noChangeAspect="1"/>
+            </wp:cNvGraphicFramePr>
+            <a:graphic>
+              <a:graphicData uri="http://schemas.openxmlformats.org/drawingml/2006/picture">
+                <pic:pic>
+                  <pic:nvPicPr>
+                    <pic:cNvPr id="0" name="architecture_diagram.png"/>
+                    <pic:cNvPicPr/>
+                  </pic:nvPicPr>
+                  <pic:blipFill>
+                    <a:blip r:embed="rId10"/>
+                    <a:stretch>
+                      <a:fillRect/>
+                    </a:stretch>
+                  </pic:blipFill>
+                  <pic:spPr>
+                    <a:xfrm>
+                      <a:off x="0" y="0"/>
+                      <a:ext cx="5852160" cy="2726295"/>
+                    </a:xfrm>
+                    <a:prstGeom prst="rect"/>
+                  </pic:spPr>
+                </pic:pic>
+              </a:graphicData>
+            </a:graphic>
+          </wp:inline>
+        </w:drawing>
+      </w:r>
+    </w:p>
+    <w:p>
+      <w:pPr>
+        <w:jc w:val="center"/>
+      </w:pPr>
+      <w:r>
+        <w:rPr>
+          <w:i/>
+          <w:color w:val="555555"/>
+          <w:sz w:val="18"/>
+        </w:rPr>
+        <w:t>Figure 2. System architecture. Eight offline pipelines feed flat-file storage plus a ChromaDB vectorstore. At query time, gpt-4o handles narrative reasoning (gap diagnosis and opponent scouting), gpt-4o-mini handles structured-JSON tasks at one-twentieth the cost (contract pricing, target forecasting, lineup construction), text-embedding-3-small powers RAG retrieval, and a Together-hosted Qwen 2.5 7B fine-tune serves as the held-out contract-valuation benchmark.</w:t>
+      </w:r>
+    </w:p>
+    <w:p>
+      <w:r>
+        <w:rPr>
+          <w:rFonts w:ascii="Arial" w:hAnsi="Arial"/>
+          <w:sz w:val="20"/>
+        </w:rPr>
+        <w:t xml:space="preserve">The cost discipline behind the model selection matters. Routing structured-JSON workloads to </w:t>
       </w:r>
       <w:r>
         <w:rPr>
-          <w:rFonts w:ascii="Consolas" w:hAnsi="Consolas"/>
-          <w:color w:val="444444"/>
-          <w:sz w:val="19"/>
+          <w:rFonts w:ascii="Arial" w:hAnsi="Arial"/>
+          <w:b/>
+          <w:sz w:val="20"/>
         </w:rPr>
-        <w:t>docs/architecture_diagram.md</w:t>
+        <w:t>gpt-4o-mini</w:t>
       </w:r>
       <w:r>
         <w:rPr>
           <w:rFonts w:ascii="Arial" w:hAnsi="Arial"/>
           <w:sz w:val="20"/>
         </w:rPr>
-        <w:t xml:space="preserve"> (Mermaid source) and </w:t>
+        <w:t xml:space="preserve"> rather than gpt-4o cuts the per-call cost by roughly a factor of twenty without measurably hurting output quality on tasks where the schema is fixed. </w:t>
       </w:r>
       <w:r>
         <w:rPr>
-          <w:rFonts w:ascii="Consolas" w:hAnsi="Consolas"/>
-          <w:color w:val="444444"/>
-          <w:sz w:val="19"/>
+          <w:rFonts w:ascii="Arial" w:hAnsi="Arial"/>
+          <w:b/>
+          <w:sz w:val="20"/>
         </w:rPr>
-        <w:t>docs/architecture_diagram.png</w:t>
+        <w:t>gpt-4o</w:t>
       </w:r>
       <w:r>
         <w:rPr>
           <w:rFonts w:ascii="Arial" w:hAnsi="Arial"/>
           <w:sz w:val="20"/>
         </w:rPr>
-        <w:t xml:space="preserve"> (rendered). Every box is labeled with the specific model or data store doing the work. A simplified summary:</w:t>
+        <w:t xml:space="preserve"> is reserved for the two reasoning surfaces where qualitative writing matters: the gap diagnosis narrative and the opponent scouting report. </w:t>
       </w:r>
-    </w:p>
-    <w:tbl>
-      <w:tblPr>
-        <w:tblW w:type="auto" w:w="0"/>
-        <w:tblLayout w:type="fixed"/>
-        <w:tblLook w:firstColumn="1" w:firstRow="1" w:lastColumn="0" w:lastRow="0" w:noHBand="0" w:noVBand="1" w:val="04A0"/>
-      </w:tblPr>
-      <w:tblGrid>
-        <w:gridCol w:w="4680"/>
-        <w:gridCol w:w="4680"/>
-      </w:tblGrid>
-      <w:tr>
-        <w:tc>
-          <w:tcPr>
-            <w:tcW w:type="dxa" w:w="4608"/>
-            <w:shd w:val="clear" w:color="auto" w:fill="EEEEEE"/>
-          </w:tcPr>
-          <w:p>
-            <w:r/>
-            <w:r>
-              <w:rPr>
-                <w:rFonts w:ascii="Arial" w:hAnsi="Arial"/>
-                <w:b/>
-                <w:sz w:val="19"/>
-              </w:rPr>
-              <w:t>Layer</w:t>
-            </w:r>
-          </w:p>
-        </w:tc>
-        <w:tc>
-          <w:tcPr>
-            <w:tcW w:type="dxa" w:w="4608"/>
-            <w:shd w:val="clear" w:color="auto" w:fill="EEEEEE"/>
-          </w:tcPr>
-          <w:p>
-            <w:r/>
-            <w:r>
-              <w:rPr>
-                <w:rFonts w:ascii="Arial" w:hAnsi="Arial"/>
-                <w:b/>
-                <w:sz w:val="19"/>
-              </w:rPr>
-              <w:t>Components</w:t>
-            </w:r>
-          </w:p>
-        </w:tc>
-      </w:tr>
-      <w:tr>
-        <w:tc>
-          <w:tcPr>
-            <w:tcW w:type="dxa" w:w="4608"/>
-          </w:tcPr>
-          <w:p>
-            <w:r/>
-            <w:r>
-              <w:rPr>
-                <w:rFonts w:ascii="Arial" w:hAnsi="Arial"/>
-                <w:b/>
-                <w:sz w:val="19"/>
-              </w:rPr>
-              <w:t>External data sources</w:t>
-            </w:r>
-          </w:p>
-        </w:tc>
-        <w:tc>
-          <w:tcPr>
-            <w:tcW w:type="dxa" w:w="4608"/>
-          </w:tcPr>
-          <w:p>
-            <w:r/>
-            <w:r>
-              <w:rPr>
-                <w:rFonts w:ascii="Arial" w:hAnsi="Arial"/>
-                <w:sz w:val="19"/>
-              </w:rPr>
-              <w:t>pybaseball (Baseball Reference fallback after FanGraphs 403), Spotrac HTML scrape, Statcast Baseball Savant</w:t>
-            </w:r>
-          </w:p>
-        </w:tc>
-      </w:tr>
-      <w:tr>
-        <w:tc>
-          <w:tcPr>
-            <w:tcW w:type="dxa" w:w="4608"/>
-          </w:tcPr>
-          <w:p>
-            <w:r/>
-            <w:r>
-              <w:rPr>
-                <w:rFonts w:ascii="Arial" w:hAnsi="Arial"/>
-                <w:b/>
-                <w:sz w:val="19"/>
-              </w:rPr>
-              <w:t>Offline pipelines (8)</w:t>
-            </w:r>
-          </w:p>
-        </w:tc>
-        <w:tc>
-          <w:tcPr>
-            <w:tcW w:type="dxa" w:w="4608"/>
-          </w:tcPr>
-          <w:p>
-            <w:r/>
-            <w:r>
-              <w:rPr>
-                <w:rFonts w:ascii="Consolas" w:hAnsi="Consolas"/>
-                <w:color w:val="444444"/>
-                <w:sz w:val="18"/>
-              </w:rPr>
-              <w:t>01_ingest_pybaseball.py</w:t>
-            </w:r>
-            <w:r>
-              <w:rPr>
-                <w:rFonts w:ascii="Arial" w:hAnsi="Arial"/>
-                <w:sz w:val="19"/>
-              </w:rPr>
-              <w:t xml:space="preserve"> (multi-year batting + pitching + defense), </w:t>
-            </w:r>
-            <w:r>
-              <w:rPr>
-                <w:rFonts w:ascii="Consolas" w:hAnsi="Consolas"/>
-                <w:color w:val="444444"/>
-                <w:sz w:val="18"/>
-              </w:rPr>
-              <w:t>01b_pull_standings.py</w:t>
-            </w:r>
-            <w:r>
-              <w:rPr>
-                <w:rFonts w:ascii="Arial" w:hAnsi="Arial"/>
-                <w:sz w:val="19"/>
-              </w:rPr>
-              <w:t xml:space="preserve"> (team wins 2018–2025), </w:t>
-            </w:r>
-            <w:r>
-              <w:rPr>
-                <w:rFonts w:ascii="Consolas" w:hAnsi="Consolas"/>
-                <w:color w:val="444444"/>
-                <w:sz w:val="18"/>
-              </w:rPr>
-              <w:t>01c_pull_bwar.py</w:t>
-            </w:r>
-            <w:r>
-              <w:rPr>
-                <w:rFonts w:ascii="Arial" w:hAnsi="Arial"/>
-                <w:sz w:val="19"/>
-              </w:rPr>
-              <w:t xml:space="preserve"> (Baseball Reference bWAR archives 2018+), </w:t>
-            </w:r>
-            <w:r>
-              <w:rPr>
-                <w:rFonts w:ascii="Consolas" w:hAnsi="Consolas"/>
-                <w:color w:val="444444"/>
-                <w:sz w:val="18"/>
-              </w:rPr>
-              <w:t>02_scrape_spotrac.py</w:t>
-            </w:r>
-            <w:r>
-              <w:rPr>
-                <w:rFonts w:ascii="Arial" w:hAnsi="Arial"/>
-                <w:sz w:val="19"/>
-              </w:rPr>
-              <w:t xml:space="preserve"> + </w:t>
-            </w:r>
-            <w:r>
-              <w:rPr>
-                <w:rFonts w:ascii="Consolas" w:hAnsi="Consolas"/>
-                <w:color w:val="444444"/>
-                <w:sz w:val="18"/>
-              </w:rPr>
-              <w:t>02b_manual_contract_additions.py</w:t>
-            </w:r>
-            <w:r>
-              <w:rPr>
-                <w:rFonts w:ascii="Arial" w:hAnsi="Arial"/>
-                <w:sz w:val="19"/>
-              </w:rPr>
-              <w:t xml:space="preserve"> + </w:t>
-            </w:r>
-            <w:r>
-              <w:rPr>
-                <w:rFonts w:ascii="Consolas" w:hAnsi="Consolas"/>
-                <w:color w:val="444444"/>
-                <w:sz w:val="18"/>
-              </w:rPr>
-              <w:t>02c_scrape_spotrac_fa_tracker.py</w:t>
-            </w:r>
-            <w:r>
-              <w:rPr>
-                <w:rFonts w:ascii="Arial" w:hAnsi="Arial"/>
-                <w:sz w:val="19"/>
-              </w:rPr>
-              <w:t xml:space="preserve"> (1,254 contracts), </w:t>
-            </w:r>
-            <w:r>
-              <w:rPr>
-                <w:rFonts w:ascii="Consolas" w:hAnsi="Consolas"/>
-                <w:color w:val="444444"/>
-                <w:sz w:val="18"/>
-              </w:rPr>
-              <w:t>03a/b_archetypes.py</w:t>
-            </w:r>
-            <w:r>
-              <w:rPr>
-                <w:rFonts w:ascii="Arial" w:hAnsi="Arial"/>
-                <w:sz w:val="19"/>
-              </w:rPr>
-              <w:t xml:space="preserve"> (gpt-4o-mini via OpenAI </w:t>
-            </w:r>
-            <w:r>
-              <w:rPr>
-                <w:rFonts w:ascii="Arial" w:hAnsi="Arial"/>
-                <w:b/>
-                <w:sz w:val="19"/>
-              </w:rPr>
-              <w:t>Batch API</w:t>
-            </w:r>
-            <w:r>
-              <w:rPr>
-                <w:rFonts w:ascii="Arial" w:hAnsi="Arial"/>
-                <w:sz w:val="19"/>
-              </w:rPr>
-              <w:t xml:space="preserve">), </w:t>
-            </w:r>
-            <w:r>
-              <w:rPr>
-                <w:rFonts w:ascii="Consolas" w:hAnsi="Consolas"/>
-                <w:color w:val="444444"/>
-                <w:sz w:val="18"/>
-              </w:rPr>
-              <w:t>04_build_vectorstore.py</w:t>
-            </w:r>
-            <w:r>
-              <w:rPr>
-                <w:rFonts w:ascii="Arial" w:hAnsi="Arial"/>
-                <w:sz w:val="19"/>
-              </w:rPr>
-              <w:t xml:space="preserve"> (text-embedding-3-small → ChromaDB), </w:t>
-            </w:r>
-            <w:r>
-              <w:rPr>
-                <w:rFonts w:ascii="Consolas" w:hAnsi="Consolas"/>
-                <w:color w:val="444444"/>
-                <w:sz w:val="18"/>
-              </w:rPr>
-              <w:t>05c_finetune_together.py</w:t>
-            </w:r>
-            <w:r>
-              <w:rPr>
-                <w:rFonts w:ascii="Arial" w:hAnsi="Arial"/>
-                <w:sz w:val="19"/>
-              </w:rPr>
-              <w:t xml:space="preserve"> + </w:t>
-            </w:r>
-            <w:r>
-              <w:rPr>
-                <w:rFonts w:ascii="Consolas" w:hAnsi="Consolas"/>
-                <w:color w:val="444444"/>
-                <w:sz w:val="18"/>
-              </w:rPr>
-              <w:t>05e_finetuned_eval_with_endpoint.py</w:t>
-            </w:r>
-            <w:r>
-              <w:rPr>
-                <w:rFonts w:ascii="Arial" w:hAnsi="Arial"/>
-                <w:sz w:val="19"/>
-              </w:rPr>
-              <w:t xml:space="preserve"> (Qwen 2.5 7B Instruct + LoRA r=64 α=128)</w:t>
-            </w:r>
-          </w:p>
-        </w:tc>
-      </w:tr>
-      <w:tr>
-        <w:tc>
-          <w:tcPr>
-            <w:tcW w:type="dxa" w:w="4608"/>
-          </w:tcPr>
-          <w:p>
-            <w:r/>
-            <w:r>
-              <w:rPr>
-                <w:rFonts w:ascii="Arial" w:hAnsi="Arial"/>
-                <w:b/>
-                <w:sz w:val="19"/>
-              </w:rPr>
-              <w:t>Storage</w:t>
-            </w:r>
-          </w:p>
-        </w:tc>
-        <w:tc>
-          <w:tcPr>
-            <w:tcW w:type="dxa" w:w="4608"/>
-          </w:tcPr>
-          <w:p>
-            <w:r/>
-            <w:r>
-              <w:rPr>
-                <w:rFonts w:ascii="Consolas" w:hAnsi="Consolas"/>
-                <w:color w:val="444444"/>
-                <w:sz w:val="18"/>
-              </w:rPr>
-              <w:t>data/raw/*.csv</w:t>
-            </w:r>
-            <w:r>
-              <w:rPr>
-                <w:rFonts w:ascii="Arial" w:hAnsi="Arial"/>
-                <w:sz w:val="19"/>
-              </w:rPr>
-              <w:t xml:space="preserve"> (committed flat files), </w:t>
-            </w:r>
-            <w:r>
-              <w:rPr>
-                <w:rFonts w:ascii="Consolas" w:hAnsi="Consolas"/>
-                <w:color w:val="444444"/>
-                <w:sz w:val="18"/>
-              </w:rPr>
-              <w:t>data/vectorstore/</w:t>
-            </w:r>
-            <w:r>
-              <w:rPr>
-                <w:rFonts w:ascii="Arial" w:hAnsi="Arial"/>
-                <w:sz w:val="19"/>
-              </w:rPr>
-              <w:t xml:space="preserve"> (persistent ChromaDB with 999 player profiles + 15 glossary entries), </w:t>
-            </w:r>
-            <w:r>
-              <w:rPr>
-                <w:rFonts w:ascii="Consolas" w:hAnsi="Consolas"/>
-                <w:color w:val="444444"/>
-                <w:sz w:val="18"/>
-              </w:rPr>
-              <w:t>data/processed/finetune_together_meta.json</w:t>
-            </w:r>
-          </w:p>
-        </w:tc>
-      </w:tr>
-      <w:tr>
-        <w:tc>
-          <w:tcPr>
-            <w:tcW w:type="dxa" w:w="4608"/>
-          </w:tcPr>
-          <w:p>
-            <w:r/>
-            <w:r>
-              <w:rPr>
-                <w:rFonts w:ascii="Arial" w:hAnsi="Arial"/>
-                <w:b/>
-                <w:sz w:val="19"/>
-              </w:rPr>
-              <w:t>Runtime reasoning</w:t>
-            </w:r>
-          </w:p>
-        </w:tc>
-        <w:tc>
-          <w:tcPr>
-            <w:tcW w:type="dxa" w:w="4608"/>
-          </w:tcPr>
-          <w:p>
-            <w:r/>
-            <w:r>
-              <w:rPr>
-                <w:rFonts w:ascii="Consolas" w:hAnsi="Consolas"/>
-                <w:color w:val="444444"/>
-                <w:sz w:val="18"/>
-              </w:rPr>
-              <w:t>gpt-4o</w:t>
-            </w:r>
-            <w:r>
-              <w:rPr>
-                <w:rFonts w:ascii="Arial" w:hAnsi="Arial"/>
-                <w:sz w:val="19"/>
-              </w:rPr>
-              <w:t xml:space="preserve"> (gap diagnostic, opponent scouting), </w:t>
-            </w:r>
-            <w:r>
-              <w:rPr>
-                <w:rFonts w:ascii="Consolas" w:hAnsi="Consolas"/>
-                <w:color w:val="444444"/>
-                <w:sz w:val="18"/>
-              </w:rPr>
-              <w:t>gpt-4o-mini</w:t>
-            </w:r>
-            <w:r>
-              <w:rPr>
-                <w:rFonts w:ascii="Arial" w:hAnsi="Arial"/>
-                <w:sz w:val="19"/>
-              </w:rPr>
-              <w:t xml:space="preserve"> (contract estimate, target forecast, roster builder), </w:t>
-            </w:r>
-            <w:r>
-              <w:rPr>
-                <w:rFonts w:ascii="Consolas" w:hAnsi="Consolas"/>
-                <w:color w:val="444444"/>
-                <w:sz w:val="18"/>
-              </w:rPr>
-              <w:t>text-embedding-3-small</w:t>
-            </w:r>
-            <w:r>
-              <w:rPr>
-                <w:rFonts w:ascii="Arial" w:hAnsi="Arial"/>
-                <w:sz w:val="19"/>
-              </w:rPr>
-              <w:t xml:space="preserve"> (RAG retrieval via </w:t>
-            </w:r>
-            <w:r>
-              <w:rPr>
-                <w:rFonts w:ascii="Consolas" w:hAnsi="Consolas"/>
-                <w:color w:val="444444"/>
-                <w:sz w:val="18"/>
-              </w:rPr>
-              <w:t>player_matcher.py</w:t>
-            </w:r>
-            <w:r>
-              <w:rPr>
-                <w:rFonts w:ascii="Arial" w:hAnsi="Arial"/>
-                <w:sz w:val="19"/>
-              </w:rPr>
-              <w:t xml:space="preserve">), fine-tuned </w:t>
-            </w:r>
-            <w:r>
-              <w:rPr>
-                <w:rFonts w:ascii="Consolas" w:hAnsi="Consolas"/>
-                <w:color w:val="444444"/>
-                <w:sz w:val="18"/>
-              </w:rPr>
-              <w:t>Qwen 2.5 7B</w:t>
-            </w:r>
-            <w:r>
-              <w:rPr>
-                <w:rFonts w:ascii="Arial" w:hAnsi="Arial"/>
-                <w:sz w:val="19"/>
-              </w:rPr>
-              <w:t xml:space="preserve"> (held-out MAE eval only, via Together dedicated endpoint)</w:t>
-            </w:r>
-          </w:p>
-        </w:tc>
-      </w:tr>
-      <w:tr>
-        <w:tc>
-          <w:tcPr>
-            <w:tcW w:type="dxa" w:w="4608"/>
-          </w:tcPr>
-          <w:p>
-            <w:r/>
-            <w:r>
-              <w:rPr>
-                <w:rFonts w:ascii="Arial" w:hAnsi="Arial"/>
-                <w:b/>
-                <w:sz w:val="19"/>
-              </w:rPr>
-              <w:t>User-facing</w:t>
-            </w:r>
-          </w:p>
-        </w:tc>
-        <w:tc>
-          <w:tcPr>
-            <w:tcW w:type="dxa" w:w="4608"/>
-          </w:tcPr>
-          <w:p>
-            <w:r/>
-            <w:r>
-              <w:rPr>
-                <w:rFonts w:ascii="Arial" w:hAnsi="Arial"/>
-                <w:sz w:val="19"/>
-              </w:rPr>
-              <w:t>Three Streamlit tabs deployed at sabercast-mlb.streamlit.app</w:t>
-            </w:r>
-          </w:p>
-        </w:tc>
-      </w:tr>
-    </w:tbl>
-    <w:p>
       <w:r>
         <w:rPr>
           <w:rFonts w:ascii="Arial" w:hAnsi="Arial"/>
           <w:b/>
           <w:sz w:val="20"/>
-        </w:rPr>
-        <w:t>RAG flow specifically (updated post Entries 25-29):</w:t>
-      </w:r>
-    </w:p>
-    <w:p>
-      <w:pPr>
-        <w:pStyle w:val="ListNumber"/>
-      </w:pPr>
-      <w:r>
-        <w:rPr>
-          <w:rFonts w:ascii="Arial" w:hAnsi="Arial"/>
-          <w:sz w:val="20"/>
-        </w:rPr>
-        <w:t>User selects team, enters total payroll budget, and (optionally overrides) committed payroll</w:t>
-      </w:r>
-    </w:p>
-    <w:p>
-      <w:pPr>
-        <w:pStyle w:val="ListBullet"/>
-      </w:pPr>
-      <w:r>
-        <w:rPr>
-          <w:rFonts w:ascii="Arial" w:hAnsi="Arial"/>
-          <w:b/>
-          <w:sz w:val="20"/>
-        </w:rPr>
-        <w:t>Committed payroll</w:t>
-      </w:r>
-      <w:r>
-        <w:rPr>
-          <w:rFonts w:ascii="Arial" w:hAnsi="Arial"/>
-          <w:sz w:val="20"/>
-        </w:rPr>
-        <w:t xml:space="preserve"> is auto-sourced from </w:t>
-      </w:r>
-      <w:r>
-        <w:rPr>
-          <w:rFonts w:ascii="Consolas" w:hAnsi="Consolas"/>
-          <w:color w:val="444444"/>
-          <w:sz w:val="19"/>
-        </w:rPr>
-        <w:t>data/raw/team_payrolls_&lt;year&gt;.csv</w:t>
-      </w:r>
-      <w:r>
-        <w:rPr>
-          <w:rFonts w:ascii="Arial" w:hAnsi="Arial"/>
-          <w:sz w:val="20"/>
-        </w:rPr>
-        <w:t xml:space="preserve"> (Spotrac per-team page, authoritative — see Entry 28) with a </w:t>
-      </w:r>
-      <w:r>
-        <w:rPr>
-          <w:rFonts w:ascii="Consolas" w:hAnsi="Consolas"/>
-          <w:color w:val="444444"/>
-          <w:sz w:val="19"/>
-        </w:rPr>
-        <w:t>contracts.csv</w:t>
-      </w:r>
-      <w:r>
-        <w:rPr>
-          <w:rFonts w:ascii="Arial" w:hAnsi="Arial"/>
-          <w:sz w:val="20"/>
-        </w:rPr>
-        <w:t xml:space="preserve">-sum fallback. </w:t>
-      </w:r>
-      <w:r>
-        <w:rPr>
-          <w:rFonts w:ascii="Consolas" w:hAnsi="Consolas"/>
-          <w:color w:val="444444"/>
-          <w:sz w:val="19"/>
-        </w:rPr>
-        <w:t>available = max(0, total − committed)</w:t>
-      </w:r>
-      <w:r>
-        <w:rPr>
-          <w:rFonts w:ascii="Arial" w:hAnsi="Arial"/>
-          <w:sz w:val="20"/>
-        </w:rPr>
-        <w:t xml:space="preserve">; </w:t>
-      </w:r>
-      <w:r>
-        <w:rPr>
-          <w:rFonts w:ascii="Consolas" w:hAnsi="Consolas"/>
-          <w:color w:val="444444"/>
-          <w:sz w:val="19"/>
-        </w:rPr>
-        <w:t>single_signing_ceiling = 30% × available</w:t>
-      </w:r>
-    </w:p>
-    <w:p>
-      <w:pPr>
-        <w:pStyle w:val="ListNumber"/>
-      </w:pPr>
-      <w:r>
-        <w:rPr>
-          <w:rFonts w:ascii="Consolas" w:hAnsi="Consolas"/>
-          <w:color w:val="444444"/>
-          <w:sz w:val="19"/>
-        </w:rPr>
-        <w:t>diagnose_gaps_llm</w:t>
-      </w:r>
-      <w:r>
-        <w:rPr>
-          <w:rFonts w:ascii="Arial" w:hAnsi="Arial"/>
-          <w:sz w:val="20"/>
-        </w:rPr>
-        <w:t xml:space="preserve"> (gpt-4o) returns ranked gap positions with reasoning + an </w:t>
-      </w:r>
-      <w:r>
-        <w:rPr>
-          <w:rFonts w:ascii="Consolas" w:hAnsi="Consolas"/>
-          <w:color w:val="444444"/>
-          <w:sz w:val="19"/>
-        </w:rPr>
-        <w:t>offense / defense / pitching</w:t>
-      </w:r>
-      <w:r>
-        <w:rPr>
-          <w:rFonts w:ascii="Arial" w:hAnsi="Arial"/>
-          <w:sz w:val="20"/>
-        </w:rPr>
-        <w:t xml:space="preserve"> weight split per gap</w:t>
-      </w:r>
-    </w:p>
-    <w:p>
-      <w:pPr>
-        <w:pStyle w:val="ListNumber"/>
-      </w:pPr>
-      <w:r>
-        <w:rPr>
-          <w:rFonts w:ascii="Arial" w:hAnsi="Arial"/>
-          <w:sz w:val="20"/>
-        </w:rPr>
-        <w:t xml:space="preserve">For each gap, the reasoning text is embedded via </w:t>
-      </w:r>
-      <w:r>
-        <w:rPr>
-          <w:rFonts w:ascii="Consolas" w:hAnsi="Consolas"/>
-          <w:color w:val="444444"/>
-          <w:sz w:val="19"/>
         </w:rPr>
         <w:t>text-embedding-3-small</w:t>
       </w:r>
@@ -1265,7 +647,31 @@
           <w:rFonts w:ascii="Arial" w:hAnsi="Arial"/>
           <w:sz w:val="20"/>
         </w:rPr>
-        <w:t xml:space="preserve"> and used as a similarity query against ChromaDB's </w:t>
+        <w:t xml:space="preserve"> powers all 1,014 vector embeddings (999 player profiles plus 15 glossary entries) at $0.02 per million tokens. Total OpenAI spend across the entire build, including five separate correlation study re-runs, forty RAG evaluation calls, and dozens of debugging traversals, was approximately $40. The Batch API was used for the bulk archetype classification pass that produced the vectorstore content, which halved the cost.</w:t>
+      </w:r>
+    </w:p>
+    <w:p>
+      <w:r>
+        <w:rPr>
+          <w:rFonts w:ascii="Arial" w:hAnsi="Arial"/>
+          <w:sz w:val="20"/>
+        </w:rPr>
+        <w:t xml:space="preserve">The fourth model, the Together-hosted </w:t>
+      </w:r>
+      <w:r>
+        <w:rPr>
+          <w:rFonts w:ascii="Arial" w:hAnsi="Arial"/>
+          <w:b/>
+          <w:sz w:val="20"/>
+        </w:rPr>
+        <w:t>Qwen 2.5 7B Instruct</w:t>
+      </w:r>
+      <w:r>
+        <w:rPr>
+          <w:rFonts w:ascii="Arial" w:hAnsi="Arial"/>
+          <w:sz w:val="20"/>
+        </w:rPr>
+        <w:t xml:space="preserve"> fine-tuned on Sabercast's contract data, serves as a published held-out MAE benchmark rather than a runtime path. Its dedicated 2× H100 endpoint costs $0.22 per minute and has a four-minute cold start, making it incompatible with the Streamlit interactive UX. The </w:t>
       </w:r>
       <w:r>
         <w:rPr>
@@ -1273,134 +679,34 @@
           <w:color w:val="444444"/>
           <w:sz w:val="19"/>
         </w:rPr>
-        <w:t>sabercast_player_profiles</w:t>
+        <w:t>use_finetuned</w:t>
       </w:r>
       <w:r>
         <w:rPr>
           <w:rFonts w:ascii="Arial" w:hAnsi="Arial"/>
           <w:sz w:val="20"/>
         </w:rPr>
-        <w:t xml:space="preserve"> collection</w:t>
+        <w:t xml:space="preserve"> keyword argument on the contract forecaster is the routing seam that swaps the fine-tune in for offline evaluation only. This is a deliberate deployment trade-off discussed further in Section 6.</w:t>
       </w:r>
     </w:p>
     <w:p>
-      <w:pPr>
-        <w:pStyle w:val="ListNumber"/>
-      </w:pPr>
+      <w:r>
+        <w:rPr>
+          <w:rFonts w:ascii="Arial" w:hAnsi="Arial"/>
+          <w:b/>
+          <w:color w:val="202020"/>
+          <w:sz w:val="24"/>
+        </w:rPr>
+        <w:t>3.2 The three-tab user surface</w:t>
+      </w:r>
+    </w:p>
+    <w:p>
       <w:r>
         <w:rPr>
           <w:rFonts w:ascii="Arial" w:hAnsi="Arial"/>
           <w:sz w:val="20"/>
         </w:rPr>
-        <w:t xml:space="preserve">ChromaDB returns top-20 candidates filtered by position + </w:t>
-      </w:r>
-      <w:r>
-        <w:rPr>
-          <w:rFonts w:ascii="Consolas" w:hAnsi="Consolas"/>
-          <w:color w:val="444444"/>
-          <w:sz w:val="19"/>
-        </w:rPr>
-        <w:t>signed_year ≤ evaluation_year</w:t>
-      </w:r>
-      <w:r>
-        <w:rPr>
-          <w:rFonts w:ascii="Arial" w:hAnsi="Arial"/>
-          <w:sz w:val="20"/>
-        </w:rPr>
-        <w:t xml:space="preserve"> + AAV up to </w:t>
-      </w:r>
-      <w:r>
-        <w:rPr>
-          <w:rFonts w:ascii="Consolas" w:hAnsi="Consolas"/>
-          <w:color w:val="444444"/>
-          <w:sz w:val="19"/>
-        </w:rPr>
-        <w:t>max(5 × single_signing_ceiling, $30M)</w:t>
-      </w:r>
-      <w:r>
-        <w:rPr>
-          <w:rFonts w:ascii="Arial" w:hAnsi="Arial"/>
-          <w:sz w:val="20"/>
-        </w:rPr>
-        <w:t xml:space="preserve"> (premium-tier upper bound)</w:t>
-      </w:r>
-    </w:p>
-    <w:p>
-      <w:pPr>
-        <w:pStyle w:val="ListNumber"/>
-      </w:pPr>
-      <w:r>
-        <w:rPr>
-          <w:rFonts w:ascii="Arial" w:hAnsi="Arial"/>
-          <w:b/>
-          <w:sz w:val="20"/>
-        </w:rPr>
-        <w:t>Incumbent-aware composite re-ranking (Entry 25).</w:t>
-      </w:r>
-      <w:r>
-        <w:rPr>
-          <w:rFonts w:ascii="Arial" w:hAnsi="Arial"/>
-          <w:sz w:val="20"/>
-        </w:rPr>
-        <w:t xml:space="preserve"> </w:t>
-      </w:r>
-      <w:r>
-        <w:rPr>
-          <w:rFonts w:ascii="Consolas" w:hAnsi="Consolas"/>
-          <w:color w:val="444444"/>
-          <w:sz w:val="19"/>
-        </w:rPr>
-        <w:t>get_position_incumbent</w:t>
-      </w:r>
-      <w:r>
-        <w:rPr>
-          <w:rFonts w:ascii="Arial" w:hAnsi="Arial"/>
-          <w:sz w:val="20"/>
-        </w:rPr>
-        <w:t xml:space="preserve"> identifies the team's current player at the gap position (OAA for fielders, GS for SP, G for RP, catcher_defense for C). Each candidate gets a </w:t>
-      </w:r>
-      <w:r>
-        <w:rPr>
-          <w:rFonts w:ascii="Consolas" w:hAnsi="Consolas"/>
-          <w:color w:val="444444"/>
-          <w:sz w:val="19"/>
-        </w:rPr>
-        <w:t>composite_improvement_score = off_weight × normalized_offense_delta + def_weight × normalized_defense_delta</w:t>
-      </w:r>
-      <w:r>
-        <w:rPr>
-          <w:rFonts w:ascii="Arial" w:hAnsi="Arial"/>
-          <w:sz w:val="20"/>
-        </w:rPr>
-        <w:t xml:space="preserve"> where deltas are computed against the incumbent and weights come from the gap's </w:t>
-      </w:r>
-      <w:r>
-        <w:rPr>
-          <w:rFonts w:ascii="Consolas" w:hAnsi="Consolas"/>
-          <w:color w:val="444444"/>
-          <w:sz w:val="19"/>
-        </w:rPr>
-        <w:t>gap_components</w:t>
-      </w:r>
-    </w:p>
-    <w:p>
-      <w:pPr>
-        <w:pStyle w:val="ListNumber"/>
-      </w:pPr>
-      <w:r>
-        <w:rPr>
-          <w:rFonts w:ascii="Arial" w:hAnsi="Arial"/>
-          <w:b/>
-          <w:sz w:val="20"/>
-        </w:rPr>
-        <w:t>Tier bucketing (Entry 29).</w:t>
-      </w:r>
-      <w:r>
-        <w:rPr>
-          <w:rFonts w:ascii="Arial" w:hAnsi="Arial"/>
-          <w:sz w:val="20"/>
-        </w:rPr>
-        <w:t xml:space="preserve"> Candidates are classified into </w:t>
+        <w:t xml:space="preserve">The Streamlit application exposes three tabs, all reading from the same vectorstore and the same flat-file aggregates. The </w:t>
       </w:r>
       <w:r>
         <w:rPr>
@@ -1408,29 +714,14 @@
           <w:b/>
           <w:sz w:val="20"/>
         </w:rPr>
-        <w:t>bargain</w:t>
+        <w:t>Gap Filler</w:t>
       </w:r>
       <w:r>
         <w:rPr>
           <w:rFonts w:ascii="Arial" w:hAnsi="Arial"/>
           <w:sz w:val="20"/>
         </w:rPr>
-        <w:t xml:space="preserve"> (</w:t>
-      </w:r>
-      <w:r>
-        <w:rPr>
-          <w:rFonts w:ascii="Consolas" w:hAnsi="Consolas"/>
-          <w:color w:val="444444"/>
-          <w:sz w:val="19"/>
-        </w:rPr>
-        <w:t>AAV ≤ 50% × ceiling</w:t>
-      </w:r>
-      <w:r>
-        <w:rPr>
-          <w:rFonts w:ascii="Arial" w:hAnsi="Arial"/>
-          <w:sz w:val="20"/>
-        </w:rPr>
-        <w:t xml:space="preserve">), </w:t>
+        <w:t xml:space="preserve"> tab takes a team selector, a total-payroll budget input, and an editable committed-payroll override; it returns a payroll situation panel, the top three flagged gaps with current incumbent callouts, and one bargain / at-budget / premium candidate per gap with vs-incumbent delta chips and trade-off rationales. The </w:t>
       </w:r>
       <w:r>
         <w:rPr>
@@ -1438,29 +729,14 @@
           <w:b/>
           <w:sz w:val="20"/>
         </w:rPr>
-        <w:t>at-budget</w:t>
+        <w:t>Opponent Scouting</w:t>
       </w:r>
       <w:r>
         <w:rPr>
           <w:rFonts w:ascii="Arial" w:hAnsi="Arial"/>
           <w:sz w:val="20"/>
         </w:rPr>
-        <w:t xml:space="preserve"> (</w:t>
-      </w:r>
-      <w:r>
-        <w:rPr>
-          <w:rFonts w:ascii="Consolas" w:hAnsi="Consolas"/>
-          <w:color w:val="444444"/>
-          <w:sz w:val="19"/>
-        </w:rPr>
-        <w:t>50% × ceiling &lt; AAV ≤ ceiling</w:t>
-      </w:r>
-      <w:r>
-        <w:rPr>
-          <w:rFonts w:ascii="Arial" w:hAnsi="Arial"/>
-          <w:sz w:val="20"/>
-        </w:rPr>
-        <w:t xml:space="preserve">), or </w:t>
+        <w:t xml:space="preserve"> tab takes a team selector and returns a narrative scouting report including top threats, exploitable weaknesses, pitching strategy, and hitting approach, with the top five hitters' Statcast batted-ball spray and the top five pitchers' pitch arsenals displayed inline. The </w:t>
       </w:r>
       <w:r>
         <w:rPr>
@@ -1468,120 +744,23 @@
           <w:b/>
           <w:sz w:val="20"/>
         </w:rPr>
-        <w:t>premium</w:t>
+        <w:t>Roster Builder</w:t>
       </w:r>
       <w:r>
         <w:rPr>
           <w:rFonts w:ascii="Arial" w:hAnsi="Arial"/>
           <w:sz w:val="20"/>
         </w:rPr>
-        <w:t xml:space="preserve"> (</w:t>
-      </w:r>
-      <w:r>
-        <w:rPr>
-          <w:rFonts w:ascii="Consolas" w:hAnsi="Consolas"/>
-          <w:color w:val="444444"/>
-          <w:sz w:val="19"/>
-        </w:rPr>
-        <w:t>ceiling &lt; AAV ≤ max(5 × ceiling, $30M)</w:t>
-      </w:r>
-      <w:r>
-        <w:rPr>
-          <w:rFonts w:ascii="Arial" w:hAnsi="Arial"/>
-          <w:sz w:val="20"/>
-        </w:rPr>
-        <w:t>). Top-1 per tier by composite score, returned in bargain→at-budget→premium order</w:t>
-      </w:r>
-    </w:p>
-    <w:p>
-      <w:pPr>
-        <w:pStyle w:val="ListNumber"/>
-      </w:pPr>
-      <w:r>
-        <w:rPr>
-          <w:rFonts w:ascii="Arial" w:hAnsi="Arial"/>
-          <w:sz w:val="20"/>
-        </w:rPr>
-        <w:t xml:space="preserve">Each selected candidate passes to </w:t>
-      </w:r>
-      <w:r>
-        <w:rPr>
-          <w:rFonts w:ascii="Consolas" w:hAnsi="Consolas"/>
-          <w:color w:val="444444"/>
-          <w:sz w:val="19"/>
-        </w:rPr>
-        <w:t>forecast_target_contract_llm</w:t>
-      </w:r>
-      <w:r>
-        <w:rPr>
-          <w:rFonts w:ascii="Arial" w:hAnsi="Arial"/>
-          <w:sz w:val="20"/>
-        </w:rPr>
-        <w:t xml:space="preserve"> (gpt-4o-mini in production; or the fine-tuned Qwen-7B for the offline MAE eval) with the </w:t>
-      </w:r>
-      <w:r>
-        <w:rPr>
-          <w:rFonts w:ascii="Arial" w:hAnsi="Arial"/>
-          <w:b/>
-          <w:sz w:val="20"/>
-        </w:rPr>
-        <w:t>incumbent profile and improvement deltas</w:t>
-      </w:r>
-      <w:r>
-        <w:rPr>
-          <w:rFonts w:ascii="Arial" w:hAnsi="Arial"/>
-          <w:sz w:val="20"/>
-        </w:rPr>
-        <w:t xml:space="preserve"> in the user payload so the rationale explicitly articulates the trade-off</w:t>
-      </w:r>
-    </w:p>
-    <w:p>
-      <w:pPr>
-        <w:pStyle w:val="ListNumber"/>
-      </w:pPr>
-      <w:r>
-        <w:rPr>
-          <w:rFonts w:ascii="Arial" w:hAnsi="Arial"/>
-          <w:b/>
-          <w:sz w:val="20"/>
-        </w:rPr>
-        <w:t>Three-layered hallucination defense (Entry 26).</w:t>
-      </w:r>
-      <w:r>
-        <w:rPr>
-          <w:rFonts w:ascii="Arial" w:hAnsi="Arial"/>
-          <w:sz w:val="20"/>
-        </w:rPr>
-        <w:t xml:space="preserve"> Before display: (a) incumbent dimensions without corresponding deltas are stripped from the payload, (b) the LLM rationale is regex-validated against the deltas dict, (c) if a hallucinated phrase is detected, the rationale is replaced with a deterministic template built from the same deltas</w:t>
-      </w:r>
-    </w:p>
-    <w:p>
-      <w:pPr>
-        <w:pStyle w:val="ListNumber"/>
-      </w:pPr>
-      <w:r>
-        <w:rPr>
-          <w:rFonts w:ascii="Arial" w:hAnsi="Arial"/>
-          <w:sz w:val="20"/>
-        </w:rPr>
-        <w:t>Gap Filler tab renders the Payroll Situation panel, the Current Incumbent callout per gap, and three tier-badged target cards with vs-incumbent delta chips and trade-off rationales</w:t>
+        <w:t xml:space="preserve"> tab takes both a team and an opponent (with an optional probable-starter selector) and returns a recommended lineup with rationales tailored to that pitcher's arsenal, plus matchup advantages and risks.</w:t>
       </w:r>
     </w:p>
     <w:p>
       <w:r>
         <w:rPr>
           <w:rFonts w:ascii="Arial" w:hAnsi="Arial"/>
-          <w:b/>
           <w:sz w:val="20"/>
         </w:rPr>
-        <w:t>Determinism guarantees on every reasoning call:</w:t>
-      </w:r>
-      <w:r>
-        <w:rPr>
-          <w:rFonts w:ascii="Arial" w:hAnsi="Arial"/>
-          <w:sz w:val="20"/>
-        </w:rPr>
-        <w:t xml:space="preserve"> </w:t>
+        <w:t xml:space="preserve">Every reasoning call runs with </w:t>
       </w:r>
       <w:r>
         <w:rPr>
@@ -1611,7 +790,7 @@
           <w:rFonts w:ascii="Arial" w:hAnsi="Arial"/>
           <w:sz w:val="20"/>
         </w:rPr>
-        <w:t xml:space="preserve">, </w:t>
+        <w:t xml:space="preserve">, and </w:t>
       </w:r>
       <w:r>
         <w:rPr>
@@ -1626,7 +805,7 @@
           <w:rFonts w:ascii="Arial" w:hAnsi="Arial"/>
           <w:sz w:val="20"/>
         </w:rPr>
-        <w:t>. The system is reproducible to within ~1 prediction per held-out evaluation.</w:t>
+        <w:t>. The system is reproducible to within roughly one prediction per held-out evaluation set across re-runs, which matters both for the evaluation discipline below and for caching.</w:t>
       </w:r>
     </w:p>
     <w:p>
@@ -1634,16 +813,37 @@
         <w:rPr>
           <w:rFonts w:ascii="Arial" w:hAnsi="Arial"/>
           <w:b/>
-          <w:sz w:val="20"/>
+          <w:color w:val="202020"/>
+          <w:sz w:val="24"/>
         </w:rPr>
-        <w:t>No-look-ahead enforcement.</w:t>
+        <w:t>3.3 The Gap Filler retrieval pipeline in detail</w:t>
       </w:r>
+    </w:p>
+    <w:p>
       <w:r>
         <w:rPr>
           <w:rFonts w:ascii="Arial" w:hAnsi="Arial"/>
           <w:sz w:val="20"/>
         </w:rPr>
-        <w:t xml:space="preserve"> Contracts filtered by </w:t>
+        <w:t>Because the Gap Filler is the most technically ambitious of the three tabs and the one professor feedback specifically asked to see explained clearly, the full flow is worth walking through.</w:t>
+      </w:r>
+    </w:p>
+    <w:p>
+      <w:r>
+        <w:rPr>
+          <w:rFonts w:ascii="Arial" w:hAnsi="Arial"/>
+          <w:sz w:val="20"/>
+        </w:rPr>
+        <w:t>When the user submits a team and budget, the orchestrator first computes the team's no-look-ahead committed payroll, using the end-of-evaluation-year Spotrac team-payroll page rather than the post-offseason number. (This is a non-trivial data choice; the original implementation used the wrong vintage and was caught and fixed late in the build, as discussed in Section 6.) Available room equals total budget minus committed payroll, and the single-signing ceiling equals 30% of that available room. These three numbers anchor the entire downstream decision.</w:t>
+      </w:r>
+    </w:p>
+    <w:p>
+      <w:r>
+        <w:rPr>
+          <w:rFonts w:ascii="Arial" w:hAnsi="Arial"/>
+          <w:sz w:val="20"/>
+        </w:rPr>
+        <w:t xml:space="preserve">Next, </w:t>
       </w:r>
       <w:r>
         <w:rPr>
@@ -1651,14 +851,14 @@
           <w:color w:val="444444"/>
           <w:sz w:val="19"/>
         </w:rPr>
-        <w:t>signed_year ≤ evaluation_year</w:t>
+        <w:t>diagnose_gaps_llm</w:t>
       </w:r>
       <w:r>
         <w:rPr>
           <w:rFonts w:ascii="Arial" w:hAnsi="Arial"/>
           <w:sz w:val="20"/>
         </w:rPr>
-        <w:t xml:space="preserve"> at every retrieval point. Vector-store profiles filtered the same way in </w:t>
+        <w:t xml:space="preserve"> (a gpt-4o call) returns the top three ranked gap positions with reasoning text and an offense / defense / pitching weight split per gap. For each gap, the reasoning text is embedded via </w:t>
       </w:r>
       <w:r>
         <w:rPr>
@@ -1666,14 +866,14 @@
           <w:color w:val="444444"/>
           <w:sz w:val="19"/>
         </w:rPr>
-        <w:t>player_matcher.find_matches</w:t>
+        <w:t>text-embedding-3-small</w:t>
       </w:r>
       <w:r>
         <w:rPr>
           <w:rFonts w:ascii="Arial" w:hAnsi="Arial"/>
           <w:sz w:val="20"/>
         </w:rPr>
-        <w:t xml:space="preserve">. Fine-tune training data filtered per-row: each example's comparable pool only contains contracts with </w:t>
+        <w:t xml:space="preserve"> and used as a semantic query against the </w:t>
       </w:r>
       <w:r>
         <w:rPr>
@@ -1681,14 +881,23 @@
           <w:color w:val="444444"/>
           <w:sz w:val="19"/>
         </w:rPr>
-        <w:t>signed_year &lt; target_signed_year</w:t>
+        <w:t>sabercast_player_profiles</w:t>
       </w:r>
       <w:r>
         <w:rPr>
           <w:rFonts w:ascii="Arial" w:hAnsi="Arial"/>
           <w:sz w:val="20"/>
         </w:rPr>
-        <w:t xml:space="preserve">. The held-out evaluation set shares </w:t>
+        <w:t xml:space="preserve"> ChromaDB collection. ChromaDB returns the top-20 candidates by cosine similarity, filtered to the gap position, signed by the evaluation year, and within an expanded retrieval ceiling.</w:t>
+      </w:r>
+    </w:p>
+    <w:p>
+      <w:r>
+        <w:rPr>
+          <w:rFonts w:ascii="Arial" w:hAnsi="Arial"/>
+          <w:sz w:val="20"/>
+        </w:rPr>
+        <w:t xml:space="preserve">The retrieved candidates then pass through three deterministic stages before display. First, </w:t>
       </w:r>
       <w:r>
         <w:rPr>
@@ -1696,14 +905,14 @@
           <w:color w:val="444444"/>
           <w:sz w:val="19"/>
         </w:rPr>
-        <w:t>random.seed(42)</w:t>
+        <w:t>get_position_incumbent</w:t>
       </w:r>
       <w:r>
         <w:rPr>
           <w:rFonts w:ascii="Arial" w:hAnsi="Arial"/>
           <w:sz w:val="20"/>
         </w:rPr>
-        <w:t xml:space="preserve"> between </w:t>
+        <w:t xml:space="preserve"> identifies the team's current player at the gap position (using OAA for fielders, games started for starting pitchers, games appeared for relievers, catcher pop time for catchers). Second, each candidate gets a </w:t>
       </w:r>
       <w:r>
         <w:rPr>
@@ -1711,91 +920,68 @@
           <w:color w:val="444444"/>
           <w:sz w:val="19"/>
         </w:rPr>
-        <w:t>eval/contract_mae.py</w:t>
+        <w:t>composite_improvement_score</w:t>
       </w:r>
       <w:r>
         <w:rPr>
           <w:rFonts w:ascii="Arial" w:hAnsi="Arial"/>
           <w:sz w:val="20"/>
         </w:rPr>
-        <w:t xml:space="preserve"> and </w:t>
+        <w:t xml:space="preserve"> computed against that incumbent, with offensive and defensive deltas normalized to comparable scales and weighted by the gap's offense / defense ratio. Third, candidates are classified into </w:t>
       </w:r>
       <w:r>
         <w:rPr>
-          <w:rFonts w:ascii="Consolas" w:hAnsi="Consolas"/>
-          <w:color w:val="444444"/>
-          <w:sz w:val="19"/>
+          <w:rFonts w:ascii="Arial" w:hAnsi="Arial"/>
+          <w:b/>
+          <w:sz w:val="20"/>
         </w:rPr>
-        <w:t>pipelines/05a_finetune_submit.py</w:t>
+        <w:t>bargain</w:t>
       </w:r>
       <w:r>
         <w:rPr>
           <w:rFonts w:ascii="Arial" w:hAnsi="Arial"/>
           <w:sz w:val="20"/>
         </w:rPr>
-        <w:t xml:space="preserve"> so the same 30 indices are excluded from training and held out for scoring.</w:t>
+        <w:t xml:space="preserve"> (AAV at or below 50% of the single-signing ceiling), </w:t>
+      </w:r>
+      <w:r>
+        <w:rPr>
+          <w:rFonts w:ascii="Arial" w:hAnsi="Arial"/>
+          <w:b/>
+          <w:sz w:val="20"/>
+        </w:rPr>
+        <w:t>at-budget</w:t>
+      </w:r>
+      <w:r>
+        <w:rPr>
+          <w:rFonts w:ascii="Arial" w:hAnsi="Arial"/>
+          <w:sz w:val="20"/>
+        </w:rPr>
+        <w:t xml:space="preserve"> (above 50% but at or below 100% of ceiling), or </w:t>
+      </w:r>
+      <w:r>
+        <w:rPr>
+          <w:rFonts w:ascii="Arial" w:hAnsi="Arial"/>
+          <w:b/>
+          <w:sz w:val="20"/>
+        </w:rPr>
+        <w:t>premium</w:t>
+      </w:r>
+      <w:r>
+        <w:rPr>
+          <w:rFonts w:ascii="Arial" w:hAnsi="Arial"/>
+          <w:sz w:val="20"/>
+        </w:rPr>
+        <w:t xml:space="preserve"> (above ceiling and capped at five times ceiling or $30M, whichever is larger). The top-1 per tier by composite score is returned in bargain to premium order, giving the GM three apples-to-different-tiers options.</w:t>
       </w:r>
     </w:p>
     <w:p>
       <w:r>
         <w:rPr>
           <w:rFonts w:ascii="Arial" w:hAnsi="Arial"/>
-          <w:b/>
           <w:sz w:val="20"/>
         </w:rPr>
-        <w:t>Why the fine-tune is eval-only.</w:t>
-      </w:r>
-      <w:r>
-        <w:rPr>
-          <w:rFonts w:ascii="Arial" w:hAnsi="Arial"/>
-          <w:sz w:val="20"/>
-        </w:rPr>
-        <w:t xml:space="preserve"> The Together-hosted Qwen 2.5 7B fine-tune (</w:t>
-      </w:r>
-      <w:r>
-        <w:rPr>
-          <w:rFonts w:ascii="Consolas" w:hAnsi="Consolas"/>
-          <w:color w:val="444444"/>
-          <w:sz w:val="19"/>
-        </w:rPr>
-        <w:t>rpeugh_302d/Qwen2.5-7B-Instruct-sabercast-contract-663bd032</w:t>
-      </w:r>
-      <w:r>
-        <w:rPr>
-          <w:rFonts w:ascii="Arial" w:hAnsi="Arial"/>
-          <w:sz w:val="20"/>
-        </w:rPr>
-        <w:t xml:space="preserve">) requires a dedicated 2× H100 endpoint at $0.22/min with a ~4-minute cold start. That latency profile is fundamentally incompatible with the interactive Streamlit-Cloud UX (target end-to-end response ≤ 12s). The fine-tune therefore serves as a published held-out MAE benchmark rather than a runtime path. The runtime forecast call uses </w:t>
-      </w:r>
-      <w:r>
-        <w:rPr>
-          <w:rFonts w:ascii="Consolas" w:hAnsi="Consolas"/>
-          <w:color w:val="444444"/>
-          <w:sz w:val="19"/>
-        </w:rPr>
-        <w:t>gpt-4o-mini</w:t>
-      </w:r>
-      <w:r>
-        <w:rPr>
-          <w:rFonts w:ascii="Arial" w:hAnsi="Arial"/>
-          <w:sz w:val="20"/>
-        </w:rPr>
-        <w:t xml:space="preserve"> as the deployed forecaster; the </w:t>
-      </w:r>
-      <w:r>
-        <w:rPr>
-          <w:rFonts w:ascii="Consolas" w:hAnsi="Consolas"/>
-          <w:color w:val="444444"/>
-          <w:sz w:val="19"/>
-        </w:rPr>
-        <w:t>use_finetuned</w:t>
-      </w:r>
-      <w:r>
-        <w:rPr>
-          <w:rFonts w:ascii="Arial" w:hAnsi="Arial"/>
-          <w:sz w:val="20"/>
-        </w:rPr>
-        <w:t xml:space="preserve"> kwarg on </w:t>
+        <w:t xml:space="preserve">Finally, each surfaced candidate passes to </w:t>
       </w:r>
       <w:r>
         <w:rPr>
@@ -1810,7 +996,7 @@
           <w:rFonts w:ascii="Arial" w:hAnsi="Arial"/>
           <w:sz w:val="20"/>
         </w:rPr>
-        <w:t xml:space="preserve"> is the routing seam that swaps in the fine-tune for offline evaluation.</w:t>
+        <w:t xml:space="preserve"> (gpt-4o-mini in production, with the fine-tuned Qwen-7B available for offline benchmarking) along with the incumbent profile and improvement deltas. The prompt requires the rationale to explicitly cite the trade-off. The output runs through a three-layered hallucination defense: any incumbent dimensions without corresponding deltas are stripped from the payload before display, the LLM rationale is regex-validated against the deltas dictionary, and any number not in the deltas dictionary triggers replacement with a deterministic programmatic rationale built from the same deltas. Across a 54-rationale stress test, this defense eliminated all hallucinated numbers.</w:t>
       </w:r>
     </w:p>
     <w:p>
@@ -1828,16 +1014,7 @@
           <w:color w:val="202020"/>
           <w:sz w:val="30"/>
         </w:rPr>
-        <w:t>4. Technical depth (MA-class techniques applied)</w:t>
-      </w:r>
-    </w:p>
-    <w:p>
-      <w:r>
-        <w:rPr>
-          <w:rFonts w:ascii="Arial" w:hAnsi="Arial"/>
-          <w:sz w:val="20"/>
-        </w:rPr>
-        <w:t>Sabercast exercises five distinct LLM-application techniques covered in the course, each with a corresponding eval artifact.</w:t>
+        <w:t>4. Data and implementation</w:t>
       </w:r>
     </w:p>
     <w:p>
@@ -1848,7 +1025,25 @@
           <w:color w:val="202020"/>
           <w:sz w:val="24"/>
         </w:rPr>
-        <w:t>4.1 Retrieval-augmented generation (RAG) + incumbent-aware re-ranking</w:t>
+        <w:t>4.1 Sources, with no-look-ahead enforcement</w:t>
+      </w:r>
+    </w:p>
+    <w:p>
+      <w:r>
+        <w:rPr>
+          <w:rFonts w:ascii="Arial" w:hAnsi="Arial"/>
+          <w:sz w:val="20"/>
+        </w:rPr>
+        <w:t>Sabercast composes six independent data sources, each pulled by a dedicated pipeline. Baseball Reference batting and pitching tables (via pybaseball, with a Baseball Reference HTML fallback after FanGraphs began returning HTTP 403 mid-build) supply per-player statistical lines for 2018 through 2025. Spotrac team-payroll pages and free-agent tracker pages together yield a 1,254-contract corpus, ranging from $700M deals down to $750K minor-league deals. Statcast leaderboards (Outs Above Average for fielders, sprint speed, catcher pop time to second base) supply defensive metrics. Statcast also supplies the new Tier 1 pull mentioned below. Baseball Reference standings provide team wins for 2018 onward, used as the dependent variable in the wins-prediction evaluation. Baseball Reference's bWAR archives provide an alternative aggregate measure used in the wins-predictor regression.</w:t>
+      </w:r>
+    </w:p>
+    <w:p>
+      <w:r>
+        <w:rPr>
+          <w:rFonts w:ascii="Arial" w:hAnsi="Arial"/>
+          <w:sz w:val="20"/>
+        </w:rPr>
+        <w:t>A late addition (build day 36) pulled three new Savant feeds and surfaced them in both the Roster Builder and Opponent Scouting tabs: hitter batted-ball spray (ground ball rate, fly ball rate, pull and opposite-field percentages) for 253 qualified hitters per season, pitcher pitch-arsenal stats (usage percentage, BA-against, whiff rate per pitch type) for 316 unique pitchers per season, and per-player handedness for all 2,826 active players across 2019-2024. The downstream effect is concrete: when scouting the Yankees in 2024, the LLM correctly identifies Clay Holmes' sinker as the hittable pitch in his arsenal (0.319 BA against, 56.2% usage) and Tommy Kahnle's changeup as his go-to weapon (72.8% usage, 38.9% whiff). When scouting Detroit with Tarik Skubal as the probable starter, the tool builds a right-handed-heavy lineup and flags Skubal's sinker (BA against 0.207) as the attack vector despite the changeup having a lower whiff rate.</w:t>
       </w:r>
     </w:p>
     <w:p>
@@ -1858,14 +1053,14 @@
           <w:b/>
           <w:sz w:val="20"/>
         </w:rPr>
-        <w:t>Retrieval layer.</w:t>
+        <w:t>No-look-ahead enforcement is enforced at every retrieval point.</w:t>
       </w:r>
       <w:r>
         <w:rPr>
           <w:rFonts w:ascii="Arial" w:hAnsi="Arial"/>
           <w:sz w:val="20"/>
         </w:rPr>
-        <w:t xml:space="preserve"> ChromaDB persistent vectorstore with 999 player profiles + 15 glossary entries. Each profile carries an embedding of a natural-language player description plus structured metadata (archetype, trend, position role, year). </w:t>
+        <w:t xml:space="preserve"> Contracts are filtered by </w:t>
       </w:r>
       <w:r>
         <w:rPr>
@@ -1873,14 +1068,64 @@
           <w:color w:val="444444"/>
           <w:sz w:val="19"/>
         </w:rPr>
-        <w:t>player_matcher.find_matches</w:t>
+        <w:t>signed_year ≤ evaluation_year</w:t>
       </w:r>
       <w:r>
         <w:rPr>
           <w:rFonts w:ascii="Arial" w:hAnsi="Arial"/>
           <w:sz w:val="20"/>
         </w:rPr>
-        <w:t xml:space="preserve"> embeds a gap-description query via </w:t>
+        <w:t xml:space="preserve"> in </w:t>
+      </w:r>
+      <w:r>
+        <w:rPr>
+          <w:rFonts w:ascii="Consolas" w:hAnsi="Consolas"/>
+          <w:color w:val="444444"/>
+          <w:sz w:val="19"/>
+        </w:rPr>
+        <w:t>find_matches</w:t>
+      </w:r>
+      <w:r>
+        <w:rPr>
+          <w:rFonts w:ascii="Arial" w:hAnsi="Arial"/>
+          <w:sz w:val="20"/>
+        </w:rPr>
+        <w:t xml:space="preserve">, in the vectorstore metadata, in the committed-payroll computation, and in the comparables-pool builder for the contract forecaster. The fine-tune training data was filtered per-row so each example's comparable pool contained only contracts signed strictly before that example's signed year. The held-out evaluation set shares </w:t>
+      </w:r>
+      <w:r>
+        <w:rPr>
+          <w:rFonts w:ascii="Consolas" w:hAnsi="Consolas"/>
+          <w:color w:val="444444"/>
+          <w:sz w:val="19"/>
+        </w:rPr>
+        <w:t>random.seed(42)</w:t>
+      </w:r>
+      <w:r>
+        <w:rPr>
+          <w:rFonts w:ascii="Arial" w:hAnsi="Arial"/>
+          <w:sz w:val="20"/>
+        </w:rPr>
+        <w:t xml:space="preserve"> between the contract MAE script and the fine-tune submission pipeline, so the same thirty indices are excluded from training and held out for scoring. Where the original implementation made an honest mistake (the committed-payroll lookup originally used the wrong year vintage, leaking 2024-25 offseason signings into the "already committed" baseline), the bug was caught, documented in BUILD_LOG Entry 35, and fixed by switching the lookup to the evaluation-year vintage with documented conservative-bias trade-off.</w:t>
+      </w:r>
+    </w:p>
+    <w:p>
+      <w:r>
+        <w:rPr>
+          <w:rFonts w:ascii="Arial" w:hAnsi="Arial"/>
+          <w:b/>
+          <w:color w:val="202020"/>
+          <w:sz w:val="24"/>
+        </w:rPr>
+        <w:t>4.2 The retrieval-augmented generation layer in practice</w:t>
+      </w:r>
+    </w:p>
+    <w:p>
+      <w:r>
+        <w:rPr>
+          <w:rFonts w:ascii="Arial" w:hAnsi="Arial"/>
+          <w:sz w:val="20"/>
+        </w:rPr>
+        <w:t xml:space="preserve">The vectorstore was built via an OpenAI Batch API archetype classification pass over the full player pool. Each player gets a natural-language profile generated by gpt-4o-mini that includes their stat line, archetype label (power_hitter, contact_hitter, three_true_outcomes, defensive_specialist, ace_starter, swingman, leverage_reliever, and several others), and trajectory label (improving, declining, plateau). These profiles are embedded via </w:t>
       </w:r>
       <w:r>
         <w:rPr>
@@ -1895,210 +1140,7 @@
           <w:rFonts w:ascii="Arial" w:hAnsi="Arial"/>
           <w:sz w:val="20"/>
         </w:rPr>
-        <w:t xml:space="preserve">, retrieves top-20 by cosine similarity, then filters by position + </w:t>
-      </w:r>
-      <w:r>
-        <w:rPr>
-          <w:rFonts w:ascii="Consolas" w:hAnsi="Consolas"/>
-          <w:color w:val="444444"/>
-          <w:sz w:val="19"/>
-        </w:rPr>
-        <w:t>signed_year ≤ evaluation_year</w:t>
-      </w:r>
-      <w:r>
-        <w:rPr>
-          <w:rFonts w:ascii="Arial" w:hAnsi="Arial"/>
-          <w:sz w:val="20"/>
-        </w:rPr>
-        <w:t xml:space="preserve"> + AAV cap. Validated independently: precision@10 against actual 2025 free-agent signings is </w:t>
-      </w:r>
-      <w:r>
-        <w:rPr>
-          <w:rFonts w:ascii="Arial" w:hAnsi="Arial"/>
-          <w:b/>
-          <w:sz w:val="20"/>
-        </w:rPr>
-        <w:t>3.1× the random baseline at p &lt; 0.0001</w:t>
-      </w:r>
-      <w:r>
-        <w:rPr>
-          <w:rFonts w:ascii="Arial" w:hAnsi="Arial"/>
-          <w:sz w:val="20"/>
-        </w:rPr>
-        <w:t xml:space="preserve"> (see §5.6 / Entry 31).</w:t>
-      </w:r>
-    </w:p>
-    <w:p>
-      <w:r>
-        <w:rPr>
-          <w:rFonts w:ascii="Arial" w:hAnsi="Arial"/>
-          <w:b/>
-          <w:sz w:val="20"/>
-        </w:rPr>
-        <w:t>Display layer (Entries 25, 28, 29).</w:t>
-      </w:r>
-      <w:r>
-        <w:rPr>
-          <w:rFonts w:ascii="Arial" w:hAnsi="Arial"/>
-          <w:sz w:val="20"/>
-        </w:rPr>
-        <w:t xml:space="preserve"> The 20 retrieved candidates pass through three downstream stages before display:</w:t>
-      </w:r>
-    </w:p>
-    <w:p>
-      <w:pPr>
-        <w:pStyle w:val="ListNumber"/>
-      </w:pPr>
-      <w:r>
-        <w:rPr>
-          <w:rFonts w:ascii="Arial" w:hAnsi="Arial"/>
-          <w:sz w:val="20"/>
-        </w:rPr>
-        <w:t xml:space="preserve">*Incumbent-aware composite re-ranking.* </w:t>
-      </w:r>
-      <w:r>
-        <w:rPr>
-          <w:rFonts w:ascii="Consolas" w:hAnsi="Consolas"/>
-          <w:color w:val="444444"/>
-          <w:sz w:val="19"/>
-        </w:rPr>
-        <w:t>_compute_improvement_deltas</w:t>
-      </w:r>
-      <w:r>
-        <w:rPr>
-          <w:rFonts w:ascii="Arial" w:hAnsi="Arial"/>
-          <w:sz w:val="20"/>
-        </w:rPr>
-        <w:t xml:space="preserve"> measures each candidate's offensive, defensive, and pitching deltas against the team's current incumbent at the gap position. A </w:t>
-      </w:r>
-      <w:r>
-        <w:rPr>
-          <w:rFonts w:ascii="Consolas" w:hAnsi="Consolas"/>
-          <w:color w:val="444444"/>
-          <w:sz w:val="19"/>
-        </w:rPr>
-        <w:t>composite_score</w:t>
-      </w:r>
-      <w:r>
-        <w:rPr>
-          <w:rFonts w:ascii="Arial" w:hAnsi="Arial"/>
-          <w:sz w:val="20"/>
-        </w:rPr>
-        <w:t xml:space="preserve"> combines them weighted by the gap's </w:t>
-      </w:r>
-      <w:r>
-        <w:rPr>
-          <w:rFonts w:ascii="Consolas" w:hAnsi="Consolas"/>
-          <w:color w:val="444444"/>
-          <w:sz w:val="19"/>
-        </w:rPr>
-        <w:t>offense / defense</w:t>
-      </w:r>
-      <w:r>
-        <w:rPr>
-          <w:rFonts w:ascii="Arial" w:hAnsi="Arial"/>
-          <w:sz w:val="20"/>
-        </w:rPr>
-        <w:t xml:space="preserve"> ratio.</w:t>
-      </w:r>
-    </w:p>
-    <w:p>
-      <w:pPr>
-        <w:pStyle w:val="ListNumber"/>
-      </w:pPr>
-      <w:r>
-        <w:rPr>
-          <w:rFonts w:ascii="Arial" w:hAnsi="Arial"/>
-          <w:sz w:val="20"/>
-        </w:rPr>
-        <w:t xml:space="preserve">*Three-tier bucketing.* Candidates are classified into </w:t>
-      </w:r>
-      <w:r>
-        <w:rPr>
-          <w:rFonts w:ascii="Arial" w:hAnsi="Arial"/>
-          <w:b/>
-          <w:sz w:val="20"/>
-        </w:rPr>
-        <w:t>bargain</w:t>
-      </w:r>
-      <w:r>
-        <w:rPr>
-          <w:rFonts w:ascii="Arial" w:hAnsi="Arial"/>
-          <w:sz w:val="20"/>
-        </w:rPr>
-        <w:t xml:space="preserve"> (≤ 50% of single-signing ceiling), </w:t>
-      </w:r>
-      <w:r>
-        <w:rPr>
-          <w:rFonts w:ascii="Arial" w:hAnsi="Arial"/>
-          <w:b/>
-          <w:sz w:val="20"/>
-        </w:rPr>
-        <w:t>at-budget</w:t>
-      </w:r>
-      <w:r>
-        <w:rPr>
-          <w:rFonts w:ascii="Arial" w:hAnsi="Arial"/>
-          <w:sz w:val="20"/>
-        </w:rPr>
-        <w:t xml:space="preserve"> (50–100% of ceiling), or </w:t>
-      </w:r>
-      <w:r>
-        <w:rPr>
-          <w:rFonts w:ascii="Arial" w:hAnsi="Arial"/>
-          <w:b/>
-          <w:sz w:val="20"/>
-        </w:rPr>
-        <w:t>premium</w:t>
-      </w:r>
-      <w:r>
-        <w:rPr>
-          <w:rFonts w:ascii="Arial" w:hAnsi="Arial"/>
-          <w:sz w:val="20"/>
-        </w:rPr>
-        <w:t xml:space="preserve"> (above ceiling, capped at </w:t>
-      </w:r>
-      <w:r>
-        <w:rPr>
-          <w:rFonts w:ascii="Consolas" w:hAnsi="Consolas"/>
-          <w:color w:val="444444"/>
-          <w:sz w:val="19"/>
-        </w:rPr>
-        <w:t>max(5 × ceiling, $30M)</w:t>
-      </w:r>
-      <w:r>
-        <w:rPr>
-          <w:rFonts w:ascii="Arial" w:hAnsi="Arial"/>
-          <w:sz w:val="20"/>
-        </w:rPr>
-        <w:t>). Top-1 per tier by composite, returned cheap-to-expensive.</w:t>
-      </w:r>
-    </w:p>
-    <w:p>
-      <w:pPr>
-        <w:pStyle w:val="ListNumber"/>
-      </w:pPr>
-      <w:r>
-        <w:rPr>
-          <w:rFonts w:ascii="Arial" w:hAnsi="Arial"/>
-          <w:sz w:val="20"/>
-        </w:rPr>
-        <w:t xml:space="preserve">*Trade-off articulation.* </w:t>
-      </w:r>
-      <w:r>
-        <w:rPr>
-          <w:rFonts w:ascii="Consolas" w:hAnsi="Consolas"/>
-          <w:color w:val="444444"/>
-          <w:sz w:val="19"/>
-        </w:rPr>
-        <w:t>forecast_target_contract_llm</w:t>
-      </w:r>
-      <w:r>
-        <w:rPr>
-          <w:rFonts w:ascii="Arial" w:hAnsi="Arial"/>
-          <w:sz w:val="20"/>
-        </w:rPr>
-        <w:t xml:space="preserve"> receives the incumbent profile + deltas; the gpt-4o-mini prompt requires the rationale to explicitly cite the trade-off ("Adds 0.048 OPS over Polanco and gains 30 OAA — net upgrade given the team's defense-first 2B gap"). Output is regex-validated against the deltas and falls back to a deterministic programmatic rationale if any number is hallucinated (Entry 26's three-layered defense — eliminates hallucinations across 54 rationale stress test).</w:t>
+        <w:t xml:space="preserve"> and persisted in a local ChromaDB instance committed to the repository. At query time, the gap-diagnosis reasoning text is itself embedded and used as the semantic query, which produces a ranking based on conceptual fit rather than just shared stat percentiles. A 15-entry glossary collection handles general-knowledge questions about baseball terms.</w:t>
       </w:r>
     </w:p>
     <w:p>
@@ -2107,7 +1149,7 @@
           <w:rFonts w:ascii="Arial" w:hAnsi="Arial"/>
           <w:sz w:val="20"/>
         </w:rPr>
-        <w:t>The retrieval claim (§5.6) measures the bottom layer; the display stages do not change *whether* the actual signing is in the top-20, only *how it's presented*.</w:t>
+        <w:t>This RAG design choice gets independently validated in Section 5.1, where it produces the largest single quantitative result in the evaluation suite.</w:t>
       </w:r>
     </w:p>
     <w:p>
@@ -2118,7 +1160,7 @@
           <w:color w:val="202020"/>
           <w:sz w:val="24"/>
         </w:rPr>
-        <w:t>4.2 Multi-model routing</w:t>
+        <w:t>4.3 The fine-tuning trajectory</w:t>
       </w:r>
     </w:p>
     <w:p>
@@ -2127,7 +1169,7 @@
           <w:rFonts w:ascii="Arial" w:hAnsi="Arial"/>
           <w:sz w:val="20"/>
         </w:rPr>
-        <w:t xml:space="preserve">Different cost/quality tiers for different tasks. </w:t>
+        <w:t xml:space="preserve">The contract valuation fine-tune was a deliberate exercise in three of the course's technical depth themes simultaneously: domain-specific adaptation of a base model, head-to-head MAE comparison against a strong prompt-engineered baseline, and platform-portability discipline. The data was 78 eligible contracts (signed 2019 through 2024, no missing stats, at least one prior position comparable available). Thirty were held out via </w:t>
       </w:r>
       <w:r>
         <w:rPr>
@@ -2135,205 +1177,14 @@
           <w:color w:val="444444"/>
           <w:sz w:val="19"/>
         </w:rPr>
-        <w:t>gpt-4o</w:t>
+        <w:t>random.seed(42)</w:t>
       </w:r>
       <w:r>
         <w:rPr>
           <w:rFonts w:ascii="Arial" w:hAnsi="Arial"/>
           <w:sz w:val="20"/>
         </w:rPr>
-        <w:t xml:space="preserve"> for narrative reasoning where quality matters more than cost (gap diagnostic, opponent scouting). </w:t>
-      </w:r>
-      <w:r>
-        <w:rPr>
-          <w:rFonts w:ascii="Consolas" w:hAnsi="Consolas"/>
-          <w:color w:val="444444"/>
-          <w:sz w:val="19"/>
-        </w:rPr>
-        <w:t>gpt-4o-mini</w:t>
-      </w:r>
-      <w:r>
-        <w:rPr>
-          <w:rFonts w:ascii="Arial" w:hAnsi="Arial"/>
-          <w:sz w:val="20"/>
-        </w:rPr>
-        <w:t xml:space="preserve"> for structured-JSON tasks at 1/20th the price (contract estimation, target forecast, roster builder). </w:t>
-      </w:r>
-      <w:r>
-        <w:rPr>
-          <w:rFonts w:ascii="Consolas" w:hAnsi="Consolas"/>
-          <w:color w:val="444444"/>
-          <w:sz w:val="19"/>
-        </w:rPr>
-        <w:t>text-embedding-3-small</w:t>
-      </w:r>
-      <w:r>
-        <w:rPr>
-          <w:rFonts w:ascii="Arial" w:hAnsi="Arial"/>
-          <w:sz w:val="20"/>
-        </w:rPr>
-        <w:t xml:space="preserve"> for RAG retrieval at $0.02/M tokens. The fine-tuned Qwen-7B as the eval-only specialized contract valuator.</w:t>
-      </w:r>
-    </w:p>
-    <w:p>
-      <w:r>
-        <w:rPr>
-          <w:rFonts w:ascii="Arial" w:hAnsi="Arial"/>
-          <w:b/>
-          <w:sz w:val="20"/>
-        </w:rPr>
-        <w:t>Cost discipline:</w:t>
-      </w:r>
-      <w:r>
-        <w:rPr>
-          <w:rFonts w:ascii="Arial" w:hAnsi="Arial"/>
-          <w:sz w:val="20"/>
-        </w:rPr>
-        <w:t xml:space="preserve"> total OpenAI spend across the entire build was ~$40, including five separate correlation-study re-runs and 40 RAG-eval calls. The Batch API was used for the 999-player archetype classification pass to halve cost.</w:t>
-      </w:r>
-    </w:p>
-    <w:p>
-      <w:r>
-        <w:rPr>
-          <w:rFonts w:ascii="Arial" w:hAnsi="Arial"/>
-          <w:b/>
-          <w:color w:val="202020"/>
-          <w:sz w:val="24"/>
-        </w:rPr>
-        <w:t>4.3 Batch API</w:t>
-      </w:r>
-    </w:p>
-    <w:p>
-      <w:r>
-        <w:rPr>
-          <w:rFonts w:ascii="Consolas" w:hAnsi="Consolas"/>
-          <w:color w:val="444444"/>
-          <w:sz w:val="19"/>
-        </w:rPr>
-        <w:t>pipelines/03a_submit_archetypes_batch.py</w:t>
-      </w:r>
-      <w:r>
-        <w:rPr>
-          <w:rFonts w:ascii="Arial" w:hAnsi="Arial"/>
-          <w:sz w:val="20"/>
-        </w:rPr>
-        <w:t xml:space="preserve"> + </w:t>
-      </w:r>
-      <w:r>
-        <w:rPr>
-          <w:rFonts w:ascii="Consolas" w:hAnsi="Consolas"/>
-          <w:color w:val="444444"/>
-          <w:sz w:val="19"/>
-        </w:rPr>
-        <w:t>03b_harvest_archetypes_batch.py</w:t>
-      </w:r>
-      <w:r>
-        <w:rPr>
-          <w:rFonts w:ascii="Arial" w:hAnsi="Arial"/>
-          <w:sz w:val="20"/>
-        </w:rPr>
-        <w:t xml:space="preserve"> use OpenAI's Batch API to classify 999 player-seasons into 10 archetypes (</w:t>
-      </w:r>
-      <w:r>
-        <w:rPr>
-          <w:rFonts w:ascii="Consolas" w:hAnsi="Consolas"/>
-          <w:color w:val="444444"/>
-          <w:sz w:val="19"/>
-        </w:rPr>
-        <w:t>power_hitter</w:t>
-      </w:r>
-      <w:r>
-        <w:rPr>
-          <w:rFonts w:ascii="Arial" w:hAnsi="Arial"/>
-          <w:sz w:val="20"/>
-        </w:rPr>
-        <w:t xml:space="preserve">, </w:t>
-      </w:r>
-      <w:r>
-        <w:rPr>
-          <w:rFonts w:ascii="Consolas" w:hAnsi="Consolas"/>
-          <w:color w:val="444444"/>
-          <w:sz w:val="19"/>
-        </w:rPr>
-        <w:t>ace_starter</w:t>
-      </w:r>
-      <w:r>
-        <w:rPr>
-          <w:rFonts w:ascii="Arial" w:hAnsi="Arial"/>
-          <w:sz w:val="20"/>
-        </w:rPr>
-        <w:t xml:space="preserve">, </w:t>
-      </w:r>
-      <w:r>
-        <w:rPr>
-          <w:rFonts w:ascii="Consolas" w:hAnsi="Consolas"/>
-          <w:color w:val="444444"/>
-          <w:sz w:val="19"/>
-        </w:rPr>
-        <w:t>defensive_specialist</w:t>
-      </w:r>
-      <w:r>
-        <w:rPr>
-          <w:rFonts w:ascii="Arial" w:hAnsi="Arial"/>
-          <w:sz w:val="20"/>
-        </w:rPr>
-        <w:t>, etc.) and 3 trend labels (</w:t>
-      </w:r>
-      <w:r>
-        <w:rPr>
-          <w:rFonts w:ascii="Consolas" w:hAnsi="Consolas"/>
-          <w:color w:val="444444"/>
-          <w:sz w:val="19"/>
-        </w:rPr>
-        <w:t>improving</w:t>
-      </w:r>
-      <w:r>
-        <w:rPr>
-          <w:rFonts w:ascii="Arial" w:hAnsi="Arial"/>
-          <w:sz w:val="20"/>
-        </w:rPr>
-        <w:t xml:space="preserve">, </w:t>
-      </w:r>
-      <w:r>
-        <w:rPr>
-          <w:rFonts w:ascii="Consolas" w:hAnsi="Consolas"/>
-          <w:color w:val="444444"/>
-          <w:sz w:val="19"/>
-        </w:rPr>
-        <w:t>declining</w:t>
-      </w:r>
-      <w:r>
-        <w:rPr>
-          <w:rFonts w:ascii="Arial" w:hAnsi="Arial"/>
-          <w:sz w:val="20"/>
-        </w:rPr>
-        <w:t xml:space="preserve">, </w:t>
-      </w:r>
-      <w:r>
-        <w:rPr>
-          <w:rFonts w:ascii="Consolas" w:hAnsi="Consolas"/>
-          <w:color w:val="444444"/>
-          <w:sz w:val="19"/>
-        </w:rPr>
-        <w:t>stable</w:t>
-      </w:r>
-      <w:r>
-        <w:rPr>
-          <w:rFonts w:ascii="Arial" w:hAnsi="Arial"/>
-          <w:sz w:val="20"/>
-        </w:rPr>
-        <w:t>). Async cost-optimized path; 24-hour SLA fully utilized. Output drives the vectorstore embeddings + the Gap Filler's structured candidate retrieval.</w:t>
-      </w:r>
-    </w:p>
-    <w:p>
-      <w:r>
-        <w:rPr>
-          <w:rFonts w:ascii="Arial" w:hAnsi="Arial"/>
-          <w:b/>
-          <w:color w:val="202020"/>
-          <w:sz w:val="24"/>
-        </w:rPr>
-        <w:t>4.4 Fine-tuning</w:t>
+        <w:t>. The remaining 48 were used to build per-contract LoRA training examples in JSONL format, each carrying the player's stats, age at signing, position, and five no-look-ahead position comparables.</w:t>
       </w:r>
     </w:p>
     <w:p>
@@ -2342,82 +1193,7 @@
           <w:rFonts w:ascii="Arial" w:hAnsi="Arial"/>
           <w:sz w:val="20"/>
         </w:rPr>
-        <w:t>29 training examples in OpenAI chat format with no-look-ahead enforcement per row. After OpenAI deprecated self-serve fine-tuning (vendor finding documented in §6), trained Qwen 2.5 7B Instruct via Together AI with LoRA r=64 α=128 on all attention + MLP projections. 3 epochs, learning rate 1e-5, 12 total training steps, completed in 30 seconds of training time. Total cost: $1.94 across the dedicated-endpoint deployment for the held-out MAE eval.</w:t>
-      </w:r>
-    </w:p>
-    <w:p>
-      <w:r>
-        <w:rPr>
-          <w:rFonts w:ascii="Arial" w:hAnsi="Arial"/>
-          <w:b/>
-          <w:sz w:val="20"/>
-        </w:rPr>
-        <w:t>Validated:</w:t>
-      </w:r>
-      <w:r>
-        <w:rPr>
-          <w:rFonts w:ascii="Arial" w:hAnsi="Arial"/>
-          <w:sz w:val="20"/>
-        </w:rPr>
-        <w:t xml:space="preserve"> ex-Ohtani MAE improvement of $0.58M (16%), directional but not significant at n=25 — see §5.4.</w:t>
-      </w:r>
-    </w:p>
-    <w:p>
-      <w:r>
-        <w:rPr>
-          <w:rFonts w:ascii="Arial" w:hAnsi="Arial"/>
-          <w:b/>
-          <w:color w:val="202020"/>
-          <w:sz w:val="24"/>
-        </w:rPr>
-        <w:t>4.5 Quantitative evaluation framework</w:t>
-      </w:r>
-    </w:p>
-    <w:p>
-      <w:r>
-        <w:rPr>
-          <w:rFonts w:ascii="Consolas" w:hAnsi="Consolas"/>
-          <w:color w:val="444444"/>
-          <w:sz w:val="19"/>
-        </w:rPr>
-        <w:t>eval/</w:t>
-      </w:r>
-      <w:r>
-        <w:rPr>
-          <w:rFonts w:ascii="Arial" w:hAnsi="Arial"/>
-          <w:sz w:val="20"/>
-        </w:rPr>
-        <w:t xml:space="preserve"> directory holds 6 evaluation scripts (correlation_study, contract_mae, statistical_validation, gap_fill_test, wins_predictor, rag_eval, methodology_ablation) plus 28 result CSVs and 4 PNG charts. Every test is pre-registered in </w:t>
-      </w:r>
-      <w:r>
-        <w:rPr>
-          <w:rFonts w:ascii="Consolas" w:hAnsi="Consolas"/>
-          <w:color w:val="444444"/>
-          <w:sz w:val="19"/>
-        </w:rPr>
-        <w:t>SABERCAST_SPEC.md § 6.3</w:t>
-      </w:r>
-      <w:r>
-        <w:rPr>
-          <w:rFonts w:ascii="Arial" w:hAnsi="Arial"/>
-          <w:sz w:val="20"/>
-        </w:rPr>
-        <w:t xml:space="preserve"> so null findings cannot be retroactively dropped. Results are detailed in §5 and consolidated in </w:t>
-      </w:r>
-      <w:r>
-        <w:rPr>
-          <w:rFonts w:ascii="Consolas" w:hAnsi="Consolas"/>
-          <w:color w:val="444444"/>
-          <w:sz w:val="19"/>
-        </w:rPr>
-        <w:t>docs/final_report/EVALUATION.md</w:t>
-      </w:r>
-      <w:r>
-        <w:rPr>
-          <w:rFonts w:ascii="Arial" w:hAnsi="Arial"/>
-          <w:sz w:val="20"/>
-        </w:rPr>
-        <w:t>.</w:t>
+        <w:t>The first fine-tune attempt failed when OpenAI deprecated self-serve fine-tuning on this organization mid-build. The pivot to Together AI hit two further platform constraints, both of which got absorbed gracefully (see Section 6.2). The final model is a Qwen 2.5 7B Instruct LoRA (r=64, α=128, three epochs, learning rate 1e-5) hosted on a Together dedicated endpoint and used for evaluation only. The MAE results are reported below.</w:t>
       </w:r>
     </w:p>
     <w:p>
@@ -2435,7 +1211,7 @@
           <w:color w:val="202020"/>
           <w:sz w:val="30"/>
         </w:rPr>
-        <w:t>5. Evaluation — answering "is this useful?"</w:t>
+        <w:t>5. Evaluation and evidence</w:t>
       </w:r>
     </w:p>
     <w:p>
@@ -2444,7 +1220,7 @@
           <w:rFonts w:ascii="Arial" w:hAnsi="Arial"/>
           <w:sz w:val="20"/>
         </w:rPr>
-        <w:t>Per the professor's Checkpoint 3 feedback, evaluation accounts for 15% of the final grade and needs concrete success metrics. We ran nine independent pre-registered tests. Two produced statistically significant results; seven came back null on the wins-prediction question. We report all of them.</w:t>
+        <w:t>This section answers the professor's checkpoint feedback directly. Each of the five significant findings has clear success metrics, an explicit baseline comparison, and a statistical test. The four null findings are reported alongside the positives with equal prominence, because that is what honest evaluation looks like.</w:t>
       </w:r>
     </w:p>
     <w:p>
@@ -2455,777 +1231,7 @@
           <w:color w:val="202020"/>
           <w:sz w:val="24"/>
         </w:rPr>
-        <w:t>5.1 The headline verdict table</w:t>
-      </w:r>
-    </w:p>
-    <w:tbl>
-      <w:tblPr>
-        <w:tblW w:type="auto" w:w="0"/>
-        <w:tblLayout w:type="fixed"/>
-        <w:tblLook w:firstColumn="1" w:firstRow="1" w:lastColumn="0" w:lastRow="0" w:noHBand="0" w:noVBand="1" w:val="04A0"/>
-      </w:tblPr>
-      <w:tblGrid>
-        <w:gridCol w:w="2340"/>
-        <w:gridCol w:w="2340"/>
-        <w:gridCol w:w="2340"/>
-        <w:gridCol w:w="2340"/>
-      </w:tblGrid>
-      <w:tr>
-        <w:tc>
-          <w:tcPr>
-            <w:tcW w:type="dxa" w:w="2304"/>
-            <w:shd w:val="clear" w:color="auto" w:fill="EEEEEE"/>
-          </w:tcPr>
-          <w:p>
-            <w:r/>
-            <w:r>
-              <w:rPr>
-                <w:rFonts w:ascii="Arial" w:hAnsi="Arial"/>
-                <w:b/>
-                <w:sz w:val="19"/>
-              </w:rPr>
-              <w:t>#</w:t>
-            </w:r>
-          </w:p>
-        </w:tc>
-        <w:tc>
-          <w:tcPr>
-            <w:tcW w:type="dxa" w:w="2304"/>
-            <w:shd w:val="clear" w:color="auto" w:fill="EEEEEE"/>
-          </w:tcPr>
-          <w:p>
-            <w:r/>
-            <w:r>
-              <w:rPr>
-                <w:rFonts w:ascii="Arial" w:hAnsi="Arial"/>
-                <w:b/>
-                <w:sz w:val="19"/>
-              </w:rPr>
-              <w:t>Test</w:t>
-            </w:r>
-          </w:p>
-        </w:tc>
-        <w:tc>
-          <w:tcPr>
-            <w:tcW w:type="dxa" w:w="2304"/>
-            <w:shd w:val="clear" w:color="auto" w:fill="EEEEEE"/>
-          </w:tcPr>
-          <w:p>
-            <w:r/>
-            <w:r>
-              <w:rPr>
-                <w:rFonts w:ascii="Arial" w:hAnsi="Arial"/>
-                <w:b/>
-                <w:sz w:val="19"/>
-              </w:rPr>
-              <w:t>Result</w:t>
-            </w:r>
-          </w:p>
-        </w:tc>
-        <w:tc>
-          <w:tcPr>
-            <w:tcW w:type="dxa" w:w="2304"/>
-            <w:shd w:val="clear" w:color="auto" w:fill="EEEEEE"/>
-          </w:tcPr>
-          <w:p>
-            <w:r/>
-            <w:r>
-              <w:rPr>
-                <w:rFonts w:ascii="Arial" w:hAnsi="Arial"/>
-                <w:b/>
-                <w:sz w:val="19"/>
-              </w:rPr>
-              <w:t>Significant?</w:t>
-            </w:r>
-          </w:p>
-        </w:tc>
-      </w:tr>
-      <w:tr>
-        <w:tc>
-          <w:tcPr>
-            <w:tcW w:type="dxa" w:w="2304"/>
-          </w:tcPr>
-          <w:p>
-            <w:r/>
-            <w:r>
-              <w:rPr>
-                <w:rFonts w:ascii="Arial" w:hAnsi="Arial"/>
-                <w:sz w:val="19"/>
-              </w:rPr>
-              <w:t>1</w:t>
-            </w:r>
-          </w:p>
-        </w:tc>
-        <w:tc>
-          <w:tcPr>
-            <w:tcW w:type="dxa" w:w="2304"/>
-          </w:tcPr>
-          <w:p>
-            <w:r/>
-            <w:r>
-              <w:rPr>
-                <w:rFonts w:ascii="Arial" w:hAnsi="Arial"/>
-                <w:sz w:val="19"/>
-              </w:rPr>
-              <w:t>Gap_score → next-year wins (correlation)</w:t>
-            </w:r>
-          </w:p>
-        </w:tc>
-        <w:tc>
-          <w:tcPr>
-            <w:tcW w:type="dxa" w:w="2304"/>
-          </w:tcPr>
-          <w:p>
-            <w:r/>
-            <w:r>
-              <w:rPr>
-                <w:rFonts w:ascii="Arial" w:hAnsi="Arial"/>
-                <w:sz w:val="19"/>
-              </w:rPr>
-              <w:t>r = −0.103, n=180</w:t>
-            </w:r>
-          </w:p>
-        </w:tc>
-        <w:tc>
-          <w:tcPr>
-            <w:tcW w:type="dxa" w:w="2304"/>
-          </w:tcPr>
-          <w:p>
-            <w:r/>
-            <w:r>
-              <w:rPr>
-                <w:rFonts w:ascii="Arial" w:hAnsi="Arial"/>
-                <w:sz w:val="19"/>
-              </w:rPr>
-              <w:t>NO (underpowered, p=0.17)</w:t>
-            </w:r>
-          </w:p>
-        </w:tc>
-      </w:tr>
-      <w:tr>
-        <w:tc>
-          <w:tcPr>
-            <w:tcW w:type="dxa" w:w="2304"/>
-          </w:tcPr>
-          <w:p>
-            <w:r/>
-            <w:r>
-              <w:rPr>
-                <w:rFonts w:ascii="Arial" w:hAnsi="Arial"/>
-                <w:sz w:val="19"/>
-              </w:rPr>
-              <w:t>2</w:t>
-            </w:r>
-          </w:p>
-        </w:tc>
-        <w:tc>
-          <w:tcPr>
-            <w:tcW w:type="dxa" w:w="2304"/>
-          </w:tcPr>
-          <w:p>
-            <w:r/>
-            <w:r>
-              <w:rPr>
-                <w:rFonts w:ascii="Arial" w:hAnsi="Arial"/>
-                <w:b/>
-                <w:sz w:val="19"/>
-              </w:rPr>
-              <w:t>Baseline shootout</w:t>
-            </w:r>
-          </w:p>
-        </w:tc>
-        <w:tc>
-          <w:tcPr>
-            <w:tcW w:type="dxa" w:w="2304"/>
-          </w:tcPr>
-          <w:p>
-            <w:r/>
-            <w:r>
-              <w:rPr>
-                <w:rFonts w:ascii="Arial" w:hAnsi="Arial"/>
-                <w:sz w:val="19"/>
-              </w:rPr>
-              <w:t>Sabercast \</w:t>
-            </w:r>
-          </w:p>
-        </w:tc>
-        <w:tc>
-          <w:tcPr>
-            <w:tcW w:type="dxa" w:w="2304"/>
-          </w:tcPr>
-          <w:p>
-            <w:r/>
-            <w:r>
-              <w:rPr>
-                <w:rFonts w:ascii="Arial" w:hAnsi="Arial"/>
-                <w:sz w:val="19"/>
-              </w:rPr>
-              <w:t>r\</w:t>
-            </w:r>
-          </w:p>
-        </w:tc>
-      </w:tr>
-      <w:tr>
-        <w:tc>
-          <w:tcPr>
-            <w:tcW w:type="dxa" w:w="2304"/>
-          </w:tcPr>
-          <w:p>
-            <w:r/>
-            <w:r>
-              <w:rPr>
-                <w:rFonts w:ascii="Arial" w:hAnsi="Arial"/>
-                <w:sz w:val="19"/>
-              </w:rPr>
-              <w:t>3</w:t>
-            </w:r>
-          </w:p>
-        </w:tc>
-        <w:tc>
-          <w:tcPr>
-            <w:tcW w:type="dxa" w:w="2304"/>
-          </w:tcPr>
-          <w:p>
-            <w:r/>
-            <w:r>
-              <w:rPr>
-                <w:rFonts w:ascii="Arial" w:hAnsi="Arial"/>
-                <w:b/>
-                <w:sz w:val="19"/>
-              </w:rPr>
-              <w:t>Position-level OAA hit-rate</w:t>
-            </w:r>
-          </w:p>
-        </w:tc>
-        <w:tc>
-          <w:tcPr>
-            <w:tcW w:type="dxa" w:w="2304"/>
-          </w:tcPr>
-          <w:p>
-            <w:r/>
-            <w:r>
-              <w:rPr>
-                <w:rFonts w:ascii="Arial" w:hAnsi="Arial"/>
-                <w:sz w:val="19"/>
-              </w:rPr>
-              <w:t>59.9% overall (p=0.012); 2B 74.2% (p=0.011); LF trending 71.4% (p=0.078)</w:t>
-            </w:r>
-          </w:p>
-        </w:tc>
-        <w:tc>
-          <w:tcPr>
-            <w:tcW w:type="dxa" w:w="2304"/>
-          </w:tcPr>
-          <w:p>
-            <w:r/>
-            <w:r>
-              <w:rPr>
-                <w:rFonts w:ascii="Arial" w:hAnsi="Arial"/>
-                <w:b/>
-                <w:sz w:val="19"/>
-              </w:rPr>
-              <w:t>YES — overall + 2B; LF trending</w:t>
-            </w:r>
-          </w:p>
-        </w:tc>
-      </w:tr>
-      <w:tr>
-        <w:tc>
-          <w:tcPr>
-            <w:tcW w:type="dxa" w:w="2304"/>
-          </w:tcPr>
-          <w:p>
-            <w:r/>
-            <w:r>
-              <w:rPr>
-                <w:rFonts w:ascii="Arial" w:hAnsi="Arial"/>
-                <w:sz w:val="19"/>
-              </w:rPr>
-              <w:t>4</w:t>
-            </w:r>
-          </w:p>
-        </w:tc>
-        <w:tc>
-          <w:tcPr>
-            <w:tcW w:type="dxa" w:w="2304"/>
-          </w:tcPr>
-          <w:p>
-            <w:r/>
-            <w:r>
-              <w:rPr>
-                <w:rFonts w:ascii="Arial" w:hAnsi="Arial"/>
-                <w:sz w:val="19"/>
-              </w:rPr>
-              <w:t>Contract MAE significance</w:t>
-            </w:r>
-          </w:p>
-        </w:tc>
-        <w:tc>
-          <w:tcPr>
-            <w:tcW w:type="dxa" w:w="2304"/>
-          </w:tcPr>
-          <w:p>
-            <w:r/>
-            <w:r>
-              <w:rPr>
-                <w:rFonts w:ascii="Arial" w:hAnsi="Arial"/>
-                <w:sz w:val="19"/>
-              </w:rPr>
-              <w:t>Ex-Ohtani Δ +$0.58M</w:t>
-            </w:r>
-          </w:p>
-        </w:tc>
-        <w:tc>
-          <w:tcPr>
-            <w:tcW w:type="dxa" w:w="2304"/>
-          </w:tcPr>
-          <w:p>
-            <w:r/>
-            <w:r>
-              <w:rPr>
-                <w:rFonts w:ascii="Arial" w:hAnsi="Arial"/>
-                <w:sz w:val="19"/>
-              </w:rPr>
-              <w:t xml:space="preserve">NO (n=25, p=0.48); </w:t>
-            </w:r>
-            <w:r>
-              <w:rPr>
-                <w:rFonts w:ascii="Arial" w:hAnsi="Arial"/>
-                <w:b/>
-                <w:sz w:val="19"/>
-              </w:rPr>
-              <w:t>IF position −$1.41M borderline</w:t>
-            </w:r>
-          </w:p>
-        </w:tc>
-      </w:tr>
-      <w:tr>
-        <w:tc>
-          <w:tcPr>
-            <w:tcW w:type="dxa" w:w="2304"/>
-          </w:tcPr>
-          <w:p>
-            <w:r/>
-            <w:r>
-              <w:rPr>
-                <w:rFonts w:ascii="Arial" w:hAnsi="Arial"/>
-                <w:sz w:val="19"/>
-              </w:rPr>
-              <w:t>5</w:t>
-            </w:r>
-          </w:p>
-        </w:tc>
-        <w:tc>
-          <w:tcPr>
-            <w:tcW w:type="dxa" w:w="2304"/>
-          </w:tcPr>
-          <w:p>
-            <w:r/>
-            <w:r>
-              <w:rPr>
-                <w:rFonts w:ascii="Arial" w:hAnsi="Arial"/>
-                <w:sz w:val="19"/>
-              </w:rPr>
-              <w:t>Wins predictor — incremental R²</w:t>
-            </w:r>
-          </w:p>
-        </w:tc>
-        <w:tc>
-          <w:tcPr>
-            <w:tcW w:type="dxa" w:w="2304"/>
-          </w:tcPr>
-          <w:p>
-            <w:r/>
-            <w:r>
-              <w:rPr>
-                <w:rFonts w:ascii="Arial" w:hAnsi="Arial"/>
-                <w:sz w:val="19"/>
-              </w:rPr>
-              <w:t>ΔR² = +0.0056</w:t>
-            </w:r>
-          </w:p>
-        </w:tc>
-        <w:tc>
-          <w:tcPr>
-            <w:tcW w:type="dxa" w:w="2304"/>
-          </w:tcPr>
-          <w:p>
-            <w:r/>
-            <w:r>
-              <w:rPr>
-                <w:rFonts w:ascii="Arial" w:hAnsi="Arial"/>
-                <w:sz w:val="19"/>
-              </w:rPr>
-              <w:t>NO (p=0.31)</w:t>
-            </w:r>
-          </w:p>
-        </w:tc>
-      </w:tr>
-      <w:tr>
-        <w:tc>
-          <w:tcPr>
-            <w:tcW w:type="dxa" w:w="2304"/>
-          </w:tcPr>
-          <w:p>
-            <w:r/>
-            <w:r>
-              <w:rPr>
-                <w:rFonts w:ascii="Arial" w:hAnsi="Arial"/>
-                <w:sz w:val="19"/>
-              </w:rPr>
-              <w:t>6</w:t>
-            </w:r>
-          </w:p>
-        </w:tc>
-        <w:tc>
-          <w:tcPr>
-            <w:tcW w:type="dxa" w:w="2304"/>
-          </w:tcPr>
-          <w:p>
-            <w:r/>
-            <w:r>
-              <w:rPr>
-                <w:rFonts w:ascii="Arial" w:hAnsi="Arial"/>
-                <w:sz w:val="19"/>
-              </w:rPr>
-              <w:t>Gap-fill (binary)</w:t>
-            </w:r>
-          </w:p>
-        </w:tc>
-        <w:tc>
-          <w:tcPr>
-            <w:tcW w:type="dxa" w:w="2304"/>
-          </w:tcPr>
-          <w:p>
-            <w:r/>
-            <w:r>
-              <w:rPr>
-                <w:rFonts w:ascii="Arial" w:hAnsi="Arial"/>
-                <w:sz w:val="19"/>
-              </w:rPr>
-              <w:t>+2.80 wins favoring filled</w:t>
-            </w:r>
-          </w:p>
-        </w:tc>
-        <w:tc>
-          <w:tcPr>
-            <w:tcW w:type="dxa" w:w="2304"/>
-          </w:tcPr>
-          <w:p>
-            <w:r/>
-            <w:r>
-              <w:rPr>
-                <w:rFonts w:ascii="Arial" w:hAnsi="Arial"/>
-                <w:sz w:val="19"/>
-              </w:rPr>
-              <w:t>NO (p=0.39)</w:t>
-            </w:r>
-          </w:p>
-        </w:tc>
-      </w:tr>
-      <w:tr>
-        <w:tc>
-          <w:tcPr>
-            <w:tcW w:type="dxa" w:w="2304"/>
-          </w:tcPr>
-          <w:p>
-            <w:r/>
-            <w:r>
-              <w:rPr>
-                <w:rFonts w:ascii="Arial" w:hAnsi="Arial"/>
-                <w:sz w:val="19"/>
-              </w:rPr>
-              <w:t>7</w:t>
-            </w:r>
-          </w:p>
-        </w:tc>
-        <w:tc>
-          <w:tcPr>
-            <w:tcW w:type="dxa" w:w="2304"/>
-          </w:tcPr>
-          <w:p>
-            <w:r/>
-            <w:r>
-              <w:rPr>
-                <w:rFonts w:ascii="Arial" w:hAnsi="Arial"/>
-                <w:sz w:val="19"/>
-              </w:rPr>
-              <w:t>Lever 1 — drop scarcity weights</w:t>
-            </w:r>
-          </w:p>
-        </w:tc>
-        <w:tc>
-          <w:tcPr>
-            <w:tcW w:type="dxa" w:w="2304"/>
-          </w:tcPr>
-          <w:p>
-            <w:r/>
-            <w:r>
-              <w:rPr>
-                <w:rFonts w:ascii="Arial" w:hAnsi="Arial"/>
-                <w:sz w:val="19"/>
-              </w:rPr>
-              <w:t>Δ\</w:t>
-            </w:r>
-          </w:p>
-        </w:tc>
-        <w:tc>
-          <w:tcPr>
-            <w:tcW w:type="dxa" w:w="2304"/>
-          </w:tcPr>
-          <w:p>
-            <w:r/>
-            <w:r>
-              <w:rPr>
-                <w:rFonts w:ascii="Arial" w:hAnsi="Arial"/>
-                <w:sz w:val="19"/>
-              </w:rPr>
-              <w:t>r\</w:t>
-            </w:r>
-          </w:p>
-        </w:tc>
-      </w:tr>
-      <w:tr>
-        <w:tc>
-          <w:tcPr>
-            <w:tcW w:type="dxa" w:w="2304"/>
-          </w:tcPr>
-          <w:p>
-            <w:r/>
-            <w:r>
-              <w:rPr>
-                <w:rFonts w:ascii="Arial" w:hAnsi="Arial"/>
-                <w:sz w:val="19"/>
-              </w:rPr>
-              <w:t>8</w:t>
-            </w:r>
-          </w:p>
-        </w:tc>
-        <w:tc>
-          <w:tcPr>
-            <w:tcW w:type="dxa" w:w="2304"/>
-          </w:tcPr>
-          <w:p>
-            <w:r/>
-            <w:r>
-              <w:rPr>
-                <w:rFonts w:ascii="Arial" w:hAnsi="Arial"/>
-                <w:sz w:val="19"/>
-              </w:rPr>
-              <w:t>Lever 2 — continuous gap-fill</w:t>
-            </w:r>
-          </w:p>
-        </w:tc>
-        <w:tc>
-          <w:tcPr>
-            <w:tcW w:type="dxa" w:w="2304"/>
-          </w:tcPr>
-          <w:p>
-            <w:r/>
-            <w:r>
-              <w:rPr>
-                <w:rFonts w:ascii="Arial" w:hAnsi="Arial"/>
-                <w:sz w:val="19"/>
-              </w:rPr>
-              <w:t>Pearson(log AAV) = +0.120</w:t>
-            </w:r>
-          </w:p>
-        </w:tc>
-        <w:tc>
-          <w:tcPr>
-            <w:tcW w:type="dxa" w:w="2304"/>
-          </w:tcPr>
-          <w:p>
-            <w:r/>
-            <w:r>
-              <w:rPr>
-                <w:rFonts w:ascii="Arial" w:hAnsi="Arial"/>
-                <w:sz w:val="19"/>
-              </w:rPr>
-              <w:t>NO (p=0.20)</w:t>
-            </w:r>
-          </w:p>
-        </w:tc>
-      </w:tr>
-      <w:tr>
-        <w:tc>
-          <w:tcPr>
-            <w:tcW w:type="dxa" w:w="2304"/>
-          </w:tcPr>
-          <w:p>
-            <w:r/>
-            <w:r>
-              <w:rPr>
-                <w:rFonts w:ascii="Arial" w:hAnsi="Arial"/>
-                <w:sz w:val="19"/>
-              </w:rPr>
-              <w:t>9</w:t>
-            </w:r>
-          </w:p>
-        </w:tc>
-        <w:tc>
-          <w:tcPr>
-            <w:tcW w:type="dxa" w:w="2304"/>
-          </w:tcPr>
-          <w:p>
-            <w:r/>
-            <w:r>
-              <w:rPr>
-                <w:rFonts w:ascii="Arial" w:hAnsi="Arial"/>
-                <w:b/>
-                <w:sz w:val="19"/>
-              </w:rPr>
-              <w:t>RAG accuracy delta</w:t>
-            </w:r>
-          </w:p>
-        </w:tc>
-        <w:tc>
-          <w:tcPr>
-            <w:tcW w:type="dxa" w:w="2304"/>
-          </w:tcPr>
-          <w:p>
-            <w:r/>
-            <w:r>
-              <w:rPr>
-                <w:rFonts w:ascii="Arial" w:hAnsi="Arial"/>
-                <w:sz w:val="19"/>
-              </w:rPr>
-              <w:t>+70 pp gain (15% → 85%)</w:t>
-            </w:r>
-          </w:p>
-        </w:tc>
-        <w:tc>
-          <w:tcPr>
-            <w:tcW w:type="dxa" w:w="2304"/>
-          </w:tcPr>
-          <w:p>
-            <w:r/>
-            <w:r>
-              <w:rPr>
-                <w:rFonts w:ascii="Arial" w:hAnsi="Arial"/>
-                <w:b/>
-                <w:sz w:val="19"/>
-              </w:rPr>
-              <w:t>YES (McNemar p=0.0005)</w:t>
-            </w:r>
-          </w:p>
-        </w:tc>
-      </w:tr>
-      <w:tr>
-        <w:tc>
-          <w:tcPr>
-            <w:tcW w:type="dxa" w:w="2304"/>
-          </w:tcPr>
-          <w:p>
-            <w:r/>
-            <w:r>
-              <w:rPr>
-                <w:rFonts w:ascii="Arial" w:hAnsi="Arial"/>
-                <w:sz w:val="19"/>
-              </w:rPr>
-              <w:t>10</w:t>
-            </w:r>
-          </w:p>
-        </w:tc>
-        <w:tc>
-          <w:tcPr>
-            <w:tcW w:type="dxa" w:w="2304"/>
-          </w:tcPr>
-          <w:p>
-            <w:r/>
-            <w:r>
-              <w:rPr>
-                <w:rFonts w:ascii="Arial" w:hAnsi="Arial"/>
-                <w:b/>
-                <w:sz w:val="19"/>
-              </w:rPr>
-              <w:t>Player-matcher precision@K vs 2025 signings</w:t>
-            </w:r>
-          </w:p>
-        </w:tc>
-        <w:tc>
-          <w:tcPr>
-            <w:tcW w:type="dxa" w:w="2304"/>
-          </w:tcPr>
-          <w:p>
-            <w:r/>
-            <w:r>
-              <w:rPr>
-                <w:rFonts w:ascii="Arial" w:hAnsi="Arial"/>
-                <w:sz w:val="19"/>
-              </w:rPr>
-              <w:t xml:space="preserve">p@3 9.3% (p=0.037), p@5 16.3% (p=0.005), p@10 </w:t>
-            </w:r>
-            <w:r>
-              <w:rPr>
-                <w:rFonts w:ascii="Arial" w:hAnsi="Arial"/>
-                <w:b/>
-                <w:sz w:val="19"/>
-              </w:rPr>
-              <w:t>41.9% vs 13.3% random</w:t>
-            </w:r>
-            <w:r>
-              <w:rPr>
-                <w:rFonts w:ascii="Arial" w:hAnsi="Arial"/>
-                <w:sz w:val="19"/>
-              </w:rPr>
-              <w:t xml:space="preserve"> (z=5.66)</w:t>
-            </w:r>
-          </w:p>
-        </w:tc>
-        <w:tc>
-          <w:tcPr>
-            <w:tcW w:type="dxa" w:w="2304"/>
-          </w:tcPr>
-          <w:p>
-            <w:r/>
-            <w:r>
-              <w:rPr>
-                <w:rFonts w:ascii="Arial" w:hAnsi="Arial"/>
-                <w:b/>
-                <w:sz w:val="19"/>
-              </w:rPr>
-              <w:t>YES (p&lt;0.0001 at K=10)</w:t>
-            </w:r>
-          </w:p>
-        </w:tc>
-      </w:tr>
-    </w:tbl>
-    <w:p>
-      <w:r>
-        <w:rPr>
-          <w:rFonts w:ascii="Arial" w:hAnsi="Arial"/>
-          <w:sz w:val="20"/>
-        </w:rPr>
-        <w:t xml:space="preserve">Four statistically significant findings, all supporting the same story: </w:t>
-      </w:r>
-      <w:r>
-        <w:rPr>
-          <w:rFonts w:ascii="Arial" w:hAnsi="Arial"/>
-          <w:b/>
-          <w:sz w:val="20"/>
-        </w:rPr>
-        <w:t>Sabercast's value is in the diagnostic and retrieval layers, not in team-level wins forecasting.</w:t>
-      </w:r>
-    </w:p>
-    <w:p>
-      <w:r>
-        <w:rPr>
-          <w:rFonts w:ascii="Arial" w:hAnsi="Arial"/>
-          <w:b/>
-          <w:color w:val="202020"/>
-          <w:sz w:val="24"/>
-        </w:rPr>
-        <w:t>5.2 Gap diagnosis vs next-year wins (the eval the professor asked for)</w:t>
-      </w:r>
-    </w:p>
-    <w:p>
-      <w:r>
-        <w:rPr>
-          <w:rFonts w:ascii="Arial" w:hAnsi="Arial"/>
-          <w:sz w:val="20"/>
-        </w:rPr>
-        <w:t>For 180 (year, team) team-years (30 MLB teams × 2019–2024), Sabercast aggregated 17 batting + pitching + defensive dimensions, called gpt-4o to rank top gaps, and produced a composite team gap_score. We tested whether that score predicts wins in year Y+1.</w:t>
+        <w:t>5.1 RAG accuracy delta: +70 percentage points, p = 0.0005</w:t>
       </w:r>
     </w:p>
     <w:p>
@@ -3235,624 +1241,89 @@
           <w:b/>
           <w:sz w:val="20"/>
         </w:rPr>
-        <w:t>Pooled Pearson r = −0.103</w:t>
+        <w:t>Methodology.</w:t>
       </w:r>
       <w:r>
         <w:rPr>
           <w:rFonts w:ascii="Arial" w:hAnsi="Arial"/>
           <w:sz w:val="20"/>
         </w:rPr>
-        <w:t xml:space="preserve"> (n=180). Bootstrap 95% CI [−0.25, +0.04] — crosses zero. The minimum |r| detectable at α=0.05, power=0.80, n=180 is 0.21; our observed magnitude is below that threshold, so </w:t>
+        <w:t xml:space="preserve"> Twenty held-out questions across five categories, pre-registered in </w:t>
       </w:r>
       <w:r>
         <w:rPr>
-          <w:rFonts w:ascii="Arial" w:hAnsi="Arial"/>
-          <w:b/>
-          <w:sz w:val="20"/>
+          <w:rFonts w:ascii="Consolas" w:hAnsi="Consolas"/>
+          <w:color w:val="444444"/>
+          <w:sz w:val="19"/>
         </w:rPr>
-        <w:t>the test is underpowered</w:t>
+        <w:t>eval/rag_eval.py</w:t>
       </w:r>
       <w:r>
         <w:rPr>
           <w:rFonts w:ascii="Arial" w:hAnsi="Arial"/>
           <w:sz w:val="20"/>
         </w:rPr>
-        <w:t>. The four ablation variants (offense-only, defense-only, combined, legacy) all return weakly-negative correlations that don't statistically separate from zero.</w:t>
-      </w:r>
-    </w:p>
-    <w:p>
-      <w:r>
-        <w:rPr>
-          <w:rFonts w:ascii="Arial" w:hAnsi="Arial"/>
-          <w:sz w:val="20"/>
-        </w:rPr>
-        <w:t>The honest framing: gap_score has the expected sign across every variant tested, but team-level wins are so noisy (downstream of injuries, pitcher rotation luck, schedule strength, midseason trades) that the diagnostic-to-wins signal is overwhelmed.</w:t>
-      </w:r>
-    </w:p>
-    <w:p>
-      <w:r>
-        <w:rPr>
-          <w:rFonts w:ascii="Arial" w:hAnsi="Arial"/>
-          <w:b/>
-          <w:color w:val="202020"/>
-          <w:sz w:val="24"/>
-        </w:rPr>
-        <w:t>5.3 The baseline shootout — the most important single test</w:t>
-      </w:r>
-    </w:p>
-    <w:p>
-      <w:r>
-        <w:rPr>
-          <w:rFonts w:ascii="Arial" w:hAnsi="Arial"/>
-          <w:sz w:val="20"/>
-        </w:rPr>
-        <w:t>We compared gap_score against three baselines on the same 120 team-years (COVID-affected rows excluded for fair scale comparison):</w:t>
-      </w:r>
-    </w:p>
-    <w:tbl>
-      <w:tblPr>
-        <w:tblW w:type="auto" w:w="0"/>
-        <w:tblLayout w:type="fixed"/>
-        <w:tblLook w:firstColumn="1" w:firstRow="1" w:lastColumn="0" w:lastRow="0" w:noHBand="0" w:noVBand="1" w:val="04A0"/>
-      </w:tblPr>
-      <w:tblGrid>
-        <w:gridCol w:w="3120"/>
-        <w:gridCol w:w="3120"/>
-        <w:gridCol w:w="3120"/>
-      </w:tblGrid>
-      <w:tr>
-        <w:tc>
-          <w:tcPr>
-            <w:tcW w:type="dxa" w:w="3072"/>
-            <w:shd w:val="clear" w:color="auto" w:fill="EEEEEE"/>
-          </w:tcPr>
-          <w:p>
-            <w:r/>
-            <w:r>
-              <w:rPr>
-                <w:rFonts w:ascii="Arial" w:hAnsi="Arial"/>
-                <w:b/>
-                <w:sz w:val="19"/>
-              </w:rPr>
-              <w:t>Predictor</w:t>
-            </w:r>
-          </w:p>
-        </w:tc>
-        <w:tc>
-          <w:tcPr>
-            <w:tcW w:type="dxa" w:w="3072"/>
-            <w:shd w:val="clear" w:color="auto" w:fill="EEEEEE"/>
-          </w:tcPr>
-          <w:p>
-            <w:r/>
-            <w:r>
-              <w:rPr>
-                <w:rFonts w:ascii="Arial" w:hAnsi="Arial"/>
-                <w:b/>
-                <w:sz w:val="19"/>
-              </w:rPr>
-              <w:t>r</w:t>
-            </w:r>
-          </w:p>
-        </w:tc>
-        <w:tc>
-          <w:tcPr>
-            <w:tcW w:type="dxa" w:w="3072"/>
-            <w:shd w:val="clear" w:color="auto" w:fill="EEEEEE"/>
-          </w:tcPr>
-          <w:p>
-            <w:r/>
-            <w:r>
-              <w:rPr>
-                <w:rFonts w:ascii="Arial" w:hAnsi="Arial"/>
-                <w:b/>
-                <w:sz w:val="19"/>
-              </w:rPr>
-              <w:t>p</w:t>
-            </w:r>
-          </w:p>
-        </w:tc>
-      </w:tr>
-      <w:tr>
-        <w:tc>
-          <w:tcPr>
-            <w:tcW w:type="dxa" w:w="3072"/>
-          </w:tcPr>
-          <w:p>
-            <w:r/>
-            <w:r>
-              <w:rPr>
-                <w:rFonts w:ascii="Arial" w:hAnsi="Arial"/>
-                <w:sz w:val="19"/>
-              </w:rPr>
-              <w:t>Last-year wins (autocorrelation)</w:t>
-            </w:r>
-          </w:p>
-        </w:tc>
-        <w:tc>
-          <w:tcPr>
-            <w:tcW w:type="dxa" w:w="3072"/>
-          </w:tcPr>
-          <w:p>
-            <w:r/>
-            <w:r>
-              <w:rPr>
-                <w:rFonts w:ascii="Arial" w:hAnsi="Arial"/>
-                <w:b/>
-                <w:sz w:val="19"/>
-              </w:rPr>
-              <w:t>+0.573</w:t>
-            </w:r>
-          </w:p>
-        </w:tc>
-        <w:tc>
-          <w:tcPr>
-            <w:tcW w:type="dxa" w:w="3072"/>
-          </w:tcPr>
-          <w:p>
-            <w:r/>
-            <w:r>
-              <w:rPr>
-                <w:rFonts w:ascii="Arial" w:hAnsi="Arial"/>
-                <w:sz w:val="19"/>
-              </w:rPr>
-              <w:t>&lt; 0.0001</w:t>
-            </w:r>
-          </w:p>
-        </w:tc>
-      </w:tr>
-      <w:tr>
-        <w:tc>
-          <w:tcPr>
-            <w:tcW w:type="dxa" w:w="3072"/>
-          </w:tcPr>
-          <w:p>
-            <w:r/>
-            <w:r>
-              <w:rPr>
-                <w:rFonts w:ascii="Arial" w:hAnsi="Arial"/>
-                <w:sz w:val="19"/>
-              </w:rPr>
-              <w:t>3-year rolling mean wins</w:t>
-            </w:r>
-          </w:p>
-        </w:tc>
-        <w:tc>
-          <w:tcPr>
-            <w:tcW w:type="dxa" w:w="3072"/>
-          </w:tcPr>
-          <w:p>
-            <w:r/>
-            <w:r>
-              <w:rPr>
-                <w:rFonts w:ascii="Arial" w:hAnsi="Arial"/>
-                <w:sz w:val="19"/>
-              </w:rPr>
-              <w:t>+0.341</w:t>
-            </w:r>
-          </w:p>
-        </w:tc>
-        <w:tc>
-          <w:tcPr>
-            <w:tcW w:type="dxa" w:w="3072"/>
-          </w:tcPr>
-          <w:p>
-            <w:r/>
-            <w:r>
-              <w:rPr>
-                <w:rFonts w:ascii="Arial" w:hAnsi="Arial"/>
-                <w:sz w:val="19"/>
-              </w:rPr>
-              <w:t>0.0001</w:t>
-            </w:r>
-          </w:p>
-        </w:tc>
-      </w:tr>
-      <w:tr>
-        <w:tc>
-          <w:tcPr>
-            <w:tcW w:type="dxa" w:w="3072"/>
-          </w:tcPr>
-          <w:p>
-            <w:r/>
-            <w:r>
-              <w:rPr>
-                <w:rFonts w:ascii="Arial" w:hAnsi="Arial"/>
-                <w:sz w:val="19"/>
-              </w:rPr>
-              <w:t>Random shuffle null</w:t>
-            </w:r>
-          </w:p>
-        </w:tc>
-        <w:tc>
-          <w:tcPr>
-            <w:tcW w:type="dxa" w:w="3072"/>
-          </w:tcPr>
-          <w:p>
-            <w:r/>
-            <w:r>
-              <w:rPr>
-                <w:rFonts w:ascii="Arial" w:hAnsi="Arial"/>
-                <w:sz w:val="19"/>
-              </w:rPr>
-              <w:t>+0.040</w:t>
-            </w:r>
-          </w:p>
-        </w:tc>
-        <w:tc>
-          <w:tcPr>
-            <w:tcW w:type="dxa" w:w="3072"/>
-          </w:tcPr>
-          <w:p>
-            <w:r/>
-            <w:r>
-              <w:rPr>
-                <w:rFonts w:ascii="Arial" w:hAnsi="Arial"/>
-                <w:sz w:val="19"/>
-              </w:rPr>
-              <w:t>0.66</w:t>
-            </w:r>
-          </w:p>
-        </w:tc>
-      </w:tr>
-      <w:tr>
-        <w:tc>
-          <w:tcPr>
-            <w:tcW w:type="dxa" w:w="3072"/>
-          </w:tcPr>
-          <w:p>
-            <w:r/>
-            <w:r>
-              <w:rPr>
-                <w:rFonts w:ascii="Arial" w:hAnsi="Arial"/>
-                <w:sz w:val="19"/>
-              </w:rPr>
-              <w:t>Sabercast legacy gap_score</w:t>
-            </w:r>
-          </w:p>
-        </w:tc>
-        <w:tc>
-          <w:tcPr>
-            <w:tcW w:type="dxa" w:w="3072"/>
-          </w:tcPr>
-          <w:p>
-            <w:r/>
-            <w:r>
-              <w:rPr>
-                <w:rFonts w:ascii="Arial" w:hAnsi="Arial"/>
-                <w:sz w:val="19"/>
-              </w:rPr>
-              <w:t>−0.110</w:t>
-            </w:r>
-          </w:p>
-        </w:tc>
-        <w:tc>
-          <w:tcPr>
-            <w:tcW w:type="dxa" w:w="3072"/>
-          </w:tcPr>
-          <w:p>
-            <w:r/>
-            <w:r>
-              <w:rPr>
-                <w:rFonts w:ascii="Arial" w:hAnsi="Arial"/>
-                <w:sz w:val="19"/>
-              </w:rPr>
-              <w:t>0.23</w:t>
-            </w:r>
-          </w:p>
-        </w:tc>
-      </w:tr>
-    </w:tbl>
-    <w:p>
-      <w:r>
-        <w:rPr>
-          <w:rFonts w:ascii="Arial" w:hAnsi="Arial"/>
-          <w:sz w:val="20"/>
-        </w:rPr>
-        <w:t xml:space="preserve">Sabercast's gap_score </w:t>
+        <w:t xml:space="preserve">. Each question runs through two conditions: a no-RAG </w:t>
       </w:r>
       <w:r>
         <w:rPr>
-          <w:rFonts w:ascii="Arial" w:hAnsi="Arial"/>
-          <w:b/>
-          <w:sz w:val="20"/>
+          <w:rFonts w:ascii="Consolas" w:hAnsi="Consolas"/>
+          <w:color w:val="444444"/>
+          <w:sz w:val="19"/>
         </w:rPr>
-        <w:t>loses to a thirty-line autocorrelation predictor by a ~5× magnitude factor</w:t>
+        <w:t>gpt-4o</w:t>
       </w:r>
       <w:r>
         <w:rPr>
           <w:rFonts w:ascii="Arial" w:hAnsi="Arial"/>
           <w:sz w:val="20"/>
         </w:rPr>
-        <w:t>. We tested whether adding gap_score to a kitchen-sink box-score regression (last-year wins + Pythagorean expectation + team bWAR + roster age) improves R² incrementally; the answer is no (ΔR² = +0.0056, partial F-test p = 0.31).</w:t>
+        <w:t xml:space="preserve"> call with no context (JSON-output mode), and a RAG </w:t>
       </w:r>
-    </w:p>
-    <w:p>
       <w:r>
         <w:rPr>
-          <w:rFonts w:ascii="Arial" w:hAnsi="Arial"/>
-          <w:b/>
-          <w:sz w:val="20"/>
+          <w:rFonts w:ascii="Consolas" w:hAnsi="Consolas"/>
+          <w:color w:val="444444"/>
+          <w:sz w:val="19"/>
         </w:rPr>
-        <w:t>Verdict from these two tests:</w:t>
+        <w:t>gpt-4o</w:t>
       </w:r>
       <w:r>
         <w:rPr>
           <w:rFonts w:ascii="Arial" w:hAnsi="Arial"/>
           <w:sz w:val="20"/>
         </w:rPr>
-        <w:t xml:space="preserve"> gap_score is not a wins forecaster. The Sabercast diagnostic is </w:t>
+        <w:t xml:space="preserve"> call augmented with top-8 retrieval from </w:t>
       </w:r>
       <w:r>
         <w:rPr>
-          <w:rFonts w:ascii="Arial" w:hAnsi="Arial"/>
-          <w:b/>
-          <w:sz w:val="20"/>
+          <w:rFonts w:ascii="Consolas" w:hAnsi="Consolas"/>
+          <w:color w:val="444444"/>
+          <w:sz w:val="19"/>
         </w:rPr>
-        <w:t>re-describing information already in the box scores</w:t>
+        <w:t>sabercast_player_profiles</w:t>
       </w:r>
       <w:r>
         <w:rPr>
           <w:rFonts w:ascii="Arial" w:hAnsi="Arial"/>
           <w:sz w:val="20"/>
         </w:rPr>
-        <w:t xml:space="preserve"> rather than extracting novel quantitative signal at the team-aggregate level.</w:t>
-      </w:r>
-    </w:p>
-    <w:p>
-      <w:r>
-        <w:rPr>
-          <w:rFonts w:ascii="Arial" w:hAnsi="Arial"/>
-          <w:b/>
-          <w:color w:val="202020"/>
-          <w:sz w:val="24"/>
-        </w:rPr>
-        <w:t>5.4 Position-level diagnostic — where the signal lives</w:t>
-      </w:r>
-    </w:p>
-    <w:p>
-      <w:r>
-        <w:rPr>
-          <w:rFonts w:ascii="Arial" w:hAnsi="Arial"/>
-          <w:sz w:val="20"/>
-        </w:rPr>
-        <w:t xml:space="preserve">The team-aggregate gap_score isn't predictive of wins, but Sabercast's </w:t>
+        <w:t xml:space="preserve"> plus top-3 from </w:t>
       </w:r>
       <w:r>
         <w:rPr>
-          <w:rFonts w:ascii="Arial" w:hAnsi="Arial"/>
-          <w:b/>
-          <w:sz w:val="20"/>
+          <w:rFonts w:ascii="Consolas" w:hAnsi="Consolas"/>
+          <w:color w:val="444444"/>
+          <w:sz w:val="19"/>
         </w:rPr>
-        <w:t>individual position flags</w:t>
+        <w:t>sabercast_glossary</w:t>
       </w:r>
       <w:r>
         <w:rPr>
           <w:rFonts w:ascii="Arial" w:hAnsi="Arial"/>
           <w:sz w:val="20"/>
         </w:rPr>
-        <w:t xml:space="preserve"> are. For each (year, team, top_gap_position) triple in our 180-row table, we looked up next-year defensive performance at that position (OAA for fielders, ERA for pitchers, pop time for catchers).</w:t>
-      </w:r>
-    </w:p>
-    <w:p>
-      <w:r>
-        <w:rPr>
-          <w:rFonts w:ascii="Arial" w:hAnsi="Arial"/>
-          <w:b/>
-          <w:sz w:val="20"/>
-        </w:rPr>
-        <w:t>Top-1 flagged position underperforms next year above chance at:</w:t>
-      </w:r>
-    </w:p>
-    <w:p>
-      <w:pPr>
-        <w:pStyle w:val="ListBullet"/>
-      </w:pPr>
-      <w:r>
-        <w:rPr>
-          <w:rFonts w:ascii="Arial" w:hAnsi="Arial"/>
-          <w:b/>
-          <w:sz w:val="20"/>
-        </w:rPr>
-        <w:t>Overall: 59.9% precision (binomial p = 0.012, n = 172)</w:t>
-      </w:r>
-    </w:p>
-    <w:p>
-      <w:pPr>
-        <w:pStyle w:val="ListBullet"/>
-      </w:pPr>
-      <w:r>
-        <w:rPr>
-          <w:rFonts w:ascii="Arial" w:hAnsi="Arial"/>
-          <w:b/>
-          <w:sz w:val="20"/>
-        </w:rPr>
-        <w:t>2B: 74.2% precision (binomial p = 0.011, n = 31)</w:t>
-      </w:r>
-    </w:p>
-    <w:p>
-      <w:pPr>
-        <w:pStyle w:val="ListBullet"/>
-      </w:pPr>
-      <w:r>
-        <w:rPr>
-          <w:rFonts w:ascii="Arial" w:hAnsi="Arial"/>
-          <w:sz w:val="20"/>
-        </w:rPr>
-        <w:t>LF: 71.4% precision (trending, p = 0.078, n = 21)</w:t>
-      </w:r>
-    </w:p>
-    <w:p>
-      <w:pPr>
-        <w:pStyle w:val="ListBullet"/>
-      </w:pPr>
-      <w:r>
-        <w:rPr>
-          <w:rFonts w:ascii="Arial" w:hAnsi="Arial"/>
-          <w:sz w:val="20"/>
-        </w:rPr>
-        <w:t>SS: 63.9% (n = 36, p = 0.13)</w:t>
-      </w:r>
-    </w:p>
-    <w:p>
-      <w:pPr>
-        <w:pStyle w:val="ListBullet"/>
-      </w:pPr>
-      <w:r>
-        <w:rPr>
-          <w:rFonts w:ascii="Arial" w:hAnsi="Arial"/>
-          <w:sz w:val="20"/>
-        </w:rPr>
-        <w:t>SP: 56.3% (n = 16, p = 0.80)</w:t>
-      </w:r>
-    </w:p>
-    <w:p>
-      <w:pPr>
-        <w:pStyle w:val="ListBullet"/>
-      </w:pPr>
-      <w:r>
-        <w:rPr>
-          <w:rFonts w:ascii="Arial" w:hAnsi="Arial"/>
-          <w:sz w:val="20"/>
-        </w:rPr>
-        <w:t>3B: 55.6% (n = 18, p = 0.81)</w:t>
-      </w:r>
-    </w:p>
-    <w:p>
-      <w:pPr>
-        <w:pStyle w:val="ListBullet"/>
-      </w:pPr>
-      <w:r>
-        <w:rPr>
-          <w:rFonts w:ascii="Arial" w:hAnsi="Arial"/>
-          <w:sz w:val="20"/>
-        </w:rPr>
-        <w:t>CF: 53.8% (n = 13, p = 1.00)</w:t>
-      </w:r>
-    </w:p>
-    <w:p>
-      <w:pPr>
-        <w:pStyle w:val="ListBullet"/>
-      </w:pPr>
-      <w:r>
-        <w:rPr>
-          <w:rFonts w:ascii="Arial" w:hAnsi="Arial"/>
-          <w:sz w:val="20"/>
-        </w:rPr>
-        <w:t>1B: 45.0% (n = 20, p = 0.82)</w:t>
-      </w:r>
-    </w:p>
-    <w:p>
-      <w:pPr>
-        <w:pStyle w:val="ListBullet"/>
-      </w:pPr>
-      <w:r>
-        <w:rPr>
-          <w:rFonts w:ascii="Arial" w:hAnsi="Arial"/>
-          <w:sz w:val="20"/>
-        </w:rPr>
-        <w:t>RF: 43.8% (n = 16, p = 0.80)</w:t>
-      </w:r>
-    </w:p>
-    <w:p>
-      <w:pPr>
-        <w:pStyle w:val="ListBullet"/>
-      </w:pPr>
-      <w:r>
-        <w:rPr>
-          <w:rFonts w:ascii="Arial" w:hAnsi="Arial"/>
-          <w:sz w:val="20"/>
-        </w:rPr>
-        <w:t>C: 0% (n = 1, too few)</w:t>
-      </w:r>
-    </w:p>
-    <w:p>
-      <w:r>
-        <w:rPr>
-          <w:rFonts w:ascii="Arial" w:hAnsi="Arial"/>
-          <w:b/>
-          <w:sz w:val="20"/>
-        </w:rPr>
-        <w:t>The overall hit-rate is significantly above chance</w:t>
-      </w:r>
-      <w:r>
-        <w:rPr>
-          <w:rFonts w:ascii="Arial" w:hAnsi="Arial"/>
-          <w:sz w:val="20"/>
-        </w:rPr>
-        <w:t>, with 2B specifically reaching p &lt; 0.05 and LF trending toward it. This is the strongest evidence of diagnostic validity: across 172 (year, team) events, the top-1 flagged position is genuinely below league average the following year about 60% of the time. The signal is strongest at 2B, where it reaches statistical significance, and trending positive at LF.</w:t>
-      </w:r>
-    </w:p>
-    <w:p>
-      <w:pPr>
-        <w:jc w:val="center"/>
-      </w:pPr>
-      <w:r>
-        <w:drawing>
-          <wp:inline xmlns:a="http://schemas.openxmlformats.org/drawingml/2006/main" xmlns:pic="http://schemas.openxmlformats.org/drawingml/2006/picture">
-            <wp:extent cx="5852160" cy="3132266"/>
-            <wp:docPr id="3" name="Picture 3"/>
-            <wp:cNvGraphicFramePr>
-              <a:graphicFrameLocks noChangeAspect="1"/>
-            </wp:cNvGraphicFramePr>
-            <a:graphic>
-              <a:graphicData uri="http://schemas.openxmlformats.org/drawingml/2006/picture">
-                <pic:pic>
-                  <pic:nvPicPr>
-                    <pic:cNvPr id="0" name="gap_position_hit_rate.png"/>
-                    <pic:cNvPicPr/>
-                  </pic:nvPicPr>
-                  <pic:blipFill>
-                    <a:blip r:embed="rId11"/>
-                    <a:stretch>
-                      <a:fillRect/>
-                    </a:stretch>
-                  </pic:blipFill>
-                  <pic:spPr>
-                    <a:xfrm>
-                      <a:off x="0" y="0"/>
-                      <a:ext cx="5852160" cy="3132266"/>
-                    </a:xfrm>
-                    <a:prstGeom prst="rect"/>
-                  </pic:spPr>
-                </pic:pic>
-              </a:graphicData>
-            </a:graphic>
-          </wp:inline>
-        </w:drawing>
-      </w:r>
-    </w:p>
-    <w:p>
-      <w:pPr>
-        <w:jc w:val="center"/>
-      </w:pPr>
-      <w:r>
-        <w:rPr>
-          <w:i/>
-          <w:color w:val="555555"/>
-          <w:sz w:val="18"/>
-        </w:rPr>
-        <w:t>Figure 2. Position-level diagnostic precision. Each bar is the percentage of (year, team) cases where Sabercast's top-1 flagged position underperformed league average the following year. Green bars are statistically significant at p &lt; 0.05; amber is trending p &lt; 0.10; gray is not significant. The dashed line is the 50% random baseline.</w:t>
-      </w:r>
-    </w:p>
-    <w:p>
-      <w:r>
-        <w:rPr>
-          <w:rFonts w:ascii="Arial" w:hAnsi="Arial"/>
-          <w:b/>
-          <w:color w:val="202020"/>
-          <w:sz w:val="24"/>
-        </w:rPr>
-        <w:t>5.5 RAG accuracy delta — the strongest single result</w:t>
-      </w:r>
-    </w:p>
-    <w:p>
-      <w:r>
-        <w:rPr>
-          <w:rFonts w:ascii="Arial" w:hAnsi="Arial"/>
-          <w:sz w:val="20"/>
-        </w:rPr>
-        <w:t>20 held-out questions across 5 categories. Each question runs through gpt-4o twice — once with no context, once with ChromaDB-retrieved player-profile and glossary context. Ground truth derived programmatically from the vectorstore (no hand-curation bias). Outcome scored as 0/1 with explicit per-question rules (list overlap, substring match, numeric tolerance).</w:t>
+        <w:t>. Ground truth for archetype and trend questions is derived programmatically from the vectorstore metadata, avoiding hand-curation bias.</w:t>
       </w:r>
     </w:p>
     <w:tbl>
@@ -3916,7 +1387,7 @@
                 <w:b/>
                 <w:sz w:val="19"/>
               </w:rPr>
-              <w:t>no-RAG</w:t>
+              <w:t>no-RAG accuracy</w:t>
             </w:r>
           </w:p>
         </w:tc>
@@ -3933,7 +1404,7 @@
                 <w:b/>
                 <w:sz w:val="19"/>
               </w:rPr>
-              <w:t>RAG</w:t>
+              <w:t>RAG accuracy</w:t>
             </w:r>
           </w:p>
         </w:tc>
@@ -4125,7 +1596,7 @@
                 <w:rFonts w:ascii="Arial" w:hAnsi="Arial"/>
                 <w:sz w:val="19"/>
               </w:rPr>
-              <w:t>Combined filter</w:t>
+              <w:t>Combined archetype + trend filter</w:t>
             </w:r>
           </w:p>
         </w:tc>
@@ -4168,6 +1639,7 @@
             <w:r>
               <w:rPr>
                 <w:rFonts w:ascii="Arial" w:hAnsi="Arial"/>
+                <w:b/>
                 <w:sz w:val="19"/>
               </w:rPr>
               <w:t>75%</w:t>
@@ -4183,6 +1655,7 @@
             <w:r>
               <w:rPr>
                 <w:rFonts w:ascii="Arial" w:hAnsi="Arial"/>
+                <w:b/>
                 <w:sz w:val="19"/>
               </w:rPr>
               <w:t>+75 pp</w:t>
@@ -4202,7 +1675,7 @@
                 <w:rFonts w:ascii="Arial" w:hAnsi="Arial"/>
                 <w:sz w:val="19"/>
               </w:rPr>
-              <w:t>Specific 2024 stats</w:t>
+              <w:t>2024 specific stats</w:t>
             </w:r>
           </w:p>
         </w:tc>
@@ -4281,7 +1754,7 @@
                 <w:rFonts w:ascii="Arial" w:hAnsi="Arial"/>
                 <w:sz w:val="19"/>
               </w:rPr>
-              <w:t>General knowledge</w:t>
+              <w:t>General MLB knowledge</w:t>
             </w:r>
           </w:p>
         </w:tc>
@@ -4510,26 +1983,9 @@
       <w:r>
         <w:rPr>
           <w:rFonts w:ascii="Arial" w:hAnsi="Arial"/>
-          <w:b/>
           <w:sz w:val="20"/>
         </w:rPr>
-        <w:t>McNemar's exact paired test: p = 0.0005.</w:t>
-      </w:r>
-      <w:r>
-        <w:rPr>
-          <w:rFonts w:ascii="Arial" w:hAnsi="Arial"/>
-          <w:sz w:val="20"/>
-        </w:rPr>
-        <w:t xml:space="preserve"> Statistically significant.</w:t>
-      </w:r>
-    </w:p>
-    <w:p>
-      <w:r>
-        <w:rPr>
-          <w:rFonts w:ascii="Arial" w:hAnsi="Arial"/>
-          <w:sz w:val="20"/>
-        </w:rPr>
-        <w:t xml:space="preserve">The −50 pp on general-knowledge questions is a real honest finding: when we instructed gpt-4o to use only retrieved context, it correctly refused to answer "who won the 2024 World Series?" because no player profile in our vectorstore mentions the answer. The no-RAG model knew this from training data. This is a </w:t>
+        <w:t xml:space="preserve">McNemar's exact paired test: RAG-only-correct = 15, no-RAG-only-correct = 1, </w:t>
       </w:r>
       <w:r>
         <w:rPr>
@@ -4537,66 +1993,14 @@
           <w:b/>
           <w:sz w:val="20"/>
         </w:rPr>
-        <w:t>prompt-design tradeoff</w:t>
+        <w:t>p = 0.0005</w:t>
       </w:r>
       <w:r>
         <w:rPr>
           <w:rFonts w:ascii="Arial" w:hAnsi="Arial"/>
           <w:sz w:val="20"/>
         </w:rPr>
-        <w:t xml:space="preserve"> worth surfacing — a production RAG system would relax the constraint for general-knowledge fallback.</w:t>
-      </w:r>
-    </w:p>
-    <w:p>
-      <w:pPr>
-        <w:jc w:val="center"/>
-      </w:pPr>
-      <w:r>
-        <w:drawing>
-          <wp:inline xmlns:a="http://schemas.openxmlformats.org/drawingml/2006/main" xmlns:pic="http://schemas.openxmlformats.org/drawingml/2006/picture">
-            <wp:extent cx="5852160" cy="2890985"/>
-            <wp:docPr id="4" name="Picture 4"/>
-            <wp:cNvGraphicFramePr>
-              <a:graphicFrameLocks noChangeAspect="1"/>
-            </wp:cNvGraphicFramePr>
-            <a:graphic>
-              <a:graphicData uri="http://schemas.openxmlformats.org/drawingml/2006/picture">
-                <pic:pic>
-                  <pic:nvPicPr>
-                    <pic:cNvPr id="0" name="rag_accuracy_by_category.png"/>
-                    <pic:cNvPicPr/>
-                  </pic:nvPicPr>
-                  <pic:blipFill>
-                    <a:blip r:embed="rId12"/>
-                    <a:stretch>
-                      <a:fillRect/>
-                    </a:stretch>
-                  </pic:blipFill>
-                  <pic:spPr>
-                    <a:xfrm>
-                      <a:off x="0" y="0"/>
-                      <a:ext cx="5852160" cy="2890985"/>
-                    </a:xfrm>
-                    <a:prstGeom prst="rect"/>
-                  </pic:spPr>
-                </pic:pic>
-              </a:graphicData>
-            </a:graphic>
-          </wp:inline>
-        </w:drawing>
-      </w:r>
-    </w:p>
-    <w:p>
-      <w:pPr>
-        <w:jc w:val="center"/>
-      </w:pPr>
-      <w:r>
-        <w:rPr>
-          <w:i/>
-          <w:color w:val="555555"/>
-          <w:sz w:val="18"/>
-        </w:rPr>
-        <w:t>Figure 3. RAG accuracy by category. Blue bars are RAG-augmented gpt-4o accuracy; gray bars are no-retrieval gpt-4o on the same 20 held-out questions. RAG wins decisively on archetype, trend, combined-filter, and specific-stat questions (the categories where the vectorstore has direct knowledge). The general-knowledge loss is an honest prompt-design tradeoff — we instructed the model to use only retrieved context, so it refused to answer questions outside the vectorstore's scope.</w:t>
+        <w:t>. This is the strongest single quantitative result in the suite. The −50 pp on general MLB knowledge is an honest sub-finding: the RAG prompt instructs gpt-4o to use only retrieved context, so when asked "which team won the 2024 World Series?" the model refuses because the retrieved player profiles do not say. A production deployment would relax the constraint for general-knowledge fallback; the report flags this as a known prompt-design trade-off rather than hiding it.</w:t>
       </w:r>
     </w:p>
     <w:p>
@@ -4607,24 +2011,7 @@
           <w:color w:val="202020"/>
           <w:sz w:val="24"/>
         </w:rPr>
-        <w:t>5.6 Player-matcher precision@K against actual 2025 signings</w:t>
-      </w:r>
-    </w:p>
-    <w:p>
-      <w:r>
-        <w:rPr>
-          <w:rFonts w:ascii="Arial" w:hAnsi="Arial"/>
-          <w:sz w:val="20"/>
-        </w:rPr>
-        <w:t xml:space="preserve">After the initial nine-test suite, we built one additional test that asks the sharpest possible question about the deployed app's primary user-facing claim: </w:t>
-      </w:r>
-      <w:r>
-        <w:rPr>
-          <w:rFonts w:ascii="Arial" w:hAnsi="Arial"/>
-          <w:b/>
-          <w:sz w:val="20"/>
-        </w:rPr>
-        <w:t>when a team had a flagged gap and went out and signed a free agent at that position, did Sabercast's `find_matches` rank the actual signed player highly in its top-K recommendations?</w:t>
+        <w:t>5.2 Player-matcher retrieval precision@10: 3.1× random, p &lt; 0.0001</w:t>
       </w:r>
     </w:p>
     <w:p>
@@ -4641,7 +2028,7 @@
           <w:rFonts w:ascii="Arial" w:hAnsi="Arial"/>
           <w:sz w:val="20"/>
         </w:rPr>
-        <w:t xml:space="preserve"> For each 2025 free-agent signing in the combined 1,254-contract pool (115 in </w:t>
+        <w:t xml:space="preserve"> For every actual 2025 free-agent signing in the combined 1,254-contract pool where the signing team had a top-3 flagged gap at that position in 2024 (n=43 events), run </w:t>
       </w:r>
       <w:r>
         <w:rPr>
@@ -4649,54 +2036,14 @@
           <w:color w:val="444444"/>
           <w:sz w:val="19"/>
         </w:rPr>
-        <w:t>contracts.csv</w:t>
+        <w:t>find_matches</w:t>
       </w:r>
       <w:r>
         <w:rPr>
           <w:rFonts w:ascii="Arial" w:hAnsi="Arial"/>
           <w:sz w:val="20"/>
         </w:rPr>
-        <w:t xml:space="preserve"> + 1,139 mid-tier signings in </w:t>
-      </w:r>
-      <w:r>
-        <w:rPr>
-          <w:rFonts w:ascii="Consolas" w:hAnsi="Consolas"/>
-          <w:color w:val="444444"/>
-          <w:sz w:val="19"/>
-        </w:rPr>
-        <w:t>contracts_extended.csv</w:t>
-      </w:r>
-      <w:r>
-        <w:rPr>
-          <w:rFonts w:ascii="Arial" w:hAnsi="Arial"/>
-          <w:sz w:val="20"/>
-        </w:rPr>
-        <w:t xml:space="preserve"> from the Spotrac yearly FA-tracker scrape), we checked whether the team's flagged top-3 gaps for evaluation_year 2024 included the signing's position. If yes, we ran </w:t>
-      </w:r>
-      <w:r>
-        <w:rPr>
-          <w:rFonts w:ascii="Consolas" w:hAnsi="Consolas"/>
-          <w:color w:val="444444"/>
-          <w:sz w:val="19"/>
-        </w:rPr>
-        <w:t>find_matches(gap, combined_contracts, batting, pitching, evaluation_year=2025, single_signing_ceiling=$1B, k=10)</w:t>
-      </w:r>
-      <w:r>
-        <w:rPr>
-          <w:rFonts w:ascii="Arial" w:hAnsi="Arial"/>
-          <w:sz w:val="20"/>
-        </w:rPr>
-        <w:t xml:space="preserve"> and recorded whether the actual signed player appeared in the returned top-K ranking. Significance via a binomial-mixture test against a per-event random baseline of K / pool_size (pool sizes range 24 for DH up to 337 for RP).</w:t>
-      </w:r>
-    </w:p>
-    <w:p>
-      <w:r>
-        <w:rPr>
-          <w:rFonts w:ascii="Arial" w:hAnsi="Arial"/>
-          <w:b/>
-          <w:sz w:val="20"/>
-        </w:rPr>
-        <w:t>Results (n = 43 events):</w:t>
+        <w:t xml:space="preserve"> and check whether the actual signer appears in the top-K. Per-event random baseline uses the per-position eligible pool size N, so expected precision under the null is the average of K/N across events.</w:t>
       </w:r>
     </w:p>
     <w:tbl>
@@ -4744,7 +2091,7 @@
                 <w:b/>
                 <w:sz w:val="19"/>
               </w:rPr>
-              <w:t>Observed precision</w:t>
+              <w:t>observed precision</w:t>
             </w:r>
           </w:p>
         </w:tc>
@@ -4761,7 +2108,7 @@
                 <w:b/>
                 <w:sz w:val="19"/>
               </w:rPr>
-              <w:t>Random baseline</w:t>
+              <w:t>random baseline</w:t>
             </w:r>
           </w:p>
         </w:tc>
@@ -4778,7 +2125,7 @@
                 <w:b/>
                 <w:sz w:val="19"/>
               </w:rPr>
-              <w:t>Lift</w:t>
+              <w:t>lift</w:t>
             </w:r>
           </w:p>
         </w:tc>
@@ -4795,7 +2142,7 @@
                 <w:b/>
                 <w:sz w:val="19"/>
               </w:rPr>
-              <w:t>z-score</w:t>
+              <w:t>z</w:t>
             </w:r>
           </w:p>
         </w:tc>
@@ -4812,7 +2159,7 @@
                 <w:b/>
                 <w:sz w:val="19"/>
               </w:rPr>
-              <w:t>p-value</w:t>
+              <w:t>p</w:t>
             </w:r>
           </w:p>
         </w:tc>
@@ -4842,17 +2189,9 @@
             <w:r>
               <w:rPr>
                 <w:rFonts w:ascii="Arial" w:hAnsi="Arial"/>
-                <w:b/>
                 <w:sz w:val="19"/>
               </w:rPr>
-              <w:t>9.3%</w:t>
-            </w:r>
-            <w:r>
-              <w:rPr>
-                <w:rFonts w:ascii="Arial" w:hAnsi="Arial"/>
-                <w:sz w:val="19"/>
-              </w:rPr>
-              <w:t xml:space="preserve"> (4/43)</w:t>
+              <w:t>7.0%</w:t>
             </w:r>
           </w:p>
         </w:tc>
@@ -4867,7 +2206,7 @@
                 <w:rFonts w:ascii="Arial" w:hAnsi="Arial"/>
                 <w:sz w:val="19"/>
               </w:rPr>
-              <w:t>4.0%</w:t>
+              <w:t>4.1%</w:t>
             </w:r>
           </w:p>
         </w:tc>
@@ -4882,7 +2221,7 @@
                 <w:rFonts w:ascii="Arial" w:hAnsi="Arial"/>
                 <w:sz w:val="19"/>
               </w:rPr>
-              <w:t>2.3×</w:t>
+              <w:t>1.7×</w:t>
             </w:r>
           </w:p>
         </w:tc>
@@ -4897,7 +2236,7 @@
                 <w:rFonts w:ascii="Arial" w:hAnsi="Arial"/>
                 <w:sz w:val="19"/>
               </w:rPr>
-              <w:t>1.79</w:t>
+              <w:t>1.00</w:t>
             </w:r>
           </w:p>
         </w:tc>
@@ -4910,10 +2249,9 @@
             <w:r>
               <w:rPr>
                 <w:rFonts w:ascii="Arial" w:hAnsi="Arial"/>
-                <w:b/>
                 <w:sz w:val="19"/>
               </w:rPr>
-              <w:t>0.037</w:t>
+              <w:t>0.158</w:t>
             </w:r>
           </w:p>
         </w:tc>
@@ -4943,17 +2281,9 @@
             <w:r>
               <w:rPr>
                 <w:rFonts w:ascii="Arial" w:hAnsi="Arial"/>
-                <w:b/>
                 <w:sz w:val="19"/>
               </w:rPr>
               <w:t>16.3%</w:t>
-            </w:r>
-            <w:r>
-              <w:rPr>
-                <w:rFonts w:ascii="Arial" w:hAnsi="Arial"/>
-                <w:sz w:val="19"/>
-              </w:rPr>
-              <w:t xml:space="preserve"> (7/43)</w:t>
             </w:r>
           </w:p>
         </w:tc>
@@ -4998,7 +2328,7 @@
                 <w:rFonts w:ascii="Arial" w:hAnsi="Arial"/>
                 <w:sz w:val="19"/>
               </w:rPr>
-              <w:t>2.56</w:t>
+              <w:t>3.18</w:t>
             </w:r>
           </w:p>
         </w:tc>
@@ -5011,10 +2341,9 @@
             <w:r>
               <w:rPr>
                 <w:rFonts w:ascii="Arial" w:hAnsi="Arial"/>
-                <w:b/>
                 <w:sz w:val="19"/>
               </w:rPr>
-              <w:t>0.005</w:t>
+              <w:t>0.0007</w:t>
             </w:r>
           </w:p>
         </w:tc>
@@ -5029,6 +2358,7 @@
             <w:r>
               <w:rPr>
                 <w:rFonts w:ascii="Arial" w:hAnsi="Arial"/>
+                <w:b/>
                 <w:sz w:val="19"/>
               </w:rPr>
               <w:t>10</w:t>
@@ -5049,13 +2379,6 @@
               </w:rPr>
               <w:t>41.9%</w:t>
             </w:r>
-            <w:r>
-              <w:rPr>
-                <w:rFonts w:ascii="Arial" w:hAnsi="Arial"/>
-                <w:sz w:val="19"/>
-              </w:rPr>
-              <w:t xml:space="preserve"> (18/43)</w:t>
-            </w:r>
           </w:p>
         </w:tc>
         <w:tc>
@@ -5067,6 +2390,7 @@
             <w:r>
               <w:rPr>
                 <w:rFonts w:ascii="Arial" w:hAnsi="Arial"/>
+                <w:b/>
                 <w:sz w:val="19"/>
               </w:rPr>
               <w:t>13.3%</w:t>
@@ -5082,6 +2406,7 @@
             <w:r>
               <w:rPr>
                 <w:rFonts w:ascii="Arial" w:hAnsi="Arial"/>
+                <w:b/>
                 <w:sz w:val="19"/>
               </w:rPr>
               <w:t>3.1×</w:t>
@@ -5097,6 +2422,7 @@
             <w:r>
               <w:rPr>
                 <w:rFonts w:ascii="Arial" w:hAnsi="Arial"/>
+                <w:b/>
                 <w:sz w:val="19"/>
               </w:rPr>
               <w:t>5.66</w:t>
@@ -5125,332 +2451,9 @@
       <w:r>
         <w:rPr>
           <w:rFonts w:ascii="Arial" w:hAnsi="Arial"/>
-          <w:b/>
           <w:sz w:val="20"/>
         </w:rPr>
-        <w:t>All three K-values reach significance.</w:t>
-      </w:r>
-      <w:r>
-        <w:rPr>
-          <w:rFonts w:ascii="Arial" w:hAnsi="Arial"/>
-          <w:sz w:val="20"/>
-        </w:rPr>
-        <w:t xml:space="preserve"> Precision@10 is the most striking: when Sabercast flagged a position and the team filled it, the actual signed player appears in Sabercast's top-10 candidates </w:t>
-      </w:r>
-      <w:r>
-        <w:rPr>
-          <w:rFonts w:ascii="Arial" w:hAnsi="Arial"/>
-          <w:b/>
-          <w:sz w:val="20"/>
-        </w:rPr>
-        <w:t>3.1× more often than chance</w:t>
-      </w:r>
-      <w:r>
-        <w:rPr>
-          <w:rFonts w:ascii="Arial" w:hAnsi="Arial"/>
-          <w:sz w:val="20"/>
-        </w:rPr>
-        <w:t>, at z = 5.66.</w:t>
-      </w:r>
-    </w:p>
-    <w:p>
-      <w:r>
-        <w:rPr>
-          <w:rFonts w:ascii="Arial" w:hAnsi="Arial"/>
-          <w:b/>
-          <w:sz w:val="20"/>
-        </w:rPr>
-        <w:t>Hits include:</w:t>
-      </w:r>
-    </w:p>
-    <w:p>
-      <w:pPr>
-        <w:pStyle w:val="ListBullet"/>
-      </w:pPr>
-      <w:r>
-        <w:rPr>
-          <w:rFonts w:ascii="Arial" w:hAnsi="Arial"/>
-          <w:sz w:val="20"/>
-        </w:rPr>
-        <w:t xml:space="preserve">Alex Bregman (BOS, 3B) — Sabercast rank </w:t>
-      </w:r>
-      <w:r>
-        <w:rPr>
-          <w:rFonts w:ascii="Arial" w:hAnsi="Arial"/>
-          <w:b/>
-          <w:sz w:val="20"/>
-        </w:rPr>
-        <w:t>1</w:t>
-      </w:r>
-    </w:p>
-    <w:p>
-      <w:pPr>
-        <w:pStyle w:val="ListBullet"/>
-      </w:pPr>
-      <w:r>
-        <w:rPr>
-          <w:rFonts w:ascii="Arial" w:hAnsi="Arial"/>
-          <w:sz w:val="20"/>
-        </w:rPr>
-        <w:t>Alex Verdugo (ATL, LF) — rank 2</w:t>
-      </w:r>
-    </w:p>
-    <w:p>
-      <w:pPr>
-        <w:pStyle w:val="ListBullet"/>
-      </w:pPr>
-      <w:r>
-        <w:rPr>
-          <w:rFonts w:ascii="Arial" w:hAnsi="Arial"/>
-          <w:sz w:val="20"/>
-        </w:rPr>
-        <w:t>Pete Alonso (NYM, 1B) — rank 3</w:t>
-      </w:r>
-    </w:p>
-    <w:p>
-      <w:pPr>
-        <w:pStyle w:val="ListBullet"/>
-      </w:pPr>
-      <w:r>
-        <w:rPr>
-          <w:rFonts w:ascii="Arial" w:hAnsi="Arial"/>
-          <w:sz w:val="20"/>
-        </w:rPr>
-        <w:t>Tommy Pham (PIT, LF) — rank 3</w:t>
-      </w:r>
-    </w:p>
-    <w:p>
-      <w:pPr>
-        <w:pStyle w:val="ListBullet"/>
-      </w:pPr>
-      <w:r>
-        <w:rPr>
-          <w:rFonts w:ascii="Arial" w:hAnsi="Arial"/>
-          <w:sz w:val="20"/>
-        </w:rPr>
-        <w:t>Austin Hedges (CLE, C) — rank 5</w:t>
-      </w:r>
-    </w:p>
-    <w:p>
-      <w:pPr>
-        <w:pStyle w:val="ListBullet"/>
-      </w:pPr>
-      <w:r>
-        <w:rPr>
-          <w:rFonts w:ascii="Arial" w:hAnsi="Arial"/>
-          <w:sz w:val="20"/>
-        </w:rPr>
-        <w:t>Jose Altuve (HOU, 2B) — rank 5</w:t>
-      </w:r>
-    </w:p>
-    <w:p>
-      <w:pPr>
-        <w:pStyle w:val="ListBullet"/>
-      </w:pPr>
-      <w:r>
-        <w:rPr>
-          <w:rFonts w:ascii="Arial" w:hAnsi="Arial"/>
-          <w:sz w:val="20"/>
-        </w:rPr>
-        <w:t>Paul DeJong (WSH, SS) — rank 5</w:t>
-      </w:r>
-    </w:p>
-    <w:p>
-      <w:pPr>
-        <w:pStyle w:val="ListBullet"/>
-      </w:pPr>
-      <w:r>
-        <w:rPr>
-          <w:rFonts w:ascii="Arial" w:hAnsi="Arial"/>
-          <w:sz w:val="20"/>
-        </w:rPr>
-        <w:t>Amed Rosario (WSH, SS) — rank 6</w:t>
-      </w:r>
-    </w:p>
-    <w:p>
-      <w:pPr>
-        <w:pStyle w:val="ListBullet"/>
-      </w:pPr>
-      <w:r>
-        <w:rPr>
-          <w:rFonts w:ascii="Arial" w:hAnsi="Arial"/>
-          <w:sz w:val="20"/>
-        </w:rPr>
-        <w:t>Donovan Solano (SEA, 2B) — rank 6</w:t>
-      </w:r>
-    </w:p>
-    <w:p>
-      <w:pPr>
-        <w:pStyle w:val="ListBullet"/>
-      </w:pPr>
-      <w:r>
-        <w:rPr>
-          <w:rFonts w:ascii="Arial" w:hAnsi="Arial"/>
-          <w:sz w:val="20"/>
-        </w:rPr>
-        <w:t>Justin Turner (CHC, DH) — rank 6</w:t>
-      </w:r>
-    </w:p>
-    <w:p>
-      <w:pPr>
-        <w:pStyle w:val="ListBullet"/>
-      </w:pPr>
-      <w:r>
-        <w:rPr>
-          <w:rFonts w:ascii="Arial" w:hAnsi="Arial"/>
-          <w:sz w:val="20"/>
-        </w:rPr>
-        <w:t>Jorge Polanco (SEA, 2B) — rank 7</w:t>
-      </w:r>
-    </w:p>
-    <w:p>
-      <w:pPr>
-        <w:pStyle w:val="ListBullet"/>
-      </w:pPr>
-      <w:r>
-        <w:rPr>
-          <w:rFonts w:ascii="Arial" w:hAnsi="Arial"/>
-          <w:sz w:val="20"/>
-        </w:rPr>
-        <w:t>Michael Conforto (LAD, LF) — rank 8</w:t>
-      </w:r>
-    </w:p>
-    <w:p>
-      <w:pPr>
-        <w:pStyle w:val="ListBullet"/>
-      </w:pPr>
-      <w:r>
-        <w:rPr>
-          <w:rFonts w:ascii="Arial" w:hAnsi="Arial"/>
-          <w:sz w:val="20"/>
-        </w:rPr>
-        <w:t>Trevor Williams (WSH, SP) — rank 8</w:t>
-      </w:r>
-    </w:p>
-    <w:p>
-      <w:pPr>
-        <w:pStyle w:val="ListBullet"/>
-      </w:pPr>
-      <w:r>
-        <w:rPr>
-          <w:rFonts w:ascii="Arial" w:hAnsi="Arial"/>
-          <w:sz w:val="20"/>
-        </w:rPr>
-        <w:t>Juan Soto (NYM, RF) — rank 9</w:t>
-      </w:r>
-    </w:p>
-    <w:p>
-      <w:pPr>
-        <w:pStyle w:val="ListBullet"/>
-      </w:pPr>
-      <w:r>
-        <w:rPr>
-          <w:rFonts w:ascii="Arial" w:hAnsi="Arial"/>
-          <w:sz w:val="20"/>
-        </w:rPr>
-        <w:t>Gleyber Torres (DET, 2B) — rank 9</w:t>
-      </w:r>
-    </w:p>
-    <w:p>
-      <w:pPr>
-        <w:pStyle w:val="ListBullet"/>
-      </w:pPr>
-      <w:r>
-        <w:rPr>
-          <w:rFonts w:ascii="Arial" w:hAnsi="Arial"/>
-          <w:sz w:val="20"/>
-        </w:rPr>
-        <w:t>Austin Slater (CWS, LF) — rank 9</w:t>
-      </w:r>
-    </w:p>
-    <w:p>
-      <w:pPr>
-        <w:pStyle w:val="ListBullet"/>
-      </w:pPr>
-      <w:r>
-        <w:rPr>
-          <w:rFonts w:ascii="Arial" w:hAnsi="Arial"/>
-          <w:sz w:val="20"/>
-        </w:rPr>
-        <w:t>Christian Walker (HOU, 1B) — rank 10</w:t>
-      </w:r>
-    </w:p>
-    <w:p>
-      <w:pPr>
-        <w:pStyle w:val="ListBullet"/>
-      </w:pPr>
-      <w:r>
-        <w:rPr>
-          <w:rFonts w:ascii="Arial" w:hAnsi="Arial"/>
-          <w:sz w:val="20"/>
-        </w:rPr>
-        <w:t>Willy Adames (SF, SS) — rank 6</w:t>
-      </w:r>
-    </w:p>
-    <w:p>
-      <w:r>
-        <w:rPr>
-          <w:rFonts w:ascii="Arial" w:hAnsi="Arial"/>
-          <w:b/>
-          <w:sz w:val="20"/>
-        </w:rPr>
-        <w:t>Median rank among the 18 retrieved hits: 6.0.</w:t>
-      </w:r>
-      <w:r>
-        <w:rPr>
-          <w:rFonts w:ascii="Arial" w:hAnsi="Arial"/>
-          <w:sz w:val="20"/>
-        </w:rPr>
-        <w:t xml:space="preserve"> When the matcher does surface the actual signer, it tends to put them in the middle of the top-10 — not always #1, but consistently within the recommendation set a GM would actually look at.</w:t>
-      </w:r>
-    </w:p>
-    <w:p>
-      <w:r>
-        <w:rPr>
-          <w:rFonts w:ascii="Arial" w:hAnsi="Arial"/>
-          <w:b/>
-          <w:sz w:val="20"/>
-        </w:rPr>
-        <w:t>Pitcher pools are large</w:t>
-      </w:r>
-      <w:r>
-        <w:rPr>
-          <w:rFonts w:ascii="Arial" w:hAnsi="Arial"/>
-          <w:sz w:val="20"/>
-        </w:rPr>
-        <w:t xml:space="preserve"> (267 for SP, 337 for RP) which makes random baseline tiny but also makes the lift harder to achieve. Position players had the strongest hit rates because pool sizes are 24-65 there. The signal is strongest at 2B (4 hits in 6 attempts), LF (4 in 8), and SS (3 in 5).</w:t>
-      </w:r>
-    </w:p>
-    <w:p>
-      <w:r>
-        <w:rPr>
-          <w:rFonts w:ascii="Arial" w:hAnsi="Arial"/>
-          <w:b/>
-          <w:sz w:val="20"/>
-        </w:rPr>
-        <w:t>Why this matters.</w:t>
-      </w:r>
-      <w:r>
-        <w:rPr>
-          <w:rFonts w:ascii="Arial" w:hAnsi="Arial"/>
-          <w:sz w:val="20"/>
-        </w:rPr>
-        <w:t xml:space="preserve"> This is the closest test we have to "does the app do what it claims to do?" The deployed Gap Filler tab's primary output IS the candidate list. This test shows the candidate list is meaningful — it surfaces the players a team actually pursues for that gap, at a rate </w:t>
-      </w:r>
-      <w:r>
-        <w:rPr>
-          <w:rFonts w:ascii="Arial" w:hAnsi="Arial"/>
-          <w:b/>
-          <w:sz w:val="20"/>
-        </w:rPr>
-        <w:t>3× above random</w:t>
-      </w:r>
-      <w:r>
-        <w:rPr>
-          <w:rFonts w:ascii="Arial" w:hAnsi="Arial"/>
-          <w:sz w:val="20"/>
-        </w:rPr>
-        <w:t xml:space="preserve"> and statistically significant at every K-value tested.</w:t>
+        <w:t>At K=10, Sabercast's vectorstore retrieval surfaces actual 2025 signings at 3.1× the random rate. The deployed Gap Filler's underlying candidate list is meaningful in the strict statistical sense.</w:t>
       </w:r>
     </w:p>
     <w:p>
@@ -5461,16 +2464,7 @@
           <w:color w:val="202020"/>
           <w:sz w:val="24"/>
         </w:rPr>
-        <w:t>5.7 Contract valuation — head-to-head fine-tune vs baseline</w:t>
-      </w:r>
-    </w:p>
-    <w:p>
-      <w:r>
-        <w:rPr>
-          <w:rFonts w:ascii="Arial" w:hAnsi="Arial"/>
-          <w:sz w:val="20"/>
-        </w:rPr>
-        <w:t>26 contracts held out from the 78 signed 2019–2024. The Qwen 2.5 7B fine-tune was trained on the remaining 29 examples with no-look-ahead per row.</w:t>
+        <w:t>5.3 Full-pipeline precision@3: 9.3% vs 4.0% random, p = 0.037</w:t>
       </w:r>
     </w:p>
     <w:p>
@@ -5480,14 +2474,321 @@
           <w:b/>
           <w:sz w:val="20"/>
         </w:rPr>
-        <w:t>Pooled (n=26):</w:t>
+        <w:t>Methodology.</w:t>
       </w:r>
       <w:r>
         <w:rPr>
           <w:rFonts w:ascii="Arial" w:hAnsi="Arial"/>
           <w:sz w:val="20"/>
         </w:rPr>
-        <w:t xml:space="preserve"> baseline gpt-4o-mini $4.30M MAE vs fine-tune $4.70M ($0.40M worse pooled).</w:t>
+        <w:t xml:space="preserve"> The previous test measures the retrieval layer in isolation. This complementary test measures what the user actually sees in the deployed UI: the top three tier-bucketed candidates (one bargain, one at-budget, one premium) after composite re-ranking. Same event set as 5.2.</w:t>
+      </w:r>
+    </w:p>
+    <w:tbl>
+      <w:tblPr>
+        <w:tblW w:type="auto" w:w="0"/>
+        <w:tblLayout w:type="fixed"/>
+        <w:tblLook w:firstColumn="1" w:firstRow="1" w:lastColumn="0" w:lastRow="0" w:noHBand="0" w:noVBand="1" w:val="04A0"/>
+      </w:tblPr>
+      <w:tblGrid>
+        <w:gridCol w:w="2340"/>
+        <w:gridCol w:w="2340"/>
+        <w:gridCol w:w="2340"/>
+        <w:gridCol w:w="2340"/>
+      </w:tblGrid>
+      <w:tr>
+        <w:tc>
+          <w:tcPr>
+            <w:tcW w:type="dxa" w:w="2304"/>
+            <w:shd w:val="clear" w:color="auto" w:fill="EEEEEE"/>
+          </w:tcPr>
+          <w:p>
+            <w:r/>
+            <w:r>
+              <w:rPr>
+                <w:rFonts w:ascii="Arial" w:hAnsi="Arial"/>
+                <w:b/>
+                <w:sz w:val="19"/>
+              </w:rPr>
+              <w:t>Layer</w:t>
+            </w:r>
+          </w:p>
+        </w:tc>
+        <w:tc>
+          <w:tcPr>
+            <w:tcW w:type="dxa" w:w="2304"/>
+            <w:shd w:val="clear" w:color="auto" w:fill="EEEEEE"/>
+          </w:tcPr>
+          <w:p>
+            <w:r/>
+            <w:r>
+              <w:rPr>
+                <w:rFonts w:ascii="Arial" w:hAnsi="Arial"/>
+                <w:b/>
+                <w:sz w:val="19"/>
+              </w:rPr>
+              <w:t>Precision@3</w:t>
+            </w:r>
+          </w:p>
+        </w:tc>
+        <w:tc>
+          <w:tcPr>
+            <w:tcW w:type="dxa" w:w="2304"/>
+            <w:shd w:val="clear" w:color="auto" w:fill="EEEEEE"/>
+          </w:tcPr>
+          <w:p>
+            <w:r/>
+            <w:r>
+              <w:rPr>
+                <w:rFonts w:ascii="Arial" w:hAnsi="Arial"/>
+                <w:b/>
+                <w:sz w:val="19"/>
+              </w:rPr>
+              <w:t>Lift</w:t>
+            </w:r>
+          </w:p>
+        </w:tc>
+        <w:tc>
+          <w:tcPr>
+            <w:tcW w:type="dxa" w:w="2304"/>
+            <w:shd w:val="clear" w:color="auto" w:fill="EEEEEE"/>
+          </w:tcPr>
+          <w:p>
+            <w:r/>
+            <w:r>
+              <w:rPr>
+                <w:rFonts w:ascii="Arial" w:hAnsi="Arial"/>
+                <w:b/>
+                <w:sz w:val="19"/>
+              </w:rPr>
+              <w:t>p-value</w:t>
+            </w:r>
+          </w:p>
+        </w:tc>
+      </w:tr>
+      <w:tr>
+        <w:tc>
+          <w:tcPr>
+            <w:tcW w:type="dxa" w:w="2304"/>
+          </w:tcPr>
+          <w:p>
+            <w:r/>
+            <w:r>
+              <w:rPr>
+                <w:rFonts w:ascii="Arial" w:hAnsi="Arial"/>
+                <w:b/>
+                <w:sz w:val="19"/>
+              </w:rPr>
+              <w:t>Deployed full pipeline (tier-bucketed)</w:t>
+            </w:r>
+          </w:p>
+        </w:tc>
+        <w:tc>
+          <w:tcPr>
+            <w:tcW w:type="dxa" w:w="2304"/>
+          </w:tcPr>
+          <w:p>
+            <w:r/>
+            <w:r>
+              <w:rPr>
+                <w:rFonts w:ascii="Arial" w:hAnsi="Arial"/>
+                <w:b/>
+                <w:sz w:val="19"/>
+              </w:rPr>
+              <w:t>9.3%</w:t>
+            </w:r>
+            <w:r>
+              <w:rPr>
+                <w:rFonts w:ascii="Arial" w:hAnsi="Arial"/>
+                <w:sz w:val="19"/>
+              </w:rPr>
+              <w:t xml:space="preserve"> (4/43)</w:t>
+            </w:r>
+          </w:p>
+        </w:tc>
+        <w:tc>
+          <w:tcPr>
+            <w:tcW w:type="dxa" w:w="2304"/>
+          </w:tcPr>
+          <w:p>
+            <w:r/>
+            <w:r>
+              <w:rPr>
+                <w:rFonts w:ascii="Arial" w:hAnsi="Arial"/>
+                <w:b/>
+                <w:sz w:val="19"/>
+              </w:rPr>
+              <w:t>2.3×</w:t>
+            </w:r>
+          </w:p>
+        </w:tc>
+        <w:tc>
+          <w:tcPr>
+            <w:tcW w:type="dxa" w:w="2304"/>
+          </w:tcPr>
+          <w:p>
+            <w:r/>
+            <w:r>
+              <w:rPr>
+                <w:rFonts w:ascii="Arial" w:hAnsi="Arial"/>
+                <w:b/>
+                <w:sz w:val="19"/>
+              </w:rPr>
+              <w:t>0.037</w:t>
+            </w:r>
+            <w:r>
+              <w:rPr>
+                <w:rFonts w:ascii="Arial" w:hAnsi="Arial"/>
+                <w:sz w:val="19"/>
+              </w:rPr>
+              <w:t xml:space="preserve"> ✓</w:t>
+            </w:r>
+          </w:p>
+        </w:tc>
+      </w:tr>
+      <w:tr>
+        <w:tc>
+          <w:tcPr>
+            <w:tcW w:type="dxa" w:w="2304"/>
+          </w:tcPr>
+          <w:p>
+            <w:r/>
+            <w:r>
+              <w:rPr>
+                <w:rFonts w:ascii="Arial" w:hAnsi="Arial"/>
+                <w:sz w:val="19"/>
+              </w:rPr>
+              <w:t>Raw retrieval @ K=3 (no re-rank, no tier)</w:t>
+            </w:r>
+          </w:p>
+        </w:tc>
+        <w:tc>
+          <w:tcPr>
+            <w:tcW w:type="dxa" w:w="2304"/>
+          </w:tcPr>
+          <w:p>
+            <w:r/>
+            <w:r>
+              <w:rPr>
+                <w:rFonts w:ascii="Arial" w:hAnsi="Arial"/>
+                <w:sz w:val="19"/>
+              </w:rPr>
+              <w:t>7.0% (3/43)</w:t>
+            </w:r>
+          </w:p>
+        </w:tc>
+        <w:tc>
+          <w:tcPr>
+            <w:tcW w:type="dxa" w:w="2304"/>
+          </w:tcPr>
+          <w:p>
+            <w:r/>
+            <w:r>
+              <w:rPr>
+                <w:rFonts w:ascii="Arial" w:hAnsi="Arial"/>
+                <w:sz w:val="19"/>
+              </w:rPr>
+              <w:t>1.7×</w:t>
+            </w:r>
+          </w:p>
+        </w:tc>
+        <w:tc>
+          <w:tcPr>
+            <w:tcW w:type="dxa" w:w="2304"/>
+          </w:tcPr>
+          <w:p>
+            <w:r/>
+            <w:r>
+              <w:rPr>
+                <w:rFonts w:ascii="Arial" w:hAnsi="Arial"/>
+                <w:sz w:val="19"/>
+              </w:rPr>
+              <w:t>0.158</w:t>
+            </w:r>
+          </w:p>
+        </w:tc>
+      </w:tr>
+      <w:tr>
+        <w:tc>
+          <w:tcPr>
+            <w:tcW w:type="dxa" w:w="2304"/>
+          </w:tcPr>
+          <w:p>
+            <w:r/>
+            <w:r>
+              <w:rPr>
+                <w:rFonts w:ascii="Arial" w:hAnsi="Arial"/>
+                <w:sz w:val="19"/>
+              </w:rPr>
+              <w:t>Random baseline</w:t>
+            </w:r>
+          </w:p>
+        </w:tc>
+        <w:tc>
+          <w:tcPr>
+            <w:tcW w:type="dxa" w:w="2304"/>
+          </w:tcPr>
+          <w:p>
+            <w:r/>
+            <w:r>
+              <w:rPr>
+                <w:rFonts w:ascii="Arial" w:hAnsi="Arial"/>
+                <w:sz w:val="19"/>
+              </w:rPr>
+              <w:t>4.0%</w:t>
+            </w:r>
+          </w:p>
+        </w:tc>
+        <w:tc>
+          <w:tcPr>
+            <w:tcW w:type="dxa" w:w="2304"/>
+          </w:tcPr>
+          <w:p>
+            <w:r/>
+            <w:r>
+              <w:rPr>
+                <w:rFonts w:ascii="Arial" w:hAnsi="Arial"/>
+                <w:sz w:val="19"/>
+              </w:rPr>
+              <w:t>1.0×</w:t>
+            </w:r>
+          </w:p>
+        </w:tc>
+        <w:tc>
+          <w:tcPr>
+            <w:tcW w:type="dxa" w:w="2304"/>
+          </w:tcPr>
+          <w:p>
+            <w:r/>
+            <w:r>
+              <w:rPr>
+                <w:rFonts w:ascii="Arial" w:hAnsi="Arial"/>
+                <w:sz w:val="19"/>
+              </w:rPr>
+              <w:t>reference</w:t>
+            </w:r>
+          </w:p>
+        </w:tc>
+      </w:tr>
+    </w:tbl>
+    <w:p>
+      <w:r>
+        <w:rPr>
+          <w:rFonts w:ascii="Arial" w:hAnsi="Arial"/>
+          <w:sz w:val="20"/>
+        </w:rPr>
+        <w:t>Two observations matter. First, the full pipeline beats raw top-3 retrieval at the same K value and reaches significance where raw retrieval does not, validating the composite re-ranking layer. Second, the recall diagnostic is informative: the retrieval layer pulls the actual signer into the top-20 in 60.5% of events, but the strict one-per-tier cap demotes 22 of those 26 hits below the top-3. The 4 hits that survived occupy 3 premium and 1 medium tier slot, with 0 bargain hits. This is consistent with the contracts pool skewing toward high-AAV signings overall. Tier-bucketing trades some recall for actionability: each tier represents a distinct budget posture, so a bargain-tier recommendation is useful even when the actual headline signing landed in premium.</w:t>
+      </w:r>
+    </w:p>
+    <w:p>
+      <w:r>
+        <w:rPr>
+          <w:rFonts w:ascii="Arial" w:hAnsi="Arial"/>
+          <w:b/>
+          <w:color w:val="202020"/>
+          <w:sz w:val="24"/>
+        </w:rPr>
+        <w:t>5.4 Position-level gap-flag hit rate: 59.9% overall (p = 0.012)</w:t>
       </w:r>
     </w:p>
     <w:p>
@@ -5497,44 +2798,835 @@
           <w:b/>
           <w:sz w:val="20"/>
         </w:rPr>
-        <w:t>Excluding Ohtani (n=25):</w:t>
+        <w:t>Methodology.</w:t>
       </w:r>
       <w:r>
         <w:rPr>
           <w:rFonts w:ascii="Arial" w:hAnsi="Arial"/>
           <w:sz w:val="20"/>
         </w:rPr>
-        <w:t xml:space="preserve"> baseline $3.67M MAE vs fine-tune </w:t>
+        <w:t xml:space="preserve"> For each (year, team, top_gap_position) triple across 2019-2024, look up the team's next-year defensive performance at that position. Binary outcome: did that team underperform league average there? Pre-registered position-by-position breakdown.</w:t>
       </w:r>
-      <w:r>
-        <w:rPr>
-          <w:rFonts w:ascii="Arial" w:hAnsi="Arial"/>
-          <w:b/>
-          <w:sz w:val="20"/>
-        </w:rPr>
-        <w:t>$3.09M (16% improvement)</w:t>
-      </w:r>
+    </w:p>
+    <w:tbl>
+      <w:tblPr>
+        <w:tblW w:type="auto" w:w="0"/>
+        <w:tblLayout w:type="fixed"/>
+        <w:tblLook w:firstColumn="1" w:firstRow="1" w:lastColumn="0" w:lastRow="0" w:noHBand="0" w:noVBand="1" w:val="04A0"/>
+      </w:tblPr>
+      <w:tblGrid>
+        <w:gridCol w:w="1872"/>
+        <w:gridCol w:w="1872"/>
+        <w:gridCol w:w="1872"/>
+        <w:gridCol w:w="1872"/>
+        <w:gridCol w:w="1872"/>
+      </w:tblGrid>
+      <w:tr>
+        <w:tc>
+          <w:tcPr>
+            <w:tcW w:type="dxa" w:w="1843"/>
+            <w:shd w:val="clear" w:color="auto" w:fill="EEEEEE"/>
+          </w:tcPr>
+          <w:p>
+            <w:r/>
+            <w:r>
+              <w:rPr>
+                <w:rFonts w:ascii="Arial" w:hAnsi="Arial"/>
+                <w:b/>
+                <w:sz w:val="19"/>
+              </w:rPr>
+              <w:t>Position</w:t>
+            </w:r>
+          </w:p>
+        </w:tc>
+        <w:tc>
+          <w:tcPr>
+            <w:tcW w:type="dxa" w:w="1843"/>
+            <w:shd w:val="clear" w:color="auto" w:fill="EEEEEE"/>
+          </w:tcPr>
+          <w:p>
+            <w:r/>
+            <w:r>
+              <w:rPr>
+                <w:rFonts w:ascii="Arial" w:hAnsi="Arial"/>
+                <w:b/>
+                <w:sz w:val="19"/>
+              </w:rPr>
+              <w:t>n</w:t>
+            </w:r>
+          </w:p>
+        </w:tc>
+        <w:tc>
+          <w:tcPr>
+            <w:tcW w:type="dxa" w:w="1843"/>
+            <w:shd w:val="clear" w:color="auto" w:fill="EEEEEE"/>
+          </w:tcPr>
+          <w:p>
+            <w:r/>
+            <w:r>
+              <w:rPr>
+                <w:rFonts w:ascii="Arial" w:hAnsi="Arial"/>
+                <w:b/>
+                <w:sz w:val="19"/>
+              </w:rPr>
+              <w:t>Precision</w:t>
+            </w:r>
+          </w:p>
+        </w:tc>
+        <w:tc>
+          <w:tcPr>
+            <w:tcW w:type="dxa" w:w="1843"/>
+            <w:shd w:val="clear" w:color="auto" w:fill="EEEEEE"/>
+          </w:tcPr>
+          <w:p>
+            <w:r/>
+            <w:r>
+              <w:rPr>
+                <w:rFonts w:ascii="Arial" w:hAnsi="Arial"/>
+                <w:b/>
+                <w:sz w:val="19"/>
+              </w:rPr>
+              <w:t>Random</w:t>
+            </w:r>
+          </w:p>
+        </w:tc>
+        <w:tc>
+          <w:tcPr>
+            <w:tcW w:type="dxa" w:w="1843"/>
+            <w:shd w:val="clear" w:color="auto" w:fill="EEEEEE"/>
+          </w:tcPr>
+          <w:p>
+            <w:r/>
+            <w:r>
+              <w:rPr>
+                <w:rFonts w:ascii="Arial" w:hAnsi="Arial"/>
+                <w:b/>
+                <w:sz w:val="19"/>
+              </w:rPr>
+              <w:t>Binomial p</w:t>
+            </w:r>
+          </w:p>
+        </w:tc>
+      </w:tr>
+      <w:tr>
+        <w:tc>
+          <w:tcPr>
+            <w:tcW w:type="dxa" w:w="1843"/>
+          </w:tcPr>
+          <w:p>
+            <w:r/>
+            <w:r>
+              <w:rPr>
+                <w:rFonts w:ascii="Arial" w:hAnsi="Arial"/>
+                <w:b/>
+                <w:sz w:val="19"/>
+              </w:rPr>
+              <w:t>2B</w:t>
+            </w:r>
+          </w:p>
+        </w:tc>
+        <w:tc>
+          <w:tcPr>
+            <w:tcW w:type="dxa" w:w="1843"/>
+          </w:tcPr>
+          <w:p>
+            <w:r/>
+            <w:r>
+              <w:rPr>
+                <w:rFonts w:ascii="Arial" w:hAnsi="Arial"/>
+                <w:sz w:val="19"/>
+              </w:rPr>
+              <w:t>31</w:t>
+            </w:r>
+          </w:p>
+        </w:tc>
+        <w:tc>
+          <w:tcPr>
+            <w:tcW w:type="dxa" w:w="1843"/>
+          </w:tcPr>
+          <w:p>
+            <w:r/>
+            <w:r>
+              <w:rPr>
+                <w:rFonts w:ascii="Arial" w:hAnsi="Arial"/>
+                <w:b/>
+                <w:sz w:val="19"/>
+              </w:rPr>
+              <w:t>74.2%</w:t>
+            </w:r>
+          </w:p>
+        </w:tc>
+        <w:tc>
+          <w:tcPr>
+            <w:tcW w:type="dxa" w:w="1843"/>
+          </w:tcPr>
+          <w:p>
+            <w:r/>
+            <w:r>
+              <w:rPr>
+                <w:rFonts w:ascii="Arial" w:hAnsi="Arial"/>
+                <w:sz w:val="19"/>
+              </w:rPr>
+              <w:t>50%</w:t>
+            </w:r>
+          </w:p>
+        </w:tc>
+        <w:tc>
+          <w:tcPr>
+            <w:tcW w:type="dxa" w:w="1843"/>
+          </w:tcPr>
+          <w:p>
+            <w:r/>
+            <w:r>
+              <w:rPr>
+                <w:rFonts w:ascii="Arial" w:hAnsi="Arial"/>
+                <w:b/>
+                <w:sz w:val="19"/>
+              </w:rPr>
+              <w:t>0.011</w:t>
+            </w:r>
+          </w:p>
+        </w:tc>
+      </w:tr>
+      <w:tr>
+        <w:tc>
+          <w:tcPr>
+            <w:tcW w:type="dxa" w:w="1843"/>
+          </w:tcPr>
+          <w:p>
+            <w:r/>
+            <w:r>
+              <w:rPr>
+                <w:rFonts w:ascii="Arial" w:hAnsi="Arial"/>
+                <w:sz w:val="19"/>
+              </w:rPr>
+              <w:t>LF</w:t>
+            </w:r>
+          </w:p>
+        </w:tc>
+        <w:tc>
+          <w:tcPr>
+            <w:tcW w:type="dxa" w:w="1843"/>
+          </w:tcPr>
+          <w:p>
+            <w:r/>
+            <w:r>
+              <w:rPr>
+                <w:rFonts w:ascii="Arial" w:hAnsi="Arial"/>
+                <w:sz w:val="19"/>
+              </w:rPr>
+              <w:t>21</w:t>
+            </w:r>
+          </w:p>
+        </w:tc>
+        <w:tc>
+          <w:tcPr>
+            <w:tcW w:type="dxa" w:w="1843"/>
+          </w:tcPr>
+          <w:p>
+            <w:r/>
+            <w:r>
+              <w:rPr>
+                <w:rFonts w:ascii="Arial" w:hAnsi="Arial"/>
+                <w:sz w:val="19"/>
+              </w:rPr>
+              <w:t>71.4%</w:t>
+            </w:r>
+          </w:p>
+        </w:tc>
+        <w:tc>
+          <w:tcPr>
+            <w:tcW w:type="dxa" w:w="1843"/>
+          </w:tcPr>
+          <w:p>
+            <w:r/>
+            <w:r>
+              <w:rPr>
+                <w:rFonts w:ascii="Arial" w:hAnsi="Arial"/>
+                <w:sz w:val="19"/>
+              </w:rPr>
+              <w:t>50%</w:t>
+            </w:r>
+          </w:p>
+        </w:tc>
+        <w:tc>
+          <w:tcPr>
+            <w:tcW w:type="dxa" w:w="1843"/>
+          </w:tcPr>
+          <w:p>
+            <w:r/>
+            <w:r>
+              <w:rPr>
+                <w:rFonts w:ascii="Arial" w:hAnsi="Arial"/>
+                <w:sz w:val="19"/>
+              </w:rPr>
+              <w:t>0.078 (trending)</w:t>
+            </w:r>
+          </w:p>
+        </w:tc>
+      </w:tr>
+      <w:tr>
+        <w:tc>
+          <w:tcPr>
+            <w:tcW w:type="dxa" w:w="1843"/>
+          </w:tcPr>
+          <w:p>
+            <w:r/>
+            <w:r>
+              <w:rPr>
+                <w:rFonts w:ascii="Arial" w:hAnsi="Arial"/>
+                <w:sz w:val="19"/>
+              </w:rPr>
+              <w:t>SS</w:t>
+            </w:r>
+          </w:p>
+        </w:tc>
+        <w:tc>
+          <w:tcPr>
+            <w:tcW w:type="dxa" w:w="1843"/>
+          </w:tcPr>
+          <w:p>
+            <w:r/>
+            <w:r>
+              <w:rPr>
+                <w:rFonts w:ascii="Arial" w:hAnsi="Arial"/>
+                <w:sz w:val="19"/>
+              </w:rPr>
+              <w:t>36</w:t>
+            </w:r>
+          </w:p>
+        </w:tc>
+        <w:tc>
+          <w:tcPr>
+            <w:tcW w:type="dxa" w:w="1843"/>
+          </w:tcPr>
+          <w:p>
+            <w:r/>
+            <w:r>
+              <w:rPr>
+                <w:rFonts w:ascii="Arial" w:hAnsi="Arial"/>
+                <w:sz w:val="19"/>
+              </w:rPr>
+              <w:t>63.9%</w:t>
+            </w:r>
+          </w:p>
+        </w:tc>
+        <w:tc>
+          <w:tcPr>
+            <w:tcW w:type="dxa" w:w="1843"/>
+          </w:tcPr>
+          <w:p>
+            <w:r/>
+            <w:r>
+              <w:rPr>
+                <w:rFonts w:ascii="Arial" w:hAnsi="Arial"/>
+                <w:sz w:val="19"/>
+              </w:rPr>
+              <w:t>50%</w:t>
+            </w:r>
+          </w:p>
+        </w:tc>
+        <w:tc>
+          <w:tcPr>
+            <w:tcW w:type="dxa" w:w="1843"/>
+          </w:tcPr>
+          <w:p>
+            <w:r/>
+            <w:r>
+              <w:rPr>
+                <w:rFonts w:ascii="Arial" w:hAnsi="Arial"/>
+                <w:sz w:val="19"/>
+              </w:rPr>
+              <w:t>0.132</w:t>
+            </w:r>
+          </w:p>
+        </w:tc>
+      </w:tr>
+      <w:tr>
+        <w:tc>
+          <w:tcPr>
+            <w:tcW w:type="dxa" w:w="1843"/>
+          </w:tcPr>
+          <w:p>
+            <w:r/>
+            <w:r>
+              <w:rPr>
+                <w:rFonts w:ascii="Arial" w:hAnsi="Arial"/>
+                <w:sz w:val="19"/>
+              </w:rPr>
+              <w:t>SP</w:t>
+            </w:r>
+          </w:p>
+        </w:tc>
+        <w:tc>
+          <w:tcPr>
+            <w:tcW w:type="dxa" w:w="1843"/>
+          </w:tcPr>
+          <w:p>
+            <w:r/>
+            <w:r>
+              <w:rPr>
+                <w:rFonts w:ascii="Arial" w:hAnsi="Arial"/>
+                <w:sz w:val="19"/>
+              </w:rPr>
+              <w:t>16</w:t>
+            </w:r>
+          </w:p>
+        </w:tc>
+        <w:tc>
+          <w:tcPr>
+            <w:tcW w:type="dxa" w:w="1843"/>
+          </w:tcPr>
+          <w:p>
+            <w:r/>
+            <w:r>
+              <w:rPr>
+                <w:rFonts w:ascii="Arial" w:hAnsi="Arial"/>
+                <w:sz w:val="19"/>
+              </w:rPr>
+              <w:t>56.3%</w:t>
+            </w:r>
+          </w:p>
+        </w:tc>
+        <w:tc>
+          <w:tcPr>
+            <w:tcW w:type="dxa" w:w="1843"/>
+          </w:tcPr>
+          <w:p>
+            <w:r/>
+            <w:r>
+              <w:rPr>
+                <w:rFonts w:ascii="Arial" w:hAnsi="Arial"/>
+                <w:sz w:val="19"/>
+              </w:rPr>
+              <w:t>50%</w:t>
+            </w:r>
+          </w:p>
+        </w:tc>
+        <w:tc>
+          <w:tcPr>
+            <w:tcW w:type="dxa" w:w="1843"/>
+          </w:tcPr>
+          <w:p>
+            <w:r/>
+            <w:r>
+              <w:rPr>
+                <w:rFonts w:ascii="Arial" w:hAnsi="Arial"/>
+                <w:sz w:val="19"/>
+              </w:rPr>
+              <w:t>0.804</w:t>
+            </w:r>
+          </w:p>
+        </w:tc>
+      </w:tr>
+      <w:tr>
+        <w:tc>
+          <w:tcPr>
+            <w:tcW w:type="dxa" w:w="1843"/>
+          </w:tcPr>
+          <w:p>
+            <w:r/>
+            <w:r>
+              <w:rPr>
+                <w:rFonts w:ascii="Arial" w:hAnsi="Arial"/>
+                <w:sz w:val="19"/>
+              </w:rPr>
+              <w:t>3B</w:t>
+            </w:r>
+          </w:p>
+        </w:tc>
+        <w:tc>
+          <w:tcPr>
+            <w:tcW w:type="dxa" w:w="1843"/>
+          </w:tcPr>
+          <w:p>
+            <w:r/>
+            <w:r>
+              <w:rPr>
+                <w:rFonts w:ascii="Arial" w:hAnsi="Arial"/>
+                <w:sz w:val="19"/>
+              </w:rPr>
+              <w:t>18</w:t>
+            </w:r>
+          </w:p>
+        </w:tc>
+        <w:tc>
+          <w:tcPr>
+            <w:tcW w:type="dxa" w:w="1843"/>
+          </w:tcPr>
+          <w:p>
+            <w:r/>
+            <w:r>
+              <w:rPr>
+                <w:rFonts w:ascii="Arial" w:hAnsi="Arial"/>
+                <w:sz w:val="19"/>
+              </w:rPr>
+              <w:t>55.6%</w:t>
+            </w:r>
+          </w:p>
+        </w:tc>
+        <w:tc>
+          <w:tcPr>
+            <w:tcW w:type="dxa" w:w="1843"/>
+          </w:tcPr>
+          <w:p>
+            <w:r/>
+            <w:r>
+              <w:rPr>
+                <w:rFonts w:ascii="Arial" w:hAnsi="Arial"/>
+                <w:sz w:val="19"/>
+              </w:rPr>
+              <w:t>50%</w:t>
+            </w:r>
+          </w:p>
+        </w:tc>
+        <w:tc>
+          <w:tcPr>
+            <w:tcW w:type="dxa" w:w="1843"/>
+          </w:tcPr>
+          <w:p>
+            <w:r/>
+            <w:r>
+              <w:rPr>
+                <w:rFonts w:ascii="Arial" w:hAnsi="Arial"/>
+                <w:sz w:val="19"/>
+              </w:rPr>
+              <w:t>0.815</w:t>
+            </w:r>
+          </w:p>
+        </w:tc>
+      </w:tr>
+      <w:tr>
+        <w:tc>
+          <w:tcPr>
+            <w:tcW w:type="dxa" w:w="1843"/>
+          </w:tcPr>
+          <w:p>
+            <w:r/>
+            <w:r>
+              <w:rPr>
+                <w:rFonts w:ascii="Arial" w:hAnsi="Arial"/>
+                <w:sz w:val="19"/>
+              </w:rPr>
+              <w:t>CF</w:t>
+            </w:r>
+          </w:p>
+        </w:tc>
+        <w:tc>
+          <w:tcPr>
+            <w:tcW w:type="dxa" w:w="1843"/>
+          </w:tcPr>
+          <w:p>
+            <w:r/>
+            <w:r>
+              <w:rPr>
+                <w:rFonts w:ascii="Arial" w:hAnsi="Arial"/>
+                <w:sz w:val="19"/>
+              </w:rPr>
+              <w:t>13</w:t>
+            </w:r>
+          </w:p>
+        </w:tc>
+        <w:tc>
+          <w:tcPr>
+            <w:tcW w:type="dxa" w:w="1843"/>
+          </w:tcPr>
+          <w:p>
+            <w:r/>
+            <w:r>
+              <w:rPr>
+                <w:rFonts w:ascii="Arial" w:hAnsi="Arial"/>
+                <w:sz w:val="19"/>
+              </w:rPr>
+              <w:t>53.8%</w:t>
+            </w:r>
+          </w:p>
+        </w:tc>
+        <w:tc>
+          <w:tcPr>
+            <w:tcW w:type="dxa" w:w="1843"/>
+          </w:tcPr>
+          <w:p>
+            <w:r/>
+            <w:r>
+              <w:rPr>
+                <w:rFonts w:ascii="Arial" w:hAnsi="Arial"/>
+                <w:sz w:val="19"/>
+              </w:rPr>
+              <w:t>50%</w:t>
+            </w:r>
+          </w:p>
+        </w:tc>
+        <w:tc>
+          <w:tcPr>
+            <w:tcW w:type="dxa" w:w="1843"/>
+          </w:tcPr>
+          <w:p>
+            <w:r/>
+            <w:r>
+              <w:rPr>
+                <w:rFonts w:ascii="Arial" w:hAnsi="Arial"/>
+                <w:sz w:val="19"/>
+              </w:rPr>
+              <w:t>1.000</w:t>
+            </w:r>
+          </w:p>
+        </w:tc>
+      </w:tr>
+      <w:tr>
+        <w:tc>
+          <w:tcPr>
+            <w:tcW w:type="dxa" w:w="1843"/>
+          </w:tcPr>
+          <w:p>
+            <w:r/>
+            <w:r>
+              <w:rPr>
+                <w:rFonts w:ascii="Arial" w:hAnsi="Arial"/>
+                <w:sz w:val="19"/>
+              </w:rPr>
+              <w:t>1B</w:t>
+            </w:r>
+          </w:p>
+        </w:tc>
+        <w:tc>
+          <w:tcPr>
+            <w:tcW w:type="dxa" w:w="1843"/>
+          </w:tcPr>
+          <w:p>
+            <w:r/>
+            <w:r>
+              <w:rPr>
+                <w:rFonts w:ascii="Arial" w:hAnsi="Arial"/>
+                <w:sz w:val="19"/>
+              </w:rPr>
+              <w:t>20</w:t>
+            </w:r>
+          </w:p>
+        </w:tc>
+        <w:tc>
+          <w:tcPr>
+            <w:tcW w:type="dxa" w:w="1843"/>
+          </w:tcPr>
+          <w:p>
+            <w:r/>
+            <w:r>
+              <w:rPr>
+                <w:rFonts w:ascii="Arial" w:hAnsi="Arial"/>
+                <w:sz w:val="19"/>
+              </w:rPr>
+              <w:t>45.0%</w:t>
+            </w:r>
+          </w:p>
+        </w:tc>
+        <w:tc>
+          <w:tcPr>
+            <w:tcW w:type="dxa" w:w="1843"/>
+          </w:tcPr>
+          <w:p>
+            <w:r/>
+            <w:r>
+              <w:rPr>
+                <w:rFonts w:ascii="Arial" w:hAnsi="Arial"/>
+                <w:sz w:val="19"/>
+              </w:rPr>
+              <w:t>50%</w:t>
+            </w:r>
+          </w:p>
+        </w:tc>
+        <w:tc>
+          <w:tcPr>
+            <w:tcW w:type="dxa" w:w="1843"/>
+          </w:tcPr>
+          <w:p>
+            <w:r/>
+            <w:r>
+              <w:rPr>
+                <w:rFonts w:ascii="Arial" w:hAnsi="Arial"/>
+                <w:sz w:val="19"/>
+              </w:rPr>
+              <w:t>0.824</w:t>
+            </w:r>
+          </w:p>
+        </w:tc>
+      </w:tr>
+      <w:tr>
+        <w:tc>
+          <w:tcPr>
+            <w:tcW w:type="dxa" w:w="1843"/>
+          </w:tcPr>
+          <w:p>
+            <w:r/>
+            <w:r>
+              <w:rPr>
+                <w:rFonts w:ascii="Arial" w:hAnsi="Arial"/>
+                <w:sz w:val="19"/>
+              </w:rPr>
+              <w:t>RF</w:t>
+            </w:r>
+          </w:p>
+        </w:tc>
+        <w:tc>
+          <w:tcPr>
+            <w:tcW w:type="dxa" w:w="1843"/>
+          </w:tcPr>
+          <w:p>
+            <w:r/>
+            <w:r>
+              <w:rPr>
+                <w:rFonts w:ascii="Arial" w:hAnsi="Arial"/>
+                <w:sz w:val="19"/>
+              </w:rPr>
+              <w:t>16</w:t>
+            </w:r>
+          </w:p>
+        </w:tc>
+        <w:tc>
+          <w:tcPr>
+            <w:tcW w:type="dxa" w:w="1843"/>
+          </w:tcPr>
+          <w:p>
+            <w:r/>
+            <w:r>
+              <w:rPr>
+                <w:rFonts w:ascii="Arial" w:hAnsi="Arial"/>
+                <w:sz w:val="19"/>
+              </w:rPr>
+              <w:t>43.8%</w:t>
+            </w:r>
+          </w:p>
+        </w:tc>
+        <w:tc>
+          <w:tcPr>
+            <w:tcW w:type="dxa" w:w="1843"/>
+          </w:tcPr>
+          <w:p>
+            <w:r/>
+            <w:r>
+              <w:rPr>
+                <w:rFonts w:ascii="Arial" w:hAnsi="Arial"/>
+                <w:sz w:val="19"/>
+              </w:rPr>
+              <w:t>50%</w:t>
+            </w:r>
+          </w:p>
+        </w:tc>
+        <w:tc>
+          <w:tcPr>
+            <w:tcW w:type="dxa" w:w="1843"/>
+          </w:tcPr>
+          <w:p>
+            <w:r/>
+            <w:r>
+              <w:rPr>
+                <w:rFonts w:ascii="Arial" w:hAnsi="Arial"/>
+                <w:sz w:val="19"/>
+              </w:rPr>
+              <w:t>0.804</w:t>
+            </w:r>
+          </w:p>
+        </w:tc>
+      </w:tr>
+      <w:tr>
+        <w:tc>
+          <w:tcPr>
+            <w:tcW w:type="dxa" w:w="1843"/>
+          </w:tcPr>
+          <w:p>
+            <w:r/>
+            <w:r>
+              <w:rPr>
+                <w:rFonts w:ascii="Arial" w:hAnsi="Arial"/>
+                <w:b/>
+                <w:sz w:val="19"/>
+              </w:rPr>
+              <w:t>Overall</w:t>
+            </w:r>
+          </w:p>
+        </w:tc>
+        <w:tc>
+          <w:tcPr>
+            <w:tcW w:type="dxa" w:w="1843"/>
+          </w:tcPr>
+          <w:p>
+            <w:r/>
+            <w:r>
+              <w:rPr>
+                <w:rFonts w:ascii="Arial" w:hAnsi="Arial"/>
+                <w:b/>
+                <w:sz w:val="19"/>
+              </w:rPr>
+              <w:t>172</w:t>
+            </w:r>
+          </w:p>
+        </w:tc>
+        <w:tc>
+          <w:tcPr>
+            <w:tcW w:type="dxa" w:w="1843"/>
+          </w:tcPr>
+          <w:p>
+            <w:r/>
+            <w:r>
+              <w:rPr>
+                <w:rFonts w:ascii="Arial" w:hAnsi="Arial"/>
+                <w:b/>
+                <w:sz w:val="19"/>
+              </w:rPr>
+              <w:t>59.9%</w:t>
+            </w:r>
+          </w:p>
+        </w:tc>
+        <w:tc>
+          <w:tcPr>
+            <w:tcW w:type="dxa" w:w="1843"/>
+          </w:tcPr>
+          <w:p>
+            <w:r/>
+            <w:r>
+              <w:rPr>
+                <w:rFonts w:ascii="Arial" w:hAnsi="Arial"/>
+                <w:sz w:val="19"/>
+              </w:rPr>
+              <w:t>50%</w:t>
+            </w:r>
+          </w:p>
+        </w:tc>
+        <w:tc>
+          <w:tcPr>
+            <w:tcW w:type="dxa" w:w="1843"/>
+          </w:tcPr>
+          <w:p>
+            <w:r/>
+            <w:r>
+              <w:rPr>
+                <w:rFonts w:ascii="Arial" w:hAnsi="Arial"/>
+                <w:b/>
+                <w:sz w:val="19"/>
+              </w:rPr>
+              <w:t>0.012</w:t>
+            </w:r>
+          </w:p>
+        </w:tc>
+      </w:tr>
+    </w:tbl>
+    <w:p>
       <w:r>
         <w:rPr>
           <w:rFonts w:ascii="Arial" w:hAnsi="Arial"/>
           <w:sz w:val="20"/>
         </w:rPr>
-        <w:t xml:space="preserve">. Ohtani is a structural outlier — gpt-4o-mini's training corpus contains news of his $700M Dodgers deal, so the baseline is essentially </w:t>
+        <w:t>When Sabercast flags second base as a team's top gap, that team's next-year defensive OAA at second base is below league average 74.2% of the time. The overall 60% hit-rate across 172 events confirms the diagnostic produces real position-level signal even though, as discussed in 5.6, it does not aggregate cleanly to wins prediction.</w:t>
       </w:r>
+    </w:p>
+    <w:p>
       <w:r>
         <w:rPr>
           <w:rFonts w:ascii="Arial" w:hAnsi="Arial"/>
           <w:b/>
-          <w:sz w:val="20"/>
+          <w:color w:val="202020"/>
+          <w:sz w:val="24"/>
         </w:rPr>
-        <w:t>memorizing the answer</w:t>
-      </w:r>
-      <w:r>
-        <w:rPr>
-          <w:rFonts w:ascii="Arial" w:hAnsi="Arial"/>
-          <w:sz w:val="20"/>
-        </w:rPr>
-        <w:t>. Qwen-7B's open-source training corpus + 29 examples cannot match that prior; it forecasts purely from comparables.</w:t>
+        <w:t>5.5 Contract MAE head-to-head: prompt baseline vs Qwen 2.5 7B fine-tune</w:t>
       </w:r>
     </w:p>
     <w:p>
@@ -5544,71 +3636,660 @@
           <w:b/>
           <w:sz w:val="20"/>
         </w:rPr>
-        <w:t>Per-position deltas (fine-tune − baseline, negative = fine-tune wins):</w:t>
-      </w:r>
-    </w:p>
-    <w:p>
-      <w:pPr>
-        <w:pStyle w:val="ListBullet"/>
-      </w:pPr>
-      <w:r>
-        <w:rPr>
-          <w:rFonts w:ascii="Arial" w:hAnsi="Arial"/>
-          <w:b/>
-          <w:sz w:val="20"/>
-        </w:rPr>
-        <w:t>IF (n=9): −$1.41M, CI [+$0.04M, +$2.89M]</w:t>
+        <w:t>Methodology.</w:t>
       </w:r>
       <w:r>
         <w:rPr>
           <w:rFonts w:ascii="Arial" w:hAnsi="Arial"/>
           <w:sz w:val="20"/>
         </w:rPr>
-        <w:t xml:space="preserve"> — borderline significant</w:t>
+        <w:t xml:space="preserve"> Thirty contracts held out via </w:t>
       </w:r>
-    </w:p>
-    <w:p>
-      <w:pPr>
-        <w:pStyle w:val="ListBullet"/>
-      </w:pPr>
       <w:r>
         <w:rPr>
-          <w:rFonts w:ascii="Arial" w:hAnsi="Arial"/>
-          <w:b/>
-          <w:sz w:val="20"/>
+          <w:rFonts w:ascii="Consolas" w:hAnsi="Consolas"/>
+          <w:color w:val="444444"/>
+          <w:sz w:val="19"/>
         </w:rPr>
-        <w:t>SP (n=4): −$0.84M</w:t>
+        <w:t>random.seed(42)</w:t>
       </w:r>
       <w:r>
         <w:rPr>
           <w:rFonts w:ascii="Arial" w:hAnsi="Arial"/>
           <w:sz w:val="20"/>
         </w:rPr>
-        <w:t xml:space="preserve"> (trending positive, underpowered)</w:t>
+        <w:t xml:space="preserve"> from 78 eligible (n=26 after stat-availability filtering). Same held-out indices used for both gpt-4o-mini prompt baseline and the Qwen 2.5 7B fine-tune. Both models receive the same five-comparable prompt structure with no-look-ahead filtering.</w:t>
       </w:r>
     </w:p>
+    <w:tbl>
+      <w:tblPr>
+        <w:tblW w:type="auto" w:w="0"/>
+        <w:tblLayout w:type="fixed"/>
+        <w:tblLook w:firstColumn="1" w:firstRow="1" w:lastColumn="0" w:lastRow="0" w:noHBand="0" w:noVBand="1" w:val="04A0"/>
+      </w:tblPr>
+      <w:tblGrid>
+        <w:gridCol w:w="2340"/>
+        <w:gridCol w:w="2340"/>
+        <w:gridCol w:w="2340"/>
+        <w:gridCol w:w="2340"/>
+      </w:tblGrid>
+      <w:tr>
+        <w:tc>
+          <w:tcPr>
+            <w:tcW w:type="dxa" w:w="2304"/>
+            <w:shd w:val="clear" w:color="auto" w:fill="EEEEEE"/>
+          </w:tcPr>
+          <w:p>
+            <w:r/>
+            <w:r>
+              <w:rPr>
+                <w:rFonts w:ascii="Arial" w:hAnsi="Arial"/>
+                <w:b/>
+                <w:sz w:val="19"/>
+              </w:rPr>
+              <w:t>Metric (n=26 pooled)</w:t>
+            </w:r>
+          </w:p>
+        </w:tc>
+        <w:tc>
+          <w:tcPr>
+            <w:tcW w:type="dxa" w:w="2304"/>
+            <w:shd w:val="clear" w:color="auto" w:fill="EEEEEE"/>
+          </w:tcPr>
+          <w:p>
+            <w:r/>
+            <w:r>
+              <w:rPr>
+                <w:rFonts w:ascii="Arial" w:hAnsi="Arial"/>
+                <w:b/>
+                <w:sz w:val="19"/>
+              </w:rPr>
+              <w:t>gpt-4o-mini baseline</w:t>
+            </w:r>
+          </w:p>
+        </w:tc>
+        <w:tc>
+          <w:tcPr>
+            <w:tcW w:type="dxa" w:w="2304"/>
+            <w:shd w:val="clear" w:color="auto" w:fill="EEEEEE"/>
+          </w:tcPr>
+          <w:p>
+            <w:r/>
+            <w:r>
+              <w:rPr>
+                <w:rFonts w:ascii="Arial" w:hAnsi="Arial"/>
+                <w:b/>
+                <w:sz w:val="19"/>
+              </w:rPr>
+              <w:t>Qwen 2.5 7B fine-tune</w:t>
+            </w:r>
+          </w:p>
+        </w:tc>
+        <w:tc>
+          <w:tcPr>
+            <w:tcW w:type="dxa" w:w="2304"/>
+            <w:shd w:val="clear" w:color="auto" w:fill="EEEEEE"/>
+          </w:tcPr>
+          <w:p>
+            <w:r/>
+            <w:r>
+              <w:rPr>
+                <w:rFonts w:ascii="Arial" w:hAnsi="Arial"/>
+                <w:b/>
+                <w:sz w:val="19"/>
+              </w:rPr>
+              <w:t>Δ</w:t>
+            </w:r>
+          </w:p>
+        </w:tc>
+      </w:tr>
+      <w:tr>
+        <w:tc>
+          <w:tcPr>
+            <w:tcW w:type="dxa" w:w="2304"/>
+          </w:tcPr>
+          <w:p>
+            <w:r/>
+            <w:r>
+              <w:rPr>
+                <w:rFonts w:ascii="Arial" w:hAnsi="Arial"/>
+                <w:sz w:val="19"/>
+              </w:rPr>
+              <w:t>MAE</w:t>
+            </w:r>
+          </w:p>
+        </w:tc>
+        <w:tc>
+          <w:tcPr>
+            <w:tcW w:type="dxa" w:w="2304"/>
+          </w:tcPr>
+          <w:p>
+            <w:r/>
+            <w:r>
+              <w:rPr>
+                <w:rFonts w:ascii="Arial" w:hAnsi="Arial"/>
+                <w:sz w:val="19"/>
+              </w:rPr>
+              <w:t>$4.30M</w:t>
+            </w:r>
+          </w:p>
+        </w:tc>
+        <w:tc>
+          <w:tcPr>
+            <w:tcW w:type="dxa" w:w="2304"/>
+          </w:tcPr>
+          <w:p>
+            <w:r/>
+            <w:r>
+              <w:rPr>
+                <w:rFonts w:ascii="Arial" w:hAnsi="Arial"/>
+                <w:sz w:val="19"/>
+              </w:rPr>
+              <w:t>$4.70M</w:t>
+            </w:r>
+          </w:p>
+        </w:tc>
+        <w:tc>
+          <w:tcPr>
+            <w:tcW w:type="dxa" w:w="2304"/>
+          </w:tcPr>
+          <w:p>
+            <w:r/>
+            <w:r>
+              <w:rPr>
+                <w:rFonts w:ascii="Arial" w:hAnsi="Arial"/>
+                <w:sz w:val="19"/>
+              </w:rPr>
+              <w:t>+$0.40M worse</w:t>
+            </w:r>
+          </w:p>
+        </w:tc>
+      </w:tr>
+      <w:tr>
+        <w:tc>
+          <w:tcPr>
+            <w:tcW w:type="dxa" w:w="2304"/>
+          </w:tcPr>
+          <w:p>
+            <w:r/>
+            <w:r>
+              <w:rPr>
+                <w:rFonts w:ascii="Arial" w:hAnsi="Arial"/>
+                <w:sz w:val="19"/>
+              </w:rPr>
+              <w:t>Median error</w:t>
+            </w:r>
+          </w:p>
+        </w:tc>
+        <w:tc>
+          <w:tcPr>
+            <w:tcW w:type="dxa" w:w="2304"/>
+          </w:tcPr>
+          <w:p>
+            <w:r/>
+            <w:r>
+              <w:rPr>
+                <w:rFonts w:ascii="Arial" w:hAnsi="Arial"/>
+                <w:sz w:val="19"/>
+              </w:rPr>
+              <w:t>$3.00M</w:t>
+            </w:r>
+          </w:p>
+        </w:tc>
+        <w:tc>
+          <w:tcPr>
+            <w:tcW w:type="dxa" w:w="2304"/>
+          </w:tcPr>
+          <w:p>
+            <w:r/>
+            <w:r>
+              <w:rPr>
+                <w:rFonts w:ascii="Arial" w:hAnsi="Arial"/>
+                <w:sz w:val="19"/>
+              </w:rPr>
+              <w:t>$3.00M</w:t>
+            </w:r>
+          </w:p>
+        </w:tc>
+        <w:tc>
+          <w:tcPr>
+            <w:tcW w:type="dxa" w:w="2304"/>
+          </w:tcPr>
+          <w:p>
+            <w:r/>
+            <w:r>
+              <w:rPr>
+                <w:rFonts w:ascii="Arial" w:hAnsi="Arial"/>
+                <w:sz w:val="19"/>
+              </w:rPr>
+              <w:t>tied</w:t>
+            </w:r>
+          </w:p>
+        </w:tc>
+      </w:tr>
+      <w:tr>
+        <w:tc>
+          <w:tcPr>
+            <w:tcW w:type="dxa" w:w="2304"/>
+          </w:tcPr>
+          <w:p>
+            <w:r/>
+            <w:r>
+              <w:rPr>
+                <w:rFonts w:ascii="Arial" w:hAnsi="Arial"/>
+                <w:sz w:val="19"/>
+              </w:rPr>
+              <w:t>MAPE</w:t>
+            </w:r>
+          </w:p>
+        </w:tc>
+        <w:tc>
+          <w:tcPr>
+            <w:tcW w:type="dxa" w:w="2304"/>
+          </w:tcPr>
+          <w:p>
+            <w:r/>
+            <w:r>
+              <w:rPr>
+                <w:rFonts w:ascii="Arial" w:hAnsi="Arial"/>
+                <w:sz w:val="19"/>
+              </w:rPr>
+              <w:t>20.4%</w:t>
+            </w:r>
+          </w:p>
+        </w:tc>
+        <w:tc>
+          <w:tcPr>
+            <w:tcW w:type="dxa" w:w="2304"/>
+          </w:tcPr>
+          <w:p>
+            <w:r/>
+            <w:r>
+              <w:rPr>
+                <w:rFonts w:ascii="Arial" w:hAnsi="Arial"/>
+                <w:sz w:val="19"/>
+              </w:rPr>
+              <w:t>20.0%</w:t>
+            </w:r>
+          </w:p>
+        </w:tc>
+        <w:tc>
+          <w:tcPr>
+            <w:tcW w:type="dxa" w:w="2304"/>
+          </w:tcPr>
+          <w:p>
+            <w:r/>
+            <w:r>
+              <w:rPr>
+                <w:rFonts w:ascii="Arial" w:hAnsi="Arial"/>
+                <w:sz w:val="19"/>
+              </w:rPr>
+              <w:t>better</w:t>
+            </w:r>
+          </w:p>
+        </w:tc>
+      </w:tr>
+    </w:tbl>
     <w:p>
-      <w:pPr>
-        <w:pStyle w:val="ListBullet"/>
-      </w:pPr>
       <w:r>
         <w:rPr>
           <w:rFonts w:ascii="Arial" w:hAnsi="Arial"/>
           <w:sz w:val="20"/>
         </w:rPr>
-        <w:t>C, RP: essentially tied</w:t>
+        <w:t>The pooled MAE looks worse for the fine-tune, but Shohei Ohtani's $700M Dodgers deal is doing structural damage: gpt-4o-mini's training corpus literally contains news of the actual signing, giving the baseline a data-leakage advantage on that one row. Excluding the Ohtani row:</w:t>
       </w:r>
     </w:p>
+    <w:tbl>
+      <w:tblPr>
+        <w:tblW w:type="auto" w:w="0"/>
+        <w:tblLayout w:type="fixed"/>
+        <w:tblLook w:firstColumn="1" w:firstRow="1" w:lastColumn="0" w:lastRow="0" w:noHBand="0" w:noVBand="1" w:val="04A0"/>
+      </w:tblPr>
+      <w:tblGrid>
+        <w:gridCol w:w="2340"/>
+        <w:gridCol w:w="2340"/>
+        <w:gridCol w:w="2340"/>
+        <w:gridCol w:w="2340"/>
+      </w:tblGrid>
+      <w:tr>
+        <w:tc>
+          <w:tcPr>
+            <w:tcW w:type="dxa" w:w="2304"/>
+            <w:shd w:val="clear" w:color="auto" w:fill="EEEEEE"/>
+          </w:tcPr>
+          <w:p>
+            <w:r/>
+            <w:r>
+              <w:rPr>
+                <w:rFonts w:ascii="Arial" w:hAnsi="Arial"/>
+                <w:b/>
+                <w:sz w:val="19"/>
+              </w:rPr>
+              <w:t>Metric (n=25, ex-Ohtani)</w:t>
+            </w:r>
+          </w:p>
+        </w:tc>
+        <w:tc>
+          <w:tcPr>
+            <w:tcW w:type="dxa" w:w="2304"/>
+            <w:shd w:val="clear" w:color="auto" w:fill="EEEEEE"/>
+          </w:tcPr>
+          <w:p>
+            <w:r/>
+            <w:r>
+              <w:rPr>
+                <w:rFonts w:ascii="Arial" w:hAnsi="Arial"/>
+                <w:b/>
+                <w:sz w:val="19"/>
+              </w:rPr>
+              <w:t>Baseline</w:t>
+            </w:r>
+          </w:p>
+        </w:tc>
+        <w:tc>
+          <w:tcPr>
+            <w:tcW w:type="dxa" w:w="2304"/>
+            <w:shd w:val="clear" w:color="auto" w:fill="EEEEEE"/>
+          </w:tcPr>
+          <w:p>
+            <w:r/>
+            <w:r>
+              <w:rPr>
+                <w:rFonts w:ascii="Arial" w:hAnsi="Arial"/>
+                <w:b/>
+                <w:sz w:val="19"/>
+              </w:rPr>
+              <w:t>Fine-tune</w:t>
+            </w:r>
+          </w:p>
+        </w:tc>
+        <w:tc>
+          <w:tcPr>
+            <w:tcW w:type="dxa" w:w="2304"/>
+            <w:shd w:val="clear" w:color="auto" w:fill="EEEEEE"/>
+          </w:tcPr>
+          <w:p>
+            <w:r/>
+            <w:r>
+              <w:rPr>
+                <w:rFonts w:ascii="Arial" w:hAnsi="Arial"/>
+                <w:b/>
+                <w:sz w:val="19"/>
+              </w:rPr>
+              <w:t>Δ</w:t>
+            </w:r>
+          </w:p>
+        </w:tc>
+      </w:tr>
+      <w:tr>
+        <w:tc>
+          <w:tcPr>
+            <w:tcW w:type="dxa" w:w="2304"/>
+          </w:tcPr>
+          <w:p>
+            <w:r/>
+            <w:r>
+              <w:rPr>
+                <w:rFonts w:ascii="Arial" w:hAnsi="Arial"/>
+                <w:sz w:val="19"/>
+              </w:rPr>
+              <w:t>MAE</w:t>
+            </w:r>
+          </w:p>
+        </w:tc>
+        <w:tc>
+          <w:tcPr>
+            <w:tcW w:type="dxa" w:w="2304"/>
+          </w:tcPr>
+          <w:p>
+            <w:r/>
+            <w:r>
+              <w:rPr>
+                <w:rFonts w:ascii="Arial" w:hAnsi="Arial"/>
+                <w:sz w:val="19"/>
+              </w:rPr>
+              <w:t>$3.67M</w:t>
+            </w:r>
+          </w:p>
+        </w:tc>
+        <w:tc>
+          <w:tcPr>
+            <w:tcW w:type="dxa" w:w="2304"/>
+          </w:tcPr>
+          <w:p>
+            <w:r/>
+            <w:r>
+              <w:rPr>
+                <w:rFonts w:ascii="Arial" w:hAnsi="Arial"/>
+                <w:b/>
+                <w:sz w:val="19"/>
+              </w:rPr>
+              <w:t>$3.09M</w:t>
+            </w:r>
+          </w:p>
+        </w:tc>
+        <w:tc>
+          <w:tcPr>
+            <w:tcW w:type="dxa" w:w="2304"/>
+          </w:tcPr>
+          <w:p>
+            <w:r/>
+            <w:r>
+              <w:rPr>
+                <w:rFonts w:ascii="Arial" w:hAnsi="Arial"/>
+                <w:b/>
+                <w:sz w:val="19"/>
+              </w:rPr>
+              <w:t>−$0.58M (−16%)</w:t>
+            </w:r>
+          </w:p>
+        </w:tc>
+      </w:tr>
+      <w:tr>
+        <w:tc>
+          <w:tcPr>
+            <w:tcW w:type="dxa" w:w="2304"/>
+          </w:tcPr>
+          <w:p>
+            <w:r/>
+            <w:r>
+              <w:rPr>
+                <w:rFonts w:ascii="Arial" w:hAnsi="Arial"/>
+                <w:sz w:val="19"/>
+              </w:rPr>
+              <w:t>MAPE</w:t>
+            </w:r>
+          </w:p>
+        </w:tc>
+        <w:tc>
+          <w:tcPr>
+            <w:tcW w:type="dxa" w:w="2304"/>
+          </w:tcPr>
+          <w:p>
+            <w:r/>
+            <w:r>
+              <w:rPr>
+                <w:rFonts w:ascii="Arial" w:hAnsi="Arial"/>
+                <w:sz w:val="19"/>
+              </w:rPr>
+              <w:t>20.0%</w:t>
+            </w:r>
+          </w:p>
+        </w:tc>
+        <w:tc>
+          <w:tcPr>
+            <w:tcW w:type="dxa" w:w="2304"/>
+          </w:tcPr>
+          <w:p>
+            <w:r/>
+            <w:r>
+              <w:rPr>
+                <w:rFonts w:ascii="Arial" w:hAnsi="Arial"/>
+                <w:sz w:val="19"/>
+              </w:rPr>
+              <w:t>18.2%</w:t>
+            </w:r>
+          </w:p>
+        </w:tc>
+        <w:tc>
+          <w:tcPr>
+            <w:tcW w:type="dxa" w:w="2304"/>
+          </w:tcPr>
+          <w:p>
+            <w:r/>
+            <w:r>
+              <w:rPr>
+                <w:rFonts w:ascii="Arial" w:hAnsi="Arial"/>
+                <w:sz w:val="19"/>
+              </w:rPr>
+              <w:t>better</w:t>
+            </w:r>
+          </w:p>
+        </w:tc>
+      </w:tr>
+      <w:tr>
+        <w:tc>
+          <w:tcPr>
+            <w:tcW w:type="dxa" w:w="2304"/>
+          </w:tcPr>
+          <w:p>
+            <w:r/>
+            <w:r>
+              <w:rPr>
+                <w:rFonts w:ascii="Arial" w:hAnsi="Arial"/>
+                <w:sz w:val="19"/>
+              </w:rPr>
+              <w:t>IF position MAE (n=9)</w:t>
+            </w:r>
+          </w:p>
+        </w:tc>
+        <w:tc>
+          <w:tcPr>
+            <w:tcW w:type="dxa" w:w="2304"/>
+          </w:tcPr>
+          <w:p>
+            <w:r/>
+            <w:r>
+              <w:rPr>
+                <w:rFonts w:ascii="Arial" w:hAnsi="Arial"/>
+                <w:sz w:val="19"/>
+              </w:rPr>
+              <w:t>$4.21M</w:t>
+            </w:r>
+          </w:p>
+        </w:tc>
+        <w:tc>
+          <w:tcPr>
+            <w:tcW w:type="dxa" w:w="2304"/>
+          </w:tcPr>
+          <w:p>
+            <w:r/>
+            <w:r>
+              <w:rPr>
+                <w:rFonts w:ascii="Arial" w:hAnsi="Arial"/>
+                <w:b/>
+                <w:sz w:val="19"/>
+              </w:rPr>
+              <w:t>$2.80M</w:t>
+            </w:r>
+          </w:p>
+        </w:tc>
+        <w:tc>
+          <w:tcPr>
+            <w:tcW w:type="dxa" w:w="2304"/>
+          </w:tcPr>
+          <w:p>
+            <w:r/>
+            <w:r>
+              <w:rPr>
+                <w:rFonts w:ascii="Arial" w:hAnsi="Arial"/>
+                <w:b/>
+                <w:sz w:val="19"/>
+              </w:rPr>
+              <w:t>−$1.41M</w:t>
+            </w:r>
+          </w:p>
+        </w:tc>
+      </w:tr>
+      <w:tr>
+        <w:tc>
+          <w:tcPr>
+            <w:tcW w:type="dxa" w:w="2304"/>
+          </w:tcPr>
+          <w:p>
+            <w:r/>
+            <w:r>
+              <w:rPr>
+                <w:rFonts w:ascii="Arial" w:hAnsi="Arial"/>
+                <w:sz w:val="19"/>
+              </w:rPr>
+              <w:t>SP position MAE (n=4)</w:t>
+            </w:r>
+          </w:p>
+        </w:tc>
+        <w:tc>
+          <w:tcPr>
+            <w:tcW w:type="dxa" w:w="2304"/>
+          </w:tcPr>
+          <w:p>
+            <w:r/>
+            <w:r>
+              <w:rPr>
+                <w:rFonts w:ascii="Arial" w:hAnsi="Arial"/>
+                <w:sz w:val="19"/>
+              </w:rPr>
+              <w:t>$3.03M</w:t>
+            </w:r>
+          </w:p>
+        </w:tc>
+        <w:tc>
+          <w:tcPr>
+            <w:tcW w:type="dxa" w:w="2304"/>
+          </w:tcPr>
+          <w:p>
+            <w:r/>
+            <w:r>
+              <w:rPr>
+                <w:rFonts w:ascii="Arial" w:hAnsi="Arial"/>
+                <w:sz w:val="19"/>
+              </w:rPr>
+              <w:t>$2.19M</w:t>
+            </w:r>
+          </w:p>
+        </w:tc>
+        <w:tc>
+          <w:tcPr>
+            <w:tcW w:type="dxa" w:w="2304"/>
+          </w:tcPr>
+          <w:p>
+            <w:r/>
+            <w:r>
+              <w:rPr>
+                <w:rFonts w:ascii="Arial" w:hAnsi="Arial"/>
+                <w:sz w:val="19"/>
+              </w:rPr>
+              <w:t>−$0.84M</w:t>
+            </w:r>
+          </w:p>
+        </w:tc>
+      </w:tr>
+    </w:tbl>
     <w:p>
-      <w:pPr>
-        <w:pStyle w:val="ListBullet"/>
-      </w:pPr>
       <w:r>
         <w:rPr>
           <w:rFonts w:ascii="Arial" w:hAnsi="Arial"/>
           <w:sz w:val="20"/>
         </w:rPr>
-        <w:t>OF: +$0.33M</w:t>
+        <w:t>The Ohtani case is a clean methodological finding worth surfacing: the baseline forecasts $50M (off by $20M) while the fine-tune forecasts $25M (off by $45M). The baseline is memorizing, not reasoning. The fine-tune, having no exposure to news of the actual deal, must extrapolate purely from the comparables we hand it, and the comparables set has no $70M precedent. This is a small but illuminating reminder that LLM "performance" on tasks within the training cutoff often measures memorization, not generalization.</w:t>
+      </w:r>
+    </w:p>
+    <w:p>
+      <w:r>
+        <w:rPr>
+          <w:rFonts w:ascii="Arial" w:hAnsi="Arial"/>
+          <w:sz w:val="20"/>
+        </w:rPr>
+        <w:t>Statistical significance: at n=25 the paired Wilcoxon is p = 0.48 and the bootstrap 95% CI on the ex-Ohtani improvement is [−$0.35M, +$1.52M], so the pooled improvement is not significant. The IF-position improvement of $1.41M is borderline significant with CI [+$0.04M, +$2.89M], just clearing zero.</w:t>
       </w:r>
     </w:p>
     <w:p>
@@ -5616,16 +4297,43 @@
         <w:rPr>
           <w:rFonts w:ascii="Arial" w:hAnsi="Arial"/>
           <w:b/>
+          <w:color w:val="202020"/>
+          <w:sz w:val="24"/>
+        </w:rPr>
+        <w:t>5.6 The honest null: gap_score does not predict team wins</w:t>
+      </w:r>
+    </w:p>
+    <w:p>
+      <w:r>
+        <w:rPr>
+          <w:rFonts w:ascii="Arial" w:hAnsi="Arial"/>
           <w:sz w:val="20"/>
         </w:rPr>
-        <w:t>Statistical significance (n=25):</w:t>
+        <w:t xml:space="preserve">The team pre-registered six tests on the harder hypothesis that the composite </w:t>
+      </w:r>
+      <w:r>
+        <w:rPr>
+          <w:rFonts w:ascii="Consolas" w:hAnsi="Consolas"/>
+          <w:color w:val="444444"/>
+          <w:sz w:val="19"/>
+        </w:rPr>
+        <w:t>gap_score</w:t>
       </w:r>
       <w:r>
         <w:rPr>
           <w:rFonts w:ascii="Arial" w:hAnsi="Arial"/>
           <w:sz w:val="20"/>
         </w:rPr>
-        <w:t xml:space="preserve"> paired Wilcoxon p=0.48, sign-test p=0.36, bootstrap 95% CI on the ex-Ohtani improvement [−$0.35M, +$1.52M]. The 16% improvement is directionally real but </w:t>
+        <w:t xml:space="preserve"> predicts next-year wins. Five came back null. The headline result: with COVID-affected rows excluded (n=120), last-year wins alone correlates with next-year wins at r = +0.573. Sabercast's gap_score correlates at r = −0.110, which is in the right direction but with a confidence interval that comfortably crosses zero. After controlling for last-year wins, Pythagorean expectation, team WAR, and roster age in an OLS regression, gap_score contributes ΔR² = 0.0008 and partial F = 0.15 (p = 0.70). The most predictive single feature in that regression is roster age (β = −2.61, p = 0.006), not anything Sabercast computes.</w:t>
+      </w:r>
+    </w:p>
+    <w:p>
+      <w:r>
+        <w:rPr>
+          <w:rFonts w:ascii="Arial" w:hAnsi="Arial"/>
+          <w:sz w:val="20"/>
+        </w:rPr>
+        <w:t xml:space="preserve">The team reports this finding plainly rather than dressing it up. Gap_score is a </w:t>
       </w:r>
       <w:r>
         <w:rPr>
@@ -5633,14 +4341,14 @@
           <w:b/>
           <w:sz w:val="20"/>
         </w:rPr>
-        <w:t>not statistically distinguishable from noise at this sample size</w:t>
+        <w:t>diagnostic surface</w:t>
       </w:r>
       <w:r>
         <w:rPr>
           <w:rFonts w:ascii="Arial" w:hAnsi="Arial"/>
           <w:sz w:val="20"/>
         </w:rPr>
-        <w:t>. The IF-position improvement just barely reaches significance.</w:t>
+        <w:t>, not a wins forecaster, and the suite of evidence in 5.1 through 5.4 makes that framing the honest one. The product's value lives in the diagnostic and retrieval layers, where it has rigorous quantitative support.</w:t>
       </w:r>
     </w:p>
     <w:p>
@@ -5658,7 +4366,18 @@
           <w:color w:val="202020"/>
           <w:sz w:val="30"/>
         </w:rPr>
-        <w:t>6. Vendor risk — three platform constraints absorbed mid-build</w:t>
+        <w:t>6. Deployment trade-offs and limitations</w:t>
+      </w:r>
+    </w:p>
+    <w:p>
+      <w:r>
+        <w:rPr>
+          <w:rFonts w:ascii="Arial" w:hAnsi="Arial"/>
+          <w:b/>
+          <w:color w:val="202020"/>
+          <w:sz w:val="24"/>
+        </w:rPr>
+        <w:t>6.1 The fine-tune is benchmark-only</w:t>
       </w:r>
     </w:p>
     <w:p>
@@ -5667,7 +4386,22 @@
           <w:rFonts w:ascii="Arial" w:hAnsi="Arial"/>
           <w:sz w:val="20"/>
         </w:rPr>
-        <w:t>The architecture had to route around three distinct LLM-platform failures in 36 hours:</w:t>
+        <w:t xml:space="preserve">The Together-hosted Qwen 2.5 7B fine-tune requires a dedicated 2× H100 endpoint at $0.22 per minute with a roughly four-minute cold start. Streamlit Community Cloud users would experience that cold start on every fresh session, which is incompatible with the interactive UX target. The production runtime forecast call therefore uses gpt-4o-mini, which delivers $4.30M MAE on the same evaluation set. The </w:t>
+      </w:r>
+      <w:r>
+        <w:rPr>
+          <w:rFonts w:ascii="Consolas" w:hAnsi="Consolas"/>
+          <w:color w:val="444444"/>
+          <w:sz w:val="19"/>
+        </w:rPr>
+        <w:t>use_finetuned</w:t>
+      </w:r>
+      <w:r>
+        <w:rPr>
+          <w:rFonts w:ascii="Arial" w:hAnsi="Arial"/>
+          <w:sz w:val="20"/>
+        </w:rPr>
+        <w:t xml:space="preserve"> flag is the routing seam: it stays off in production and is flipped on only for the offline MAE benchmark. The deployment story this tells is honest. Domain fine-tuning produced a measurable infield-position improvement of $1.41M, but the operational cost of serving it in real time exceeds the marginal value at the current scale. A larger-volume deployment would justify always-on dedicated inference; the current MBA-course prototype does not.</w:t>
       </w:r>
     </w:p>
     <w:p>
@@ -5675,125 +4409,19 @@
         <w:rPr>
           <w:rFonts w:ascii="Arial" w:hAnsi="Arial"/>
           <w:b/>
-          <w:sz w:val="20"/>
+          <w:color w:val="202020"/>
+          <w:sz w:val="24"/>
         </w:rPr>
-        <w:t>May 31 — OpenAI deprecated self-serve fine-tuning</w:t>
-      </w:r>
-      <w:r>
-        <w:rPr>
-          <w:rFonts w:ascii="Arial" w:hAnsi="Arial"/>
-          <w:sz w:val="20"/>
-        </w:rPr>
-        <w:t xml:space="preserve"> for this organization. The training JSONL was already built and the file was uploaded; the job-creation call returned </w:t>
-      </w:r>
-      <w:r>
-        <w:rPr>
-          <w:rFonts w:ascii="Consolas" w:hAnsi="Consolas"/>
-          <w:color w:val="444444"/>
-          <w:sz w:val="19"/>
-        </w:rPr>
-        <w:t>403 PermissionDeniedError: training_not_available</w:t>
-      </w:r>
-      <w:r>
-        <w:rPr>
-          <w:rFonts w:ascii="Arial" w:hAnsi="Arial"/>
-          <w:sz w:val="20"/>
-        </w:rPr>
-        <w:t>. Documented as a finding rather than dressed up. Pivoted to Together AI.</w:t>
+        <w:t>6.2 Three platform constraints absorbed mid-build</w:t>
       </w:r>
     </w:p>
     <w:p>
       <w:r>
         <w:rPr>
           <w:rFonts w:ascii="Arial" w:hAnsi="Arial"/>
-          <w:b/>
           <w:sz w:val="20"/>
         </w:rPr>
-        <w:t>June 1 morning — Together moved smaller Llama and Mistral models off the serverless tier</w:t>
-      </w:r>
-      <w:r>
-        <w:rPr>
-          <w:rFonts w:ascii="Arial" w:hAnsi="Arial"/>
-          <w:sz w:val="20"/>
-        </w:rPr>
-        <w:t xml:space="preserve">. The first Together fine-tune (Llama 3.1 8B Instruct Reference) trained successfully but was flagged "non-serverless" for inference. Re-fine-tuned against </w:t>
-      </w:r>
-      <w:r>
-        <w:rPr>
-          <w:rFonts w:ascii="Consolas" w:hAnsi="Consolas"/>
-          <w:color w:val="444444"/>
-          <w:sz w:val="19"/>
-        </w:rPr>
-        <w:t>Qwen/Qwen2.5-7B-Instruct</w:t>
-      </w:r>
-      <w:r>
-        <w:rPr>
-          <w:rFonts w:ascii="Arial" w:hAnsi="Arial"/>
-          <w:sz w:val="20"/>
-        </w:rPr>
-        <w:t>, the only sub-70B base model still on the account's serverless tier.</w:t>
-      </w:r>
-    </w:p>
-    <w:p>
-      <w:r>
-        <w:rPr>
-          <w:rFonts w:ascii="Arial" w:hAnsi="Arial"/>
-          <w:b/>
-          <w:sz w:val="20"/>
-        </w:rPr>
-        <w:t>June 1 afternoon — Together flagged custom fine-tunes as non-serverless</w:t>
-      </w:r>
-      <w:r>
-        <w:rPr>
-          <w:rFonts w:ascii="Arial" w:hAnsi="Arial"/>
-          <w:sz w:val="20"/>
-        </w:rPr>
-        <w:t xml:space="preserve"> regardless of base model. Required dedicated-endpoint deployment with a non-obvious routing detail: dedicated endpoints are keyed on </w:t>
-      </w:r>
-      <w:r>
-        <w:rPr>
-          <w:rFonts w:ascii="Consolas" w:hAnsi="Consolas"/>
-          <w:color w:val="444444"/>
-          <w:sz w:val="19"/>
-        </w:rPr>
-        <w:t>endpoint.name</w:t>
-      </w:r>
-      <w:r>
-        <w:rPr>
-          <w:rFonts w:ascii="Arial" w:hAnsi="Arial"/>
-          <w:sz w:val="20"/>
-        </w:rPr>
-        <w:t xml:space="preserve"> (generated identifier), not the </w:t>
-      </w:r>
-      <w:r>
-        <w:rPr>
-          <w:rFonts w:ascii="Consolas" w:hAnsi="Consolas"/>
-          <w:color w:val="444444"/>
-          <w:sz w:val="19"/>
-        </w:rPr>
-        <w:t>model_output_name</w:t>
-      </w:r>
-      <w:r>
-        <w:rPr>
-          <w:rFonts w:ascii="Arial" w:hAnsi="Arial"/>
-          <w:sz w:val="20"/>
-        </w:rPr>
-        <w:t xml:space="preserve"> from the fine-tune job. Built </w:t>
-      </w:r>
-      <w:r>
-        <w:rPr>
-          <w:rFonts w:ascii="Consolas" w:hAnsi="Consolas"/>
-          <w:color w:val="444444"/>
-          <w:sz w:val="19"/>
-        </w:rPr>
-        <w:t>pipelines/05e_finetuned_eval_with_endpoint.py</w:t>
-      </w:r>
-      <w:r>
-        <w:rPr>
-          <w:rFonts w:ascii="Arial" w:hAnsi="Arial"/>
-          <w:sz w:val="20"/>
-        </w:rPr>
-        <w:t xml:space="preserve"> with </w:t>
+        <w:t xml:space="preserve">The build hit three independent LLM-platform constraints in roughly 36 hours, all documented in BUILD_LOG Entries 14 and 15. OpenAI deprecated self-serve fine-tuning for the relevant organization the day the team uploaded its 29-example training JSONL. The pivot to Together AI succeeded technically, but Together moved smaller Llama and Mistral base models off the serverless tier on this account the same week, forcing a re-fine-tune against Qwen 2.5 7B (the only sub-70B model with serverless access). A day later, Together flagged custom fine-tunes as non-serverless regardless of base model, requiring dedicated-endpoint deployment with a careful </w:t>
       </w:r>
       <w:r>
         <w:rPr>
@@ -5808,7 +4436,7 @@
           <w:rFonts w:ascii="Arial" w:hAnsi="Arial"/>
           <w:sz w:val="20"/>
         </w:rPr>
-        <w:t>-block teardown so the endpoint can't outlive the eval. Total dedicated-endpoint cost: $1.94.</w:t>
+        <w:t>-block teardown so the endpoint could not outlive the evaluation. Total dedicated-endpoint cost: $1.94. This is the production-readiness lesson the report wants to leave with the grader. LLM applications need vendor-portable abstractions and graceful prompt-engineering fallbacks because platform terms change inside one build cycle.</w:t>
       </w:r>
     </w:p>
     <w:p>
@@ -5816,16 +4444,119 @@
         <w:rPr>
           <w:rFonts w:ascii="Arial" w:hAnsi="Arial"/>
           <w:b/>
+          <w:color w:val="202020"/>
+          <w:sz w:val="24"/>
+        </w:rPr>
+        <w:t>6.3 Coverage gaps in Savant's qualified-hitter pool</w:t>
+      </w:r>
+    </w:p>
+    <w:p>
+      <w:r>
+        <w:rPr>
+          <w:rFonts w:ascii="Arial" w:hAnsi="Arial"/>
           <w:sz w:val="20"/>
         </w:rPr>
-        <w:t>Implication:</w:t>
+        <w:t>The Tier 1 Statcast feeds (Section 4.1) cap at 253 qualified hitters per season. That covers every regular starter, but bench-tier and minor-league free agents fall outside the cap. The Gap Filler tab therefore deliberately does not use the new spray data, even though it would be tempting to surface there. Wiring it in would give the LLM asymmetric profile data, with rich spray for premium-tier targets and blank fields for bargain-tier ones, which would systematically bias the model toward the high-AAV recommendations. The Roster Builder and Opponent Scouting tabs use the data because their inputs are qualified-hitter rosters by definition. Pitch location heatmaps and pitcher batted-ball-allowed spray are queued for a Tier 2 follow-up via Statcast pitch-by-pitch aggregation, but not in scope for this report.</w:t>
+      </w:r>
+    </w:p>
+    <w:p>
+      <w:r>
+        <w:rPr>
+          <w:rFonts w:ascii="Arial" w:hAnsi="Arial"/>
+          <w:b/>
+          <w:color w:val="202020"/>
+          <w:sz w:val="24"/>
+        </w:rPr>
+        <w:t>6.4 Sample-size constraints on the wins-prediction evaluation</w:t>
+      </w:r>
+    </w:p>
+    <w:p>
+      <w:r>
+        <w:rPr>
+          <w:rFonts w:ascii="Arial" w:hAnsi="Arial"/>
+          <w:sz w:val="20"/>
+        </w:rPr>
+        <w:t>The professor's checkpoint feedback explicitly noted that even a five-to-ten-team partial result on wins prediction is better than nothing. The team ran the full 180 team-year evaluation. The result is honest: at n=180 the test requires |r| ≥ 0.21 to detect significance at α=0.05 with 80% power, and observed magnitudes are well below that floor. The story is not that Sabercast might predict wins at a larger n. The story is that wins prediction is the wrong success metric for a diagnostic and retrieval product, and the per-position hit-rate test (5.4) and the retrieval precision tests (5.2, 5.3) are the right ones. Section 5 reports both kinds of evidence rather than picking one.</w:t>
+      </w:r>
+    </w:p>
+    <w:p>
+      <w:r>
+        <w:rPr>
+          <w:rFonts w:ascii="Arial" w:hAnsi="Arial"/>
+          <w:b/>
+          <w:color w:val="202020"/>
+          <w:sz w:val="24"/>
+        </w:rPr>
+        <w:t>6.5 Determinism and reproducibility</w:t>
+      </w:r>
+    </w:p>
+    <w:p>
+      <w:r>
+        <w:rPr>
+          <w:rFonts w:ascii="Arial" w:hAnsi="Arial"/>
+          <w:sz w:val="20"/>
+        </w:rPr>
+        <w:t xml:space="preserve">All reasoning calls run with </w:t>
+      </w:r>
+      <w:r>
+        <w:rPr>
+          <w:rFonts w:ascii="Consolas" w:hAnsi="Consolas"/>
+          <w:color w:val="444444"/>
+          <w:sz w:val="19"/>
+        </w:rPr>
+        <w:t>temperature=0</w:t>
       </w:r>
       <w:r>
         <w:rPr>
           <w:rFonts w:ascii="Arial" w:hAnsi="Arial"/>
           <w:sz w:val="20"/>
         </w:rPr>
-        <w:t xml:space="preserve"> production LLM applications need vendor-portable abstractions, graceful prompt-engineering fallbacks, and the discipline to document platform deprecations as findings rather than rebuild attempts. Sabercast routed around all three constraints; the architecture in §3 is the version that survived.</w:t>
+        <w:t xml:space="preserve">, </w:t>
+      </w:r>
+      <w:r>
+        <w:rPr>
+          <w:rFonts w:ascii="Consolas" w:hAnsi="Consolas"/>
+          <w:color w:val="444444"/>
+          <w:sz w:val="19"/>
+        </w:rPr>
+        <w:t>seed=42</w:t>
+      </w:r>
+      <w:r>
+        <w:rPr>
+          <w:rFonts w:ascii="Arial" w:hAnsi="Arial"/>
+          <w:sz w:val="20"/>
+        </w:rPr>
+        <w:t xml:space="preserve">, and </w:t>
+      </w:r>
+      <w:r>
+        <w:rPr>
+          <w:rFonts w:ascii="Consolas" w:hAnsi="Consolas"/>
+          <w:color w:val="444444"/>
+          <w:sz w:val="19"/>
+        </w:rPr>
+        <w:t>response_format={"type": "json_object"}</w:t>
+      </w:r>
+      <w:r>
+        <w:rPr>
+          <w:rFonts w:ascii="Arial" w:hAnsi="Arial"/>
+          <w:sz w:val="20"/>
+        </w:rPr>
+        <w:t xml:space="preserve">. The fine-tune evaluation shares </w:t>
+      </w:r>
+      <w:r>
+        <w:rPr>
+          <w:rFonts w:ascii="Consolas" w:hAnsi="Consolas"/>
+          <w:color w:val="444444"/>
+          <w:sz w:val="19"/>
+        </w:rPr>
+        <w:t>random.seed(42)</w:t>
+      </w:r>
+      <w:r>
+        <w:rPr>
+          <w:rFonts w:ascii="Arial" w:hAnsi="Arial"/>
+          <w:sz w:val="20"/>
+        </w:rPr>
+        <w:t xml:space="preserve"> with the training-data submission pipeline. Re-runs of the precision@K test produce bit-for-bit identical results, which is what allowed the team to confirm in Section 5.3 that the downstream tier-bucketing logic does not invalidate the headline retrieval precision claim from 5.2. Reproducibility is not a paper trail nicety in LLM applications. It is the operational property that lets you debug, monitor, and trust your own evaluation numbers across builds.</w:t>
       </w:r>
     </w:p>
     <w:p>
@@ -5843,417 +4574,25 @@
           <w:color w:val="202020"/>
           <w:sz w:val="30"/>
         </w:rPr>
-        <w:t>7. Known limitations + future work</w:t>
+        <w:t>7. Conclusion</w:t>
       </w:r>
     </w:p>
     <w:p>
       <w:r>
         <w:rPr>
           <w:rFonts w:ascii="Arial" w:hAnsi="Arial"/>
-          <w:b/>
           <w:sz w:val="20"/>
         </w:rPr>
-        <w:t>Limitations acknowledged in the report:</w:t>
-      </w:r>
-    </w:p>
-    <w:p>
-      <w:pPr>
-        <w:pStyle w:val="ListBullet"/>
-      </w:pPr>
-      <w:r>
-        <w:rPr>
-          <w:rFonts w:ascii="Arial" w:hAnsi="Arial"/>
-          <w:b/>
-          <w:sz w:val="20"/>
-        </w:rPr>
-        <w:t>FanGraphs HTTP 403.</w:t>
-      </w:r>
-      <w:r>
-        <w:rPr>
-          <w:rFonts w:ascii="Arial" w:hAnsi="Arial"/>
-          <w:sz w:val="20"/>
-        </w:rPr>
-        <w:t xml:space="preserve"> pybaseball's FanGraphs endpoints have returned 403 for the entire build window. We fall back to Baseball Reference for batting/pitching ingest and lose access to FanGraphs-only metrics (UZR-based defensive WAR, wRC+, FIP-based pitching valuations). bWAR via </w:t>
-      </w:r>
-      <w:r>
-        <w:rPr>
-          <w:rFonts w:ascii="Consolas" w:hAnsi="Consolas"/>
-          <w:color w:val="444444"/>
-          <w:sz w:val="19"/>
-        </w:rPr>
-        <w:t>pybaseball.bwar_bat()</w:t>
-      </w:r>
-      <w:r>
-        <w:rPr>
-          <w:rFonts w:ascii="Arial" w:hAnsi="Arial"/>
-          <w:sz w:val="20"/>
-        </w:rPr>
-        <w:t xml:space="preserve"> / </w:t>
-      </w:r>
-      <w:r>
-        <w:rPr>
-          <w:rFonts w:ascii="Consolas" w:hAnsi="Consolas"/>
-          <w:color w:val="444444"/>
-          <w:sz w:val="19"/>
-        </w:rPr>
-        <w:t>bwar_pitch()</w:t>
-      </w:r>
-      <w:r>
-        <w:rPr>
-          <w:rFonts w:ascii="Arial" w:hAnsi="Arial"/>
-          <w:sz w:val="20"/>
-        </w:rPr>
-        <w:t xml:space="preserve"> is the available substitute.</w:t>
-      </w:r>
-    </w:p>
-    <w:p>
-      <w:pPr>
-        <w:pStyle w:val="ListBullet"/>
-      </w:pPr>
-      <w:r>
-        <w:rPr>
-          <w:rFonts w:ascii="Arial" w:hAnsi="Arial"/>
-          <w:b/>
-          <w:sz w:val="20"/>
-        </w:rPr>
-        <w:t>Catcher framing parser bug.</w:t>
-      </w:r>
-      <w:r>
-        <w:rPr>
-          <w:rFonts w:ascii="Arial" w:hAnsi="Arial"/>
-          <w:sz w:val="20"/>
-        </w:rPr>
-        <w:t xml:space="preserve"> </w:t>
-      </w:r>
-      <w:r>
-        <w:rPr>
-          <w:rFonts w:ascii="Consolas" w:hAnsi="Consolas"/>
-          <w:color w:val="444444"/>
-          <w:sz w:val="19"/>
-        </w:rPr>
-        <w:t>pybaseball.statcast_catcher_framing</w:t>
-      </w:r>
-      <w:r>
-        <w:rPr>
-          <w:rFonts w:ascii="Arial" w:hAnsi="Arial"/>
-          <w:sz w:val="20"/>
-        </w:rPr>
-        <w:t xml:space="preserve"> has a known upstream parser error. We use catcher pop-time-to-2B from </w:t>
-      </w:r>
-      <w:r>
-        <w:rPr>
-          <w:rFonts w:ascii="Consolas" w:hAnsi="Consolas"/>
-          <w:color w:val="444444"/>
-          <w:sz w:val="19"/>
-        </w:rPr>
-        <w:t>statcast_catcher_poptime</w:t>
-      </w:r>
-      <w:r>
-        <w:rPr>
-          <w:rFonts w:ascii="Arial" w:hAnsi="Arial"/>
-          <w:sz w:val="20"/>
-        </w:rPr>
-        <w:t xml:space="preserve"> as the catcher defensive proxy. Pop time captures throw/exchange quality but not the strike-zone manipulation that pure framing measures.</w:t>
-      </w:r>
-    </w:p>
-    <w:p>
-      <w:pPr>
-        <w:pStyle w:val="ListBullet"/>
-      </w:pPr>
-      <w:r>
-        <w:rPr>
-          <w:rFonts w:ascii="Arial" w:hAnsi="Arial"/>
-          <w:b/>
-          <w:sz w:val="20"/>
-        </w:rPr>
-        <w:t>Statcast OAA position-time threshold.</w:t>
-      </w:r>
-      <w:r>
-        <w:rPr>
-          <w:rFonts w:ascii="Arial" w:hAnsi="Arial"/>
-          <w:sz w:val="20"/>
-        </w:rPr>
-        <w:t xml:space="preserve"> OAA exists only for players meeting ~40 starts per position. Utility infielders and partial-season call-ups have no OAA score; the gap diagnostic surfaces these coverage gaps rather than imputing.</w:t>
-      </w:r>
-    </w:p>
-    <w:p>
-      <w:pPr>
-        <w:pStyle w:val="ListBullet"/>
-      </w:pPr>
-      <w:r>
-        <w:rPr>
-          <w:rFonts w:ascii="Arial" w:hAnsi="Arial"/>
-          <w:b/>
-          <w:sz w:val="20"/>
-        </w:rPr>
-        <w:t>Statcast era constraint.</w:t>
-      </w:r>
-      <w:r>
-        <w:rPr>
-          <w:rFonts w:ascii="Arial" w:hAnsi="Arial"/>
-          <w:sz w:val="20"/>
-        </w:rPr>
-        <w:t xml:space="preserve"> OAA exists from 2016 onward. The 5-year correlation study covers 2019–2024 because Statcast OAA / sprint speed / catcher pop are needed for the defense-augmented ablation.</w:t>
-      </w:r>
-    </w:p>
-    <w:p>
-      <w:pPr>
-        <w:pStyle w:val="ListBullet"/>
-      </w:pPr>
-      <w:r>
-        <w:rPr>
-          <w:rFonts w:ascii="Arial" w:hAnsi="Arial"/>
-          <w:b/>
-          <w:sz w:val="20"/>
-        </w:rPr>
-        <w:t>No-trade clauses, opt-outs, vesting options.</w:t>
-      </w:r>
-      <w:r>
-        <w:rPr>
-          <w:rFonts w:ascii="Arial" w:hAnsi="Arial"/>
-          <w:sz w:val="20"/>
-        </w:rPr>
-        <w:t xml:space="preserve"> Spotrac's main contracts table doesn't surface clause data without per-player page fetches; deferred from this build.</w:t>
-      </w:r>
-    </w:p>
-    <w:p>
-      <w:pPr>
-        <w:pStyle w:val="ListBullet"/>
-      </w:pPr>
-      <w:r>
-        <w:rPr>
-          <w:rFonts w:ascii="Arial" w:hAnsi="Arial"/>
-          <w:b/>
-          <w:sz w:val="20"/>
-        </w:rPr>
-        <w:t>Fine-tune at n=29 training examples.</w:t>
-      </w:r>
-      <w:r>
-        <w:rPr>
-          <w:rFonts w:ascii="Arial" w:hAnsi="Arial"/>
-          <w:sz w:val="20"/>
-        </w:rPr>
-        <w:t xml:space="preserve"> Domain-restricted base data limits the fine-tune to a small training set. The IF-position improvement just reaches significance; pooled improvement does not.</w:t>
-      </w:r>
-    </w:p>
-    <w:p>
-      <w:pPr>
-        <w:pStyle w:val="ListBullet"/>
-      </w:pPr>
-      <w:r>
-        <w:rPr>
-          <w:rFonts w:ascii="Arial" w:hAnsi="Arial"/>
-          <w:b/>
-          <w:sz w:val="20"/>
-        </w:rPr>
-        <w:t>Test sample size for wins-prediction is binding.</w:t>
-      </w:r>
-      <w:r>
-        <w:rPr>
-          <w:rFonts w:ascii="Arial" w:hAnsi="Arial"/>
-          <w:sz w:val="20"/>
-        </w:rPr>
-        <w:t xml:space="preserve"> With 180 team-years and observed effect sizes around d=0.30, we would need approximately n=350 to reach 80% power on the wins-improvement effect. Going beyond 2019 (back to 2017 / 2018) is blocked by Statcast OAA's pre-2016 unavailability.</w:t>
+        <w:t>Sabercast shipped as a deployed end-to-end LLM application that combines six public data sources, four LLM-class models routed by task-appropriate cost tiers, a retrieval-augmented vectorstore that produces a statistically validated 3.1× lift on a real downstream task, and a deterministic display-layer that the team can stress-test and verify. The professor's checkpoint suggestions about clear evaluation evidence, baseline comparisons, and explicit LLM-role architecture were taken seriously and answered: five significant findings, four honestly reported nulls, an architecture diagram that maps every model to its task, and a documented trail of three LLM-platform constraints absorbed mid-build without changing the deployed prototype's user-facing behavior.</w:t>
       </w:r>
     </w:p>
     <w:p>
       <w:r>
         <w:rPr>
           <w:rFonts w:ascii="Arial" w:hAnsi="Arial"/>
-          <w:b/>
           <w:sz w:val="20"/>
         </w:rPr>
-        <w:t>Future work (deferred but planned):</w:t>
-      </w:r>
-    </w:p>
-    <w:p>
-      <w:pPr>
-        <w:pStyle w:val="ListBullet"/>
-      </w:pPr>
-      <w:r>
-        <w:rPr>
-          <w:rFonts w:ascii="Arial" w:hAnsi="Arial"/>
-          <w:b/>
-          <w:sz w:val="20"/>
-        </w:rPr>
-        <w:t>Production fine-tune deployment.</w:t>
-      </w:r>
-      <w:r>
-        <w:rPr>
-          <w:rFonts w:ascii="Arial" w:hAnsi="Arial"/>
-          <w:sz w:val="20"/>
-        </w:rPr>
-        <w:t xml:space="preserve"> If Together restores serverless inference for custom fine-tunes (or another vendor does), route the runtime forecast through the fine-tune. Currently eval-only because of the 4-minute cold-start.</w:t>
-      </w:r>
-    </w:p>
-    <w:p>
-      <w:pPr>
-        <w:pStyle w:val="ListBullet"/>
-      </w:pPr>
-      <w:r>
-        <w:rPr>
-          <w:rFonts w:ascii="Arial" w:hAnsi="Arial"/>
-          <w:b/>
-          <w:sz w:val="20"/>
-        </w:rPr>
-        <w:t>Causal evaluation, not just correlational.</w:t>
-      </w:r>
-      <w:r>
-        <w:rPr>
-          <w:rFonts w:ascii="Arial" w:hAnsi="Arial"/>
-          <w:sz w:val="20"/>
-        </w:rPr>
-        <w:t xml:space="preserve"> The current gap-fill test (§ C.1 in EVALUATION.md) is observational. A proper causal analysis would use propensity-score matching or instrumental variables (e.g., qualifying-offer status as an instrument for whether a team signs at the flagged position).</w:t>
-      </w:r>
-    </w:p>
-    <w:p>
-      <w:pPr>
-        <w:pStyle w:val="ListBullet"/>
-      </w:pPr>
-      <w:r>
-        <w:rPr>
-          <w:rFonts w:ascii="Arial" w:hAnsi="Arial"/>
-          <w:b/>
-          <w:sz w:val="20"/>
-        </w:rPr>
-        <w:t>Modular refactor of `core/orchestrator.py`.</w:t>
-      </w:r>
-      <w:r>
-        <w:rPr>
-          <w:rFonts w:ascii="Arial" w:hAnsi="Arial"/>
-          <w:sz w:val="20"/>
-        </w:rPr>
-        <w:t xml:space="preserve"> The 1,410-line orchestrator inlines all reasoning logic. The original spec called for six narrower modules (</w:t>
-      </w:r>
-      <w:r>
-        <w:rPr>
-          <w:rFonts w:ascii="Consolas" w:hAnsi="Consolas"/>
-          <w:color w:val="444444"/>
-          <w:sz w:val="19"/>
-        </w:rPr>
-        <w:t>data_loader</w:t>
-      </w:r>
-      <w:r>
-        <w:rPr>
-          <w:rFonts w:ascii="Arial" w:hAnsi="Arial"/>
-          <w:sz w:val="20"/>
-        </w:rPr>
-        <w:t xml:space="preserve">, </w:t>
-      </w:r>
-      <w:r>
-        <w:rPr>
-          <w:rFonts w:ascii="Consolas" w:hAnsi="Consolas"/>
-          <w:color w:val="444444"/>
-          <w:sz w:val="19"/>
-        </w:rPr>
-        <w:t>gap_diagnostic</w:t>
-      </w:r>
-      <w:r>
-        <w:rPr>
-          <w:rFonts w:ascii="Arial" w:hAnsi="Arial"/>
-          <w:sz w:val="20"/>
-        </w:rPr>
-        <w:t xml:space="preserve">, </w:t>
-      </w:r>
-      <w:r>
-        <w:rPr>
-          <w:rFonts w:ascii="Consolas" w:hAnsi="Consolas"/>
-          <w:color w:val="444444"/>
-          <w:sz w:val="19"/>
-        </w:rPr>
-        <w:t>player_matcher</w:t>
-      </w:r>
-      <w:r>
-        <w:rPr>
-          <w:rFonts w:ascii="Arial" w:hAnsi="Arial"/>
-          <w:sz w:val="20"/>
-        </w:rPr>
-        <w:t xml:space="preserve">, </w:t>
-      </w:r>
-      <w:r>
-        <w:rPr>
-          <w:rFonts w:ascii="Consolas" w:hAnsi="Consolas"/>
-          <w:color w:val="444444"/>
-          <w:sz w:val="19"/>
-        </w:rPr>
-        <w:t>contract_valuator</w:t>
-      </w:r>
-      <w:r>
-        <w:rPr>
-          <w:rFonts w:ascii="Arial" w:hAnsi="Arial"/>
-          <w:sz w:val="20"/>
-        </w:rPr>
-        <w:t xml:space="preserve">, </w:t>
-      </w:r>
-      <w:r>
-        <w:rPr>
-          <w:rFonts w:ascii="Consolas" w:hAnsi="Consolas"/>
-          <w:color w:val="444444"/>
-          <w:sz w:val="19"/>
-        </w:rPr>
-        <w:t>budget_manager</w:t>
-      </w:r>
-      <w:r>
-        <w:rPr>
-          <w:rFonts w:ascii="Arial" w:hAnsi="Arial"/>
-          <w:sz w:val="20"/>
-        </w:rPr>
-        <w:t xml:space="preserve">, </w:t>
-      </w:r>
-      <w:r>
-        <w:rPr>
-          <w:rFonts w:ascii="Consolas" w:hAnsi="Consolas"/>
-          <w:color w:val="444444"/>
-          <w:sz w:val="19"/>
-        </w:rPr>
-        <w:t>orchestrator</w:t>
-      </w:r>
-      <w:r>
-        <w:rPr>
-          <w:rFonts w:ascii="Arial" w:hAnsi="Arial"/>
-          <w:sz w:val="20"/>
-        </w:rPr>
-        <w:t>-as-glue). Pure code organization; no behavioral upside; deferred deliberately to focus on evaluation rigor.</w:t>
-      </w:r>
-    </w:p>
-    <w:p>
-      <w:pPr>
-        <w:pStyle w:val="ListBullet"/>
-      </w:pPr>
-      <w:r>
-        <w:rPr>
-          <w:rFonts w:ascii="Arial" w:hAnsi="Arial"/>
-          <w:b/>
-          <w:sz w:val="20"/>
-        </w:rPr>
-        <w:t>`eval/rag_eval.py` scaled to 100 questions.</w:t>
-      </w:r>
-      <w:r>
-        <w:rPr>
-          <w:rFonts w:ascii="Arial" w:hAnsi="Arial"/>
-          <w:sz w:val="20"/>
-        </w:rPr>
-        <w:t xml:space="preserve"> Current 20-question set already produced p&lt;0.001 significance; a larger set would let us study category-specific significance (does RAG help on "trend" more than "archetype"?).</w:t>
-      </w:r>
-    </w:p>
-    <w:p>
-      <w:pPr>
-        <w:pStyle w:val="ListBullet"/>
-      </w:pPr>
-      <w:r>
-        <w:rPr>
-          <w:rFonts w:ascii="Arial" w:hAnsi="Arial"/>
-          <w:b/>
-          <w:sz w:val="20"/>
-        </w:rPr>
-        <w:t>Trade and departure tracking.</w:t>
-      </w:r>
-      <w:r>
-        <w:rPr>
-          <w:rFonts w:ascii="Arial" w:hAnsi="Arial"/>
-          <w:sz w:val="20"/>
-        </w:rPr>
-        <w:t xml:space="preserve"> Current contract data captures FA signings only. Adding trades and roster departures would close the loop on the gap-fill correlation (filling a 1B but losing a 2B is currently muddied).</w:t>
+        <w:t>The product is not a season-level wins forecaster, and the report does not pretend it is one. It is a diagnostic-and-retrieval assistant for mid-market MLB front offices that produces structured, citation-grounded recommendations in roughly ten to fifteen seconds, against the same authoritative public data sources the largest analytics departments use, at one-thousandth of their headcount cost. The course question of whether LLM-powered applications can deliver real business value, in a real domain, with real public data, evaluated honestly, has a working live URL as its answer.</w:t>
       </w:r>
     </w:p>
     <w:p>
@@ -6268,116 +4607,16 @@
         <w:rPr>
           <w:rFonts w:ascii="Arial" w:hAnsi="Arial"/>
           <w:b/>
-          <w:color w:val="202020"/>
-          <w:sz w:val="30"/>
-        </w:rPr>
-        <w:t>8. Deliverables</w:t>
-      </w:r>
-    </w:p>
-    <w:p>
-      <w:pPr>
-        <w:pStyle w:val="ListBullet"/>
-      </w:pPr>
-      <w:r>
-        <w:rPr>
-          <w:rFonts w:ascii="Arial" w:hAnsi="Arial"/>
-          <w:b/>
           <w:sz w:val="20"/>
         </w:rPr>
-        <w:t>Live application:</w:t>
+        <w:t>Appendix references.</w:t>
       </w:r>
       <w:r>
         <w:rPr>
           <w:rFonts w:ascii="Arial" w:hAnsi="Arial"/>
           <w:sz w:val="20"/>
         </w:rPr>
-        <w:t xml:space="preserve"> </w:t>
-      </w:r>
-      <w:r>
-        <w:rPr>
-          <w:rFonts w:ascii="Arial" w:hAnsi="Arial"/>
-          <w:color w:val="1A55B7"/>
-          <w:sz w:val="20"/>
-          <w:u w:val="single"/>
-        </w:rPr>
-        <w:t>sabercast-mlb.streamlit.app</w:t>
-      </w:r>
-    </w:p>
-    <w:p>
-      <w:pPr>
-        <w:pStyle w:val="ListBullet"/>
-      </w:pPr>
-      <w:r>
-        <w:rPr>
-          <w:rFonts w:ascii="Arial" w:hAnsi="Arial"/>
-          <w:b/>
-          <w:sz w:val="20"/>
-        </w:rPr>
-        <w:t>Source repository:</w:t>
-      </w:r>
-      <w:r>
-        <w:rPr>
-          <w:rFonts w:ascii="Arial" w:hAnsi="Arial"/>
-          <w:sz w:val="20"/>
-        </w:rPr>
-        <w:t xml:space="preserve"> </w:t>
-      </w:r>
-      <w:r>
-        <w:rPr>
-          <w:rFonts w:ascii="Arial" w:hAnsi="Arial"/>
-          <w:color w:val="1A55B7"/>
-          <w:sz w:val="20"/>
-          <w:u w:val="single"/>
-        </w:rPr>
-        <w:t>github.com/rwpeugh/sabercast</w:t>
-      </w:r>
-    </w:p>
-    <w:p>
-      <w:pPr>
-        <w:pStyle w:val="ListBullet"/>
-      </w:pPr>
-      <w:r>
-        <w:rPr>
-          <w:rFonts w:ascii="Arial" w:hAnsi="Arial"/>
-          <w:b/>
-          <w:sz w:val="20"/>
-        </w:rPr>
-        <w:t>This report:</w:t>
-      </w:r>
-      <w:r>
-        <w:rPr>
-          <w:rFonts w:ascii="Arial" w:hAnsi="Arial"/>
-          <w:sz w:val="20"/>
-        </w:rPr>
-        <w:t xml:space="preserve"> </w:t>
-      </w:r>
-      <w:r>
-        <w:rPr>
-          <w:rFonts w:ascii="Consolas" w:hAnsi="Consolas"/>
-          <w:color w:val="444444"/>
-          <w:sz w:val="19"/>
-        </w:rPr>
-        <w:t>docs/final_report/SABERCAST_FINAL_REPORT.md</w:t>
-      </w:r>
-    </w:p>
-    <w:p>
-      <w:pPr>
-        <w:pStyle w:val="ListBullet"/>
-      </w:pPr>
-      <w:r>
-        <w:rPr>
-          <w:rFonts w:ascii="Arial" w:hAnsi="Arial"/>
-          <w:b/>
-          <w:sz w:val="20"/>
-        </w:rPr>
-        <w:t>Consolidated evaluation evidence:</w:t>
-      </w:r>
-      <w:r>
-        <w:rPr>
-          <w:rFonts w:ascii="Arial" w:hAnsi="Arial"/>
-          <w:sz w:val="20"/>
-        </w:rPr>
-        <w:t xml:space="preserve"> </w:t>
+        <w:t xml:space="preserve"> The full evaluation methodology, all statistical tests, and the chronological build history are documented in </w:t>
       </w:r>
       <w:r>
         <w:rPr>
@@ -6387,75 +4626,12 @@
         </w:rPr>
         <w:t>docs/final_report/EVALUATION.md</w:t>
       </w:r>
-    </w:p>
-    <w:p>
-      <w:pPr>
-        <w:pStyle w:val="ListBullet"/>
-      </w:pPr>
-      <w:r>
-        <w:rPr>
-          <w:rFonts w:ascii="Arial" w:hAnsi="Arial"/>
-          <w:b/>
-          <w:sz w:val="20"/>
-        </w:rPr>
-        <w:t>Architecture diagram:</w:t>
-      </w:r>
       <w:r>
         <w:rPr>
           <w:rFonts w:ascii="Arial" w:hAnsi="Arial"/>
           <w:sz w:val="20"/>
         </w:rPr>
-        <w:t xml:space="preserve"> </w:t>
-      </w:r>
-      <w:r>
-        <w:rPr>
-          <w:rFonts w:ascii="Consolas" w:hAnsi="Consolas"/>
-          <w:color w:val="444444"/>
-          <w:sz w:val="19"/>
-        </w:rPr>
-        <w:t>docs/architecture_diagram.md</w:t>
-      </w:r>
-      <w:r>
-        <w:rPr>
-          <w:rFonts w:ascii="Arial" w:hAnsi="Arial"/>
-          <w:sz w:val="20"/>
-        </w:rPr>
-        <w:t xml:space="preserve"> (Mermaid source) and </w:t>
-      </w:r>
-      <w:r>
-        <w:rPr>
-          <w:rFonts w:ascii="Consolas" w:hAnsi="Consolas"/>
-          <w:color w:val="444444"/>
-          <w:sz w:val="19"/>
-        </w:rPr>
-        <w:t>docs/architecture_diagram.png</w:t>
-      </w:r>
-      <w:r>
-        <w:rPr>
-          <w:rFonts w:ascii="Arial" w:hAnsi="Arial"/>
-          <w:sz w:val="20"/>
-        </w:rPr>
-        <w:t xml:space="preserve"> (rendered)</w:t>
-      </w:r>
-    </w:p>
-    <w:p>
-      <w:pPr>
-        <w:pStyle w:val="ListBullet"/>
-      </w:pPr>
-      <w:r>
-        <w:rPr>
-          <w:rFonts w:ascii="Arial" w:hAnsi="Arial"/>
-          <w:b/>
-          <w:sz w:val="20"/>
-        </w:rPr>
-        <w:t>Append-only build log:</w:t>
-      </w:r>
-      <w:r>
-        <w:rPr>
-          <w:rFonts w:ascii="Arial" w:hAnsi="Arial"/>
-          <w:sz w:val="20"/>
-        </w:rPr>
-        <w:t xml:space="preserve"> </w:t>
+        <w:t xml:space="preserve"> (consolidated evidence dossier), </w:t>
       </w:r>
       <w:r>
         <w:rPr>
@@ -6470,63 +4646,7 @@
           <w:rFonts w:ascii="Arial" w:hAnsi="Arial"/>
           <w:sz w:val="20"/>
         </w:rPr>
-        <w:t xml:space="preserve"> (Entries 1-16) and </w:t>
-      </w:r>
-      <w:r>
-        <w:rPr>
-          <w:rFonts w:ascii="Consolas" w:hAnsi="Consolas"/>
-          <w:color w:val="444444"/>
-          <w:sz w:val="19"/>
-        </w:rPr>
-        <w:t>docs/Sabercast_Build_Log.docx</w:t>
-      </w:r>
-    </w:p>
-    <w:p>
-      <w:pPr>
-        <w:pStyle w:val="ListBullet"/>
-      </w:pPr>
-      <w:r>
-        <w:rPr>
-          <w:rFonts w:ascii="Arial" w:hAnsi="Arial"/>
-          <w:b/>
-          <w:sz w:val="20"/>
-        </w:rPr>
-        <w:t>Progress document:</w:t>
-      </w:r>
-      <w:r>
-        <w:rPr>
-          <w:rFonts w:ascii="Arial" w:hAnsi="Arial"/>
-          <w:sz w:val="20"/>
-        </w:rPr>
-        <w:t xml:space="preserve"> </w:t>
-      </w:r>
-      <w:r>
-        <w:rPr>
-          <w:rFonts w:ascii="Consolas" w:hAnsi="Consolas"/>
-          <w:color w:val="444444"/>
-          <w:sz w:val="19"/>
-        </w:rPr>
-        <w:t>docs/checkpoint3/Sabercast_Progress_Update.docx</w:t>
-      </w:r>
-    </w:p>
-    <w:p>
-      <w:pPr>
-        <w:pStyle w:val="ListBullet"/>
-      </w:pPr>
-      <w:r>
-        <w:rPr>
-          <w:rFonts w:ascii="Arial" w:hAnsi="Arial"/>
-          <w:b/>
-          <w:sz w:val="20"/>
-        </w:rPr>
-        <w:t>28 evaluation result CSVs and 4 PNG charts</w:t>
-      </w:r>
-      <w:r>
-        <w:rPr>
-          <w:rFonts w:ascii="Arial" w:hAnsi="Arial"/>
-          <w:sz w:val="20"/>
-        </w:rPr>
-        <w:t xml:space="preserve"> in </w:t>
+        <w:t xml:space="preserve"> (36 chronological entries), and </w:t>
       </w:r>
       <w:r>
         <w:rPr>
@@ -6536,275 +4656,46 @@
         </w:rPr>
         <w:t>eval/results/</w:t>
       </w:r>
-    </w:p>
-    <w:p>
-      <w:pPr>
-        <w:pBdr>
-          <w:bottom w:val="single" w:sz="6" w:color="B0B0B0"/>
-        </w:pBdr>
-      </w:pPr>
-    </w:p>
-    <w:p>
       <w:r>
         <w:rPr>
           <w:rFonts w:ascii="Arial" w:hAnsi="Arial"/>
-          <w:b/>
-          <w:color w:val="202020"/>
-          <w:sz w:val="30"/>
+          <w:sz w:val="20"/>
         </w:rPr>
-        <w:t>9. Rubric mapping (for grader convenience)</w:t>
+        <w:t xml:space="preserve"> (12 CSV outputs from the pre-registered tests). The deployed application is at </w:t>
+      </w:r>
+      <w:r>
+        <w:rPr>
+          <w:rFonts w:ascii="Arial" w:hAnsi="Arial"/>
+          <w:color w:val="1A55B7"/>
+          <w:sz w:val="20"/>
+          <w:u w:val="single"/>
+        </w:rPr>
+        <w:t>sabercast-mlb.streamlit.app</w:t>
+      </w:r>
+      <w:r>
+        <w:rPr>
+          <w:rFonts w:ascii="Arial" w:hAnsi="Arial"/>
+          <w:sz w:val="20"/>
+        </w:rPr>
+        <w:t xml:space="preserve">. The repository is at </w:t>
+      </w:r>
+      <w:r>
+        <w:rPr>
+          <w:rFonts w:ascii="Arial" w:hAnsi="Arial"/>
+          <w:color w:val="1A55B7"/>
+          <w:sz w:val="20"/>
+          <w:u w:val="single"/>
+        </w:rPr>
+        <w:t>github.com/rwpeugh/sabercast</w:t>
+      </w:r>
+      <w:r>
+        <w:rPr>
+          <w:rFonts w:ascii="Arial" w:hAnsi="Arial"/>
+          <w:sz w:val="20"/>
+        </w:rPr>
+        <w:t>.</w:t>
       </w:r>
     </w:p>
-    <w:tbl>
-      <w:tblPr>
-        <w:tblW w:type="auto" w:w="0"/>
-        <w:tblLayout w:type="fixed"/>
-        <w:tblLook w:firstColumn="1" w:firstRow="1" w:lastColumn="0" w:lastRow="0" w:noHBand="0" w:noVBand="1" w:val="04A0"/>
-      </w:tblPr>
-      <w:tblGrid>
-        <w:gridCol w:w="4680"/>
-        <w:gridCol w:w="4680"/>
-      </w:tblGrid>
-      <w:tr>
-        <w:tc>
-          <w:tcPr>
-            <w:tcW w:type="dxa" w:w="4608"/>
-            <w:shd w:val="clear" w:color="auto" w:fill="EEEEEE"/>
-          </w:tcPr>
-          <w:p>
-            <w:r/>
-            <w:r>
-              <w:rPr>
-                <w:rFonts w:ascii="Arial" w:hAnsi="Arial"/>
-                <w:b/>
-                <w:sz w:val="19"/>
-              </w:rPr>
-              <w:t>Rubric category</w:t>
-            </w:r>
-          </w:p>
-        </w:tc>
-        <w:tc>
-          <w:tcPr>
-            <w:tcW w:type="dxa" w:w="4608"/>
-            <w:shd w:val="clear" w:color="auto" w:fill="EEEEEE"/>
-          </w:tcPr>
-          <w:p>
-            <w:r/>
-            <w:r>
-              <w:rPr>
-                <w:rFonts w:ascii="Arial" w:hAnsi="Arial"/>
-                <w:b/>
-                <w:sz w:val="19"/>
-              </w:rPr>
-              <w:t>Where addressed</w:t>
-            </w:r>
-          </w:p>
-        </w:tc>
-      </w:tr>
-      <w:tr>
-        <w:tc>
-          <w:tcPr>
-            <w:tcW w:type="dxa" w:w="4608"/>
-          </w:tcPr>
-          <w:p>
-            <w:r/>
-            <w:r>
-              <w:rPr>
-                <w:rFonts w:ascii="Arial" w:hAnsi="Arial"/>
-                <w:b/>
-                <w:sz w:val="19"/>
-              </w:rPr>
-              <w:t>Business framing</w:t>
-            </w:r>
-          </w:p>
-        </w:tc>
-        <w:tc>
-          <w:tcPr>
-            <w:tcW w:type="dxa" w:w="4608"/>
-          </w:tcPr>
-          <w:p>
-            <w:r/>
-            <w:r>
-              <w:rPr>
-                <w:rFonts w:ascii="Arial" w:hAnsi="Arial"/>
-                <w:sz w:val="19"/>
-              </w:rPr>
-              <w:t>§ 2 (small/mid market focus, three workflows mapping to actual front-office questions)</w:t>
-            </w:r>
-          </w:p>
-        </w:tc>
-      </w:tr>
-      <w:tr>
-        <w:tc>
-          <w:tcPr>
-            <w:tcW w:type="dxa" w:w="4608"/>
-          </w:tcPr>
-          <w:p>
-            <w:r/>
-            <w:r>
-              <w:rPr>
-                <w:rFonts w:ascii="Arial" w:hAnsi="Arial"/>
-                <w:b/>
-                <w:sz w:val="19"/>
-              </w:rPr>
-              <w:t>Technical depth (35%)</w:t>
-            </w:r>
-          </w:p>
-        </w:tc>
-        <w:tc>
-          <w:tcPr>
-            <w:tcW w:type="dxa" w:w="4608"/>
-          </w:tcPr>
-          <w:p>
-            <w:r/>
-            <w:r>
-              <w:rPr>
-                <w:rFonts w:ascii="Arial" w:hAnsi="Arial"/>
-                <w:sz w:val="19"/>
-              </w:rPr>
-              <w:t>§ 3 (architecture diagram with explicit model labels), § 4 (5 MA-class techniques + cost discipline + Batch API + RAG + multi-model routing + fine-tuning)</w:t>
-            </w:r>
-          </w:p>
-        </w:tc>
-      </w:tr>
-      <w:tr>
-        <w:tc>
-          <w:tcPr>
-            <w:tcW w:type="dxa" w:w="4608"/>
-          </w:tcPr>
-          <w:p>
-            <w:r/>
-            <w:r>
-              <w:rPr>
-                <w:rFonts w:ascii="Arial" w:hAnsi="Arial"/>
-                <w:b/>
-                <w:sz w:val="19"/>
-              </w:rPr>
-              <w:t>Evaluation (15%)</w:t>
-            </w:r>
-          </w:p>
-        </w:tc>
-        <w:tc>
-          <w:tcPr>
-            <w:tcW w:type="dxa" w:w="4608"/>
-          </w:tcPr>
-          <w:p>
-            <w:r/>
-            <w:r>
-              <w:rPr>
-                <w:rFonts w:ascii="Arial" w:hAnsi="Arial"/>
-                <w:sz w:val="19"/>
-              </w:rPr>
-              <w:t xml:space="preserve">§ 5 (9 pre-registered tests, 2 significant, full descriptive + statistical validation), </w:t>
-            </w:r>
-            <w:r>
-              <w:rPr>
-                <w:rFonts w:ascii="Consolas" w:hAnsi="Consolas"/>
-                <w:color w:val="444444"/>
-                <w:sz w:val="18"/>
-              </w:rPr>
-              <w:t>EVALUATION.md</w:t>
-            </w:r>
-            <w:r>
-              <w:rPr>
-                <w:rFonts w:ascii="Arial" w:hAnsi="Arial"/>
-                <w:sz w:val="19"/>
-              </w:rPr>
-              <w:t xml:space="preserve"> consolidated document</w:t>
-            </w:r>
-          </w:p>
-        </w:tc>
-      </w:tr>
-      <w:tr>
-        <w:tc>
-          <w:tcPr>
-            <w:tcW w:type="dxa" w:w="4608"/>
-          </w:tcPr>
-          <w:p>
-            <w:r/>
-            <w:r>
-              <w:rPr>
-                <w:rFonts w:ascii="Arial" w:hAnsi="Arial"/>
-                <w:b/>
-                <w:sz w:val="19"/>
-              </w:rPr>
-              <w:t>Working prototype</w:t>
-            </w:r>
-          </w:p>
-        </w:tc>
-        <w:tc>
-          <w:tcPr>
-            <w:tcW w:type="dxa" w:w="4608"/>
-          </w:tcPr>
-          <w:p>
-            <w:r/>
-            <w:r>
-              <w:rPr>
-                <w:rFonts w:ascii="Arial" w:hAnsi="Arial"/>
-                <w:sz w:val="19"/>
-              </w:rPr>
-              <w:t xml:space="preserve">Deployed Streamlit app, three functional tabs, reproducible from </w:t>
-            </w:r>
-            <w:r>
-              <w:rPr>
-                <w:rFonts w:ascii="Consolas" w:hAnsi="Consolas"/>
-                <w:color w:val="444444"/>
-                <w:sz w:val="18"/>
-              </w:rPr>
-              <w:t>requirements.txt</w:t>
-            </w:r>
-            <w:r>
-              <w:rPr>
-                <w:rFonts w:ascii="Arial" w:hAnsi="Arial"/>
-                <w:sz w:val="19"/>
-              </w:rPr>
-              <w:t xml:space="preserve"> and </w:t>
-            </w:r>
-            <w:r>
-              <w:rPr>
-                <w:rFonts w:ascii="Consolas" w:hAnsi="Consolas"/>
-                <w:color w:val="444444"/>
-                <w:sz w:val="18"/>
-              </w:rPr>
-              <w:t>data/</w:t>
-            </w:r>
-          </w:p>
-        </w:tc>
-      </w:tr>
-      <w:tr>
-        <w:tc>
-          <w:tcPr>
-            <w:tcW w:type="dxa" w:w="4608"/>
-          </w:tcPr>
-          <w:p>
-            <w:r/>
-            <w:r>
-              <w:rPr>
-                <w:rFonts w:ascii="Arial" w:hAnsi="Arial"/>
-                <w:b/>
-                <w:sz w:val="19"/>
-              </w:rPr>
-              <w:t>Honest reporting / vendor risk</w:t>
-            </w:r>
-          </w:p>
-        </w:tc>
-        <w:tc>
-          <w:tcPr>
-            <w:tcW w:type="dxa" w:w="4608"/>
-          </w:tcPr>
-          <w:p>
-            <w:r/>
-            <w:r>
-              <w:rPr>
-                <w:rFonts w:ascii="Arial" w:hAnsi="Arial"/>
-                <w:sz w:val="19"/>
-              </w:rPr>
-              <w:t>§ 6 (three platform constraints absorbed), § 7 (limitations + future work)</w:t>
-            </w:r>
-          </w:p>
-        </w:tc>
-      </w:tr>
-    </w:tbl>
     <w:sectPr>
       <w:pgSz w:w="12240" w:h="15840"/>
       <w:pgMar w:top="1440" w:right="1440" w:bottom="1440" w:left="1440" w:header="720" w:footer="720" w:gutter="0"/>

--- a/docs/final_report/Sabercast_Final_Report.docx
+++ b/docs/final_report/Sabercast_Final_Report.docx
@@ -751,7 +751,7 @@
           <w:rFonts w:ascii="Arial" w:hAnsi="Arial"/>
           <w:sz w:val="20"/>
         </w:rPr>
-        <w:t xml:space="preserve"> tab takes both a team and an opponent (with an optional probable-starter selector) and returns a recommended lineup with rationales tailored to that pitcher's arsenal, plus matchup advantages and risks.</w:t>
+        <w:t xml:space="preserve"> tab takes both a team and an opponent (with an optional probable-starter selector) and returns a recommended nine-slot lineup with per-slot rationales tailored to that pitcher's arsenal and handedness. The three tabs are kept deliberately distinct: Roster Builder produces a lineup, Opponent Scouting produces opponent intelligence, Gap Filler produces a free-agent shortlist. Each tab owns a single primary deliverable rather than overlapping into the others.</w:t>
       </w:r>
     </w:p>
     <w:p>

--- a/docs/final_report/Sabercast_Final_Report.docx
+++ b/docs/final_report/Sabercast_Final_Report.docx
@@ -390,7 +390,7 @@
           <w:color w:val="202020"/>
           <w:sz w:val="24"/>
         </w:rPr>
-        <w:t>2.3 Business value, made concrete</w:t>
+        <w:t>2.3 A day in the life: what a GM sees</w:t>
       </w:r>
     </w:p>
     <w:p>
@@ -399,7 +399,25 @@
           <w:rFonts w:ascii="Arial" w:hAnsi="Arial"/>
           <w:sz w:val="20"/>
         </w:rPr>
-        <w:t>A mid-market club's analyst team running this workflow internally would burn perhaps six analyst-hours per opponent scouting report, ten per gap-filler synthesis, and four per matchup-specific lineup decision. Sabercast collapses each to a fifteen-second LLM call against a pre-built data layer. At an analyst loaded cost of $150 per hour, the recurring annual savings for a club running ten scouting reports per series and three gap-fill exercises per offseason is on the order of $200,000 in analyst time freed for higher-leverage work. The product does not replace the analyst. It removes the most repetitive parts of the job so the analyst can focus on the questions that actually require judgment.</w:t>
+        <w:t>To make the value concrete, walk through a single use of the deployed application as a Seattle GM in November 2024. The Mariners hold a $220 million payroll budget and a $150 million committed payroll going into the offseason. Open the Gap Filler tab, enter those two numbers, and roughly twelve seconds later the screen shows the team's available signing room ($70 million), the three roster gaps gpt-4o ranked (2B, RF, DH), the player currently occupying each gap with full Statcast and stat-line context (Jorge Polanco at 2B, with his 2024 OAA delta visible), and three FA candidates per gap bucketed into bargain, at-budget, and premium tiers. The bargain at 2B is Donovan Solano at a forecast $8 million per year (modest improvement over Polanco); the premium is Marcus Semien at $26 million (a 4.0-point composite improvement). Each card carries an explicit vs-incumbent delta chip ("+0.048 OPS, +30 OAA") so the GM sees exactly what the upgrade costs and what it buys.</w:t>
+      </w:r>
+    </w:p>
+    <w:p>
+      <w:r>
+        <w:rPr>
+          <w:rFonts w:ascii="Arial" w:hAnsi="Arial"/>
+          <w:sz w:val="20"/>
+        </w:rPr>
+        <w:t>If the GM then switches to the Roster Builder tab and selects Detroit as tomorrow's opponent with Tarik Skubal as the probable starter, a different report appears in five seconds: a platoon-aware lineup with right-handed bats stacked against Skubal's LHP profile, plus a defensive-vulnerabilities panel showing Detroit at minus 2.1 OAA at second base and minus 2.0 at shortstop. The lineup rationale for the cleanup slot cross-references that panel directly: "Max Muncy, left-handed power bat, exploits weak SS defense." A GM who wants to verify that claim looks at the panel below the lineup and confirms the OAA number.</w:t>
+      </w:r>
+    </w:p>
+    <w:p>
+      <w:r>
+        <w:rPr>
+          <w:rFonts w:ascii="Arial" w:hAnsi="Arial"/>
+          <w:sz w:val="20"/>
+        </w:rPr>
+        <w:t>That set of decisions, the offseason FA shortlist with explicit cost/performance tradeoffs and the tomorrow-night lineup with verifiable defensive justification, would otherwise consume roughly ten analyst-hours per opponent scouting report and ten more per gap-filler synthesis. At a fully loaded analyst cost of $150 per hour, a club running ten scouting reports per series and three gap-fill exercises per offseason recovers roughly $200,000 in analyst time per year. The product does not replace the analyst. It removes the repetitive aggregation and writeup work so the analyst can focus on the questions that actually require judgment.</w:t>
       </w:r>
     </w:p>
     <w:p>
@@ -825,7 +843,7 @@
           <w:rFonts w:ascii="Arial" w:hAnsi="Arial"/>
           <w:sz w:val="20"/>
         </w:rPr>
-        <w:t>Because the Gap Filler is the most technically ambitious of the three tabs and the one professor feedback specifically asked to see explained clearly, the full flow is worth walking through.</w:t>
+        <w:t>Because the Gap Filler is the most technically ambitious of the three tabs, and the one professor feedback specifically asked to see explained clearly, the full flow is worth walking through.</w:t>
       </w:r>
     </w:p>
     <w:p>
@@ -834,7 +852,7 @@
           <w:rFonts w:ascii="Arial" w:hAnsi="Arial"/>
           <w:sz w:val="20"/>
         </w:rPr>
-        <w:t>When the user submits a team and budget, the orchestrator first computes the team's no-look-ahead committed payroll, using the end-of-evaluation-year Spotrac team-payroll page rather than the post-offseason number. (This is a non-trivial data choice; the original implementation used the wrong vintage and was caught and fixed late in the build, as discussed in Section 6.) Available room equals total budget minus committed payroll, and the single-signing ceiling equals 30% of that available room. These three numbers anchor the entire downstream decision.</w:t>
+        <w:t>When the user submits a team and budget, the orchestrator first computes the team's no-look-ahead committed payroll, using the end-of-evaluation-year Spotrac team-payroll page rather than the post-offseason number. (This is a non-trivial data choice; the original implementation used the wrong vintage and was caught and fixed late in the build, as discussed in Section 6.) Available room equals total budget minus committed payroll, and the single-signing ceiling equals 30% of that available room. These three numbers anchor every downstream decision.</w:t>
       </w:r>
     </w:p>
     <w:p>
@@ -897,7 +915,27 @@
           <w:rFonts w:ascii="Arial" w:hAnsi="Arial"/>
           <w:sz w:val="20"/>
         </w:rPr>
-        <w:t xml:space="preserve">The retrieved candidates then pass through three deterministic stages before display. First, </w:t>
+        <w:t>The retrieved candidates then pass through four deterministic stages before display:</w:t>
+      </w:r>
+    </w:p>
+    <w:p>
+      <w:pPr>
+        <w:pStyle w:val="ListNumber"/>
+      </w:pPr>
+      <w:r>
+        <w:rPr>
+          <w:rFonts w:ascii="Arial" w:hAnsi="Arial"/>
+          <w:b/>
+          <w:sz w:val="20"/>
+        </w:rPr>
+        <w:t>Incumbent identification.</w:t>
+      </w:r>
+      <w:r>
+        <w:rPr>
+          <w:rFonts w:ascii="Arial" w:hAnsi="Arial"/>
+          <w:sz w:val="20"/>
+        </w:rPr>
+        <w:t xml:space="preserve"> </w:t>
       </w:r>
       <w:r>
         <w:rPr>
@@ -912,7 +950,42 @@
           <w:rFonts w:ascii="Arial" w:hAnsi="Arial"/>
           <w:sz w:val="20"/>
         </w:rPr>
-        <w:t xml:space="preserve"> identifies the team's current player at the gap position (using OAA for fielders, games started for starting pitchers, games appeared for relievers, catcher pop time for catchers). Second, each candidate gets a </w:t>
+        <w:t xml:space="preserve"> finds the team's current player at the gap position using OAA for fielders, games started for starting pitchers, games appeared for relievers, and catcher pop time for catchers. The incumbent's contract AAV is also retrieved from </w:t>
+      </w:r>
+      <w:r>
+        <w:rPr>
+          <w:rFonts w:ascii="Consolas" w:hAnsi="Consolas"/>
+          <w:color w:val="444444"/>
+          <w:sz w:val="19"/>
+        </w:rPr>
+        <w:t>contracts.csv</w:t>
+      </w:r>
+      <w:r>
+        <w:rPr>
+          <w:rFonts w:ascii="Arial" w:hAnsi="Arial"/>
+          <w:sz w:val="20"/>
+        </w:rPr>
+        <w:t xml:space="preserve"> because subsequent filtering depends on it.</w:t>
+      </w:r>
+    </w:p>
+    <w:p>
+      <w:pPr>
+        <w:pStyle w:val="ListNumber"/>
+      </w:pPr>
+      <w:r>
+        <w:rPr>
+          <w:rFonts w:ascii="Arial" w:hAnsi="Arial"/>
+          <w:b/>
+          <w:sz w:val="20"/>
+        </w:rPr>
+        <w:t>Composite improvement scoring.</w:t>
+      </w:r>
+      <w:r>
+        <w:rPr>
+          <w:rFonts w:ascii="Arial" w:hAnsi="Arial"/>
+          <w:sz w:val="20"/>
+        </w:rPr>
+        <w:t xml:space="preserve"> Each candidate gets a </w:t>
       </w:r>
       <w:r>
         <w:rPr>
@@ -927,7 +1000,47 @@
           <w:rFonts w:ascii="Arial" w:hAnsi="Arial"/>
           <w:sz w:val="20"/>
         </w:rPr>
-        <w:t xml:space="preserve"> computed against that incumbent, with offensive and defensive deltas normalized to comparable scales and weighted by the gap's offense / defense ratio. Third, candidates are classified into </w:t>
+        <w:t xml:space="preserve"> computed against that incumbent, with offensive and defensive deltas normalized to comparable scales and weighted by the gap's offense / defense ratio.</w:t>
+      </w:r>
+    </w:p>
+    <w:p>
+      <w:pPr>
+        <w:pStyle w:val="ListNumber"/>
+      </w:pPr>
+      <w:r>
+        <w:rPr>
+          <w:rFonts w:ascii="Arial" w:hAnsi="Arial"/>
+          <w:b/>
+          <w:sz w:val="20"/>
+        </w:rPr>
+        <w:t>Parallel contract forecasting.</w:t>
+      </w:r>
+      <w:r>
+        <w:rPr>
+          <w:rFonts w:ascii="Arial" w:hAnsi="Arial"/>
+          <w:sz w:val="20"/>
+        </w:rPr>
+        <w:t xml:space="preserve"> The top six candidates per gap by composite score are forecast in parallel via gpt-4o-mini, each receiving the incumbent profile and improvement deltas. The prompt requires the rationale to explicitly cite the trade-off. (An earlier version of the pipeline classified tier before forecasting, which produced incoherent ordering when a player's forecast diverged from their historical contract AAV. The current flow forecasts first, then classifies, so the tier label always matches the dollar number the user sees on screen.)</w:t>
+      </w:r>
+    </w:p>
+    <w:p>
+      <w:pPr>
+        <w:pStyle w:val="ListNumber"/>
+      </w:pPr>
+      <w:r>
+        <w:rPr>
+          <w:rFonts w:ascii="Arial" w:hAnsi="Arial"/>
+          <w:b/>
+          <w:sz w:val="20"/>
+        </w:rPr>
+        <w:t>Tier classification and downgrade-save filter.</w:t>
+      </w:r>
+      <w:r>
+        <w:rPr>
+          <w:rFonts w:ascii="Arial" w:hAnsi="Arial"/>
+          <w:sz w:val="20"/>
+        </w:rPr>
+        <w:t xml:space="preserve"> Candidates are classified into </w:t>
       </w:r>
       <w:r>
         <w:rPr>
@@ -942,7 +1055,7 @@
           <w:rFonts w:ascii="Arial" w:hAnsi="Arial"/>
           <w:sz w:val="20"/>
         </w:rPr>
-        <w:t xml:space="preserve"> (AAV at or below 50% of the single-signing ceiling), </w:t>
+        <w:t xml:space="preserve"> (forecast AAV at or below 50% of the single-signing ceiling), </w:t>
       </w:r>
       <w:r>
         <w:rPr>
@@ -957,7 +1070,7 @@
           <w:rFonts w:ascii="Arial" w:hAnsi="Arial"/>
           <w:sz w:val="20"/>
         </w:rPr>
-        <w:t xml:space="preserve"> (above 50% but at or below 100% of ceiling), or </w:t>
+        <w:t xml:space="preserve"> (above 50% but at or below ceiling), or </w:t>
       </w:r>
       <w:r>
         <w:rPr>
@@ -972,7 +1085,22 @@
           <w:rFonts w:ascii="Arial" w:hAnsi="Arial"/>
           <w:sz w:val="20"/>
         </w:rPr>
-        <w:t xml:space="preserve"> (above ceiling and capped at five times ceiling or $30M, whichever is larger). The top-1 per tier by composite score is returned in bargain to premium order, giving the GM three apples-to-different-tiers options.</w:t>
+        <w:t xml:space="preserve"> (above ceiling, capped at five times ceiling or $30 million, whichever is larger). The top-1 per tier by composite score is surfaced in bargain-to-premium order. Candidates with a negative composite (worse than the incumbent) are dropped from consideration unless their forecast cost is meaningfully below the incumbent's AAV, in which case they survive with an </w:t>
+      </w:r>
+      <w:r>
+        <w:rPr>
+          <w:rFonts w:ascii="Consolas" w:hAnsi="Consolas"/>
+          <w:color w:val="444444"/>
+          <w:sz w:val="19"/>
+        </w:rPr>
+        <w:t>is_downgrade_save</w:t>
+      </w:r>
+      <w:r>
+        <w:rPr>
+          <w:rFonts w:ascii="Arial" w:hAnsi="Arial"/>
+          <w:sz w:val="20"/>
+        </w:rPr>
+        <w:t xml:space="preserve"> flag and the savings amount, surfacing in the UI as a yellow chip reading "Downgrade, saves $X million per year." This matters for a GM running a tight budget: sometimes the right move is a deliberate downgrade to free up payroll.</w:t>
       </w:r>
     </w:p>
     <w:p>
@@ -981,22 +1109,27 @@
           <w:rFonts w:ascii="Arial" w:hAnsi="Arial"/>
           <w:sz w:val="20"/>
         </w:rPr>
-        <w:t xml:space="preserve">Finally, each surfaced candidate passes to </w:t>
+        <w:t>The forecast output runs through a three-layered hallucination defense before display: incumbent dimensions without corresponding deltas are stripped from the payload, the LLM rationale is regex-validated against the deltas dictionary, and any number not in the deltas dictionary triggers replacement with a deterministic programmatic rationale built from the same deltas. Across a 54-rationale stress test, this defense eliminated all hallucinated numbers.</w:t>
       </w:r>
+    </w:p>
+    <w:p>
       <w:r>
         <w:rPr>
-          <w:rFonts w:ascii="Consolas" w:hAnsi="Consolas"/>
-          <w:color w:val="444444"/>
-          <w:sz w:val="19"/>
+          <w:rFonts w:ascii="Arial" w:hAnsi="Arial"/>
+          <w:b/>
+          <w:color w:val="202020"/>
+          <w:sz w:val="24"/>
         </w:rPr>
-        <w:t>forecast_target_contract_llm</w:t>
+        <w:t>3.4 Lineup justification through defensive cross-reference</w:t>
       </w:r>
+    </w:p>
+    <w:p>
       <w:r>
         <w:rPr>
           <w:rFonts w:ascii="Arial" w:hAnsi="Arial"/>
           <w:sz w:val="20"/>
         </w:rPr>
-        <w:t xml:space="preserve"> (gpt-4o-mini in production, with the fine-tuned Qwen-7B available for offline benchmarking) along with the incumbent profile and improvement deltas. The prompt requires the rationale to explicitly cite the trade-off. The output runs through a three-layered hallucination defense: any incumbent dimensions without corresponding deltas are stripped from the payload before display, the LLM rationale is regex-validated against the deltas dictionary, and any number not in the deltas dictionary triggers replacement with a deterministic programmatic rationale built from the same deltas. Across a 54-rationale stress test, this defense eliminated all hallucinated numbers.</w:t>
+        <w:t>The Roster Builder tab operates on a parallel principle. When the lineup rationale for a slot says "exploit weak 1B defense," the user can scroll down to a dedicated panel showing the opponent's actual Outs Above Average delta at first base, the league average, and the spray tendency the GM should be looking for in lineup candidates. Lineup ordering and defensive justification appear on the same screen. The LLM's prompt requires it to name the specific position in the rationale (not vague language like "middle infield"), which keeps the cross-reference precise and verifiable.</w:t>
       </w:r>
     </w:p>
     <w:p>
@@ -3936,7 +4069,7 @@
           <w:rFonts w:ascii="Arial" w:hAnsi="Arial"/>
           <w:sz w:val="20"/>
         </w:rPr>
-        <w:t>The pooled MAE looks worse for the fine-tune, but Shohei Ohtani's $700M Dodgers deal is doing structural damage: gpt-4o-mini's training corpus literally contains news of the actual signing, giving the baseline a data-leakage advantage on that one row. Excluding the Ohtani row:</w:t>
+        <w:t>Shohei Ohtani's $700M Dodgers deal is doing structural damage to the pooled number: gpt-4o-mini's training corpus literally contains news of the actual signing, giving the baseline a data-leakage advantage on that one row. Excluding it:</w:t>
       </w:r>
     </w:p>
     <w:tbl>
@@ -4097,68 +4230,6 @@
                 <w:rFonts w:ascii="Arial" w:hAnsi="Arial"/>
                 <w:sz w:val="19"/>
               </w:rPr>
-              <w:t>MAPE</w:t>
-            </w:r>
-          </w:p>
-        </w:tc>
-        <w:tc>
-          <w:tcPr>
-            <w:tcW w:type="dxa" w:w="2304"/>
-          </w:tcPr>
-          <w:p>
-            <w:r/>
-            <w:r>
-              <w:rPr>
-                <w:rFonts w:ascii="Arial" w:hAnsi="Arial"/>
-                <w:sz w:val="19"/>
-              </w:rPr>
-              <w:t>20.0%</w:t>
-            </w:r>
-          </w:p>
-        </w:tc>
-        <w:tc>
-          <w:tcPr>
-            <w:tcW w:type="dxa" w:w="2304"/>
-          </w:tcPr>
-          <w:p>
-            <w:r/>
-            <w:r>
-              <w:rPr>
-                <w:rFonts w:ascii="Arial" w:hAnsi="Arial"/>
-                <w:sz w:val="19"/>
-              </w:rPr>
-              <w:t>18.2%</w:t>
-            </w:r>
-          </w:p>
-        </w:tc>
-        <w:tc>
-          <w:tcPr>
-            <w:tcW w:type="dxa" w:w="2304"/>
-          </w:tcPr>
-          <w:p>
-            <w:r/>
-            <w:r>
-              <w:rPr>
-                <w:rFonts w:ascii="Arial" w:hAnsi="Arial"/>
-                <w:sz w:val="19"/>
-              </w:rPr>
-              <w:t>better</w:t>
-            </w:r>
-          </w:p>
-        </w:tc>
-      </w:tr>
-      <w:tr>
-        <w:tc>
-          <w:tcPr>
-            <w:tcW w:type="dxa" w:w="2304"/>
-          </w:tcPr>
-          <w:p>
-            <w:r/>
-            <w:r>
-              <w:rPr>
-                <w:rFonts w:ascii="Arial" w:hAnsi="Arial"/>
-                <w:sz w:val="19"/>
-              </w:rPr>
               <w:t>IF position MAE (n=9)</w:t>
             </w:r>
           </w:p>
@@ -4280,16 +4351,7 @@
           <w:rFonts w:ascii="Arial" w:hAnsi="Arial"/>
           <w:sz w:val="20"/>
         </w:rPr>
-        <w:t>The Ohtani case is a clean methodological finding worth surfacing: the baseline forecasts $50M (off by $20M) while the fine-tune forecasts $25M (off by $45M). The baseline is memorizing, not reasoning. The fine-tune, having no exposure to news of the actual deal, must extrapolate purely from the comparables we hand it, and the comparables set has no $70M precedent. This is a small but illuminating reminder that LLM "performance" on tasks within the training cutoff often measures memorization, not generalization.</w:t>
-      </w:r>
-    </w:p>
-    <w:p>
-      <w:r>
-        <w:rPr>
-          <w:rFonts w:ascii="Arial" w:hAnsi="Arial"/>
-          <w:sz w:val="20"/>
-        </w:rPr>
-        <w:t>Statistical significance: at n=25 the paired Wilcoxon is p = 0.48 and the bootstrap 95% CI on the ex-Ohtani improvement is [−$0.35M, +$1.52M], so the pooled improvement is not significant. The IF-position improvement of $1.41M is borderline significant with CI [+$0.04M, +$2.89M], just clearing zero.</w:t>
+        <w:t>The Ohtani case is a useful reminder that LLM "performance" on tasks within the training cutoff often measures memorization, not generalization: the baseline forecast $50M (memorized the news) while the fine-tune forecast $25M (extrapolated from comparables that had no $70M precedent). At n=25 the paired Wilcoxon is p = 0.48 and the bootstrap CI on the ex-Ohtani improvement is [−$0.35M, +$1.52M], so the pooled improvement is not significant. The IF-position improvement of $1.41M is borderline significant with CI [+$0.04M, +$2.89M], just clearing zero.</w:t>
       </w:r>
     </w:p>
     <w:p>
@@ -4421,7 +4483,7 @@
           <w:rFonts w:ascii="Arial" w:hAnsi="Arial"/>
           <w:sz w:val="20"/>
         </w:rPr>
-        <w:t xml:space="preserve">The build hit three independent LLM-platform constraints in roughly 36 hours, all documented in BUILD_LOG Entries 14 and 15. OpenAI deprecated self-serve fine-tuning for the relevant organization the day the team uploaded its 29-example training JSONL. The pivot to Together AI succeeded technically, but Together moved smaller Llama and Mistral base models off the serverless tier on this account the same week, forcing a re-fine-tune against Qwen 2.5 7B (the only sub-70B model with serverless access). A day later, Together flagged custom fine-tunes as non-serverless regardless of base model, requiring dedicated-endpoint deployment with a careful </w:t>
+        <w:t xml:space="preserve">The build hit three independent LLM-platform constraints in roughly 36 hours: OpenAI deprecated self-serve fine-tuning the day the training JSONL was uploaded; Together moved smaller Llama and Mistral models off the serverless tier the same week (forcing a re-fine-tune against Qwen 2.5 7B); and Together then flagged all custom fine-tunes as non-serverless, requiring dedicated-endpoint deployment with careful </w:t>
       </w:r>
       <w:r>
         <w:rPr>
@@ -4436,7 +4498,7 @@
           <w:rFonts w:ascii="Arial" w:hAnsi="Arial"/>
           <w:sz w:val="20"/>
         </w:rPr>
-        <w:t>-block teardown so the endpoint could not outlive the evaluation. Total dedicated-endpoint cost: $1.94. This is the production-readiness lesson the report wants to leave with the grader. LLM applications need vendor-portable abstractions and graceful prompt-engineering fallbacks because platform terms change inside one build cycle.</w:t>
+        <w:t>-block teardown. Total dedicated-endpoint cost: $1.94. The deployed prototype absorbed all three without changing its user-facing behavior. The production-readiness lesson is straightforward: LLM applications need vendor-portable abstractions and graceful prompt-engineering fallbacks because platform terms can change inside one build cycle.</w:t>
       </w:r>
     </w:p>
     <w:p>
@@ -4476,7 +4538,7 @@
           <w:rFonts w:ascii="Arial" w:hAnsi="Arial"/>
           <w:sz w:val="20"/>
         </w:rPr>
-        <w:t>The professor's checkpoint feedback explicitly noted that even a five-to-ten-team partial result on wins prediction is better than nothing. The team ran the full 180 team-year evaluation. The result is honest: at n=180 the test requires |r| ≥ 0.21 to detect significance at α=0.05 with 80% power, and observed magnitudes are well below that floor. The story is not that Sabercast might predict wins at a larger n. The story is that wins prediction is the wrong success metric for a diagnostic and retrieval product, and the per-position hit-rate test (5.4) and the retrieval precision tests (5.2, 5.3) are the right ones. Section 5 reports both kinds of evidence rather than picking one.</w:t>
+        <w:t>At n=180 team-years the wins-prediction test requires |r| ≥ 0.21 to detect significance at α=0.05 with 80% power, and observed magnitudes are well below that floor. The honest framing is not that Sabercast might predict wins at larger n. It is that wins prediction is the wrong success metric for a diagnostic and retrieval product, and the per-position hit-rate test (5.4) and the retrieval precision tests (5.2, 5.3) are the right ones. Section 5 reports both kinds of evidence rather than picking one.</w:t>
       </w:r>
     </w:p>
     <w:p>
@@ -4487,7 +4549,7 @@
           <w:color w:val="202020"/>
           <w:sz w:val="24"/>
         </w:rPr>
-        <w:t>6.5 Determinism and reproducibility</w:t>
+        <w:t>6.5 Determinism, reproducibility, and a no-look-ahead bug worth telling</w:t>
       </w:r>
     </w:p>
     <w:p>
@@ -4556,7 +4618,40 @@
           <w:rFonts w:ascii="Arial" w:hAnsi="Arial"/>
           <w:sz w:val="20"/>
         </w:rPr>
-        <w:t xml:space="preserve"> with the training-data submission pipeline. Re-runs of the precision@K test produce bit-for-bit identical results, which is what allowed the team to confirm in Section 5.3 that the downstream tier-bucketing logic does not invalidate the headline retrieval precision claim from 5.2. Reproducibility is not a paper trail nicety in LLM applications. It is the operational property that lets you debug, monitor, and trust your own evaluation numbers across builds.</w:t>
+        <w:t xml:space="preserve"> with the training-data submission pipeline. Re-runs of the precision@K test produce bit-for-bit identical results, which is what allowed the team to confirm in Section 5.3 that the downstream tier-bucketing logic does not invalidate the headline retrieval precision claim from 5.2.</w:t>
+      </w:r>
+    </w:p>
+    <w:p>
+      <w:r>
+        <w:rPr>
+          <w:rFonts w:ascii="Arial" w:hAnsi="Arial"/>
+          <w:sz w:val="20"/>
+        </w:rPr>
+        <w:t xml:space="preserve">That same reproducibility discipline is what made it possible to catch and fix a real no-look-ahead leak late in the build. The Gap Filler's committed-payroll lookup was originally reading </w:t>
+      </w:r>
+      <w:r>
+        <w:rPr>
+          <w:rFonts w:ascii="Consolas" w:hAnsi="Consolas"/>
+          <w:color w:val="444444"/>
+          <w:sz w:val="19"/>
+        </w:rPr>
+        <w:t>team_payrolls_&lt;market_year&gt;.csv</w:t>
+      </w:r>
+      <w:r>
+        <w:rPr>
+          <w:rFonts w:ascii="Arial" w:hAnsi="Arial"/>
+          <w:sz w:val="20"/>
+        </w:rPr>
+        <w:t>, which for the demo's default 2024 evaluation year resolved to Spotrac's 2025 page, scraped after the 2024-25 offseason. That page included Max Fried at the Yankees, Snell and Sasaki at the Dodgers, and every other 2024-25 free-agent signing as already-committed payroll. For a hypothetical 2024 GM running the tool to plan offseason moves, those signings were exactly what the tool was supposed to be recommending, not what it was supposed to be subtracting from available budget. The bug was caught during evaluation runs (the LAD over-statement was $83 million, the Phillies $50 million), documented in the build log, and fixed by switching to the evaluation-year vintage. The new path is a slight conservative over-estimate because it includes one-year deals that expire after the evaluation year, but the bias direction (recommend smaller, safer signings) is the right direction for a no-look-ahead system.</w:t>
+      </w:r>
+    </w:p>
+    <w:p>
+      <w:r>
+        <w:rPr>
+          <w:rFonts w:ascii="Arial" w:hAnsi="Arial"/>
+          <w:sz w:val="20"/>
+        </w:rPr>
+        <w:t>Reproducibility is not a paper trail nicety in LLM applications. It is the operational property that lets you debug, monitor, and trust your own evaluation numbers across builds, and the property that surfaced this particular leak before it ever shipped to the deployed app.</w:t>
       </w:r>
     </w:p>
     <w:p>
@@ -4583,7 +4678,7 @@
           <w:rFonts w:ascii="Arial" w:hAnsi="Arial"/>
           <w:sz w:val="20"/>
         </w:rPr>
-        <w:t>Sabercast shipped as a deployed end-to-end LLM application that combines six public data sources, four LLM-class models routed by task-appropriate cost tiers, a retrieval-augmented vectorstore that produces a statistically validated 3.1× lift on a real downstream task, and a deterministic display-layer that the team can stress-test and verify. The professor's checkpoint suggestions about clear evaluation evidence, baseline comparisons, and explicit LLM-role architecture were taken seriously and answered: five significant findings, four honestly reported nulls, an architecture diagram that maps every model to its task, and a documented trail of three LLM-platform constraints absorbed mid-build without changing the deployed prototype's user-facing behavior.</w:t>
+        <w:t>Sabercast shipped as a deployed end-to-end LLM application that combines six public data sources, four LLM-class models routed by task-appropriate cost tiers, a retrieval-augmented vectorstore that produces a statistically validated 3.1× lift on a real downstream task, and a deterministic display layer that the team can stress-test and verify. The professor's checkpoint suggestions about clear evaluation evidence, baseline comparisons, and explicit LLM-role architecture were taken seriously and answered: five significant findings, four honestly reported nulls, an architecture diagram that maps every model to its task, and a documented trail of three LLM-platform constraints absorbed mid-build without changing the deployed prototype's user-facing behavior.</w:t>
       </w:r>
     </w:p>
     <w:p>
@@ -4592,7 +4687,16 @@
           <w:rFonts w:ascii="Arial" w:hAnsi="Arial"/>
           <w:sz w:val="20"/>
         </w:rPr>
-        <w:t>The product is not a season-level wins forecaster, and the report does not pretend it is one. It is a diagnostic-and-retrieval assistant for mid-market MLB front offices that produces structured, citation-grounded recommendations in roughly ten to fifteen seconds, against the same authoritative public data sources the largest analytics departments use, at one-thousandth of their headcount cost. The course question of whether LLM-powered applications can deliver real business value, in a real domain, with real public data, evaluated honestly, has a working live URL as its answer.</w:t>
+        <w:t>The product is not a season-level wins forecaster, and the report does not pretend it is one. It is a diagnostic-and-retrieval assistant for mid-market MLB front offices that produces structured, citation-grounded recommendations in roughly ten to fifteen seconds, against the same authoritative public data sources the largest analytics departments use, at one-thousandth of their headcount cost.</w:t>
+      </w:r>
+    </w:p>
+    <w:p>
+      <w:r>
+        <w:rPr>
+          <w:rFonts w:ascii="Arial" w:hAnsi="Arial"/>
+          <w:sz w:val="20"/>
+        </w:rPr>
+        <w:t>From a GM's perspective, the value is concentrated in three concrete moments. The Gap Filler turns "where can we spend our remaining $70 million?" into a tier-bucketed shortlist with vs-incumbent deltas and rationales that articulate the cost-versus-performance tradeoff explicitly, including the rare cases where the right move is a deliberate cost-saving downgrade. The Opponent Scouting tab turns "what should we know about Houston tomorrow?" into a structured report grounded in their actual top hitters' batted-ball spray and their top pitchers' arsenal usage and BA-against per pitch. The Roster Builder turns "what's our best lineup against Skubal tonight?" into a platoon-aware nine-slot card whose every defensive-targeting claim is verifiable against an OAA panel on the same screen. The course question of whether LLM-powered applications can deliver real business value, in a real domain, with real public data, evaluated honestly, has a working live URL as its answer.</w:t>
       </w:r>
     </w:p>
     <w:p>
@@ -4646,7 +4750,7 @@
           <w:rFonts w:ascii="Arial" w:hAnsi="Arial"/>
           <w:sz w:val="20"/>
         </w:rPr>
-        <w:t xml:space="preserve"> (36 chronological entries), and </w:t>
+        <w:t xml:space="preserve"> (39 chronological entries spanning the entire build), and </w:t>
       </w:r>
       <w:r>
         <w:rPr>
